--- a/demos/gsap/学习.docx
+++ b/demos/gsap/学习.docx
@@ -84,33 +84,11 @@
           <w:rFonts w:hint="eastAsia"/>
         </w:rPr>
       </w:pPr>
-      <w:proofErr w:type="spellStart"/>
-      <w:r>
-        <w:rPr>
-          <w:rFonts w:hint="eastAsia"/>
-        </w:rPr>
-        <w:t>gsap</w:t>
-      </w:r>
-      <w:proofErr w:type="spellEnd"/>
-      <w:r>
-        <w:rPr>
-          <w:rFonts w:hint="eastAsia"/>
-        </w:rPr>
-        <w:t>生成的tween默认被添加到了</w:t>
-      </w:r>
-      <w:proofErr w:type="spellStart"/>
-      <w:r>
-        <w:rPr>
-          <w:rFonts w:hint="eastAsia"/>
-        </w:rPr>
-        <w:t>globalTimeLine</w:t>
-      </w:r>
-      <w:proofErr w:type="spellEnd"/>
-      <w:r>
-        <w:rPr>
-          <w:rFonts w:hint="eastAsia"/>
-        </w:rPr>
-        <w:t>。</w:t>
+      <w:r>
+        <w:rPr>
+          <w:rFonts w:hint="eastAsia"/>
+        </w:rPr>
+        <w:t>gsap生成的tween默认被添加到了globalTimeLine。</w:t>
       </w:r>
     </w:p>
     <w:p>
@@ -120,37 +98,64 @@
           <w:ilvl w:val="0"/>
           <w:numId w:val="1"/>
         </w:numPr>
-        <w:rPr>
-          <w:rFonts w:hint="eastAsia"/>
-        </w:rPr>
-      </w:pPr>
-      <w:proofErr w:type="spellStart"/>
-      <w:r>
-        <w:rPr>
-          <w:rFonts w:hint="eastAsia"/>
-        </w:rPr>
-        <w:t>timeLine</w:t>
-      </w:r>
-      <w:proofErr w:type="spellEnd"/>
-      <w:r>
-        <w:rPr>
-          <w:rFonts w:hint="eastAsia"/>
-        </w:rPr>
-        <w:t>生成的tween被添加到了该</w:t>
-      </w:r>
-      <w:proofErr w:type="spellStart"/>
-      <w:r>
-        <w:rPr>
-          <w:rFonts w:hint="eastAsia"/>
-        </w:rPr>
-        <w:t>timeLine</w:t>
-      </w:r>
-      <w:proofErr w:type="spellEnd"/>
-      <w:r>
-        <w:rPr>
-          <w:rFonts w:hint="eastAsia"/>
-        </w:rPr>
-        <w:t>。</w:t>
+      </w:pPr>
+      <w:r>
+        <w:rPr>
+          <w:rFonts w:hint="eastAsia"/>
+        </w:rPr>
+        <w:t>timeLine生成的tween被添加到了该timeLine。</w:t>
+      </w:r>
+    </w:p>
+    <w:p>
+      <w:pPr>
+        <w:pStyle w:val="a9"/>
+        <w:numPr>
+          <w:ilvl w:val="0"/>
+          <w:numId w:val="1"/>
+        </w:numPr>
+        <w:rPr>
+          <w:rFonts w:hint="eastAsia"/>
+        </w:rPr>
+      </w:pPr>
+      <w:r>
+        <w:rPr>
+          <w:noProof/>
+        </w:rPr>
+        <w:drawing>
+          <wp:inline distT="0" distB="0" distL="0" distR="0" wp14:anchorId="79C3C784" wp14:editId="053D7FFC">
+            <wp:extent cx="4040554" cy="4590069"/>
+            <wp:effectExtent l="0" t="0" r="0" b="1270"/>
+            <wp:docPr id="321812720" name="图片 1"/>
+            <wp:cNvGraphicFramePr>
+              <a:graphicFrameLocks xmlns:a="http://schemas.openxmlformats.org/drawingml/2006/main" noChangeAspect="1"/>
+            </wp:cNvGraphicFramePr>
+            <a:graphic xmlns:a="http://schemas.openxmlformats.org/drawingml/2006/main">
+              <a:graphicData uri="http://schemas.openxmlformats.org/drawingml/2006/picture">
+                <pic:pic xmlns:pic="http://schemas.openxmlformats.org/drawingml/2006/picture">
+                  <pic:nvPicPr>
+                    <pic:cNvPr id="321812720" name=""/>
+                    <pic:cNvPicPr/>
+                  </pic:nvPicPr>
+                  <pic:blipFill>
+                    <a:blip r:embed="rId8"/>
+                    <a:stretch>
+                      <a:fillRect/>
+                    </a:stretch>
+                  </pic:blipFill>
+                  <pic:spPr>
+                    <a:xfrm>
+                      <a:off x="0" y="0"/>
+                      <a:ext cx="4046422" cy="4596735"/>
+                    </a:xfrm>
+                    <a:prstGeom prst="rect">
+                      <a:avLst/>
+                    </a:prstGeom>
+                  </pic:spPr>
+                </pic:pic>
+              </a:graphicData>
+            </a:graphic>
+          </wp:inline>
+        </w:drawing>
       </w:r>
     </w:p>
     <w:p>
@@ -188,7 +193,7 @@
                     <pic:cNvPicPr/>
                   </pic:nvPicPr>
                   <pic:blipFill>
-                    <a:blip r:embed="rId8"/>
+                    <a:blip r:embed="rId9"/>
                     <a:stretch>
                       <a:fillRect/>
                     </a:stretch>
@@ -235,7 +240,7 @@
                     <pic:cNvPicPr/>
                   </pic:nvPicPr>
                   <pic:blipFill>
-                    <a:blip r:embed="rId9"/>
+                    <a:blip r:embed="rId10"/>
                     <a:stretch>
                       <a:fillRect/>
                     </a:stretch>
@@ -266,96 +271,20 @@
         <w:rPr>
           <w:rFonts w:hint="eastAsia"/>
         </w:rPr>
-        <w:t>```</w:t>
-      </w:r>
-      <w:proofErr w:type="spellStart"/>
-      <w:r>
-        <w:rPr>
-          <w:rFonts w:hint="eastAsia"/>
-        </w:rPr>
-        <w:t>gsap.globalTimeline</w:t>
-      </w:r>
-      <w:proofErr w:type="spellEnd"/>
-      <w:r>
-        <w:rPr>
-          <w:rFonts w:hint="eastAsia"/>
-        </w:rPr>
-        <w:t>```是GSAP中驱动一切的核心时间轴实例，能够一次性影响所有动画，是一种极为强大的控制方式。</w:t>
-      </w:r>
-      <w:r>
-        <w:rPr>
-          <w:rFonts w:hint="eastAsia"/>
-          <w:color w:val="00B0F0"/>
-        </w:rPr>
-        <w:t>但需注意的是，```</w:t>
-      </w:r>
-      <w:proofErr w:type="spellStart"/>
-      <w:r>
-        <w:rPr>
-          <w:rFonts w:hint="eastAsia"/>
-          <w:color w:val="00B0F0"/>
-        </w:rPr>
-        <w:t>gsap.delayedCalls</w:t>
-      </w:r>
-      <w:proofErr w:type="spellEnd"/>
-      <w:r>
-        <w:rPr>
-          <w:rFonts w:hint="eastAsia"/>
-          <w:color w:val="00B0F0"/>
-        </w:rPr>
-        <w:t>()```在技术上也属于缓动动画，因此若暂停或调整```</w:t>
-      </w:r>
-      <w:proofErr w:type="spellStart"/>
-      <w:r>
-        <w:rPr>
-          <w:rFonts w:hint="eastAsia"/>
-          <w:color w:val="00B0F0"/>
-        </w:rPr>
-        <w:t>globalTimeline</w:t>
-      </w:r>
-      <w:proofErr w:type="spellEnd"/>
-      <w:r>
-        <w:rPr>
-          <w:rFonts w:hint="eastAsia"/>
-          <w:color w:val="00B0F0"/>
-        </w:rPr>
-        <w:t>```的时间尺度，同样会影响```</w:t>
-      </w:r>
-      <w:proofErr w:type="spellStart"/>
-      <w:r>
-        <w:rPr>
-          <w:rFonts w:hint="eastAsia"/>
-          <w:color w:val="00B0F0"/>
-        </w:rPr>
-        <w:t>delayedCalls</w:t>
-      </w:r>
-      <w:proofErr w:type="spellEnd"/>
-      <w:r>
-        <w:rPr>
-          <w:rFonts w:hint="eastAsia"/>
-          <w:color w:val="00B0F0"/>
-        </w:rPr>
-        <w:t>()```</w:t>
-      </w:r>
-      <w:r>
-        <w:rPr>
-          <w:rFonts w:hint="eastAsia"/>
-        </w:rPr>
-        <w:t>。若需排除这些影响，请参考```</w:t>
-      </w:r>
-      <w:proofErr w:type="spellStart"/>
-      <w:r>
-        <w:rPr>
-          <w:rFonts w:hint="eastAsia"/>
-        </w:rPr>
-        <w:t>gsap.exportRoot</w:t>
-      </w:r>
-      <w:proofErr w:type="spellEnd"/>
-      <w:r>
-        <w:rPr>
-          <w:rFonts w:hint="eastAsia"/>
-        </w:rPr>
-        <w:t>()```方法。</w:t>
+        <w:t>```gsap.globalTimeline```是GSAP中驱动一切的核心时间轴实例，能够一次性影响所有动画，是一种极为强大的控制方式。</w:t>
+      </w:r>
+      <w:r>
+        <w:rPr>
+          <w:rFonts w:hint="eastAsia"/>
+          <w:color w:val="00B0F0"/>
+        </w:rPr>
+        <w:t>但需注意的是，```gsap.delayedCalls()```在技术上也属于缓动动画，因此若暂停或调整```globalTimeline```的时间尺度，同样会影响```delayedCalls()```</w:t>
+      </w:r>
+      <w:r>
+        <w:rPr>
+          <w:rFonts w:hint="eastAsia"/>
+        </w:rPr>
+        <w:t>。若需排除这些影响，请参考```gsap.exportRoot()```方法。</w:t>
       </w:r>
     </w:p>
     <w:p>
@@ -384,7 +313,7 @@
                     <pic:cNvPicPr/>
                   </pic:nvPicPr>
                   <pic:blipFill>
-                    <a:blip r:embed="rId10"/>
+                    <a:blip r:embed="rId11"/>
                     <a:stretch>
                       <a:fillRect/>
                     </a:stretch>
@@ -417,13 +346,8 @@
         </w:rPr>
         <w:t>GSAP中的</w:t>
       </w:r>
-      <w:proofErr w:type="spellStart"/>
-      <w:r>
-        <w:t>TweenTarget</w:t>
-      </w:r>
-      <w:proofErr w:type="spellEnd"/>
-      <w:r>
-        <w:t xml:space="preserve"> </w:t>
+      <w:r>
+        <w:t xml:space="preserve">TweenTarget </w:t>
       </w:r>
       <w:r>
         <w:rPr>
@@ -445,41 +369,13 @@
         <w:rPr>
           <w:rFonts w:hint="eastAsia"/>
         </w:rPr>
-        <w:t>GSAP的</w:t>
-      </w:r>
-      <w:proofErr w:type="spellStart"/>
-      <w:r>
-        <w:rPr>
-          <w:rFonts w:hint="eastAsia"/>
-        </w:rPr>
-        <w:t>delayCall</w:t>
-      </w:r>
-      <w:proofErr w:type="spellEnd"/>
-      <w:r>
-        <w:rPr>
-          <w:rFonts w:hint="eastAsia"/>
-        </w:rPr>
-        <w:t>实际上是一个</w:t>
-      </w:r>
-      <w:r>
-        <w:rPr>
-          <w:rFonts w:hint="eastAsia"/>
-        </w:rPr>
-        <w:t>target为函数，且</w:t>
-      </w:r>
-      <w:proofErr w:type="spellStart"/>
-      <w:r>
-        <w:rPr>
-          <w:rFonts w:hint="eastAsia"/>
-        </w:rPr>
-        <w:t>oncomplete</w:t>
-      </w:r>
-      <w:proofErr w:type="spellEnd"/>
-      <w:r>
-        <w:rPr>
-          <w:rFonts w:hint="eastAsia"/>
-        </w:rPr>
-        <w:t>也为该函数的tween。</w:t>
+        <w:t>GSAP的delayCall实际上是一个</w:t>
+      </w:r>
+      <w:r>
+        <w:rPr>
+          <w:rFonts w:hint="eastAsia"/>
+        </w:rPr>
+        <w:t>target为函数，且oncomplete也为该函数的tween。</w:t>
       </w:r>
     </w:p>
     <w:p>
@@ -505,21 +401,7 @@
         <w:rPr>
           <w:rFonts w:hint="eastAsia"/>
         </w:rPr>
-        <w:t>清除</w:t>
-      </w:r>
-      <w:proofErr w:type="spellStart"/>
-      <w:r>
-        <w:rPr>
-          <w:rFonts w:hint="eastAsia"/>
-        </w:rPr>
-        <w:t>delaycall</w:t>
-      </w:r>
-      <w:proofErr w:type="spellEnd"/>
-      <w:r>
-        <w:rPr>
-          <w:rFonts w:hint="eastAsia"/>
-        </w:rPr>
-        <w:t>的两种方式：</w:t>
+        <w:t>清除delaycall的两种方式：</w:t>
       </w:r>
     </w:p>
     <w:p>
@@ -537,53 +419,7 @@
         <w:rPr>
           <w:rFonts w:hint="eastAsia"/>
         </w:rPr>
-        <w:t xml:space="preserve">const d = </w:t>
-      </w:r>
-      <w:proofErr w:type="spellStart"/>
-      <w:proofErr w:type="gramStart"/>
-      <w:r>
-        <w:rPr>
-          <w:rFonts w:hint="eastAsia"/>
-        </w:rPr>
-        <w:t>gsap.delaycall</w:t>
-      </w:r>
-      <w:proofErr w:type="spellEnd"/>
-      <w:proofErr w:type="gramEnd"/>
-      <w:r>
-        <w:rPr>
-          <w:rFonts w:hint="eastAsia"/>
-        </w:rPr>
-        <w:t>(</w:t>
-      </w:r>
-      <w:proofErr w:type="gramStart"/>
-      <w:r>
-        <w:rPr>
-          <w:rFonts w:hint="eastAsia"/>
-        </w:rPr>
-        <w:t>1,myFuntion</w:t>
-      </w:r>
-      <w:proofErr w:type="gramEnd"/>
-      <w:r>
-        <w:rPr>
-          <w:rFonts w:hint="eastAsia"/>
-        </w:rPr>
-        <w:t xml:space="preserve">); </w:t>
-      </w:r>
-      <w:proofErr w:type="spellStart"/>
-      <w:proofErr w:type="gramStart"/>
-      <w:r>
-        <w:rPr>
-          <w:rFonts w:hint="eastAsia"/>
-        </w:rPr>
-        <w:t>d.kill</w:t>
-      </w:r>
-      <w:proofErr w:type="spellEnd"/>
-      <w:proofErr w:type="gramEnd"/>
-      <w:r>
-        <w:rPr>
-          <w:rFonts w:hint="eastAsia"/>
-        </w:rPr>
-        <w:t>()</w:t>
+        <w:t>const d = gsap.delaycall(1,myFuntion); d.kill()</w:t>
       </w:r>
     </w:p>
     <w:p>
@@ -597,190 +433,64 @@
           <w:rFonts w:hint="eastAsia"/>
         </w:rPr>
       </w:pPr>
-      <w:proofErr w:type="spellStart"/>
-      <w:proofErr w:type="gramStart"/>
-      <w:r>
-        <w:rPr>
-          <w:rFonts w:hint="eastAsia"/>
-        </w:rPr>
-        <w:t>gsap.delaycall</w:t>
-      </w:r>
-      <w:proofErr w:type="spellEnd"/>
-      <w:proofErr w:type="gramEnd"/>
-      <w:r>
-        <w:rPr>
-          <w:rFonts w:hint="eastAsia"/>
-        </w:rPr>
-        <w:t>(</w:t>
-      </w:r>
-      <w:proofErr w:type="gramStart"/>
-      <w:r>
-        <w:rPr>
-          <w:rFonts w:hint="eastAsia"/>
-        </w:rPr>
-        <w:t>1,myFuntion</w:t>
-      </w:r>
-      <w:proofErr w:type="gramEnd"/>
-      <w:r>
-        <w:rPr>
-          <w:rFonts w:hint="eastAsia"/>
-        </w:rPr>
-        <w:t xml:space="preserve">); </w:t>
-      </w:r>
-      <w:proofErr w:type="spellStart"/>
-      <w:proofErr w:type="gramStart"/>
-      <w:r>
-        <w:rPr>
-          <w:rFonts w:hint="eastAsia"/>
-        </w:rPr>
-        <w:t>gsap.killtweenOf</w:t>
-      </w:r>
-      <w:proofErr w:type="spellEnd"/>
-      <w:proofErr w:type="gramEnd"/>
-      <w:r>
-        <w:rPr>
-          <w:rFonts w:hint="eastAsia"/>
-        </w:rPr>
-        <w:t>(</w:t>
-      </w:r>
-      <w:proofErr w:type="spellStart"/>
-      <w:r>
-        <w:rPr>
-          <w:rFonts w:hint="eastAsia"/>
-        </w:rPr>
-        <w:t>myFuntion</w:t>
-      </w:r>
-      <w:proofErr w:type="spellEnd"/>
-      <w:r>
-        <w:rPr>
-          <w:rFonts w:hint="eastAsia"/>
-        </w:rPr>
-        <w:t>)</w:t>
-      </w:r>
-    </w:p>
-    <w:p>
-      <w:pPr>
-        <w:rPr>
-          <w:rFonts w:hint="eastAsia"/>
-        </w:rPr>
-      </w:pPr>
-      <w:r>
-        <w:rPr>
-          <w:rFonts w:hint="eastAsia"/>
-        </w:rPr>
-        <w:t xml:space="preserve">不能使用const d = </w:t>
-      </w:r>
-      <w:proofErr w:type="spellStart"/>
-      <w:r>
-        <w:rPr>
-          <w:rFonts w:hint="eastAsia"/>
-        </w:rPr>
-        <w:t>gsap.delaycall</w:t>
-      </w:r>
-      <w:proofErr w:type="spellEnd"/>
-      <w:r>
-        <w:rPr>
-          <w:rFonts w:hint="eastAsia"/>
-        </w:rPr>
-        <w:t xml:space="preserve">(1,myFuntion); </w:t>
-      </w:r>
-      <w:proofErr w:type="spellStart"/>
-      <w:r>
-        <w:rPr>
-          <w:rFonts w:hint="eastAsia"/>
-        </w:rPr>
-        <w:t>gsap.killtweenOf</w:t>
-      </w:r>
-      <w:proofErr w:type="spellEnd"/>
-      <w:r>
-        <w:rPr>
-          <w:rFonts w:hint="eastAsia"/>
-        </w:rPr>
-        <w:t>(d)，因为</w:t>
-      </w:r>
-    </w:p>
-    <w:p>
-      <w:pPr>
-        <w:rPr>
-          <w:rFonts w:hint="eastAsia"/>
-        </w:rPr>
-      </w:pPr>
-      <w:proofErr w:type="spellStart"/>
-      <w:r>
-        <w:rPr>
-          <w:rFonts w:hint="eastAsia"/>
-        </w:rPr>
-        <w:t>killtweenOf</w:t>
-      </w:r>
-      <w:proofErr w:type="spellEnd"/>
-      <w:r>
-        <w:rPr>
-          <w:rFonts w:hint="eastAsia"/>
-        </w:rPr>
-        <w:t>()的参数为</w:t>
-      </w:r>
-      <w:proofErr w:type="spellStart"/>
-      <w:r>
-        <w:rPr>
-          <w:rFonts w:hint="eastAsia"/>
-        </w:rPr>
-        <w:t>tweenTarget</w:t>
-      </w:r>
-      <w:proofErr w:type="spellEnd"/>
-      <w:r>
-        <w:rPr>
-          <w:rFonts w:hint="eastAsia"/>
-        </w:rPr>
-        <w:t>而不是Tween。</w:t>
-      </w:r>
-    </w:p>
-    <w:p>
-      <w:pPr>
-        <w:rPr>
-          <w:rFonts w:hint="eastAsia"/>
-        </w:rPr>
-      </w:pPr>
-    </w:p>
-    <w:p>
-      <w:pPr>
-        <w:rPr>
-          <w:rFonts w:hint="eastAsia"/>
-        </w:rPr>
-      </w:pPr>
-    </w:p>
-    <w:p>
-      <w:pPr>
-        <w:rPr>
-          <w:rFonts w:hint="eastAsia"/>
-        </w:rPr>
-      </w:pPr>
-      <w:proofErr w:type="spellStart"/>
-      <w:r>
-        <w:rPr>
-          <w:rFonts w:hint="eastAsia"/>
-        </w:rPr>
-        <w:t>Gsap</w:t>
-      </w:r>
-      <w:proofErr w:type="spellEnd"/>
-      <w:r>
-        <w:rPr>
-          <w:rFonts w:hint="eastAsia"/>
-        </w:rPr>
-        <w:t>中的</w:t>
-      </w:r>
-      <w:proofErr w:type="spellStart"/>
-      <w:r>
-        <w:rPr>
-          <w:rFonts w:hint="eastAsia"/>
-        </w:rPr>
-        <w:t>autoAlpha</w:t>
-      </w:r>
-      <w:proofErr w:type="spellEnd"/>
-      <w:r>
-        <w:rPr>
-          <w:rFonts w:hint="eastAsia"/>
-        </w:rPr>
-        <w:t>的作用是：根据opacity动态设置</w:t>
+      <w:r>
+        <w:rPr>
+          <w:rFonts w:hint="eastAsia"/>
+        </w:rPr>
+        <w:t>gsap.delaycall(1,myFuntion); gsap.killtweenOf(myFuntion)</w:t>
+      </w:r>
+    </w:p>
+    <w:p>
+      <w:pPr>
+        <w:rPr>
+          <w:rFonts w:hint="eastAsia"/>
+        </w:rPr>
+      </w:pPr>
+      <w:r>
+        <w:rPr>
+          <w:rFonts w:hint="eastAsia"/>
+        </w:rPr>
+        <w:t>不能使用const d = gsap.delaycall(1,myFuntion); gsap.killtweenOf(d)，因为</w:t>
+      </w:r>
+    </w:p>
+    <w:p>
+      <w:pPr>
+        <w:rPr>
+          <w:rFonts w:hint="eastAsia"/>
+        </w:rPr>
+      </w:pPr>
+      <w:r>
+        <w:rPr>
+          <w:rFonts w:hint="eastAsia"/>
+        </w:rPr>
+        <w:t>killtweenOf()的参数为tweenTarget而不是Tween。</w:t>
+      </w:r>
+    </w:p>
+    <w:p>
+      <w:pPr>
+        <w:rPr>
+          <w:rFonts w:hint="eastAsia"/>
+        </w:rPr>
+      </w:pPr>
+    </w:p>
+    <w:p>
+      <w:pPr>
+        <w:rPr>
+          <w:rFonts w:hint="eastAsia"/>
+        </w:rPr>
+      </w:pPr>
+    </w:p>
+    <w:p>
+      <w:pPr>
+        <w:rPr>
+          <w:rFonts w:hint="eastAsia"/>
+        </w:rPr>
+      </w:pPr>
+      <w:r>
+        <w:rPr>
+          <w:rFonts w:hint="eastAsia"/>
+        </w:rPr>
+        <w:t>Gsap中的autoAlpha的作用是：根据opacity动态设置</w:t>
       </w:r>
       <w:r>
         <w:t>visibility</w:t>
@@ -816,21 +526,7 @@
         <w:rPr>
           <w:rFonts w:hint="eastAsia"/>
         </w:rPr>
-        <w:t>为hidden。</w:t>
-      </w:r>
-      <w:proofErr w:type="spellStart"/>
-      <w:r>
-        <w:rPr>
-          <w:rFonts w:hint="eastAsia"/>
-        </w:rPr>
-        <w:t>autoAlpha</w:t>
-      </w:r>
-      <w:proofErr w:type="spellEnd"/>
-      <w:r>
-        <w:rPr>
-          <w:rFonts w:hint="eastAsia"/>
-        </w:rPr>
-        <w:t>：0，表示opacity：0；</w:t>
+        <w:t>为hidden。autoAlpha：0，表示opacity：0；</w:t>
       </w:r>
       <w:r>
         <w:t>visibility</w:t>
@@ -839,21 +535,7 @@
         <w:rPr>
           <w:rFonts w:hint="eastAsia"/>
         </w:rPr>
-        <w:t>：hidden。</w:t>
-      </w:r>
-      <w:proofErr w:type="spellStart"/>
-      <w:r>
-        <w:rPr>
-          <w:rFonts w:hint="eastAsia"/>
-        </w:rPr>
-        <w:t>autoAlpha</w:t>
-      </w:r>
-      <w:proofErr w:type="spellEnd"/>
-      <w:r>
-        <w:rPr>
-          <w:rFonts w:hint="eastAsia"/>
-        </w:rPr>
-        <w:t>：1，表示opacity：1；</w:t>
+        <w:t>：hidden。autoAlpha：1，表示opacity：1；</w:t>
       </w:r>
       <w:r>
         <w:t>visibility</w:t>
@@ -862,21 +544,7 @@
         <w:rPr>
           <w:rFonts w:hint="eastAsia"/>
         </w:rPr>
-        <w:t>：visible。其内部使用的是</w:t>
-      </w:r>
-      <w:proofErr w:type="spellStart"/>
-      <w:r>
-        <w:rPr>
-          <w:rFonts w:hint="eastAsia"/>
-        </w:rPr>
-        <w:t>autoAlpha</w:t>
-      </w:r>
-      <w:proofErr w:type="spellEnd"/>
-      <w:r>
-        <w:rPr>
-          <w:rFonts w:hint="eastAsia"/>
-        </w:rPr>
-        <w:t>插件。</w:t>
+        <w:t>：visible。其内部使用的是autoAlpha插件。</w:t>
       </w:r>
     </w:p>
     <w:p>
@@ -911,22 +579,8 @@
         </w:rPr>
         <w:t>例如：</w:t>
       </w:r>
-      <w:proofErr w:type="spellStart"/>
-      <w:proofErr w:type="gramStart"/>
-      <w:r>
-        <w:t>querySelector</w:t>
-      </w:r>
-      <w:proofErr w:type="spellEnd"/>
-      <w:r>
-        <w:t>(</w:t>
-      </w:r>
-      <w:proofErr w:type="gramEnd"/>
-      <w:r>
-        <w:t>"button"</w:t>
-      </w:r>
-      <w:proofErr w:type="gramStart"/>
-      <w:r>
-        <w:t>)</w:t>
+      <w:r>
+        <w:t>querySelector("button")</w:t>
       </w:r>
       <w:r>
         <w:rPr>
@@ -935,63 +589,17 @@
         <w:t>.</w:t>
       </w:r>
       <w:r>
-        <w:t>.</w:t>
-      </w:r>
-      <w:proofErr w:type="spellStart"/>
-      <w:r>
-        <w:t>addEventListener</w:t>
-      </w:r>
-      <w:proofErr w:type="spellEnd"/>
-      <w:r>
-        <w:t>(</w:t>
-      </w:r>
-      <w:proofErr w:type="gramEnd"/>
-      <w:r>
-        <w:t>"click", () =&gt;</w:t>
-      </w:r>
-    </w:p>
-    <w:p>
-      <w:pPr>
-        <w:rPr>
-          <w:rFonts w:hint="eastAsia"/>
-        </w:rPr>
-      </w:pPr>
-      <w:r>
-        <w:t xml:space="preserve">    </w:t>
-      </w:r>
-      <w:proofErr w:type="spellStart"/>
-      <w:proofErr w:type="gramStart"/>
-      <w:r>
-        <w:t>gsap.from</w:t>
-      </w:r>
-      <w:proofErr w:type="spellEnd"/>
-      <w:proofErr w:type="gramEnd"/>
-      <w:r>
-        <w:t>(</w:t>
-      </w:r>
-      <w:proofErr w:type="gramStart"/>
-      <w:r>
-        <w:t>".box</w:t>
-      </w:r>
-      <w:proofErr w:type="gramEnd"/>
-      <w:r>
-        <w:t xml:space="preserve">", </w:t>
-      </w:r>
-      <w:proofErr w:type="gramStart"/>
-      <w:r>
-        <w:t>{ opacity</w:t>
-      </w:r>
-      <w:proofErr w:type="gramEnd"/>
-      <w:r>
-        <w:t xml:space="preserve">: 0, duration: </w:t>
-      </w:r>
-      <w:proofErr w:type="gramStart"/>
-      <w:r>
-        <w:t>3 }</w:t>
-      </w:r>
-      <w:proofErr w:type="gramEnd"/>
-      <w:r>
-        <w:t>)</w:t>
+        <w:t>.addEventListener("click", () =&gt;</w:t>
+      </w:r>
+    </w:p>
+    <w:p>
+      <w:pPr>
+        <w:rPr>
+          <w:rFonts w:hint="eastAsia"/>
+        </w:rPr>
+      </w:pPr>
+      <w:r>
+        <w:t xml:space="preserve">    gsap.from(".box", { opacity: 0, duration: 3 })</w:t>
       </w:r>
     </w:p>
     <w:p>
@@ -1027,21 +635,7 @@
         <w:rPr>
           <w:rFonts w:hint="eastAsia"/>
         </w:rPr>
-        <w:t>原因是from()方法的结束状态是即时取的元素的当前状态，当元素还在动画进行时，假如运动到了opacity:0.5的位置，此时点击事件创建的from()动画的结束状态的opacity就为0.5。此时可以使用</w:t>
-      </w:r>
-      <w:proofErr w:type="spellStart"/>
-      <w:r>
-        <w:rPr>
-          <w:rFonts w:hint="eastAsia"/>
-        </w:rPr>
-        <w:t>fromTo</w:t>
-      </w:r>
-      <w:proofErr w:type="spellEnd"/>
-      <w:r>
-        <w:rPr>
-          <w:rFonts w:hint="eastAsia"/>
-        </w:rPr>
-        <w:t>（target,</w:t>
+        <w:t>原因是from()方法的结束状态是即时取的元素的当前状态，当元素还在动画进行时，假如运动到了opacity:0.5的位置，此时点击事件创建的from()动画的结束状态的opacity就为0.5。此时可以使用fromTo（target,</w:t>
       </w:r>
       <w:r>
         <w:rPr>
@@ -1076,11 +670,9 @@
           <w:rFonts w:hint="eastAsia"/>
         </w:rPr>
       </w:pPr>
-      <w:proofErr w:type="spellStart"/>
       <w:r>
         <w:t>immediateRender</w:t>
       </w:r>
-      <w:proofErr w:type="spellEnd"/>
       <w:r>
         <w:rPr>
           <w:rFonts w:hint="eastAsia"/>
@@ -1117,11 +709,9 @@
         </w:rPr>
         <w:t>设置</w:t>
       </w:r>
-      <w:proofErr w:type="spellStart"/>
       <w:r>
         <w:t>immediateRender</w:t>
       </w:r>
-      <w:proofErr w:type="spellEnd"/>
       <w:r>
         <w:rPr>
           <w:rFonts w:hint="eastAsia"/>
@@ -1142,28 +732,24 @@
           <w:rFonts w:hint="eastAsia"/>
         </w:rPr>
       </w:pPr>
-      <w:proofErr w:type="spellStart"/>
       <w:r>
         <w:rPr>
           <w:rFonts w:hint="eastAsia"/>
         </w:rPr>
         <w:t>repeatRefresh</w:t>
       </w:r>
-      <w:proofErr w:type="spellEnd"/>
       <w:r>
         <w:rPr>
           <w:rFonts w:hint="eastAsia"/>
         </w:rPr>
         <w:t>：</w:t>
       </w:r>
-      <w:proofErr w:type="spellStart"/>
       <w:r>
         <w:rPr>
           <w:rFonts w:hint="eastAsia"/>
         </w:rPr>
         <w:t>repeatRefresh</w:t>
       </w:r>
-      <w:proofErr w:type="spellEnd"/>
       <w:r>
         <w:rPr>
           <w:rFonts w:hint="eastAsia"/>
@@ -1214,114 +800,20 @@
           <w:rFonts w:hint="eastAsia"/>
         </w:rPr>
       </w:pPr>
-      <w:proofErr w:type="spellStart"/>
-      <w:r>
-        <w:rPr>
-          <w:rFonts w:hint="eastAsia"/>
-        </w:rPr>
-        <w:t>xPercent</w:t>
-      </w:r>
-      <w:proofErr w:type="spellEnd"/>
-      <w:r>
-        <w:rPr>
-          <w:rFonts w:hint="eastAsia"/>
-        </w:rPr>
-        <w:t>和</w:t>
-      </w:r>
-      <w:proofErr w:type="spellStart"/>
-      <w:r>
-        <w:rPr>
-          <w:rFonts w:hint="eastAsia"/>
-        </w:rPr>
-        <w:t>yPercent</w:t>
-      </w:r>
-      <w:proofErr w:type="spellEnd"/>
-      <w:r>
-        <w:rPr>
-          <w:rFonts w:hint="eastAsia"/>
-        </w:rPr>
-        <w:t>可以和x、y一起使用</w:t>
-      </w:r>
-      <w:r>
-        <w:t>，比如 {</w:t>
-      </w:r>
-      <w:proofErr w:type="spellStart"/>
-      <w:r>
-        <w:t>xPercent</w:t>
-      </w:r>
-      <w:proofErr w:type="spellEnd"/>
-      <w:r>
-        <w:t xml:space="preserve">: -50, </w:t>
-      </w:r>
-      <w:proofErr w:type="spellStart"/>
-      <w:r>
-        <w:t>yPercent</w:t>
-      </w:r>
-      <w:proofErr w:type="spellEnd"/>
-      <w:r>
-        <w:t>: -50, x: 100, y: 300}，这会非常有用</w:t>
-      </w:r>
-      <w:r>
-        <w:rPr>
-          <w:rFonts w:hint="eastAsia"/>
-        </w:rPr>
-        <w:t>（</w:t>
-      </w:r>
-      <w:proofErr w:type="spellStart"/>
-      <w:r>
-        <w:rPr>
-          <w:rFonts w:hint="eastAsia"/>
-        </w:rPr>
-        <w:t>ps</w:t>
-      </w:r>
-      <w:proofErr w:type="spellEnd"/>
-      <w:r>
-        <w:rPr>
-          <w:rFonts w:hint="eastAsia"/>
-        </w:rPr>
-        <w:t>：如果x、y设置的值为百分比，那么其效果和</w:t>
-      </w:r>
-      <w:proofErr w:type="spellStart"/>
-      <w:r>
-        <w:rPr>
-          <w:rFonts w:hint="eastAsia"/>
-        </w:rPr>
-        <w:t>xPercent</w:t>
-      </w:r>
-      <w:proofErr w:type="spellEnd"/>
-      <w:r>
-        <w:rPr>
-          <w:rFonts w:hint="eastAsia"/>
-        </w:rPr>
-        <w:t>、</w:t>
-      </w:r>
-      <w:proofErr w:type="spellStart"/>
-      <w:r>
-        <w:rPr>
-          <w:rFonts w:hint="eastAsia"/>
-        </w:rPr>
-        <w:t>yPercent</w:t>
-      </w:r>
-      <w:proofErr w:type="spellEnd"/>
-      <w:r>
-        <w:rPr>
-          <w:rFonts w:hint="eastAsia"/>
-        </w:rPr>
-        <w:t>一样，都是</w:t>
-      </w:r>
-      <w:proofErr w:type="gramStart"/>
-      <w:r>
-        <w:rPr>
-          <w:rFonts w:hint="eastAsia"/>
-        </w:rPr>
-        <w:t>是</w:t>
-      </w:r>
-      <w:proofErr w:type="gramEnd"/>
-      <w:r>
-        <w:rPr>
-          <w:rFonts w:hint="eastAsia"/>
-        </w:rPr>
-        <w:t>基于元素自身的宽高进行计算）。</w:t>
+      <w:r>
+        <w:rPr>
+          <w:rFonts w:hint="eastAsia"/>
+        </w:rPr>
+        <w:t>xPercent和yPercent可以和x、y一起使用</w:t>
+      </w:r>
+      <w:r>
+        <w:t>，比如 {xPercent: -50, yPercent: -50, x: 100, y: 300}，这会非常有用</w:t>
+      </w:r>
+      <w:r>
+        <w:rPr>
+          <w:rFonts w:hint="eastAsia"/>
+        </w:rPr>
+        <w:t>（ps：如果x、y设置的值为百分比，那么其效果和xPercent、yPercent一样，都是是基于元素自身的宽高进行计算）。</w:t>
       </w:r>
     </w:p>
     <w:p>
@@ -1369,21 +861,7 @@
         <w:rPr>
           <w:color w:val="00B0F0"/>
         </w:rPr>
-        <w:t>用户可能会快速点击不同的按钮，那么每次</w:t>
-      </w:r>
-      <w:proofErr w:type="gramStart"/>
-      <w:r>
-        <w:rPr>
-          <w:color w:val="00B0F0"/>
-        </w:rPr>
-        <w:t>交互时都创建</w:t>
-      </w:r>
-      <w:proofErr w:type="gramEnd"/>
-      <w:r>
-        <w:rPr>
-          <w:color w:val="00B0F0"/>
-        </w:rPr>
-        <w:t>动画是有意义的</w:t>
+        <w:t>用户可能会快速点击不同的按钮，那么每次交互时都创建动画是有意义的</w:t>
       </w:r>
       <w:r>
         <w:t>，这样可以确保动画总是从元素的当前状态（即使它正处于上一次动画的中间状态）开始过渡</w:t>
@@ -1421,7 +899,7 @@
                     <pic:cNvPicPr/>
                   </pic:nvPicPr>
                   <pic:blipFill>
-                    <a:blip r:embed="rId11"/>
+                    <a:blip r:embed="rId12"/>
                     <a:stretch>
                       <a:fillRect/>
                     </a:stretch>
@@ -1456,63 +934,27 @@
         </w:rPr>
       </w:pPr>
       <w:r>
-        <w:t xml:space="preserve">如果您需要为某个属性制作动画，使其频繁地更新到一个新的动态位置，您可能需要考虑使用 </w:t>
-      </w:r>
-      <w:proofErr w:type="spellStart"/>
-      <w:r>
-        <w:t>gsap.quickTo</w:t>
-      </w:r>
-      <w:proofErr w:type="spellEnd"/>
-      <w:r>
-        <w:t>()方法</w:t>
-      </w:r>
-    </w:p>
-    <w:p>
-      <w:pPr>
-        <w:rPr>
-          <w:rFonts w:hint="eastAsia"/>
-        </w:rPr>
-      </w:pPr>
-    </w:p>
-    <w:p>
-      <w:pPr>
-        <w:rPr>
-          <w:rFonts w:hint="eastAsia"/>
-        </w:rPr>
-      </w:pPr>
-      <w:r>
-        <w:rPr>
-          <w:rFonts w:hint="eastAsia"/>
-        </w:rPr>
-        <w:t>如果要为一组</w:t>
-      </w:r>
-      <w:proofErr w:type="spellStart"/>
-      <w:r>
-        <w:rPr>
-          <w:rFonts w:hint="eastAsia"/>
-        </w:rPr>
-        <w:t>dom</w:t>
-      </w:r>
-      <w:proofErr w:type="spellEnd"/>
-      <w:r>
-        <w:rPr>
-          <w:rFonts w:hint="eastAsia"/>
-        </w:rPr>
-        <w:t>元素都添加上点击事件，推荐的做法是对</w:t>
-      </w:r>
-      <w:proofErr w:type="spellStart"/>
-      <w:r>
-        <w:rPr>
-          <w:rFonts w:hint="eastAsia"/>
-        </w:rPr>
-        <w:t>dom</w:t>
-      </w:r>
-      <w:proofErr w:type="spellEnd"/>
-      <w:r>
-        <w:rPr>
-          <w:rFonts w:hint="eastAsia"/>
-        </w:rPr>
-        <w:t>进行循环，然后添加事件。</w:t>
+        <w:t>如果您需要为某个属性制作动画，使其频繁地更新到一个新的动态位置，您可能需要考虑使用 gsap.quickTo()方法</w:t>
+      </w:r>
+    </w:p>
+    <w:p>
+      <w:pPr>
+        <w:rPr>
+          <w:rFonts w:hint="eastAsia"/>
+        </w:rPr>
+      </w:pPr>
+    </w:p>
+    <w:p>
+      <w:pPr>
+        <w:rPr>
+          <w:rFonts w:hint="eastAsia"/>
+        </w:rPr>
+      </w:pPr>
+      <w:r>
+        <w:rPr>
+          <w:rFonts w:hint="eastAsia"/>
+        </w:rPr>
+        <w:t>如果要为一组dom元素都添加上点击事件，推荐的做法是对dom进行循环，然后添加事件。</w:t>
       </w:r>
     </w:p>
     <w:p>
@@ -1555,7 +997,6 @@
           <w:rFonts w:hint="eastAsia"/>
         </w:rPr>
       </w:pPr>
-      <w:proofErr w:type="spellStart"/>
       <w:r>
         <w:rPr>
           <w:rFonts w:hint="eastAsia"/>
@@ -1565,7 +1006,6 @@
       <w:r>
         <w:t>getById</w:t>
       </w:r>
-      <w:proofErr w:type="spellEnd"/>
       <w:r>
         <w:rPr>
           <w:rFonts w:hint="eastAsia"/>
@@ -1586,19 +1026,11 @@
           <w:rFonts w:hint="eastAsia"/>
         </w:rPr>
       </w:pPr>
-      <w:proofErr w:type="spellStart"/>
-      <w:r>
-        <w:rPr>
-          <w:rFonts w:hint="eastAsia"/>
-        </w:rPr>
-        <w:t>Gsap.getProperty</w:t>
-      </w:r>
-      <w:proofErr w:type="spellEnd"/>
-      <w:r>
-        <w:rPr>
-          <w:rFonts w:hint="eastAsia"/>
-        </w:rPr>
-        <w:t>()返回的属性检查顺序：</w:t>
+      <w:r>
+        <w:rPr>
+          <w:rFonts w:hint="eastAsia"/>
+        </w:rPr>
+        <w:t>Gsap.getProperty()返回的属性检查顺序：</w:t>
       </w:r>
     </w:p>
     <w:p>
@@ -1642,15 +1074,7 @@
         </w:rPr>
       </w:pPr>
       <w:r>
-        <w:t>元素的 .</w:t>
-      </w:r>
-      <w:proofErr w:type="spellStart"/>
-      <w:r>
-        <w:t>getComputedStyle</w:t>
-      </w:r>
-      <w:proofErr w:type="spellEnd"/>
-      <w:r>
-        <w:t>()</w:t>
+        <w:t>元素的 .getComputedStyle()</w:t>
       </w:r>
       <w:r>
         <w:rPr>
@@ -1673,15 +1097,7 @@
         </w:rPr>
       </w:pPr>
       <w:r>
-        <w:t xml:space="preserve">元素自身的属性（如 </w:t>
-      </w:r>
-      <w:proofErr w:type="spellStart"/>
-      <w:r>
-        <w:t>element.property</w:t>
-      </w:r>
-      <w:proofErr w:type="spellEnd"/>
-      <w:r>
-        <w:t>）</w:t>
+        <w:t>元素自身的属性（如 element.property）</w:t>
       </w:r>
     </w:p>
     <w:p>
@@ -1705,125 +1121,64 @@
         <w:t>属性</w:t>
       </w:r>
       <w:r>
-        <w:t xml:space="preserve">（attribute，如 </w:t>
-      </w:r>
-      <w:proofErr w:type="spellStart"/>
-      <w:r>
-        <w:t>element.getAttribute</w:t>
-      </w:r>
-      <w:proofErr w:type="spellEnd"/>
-      <w:r>
-        <w:t>(property)）</w:t>
-      </w:r>
-    </w:p>
-    <w:p>
-      <w:pPr>
-        <w:rPr>
-          <w:rFonts w:hint="eastAsia"/>
-        </w:rPr>
-      </w:pPr>
-      <w:proofErr w:type="spellStart"/>
-      <w:r>
-        <w:rPr>
-          <w:rFonts w:hint="eastAsia"/>
-        </w:rPr>
-        <w:t>Gsap.getProperty</w:t>
-      </w:r>
-      <w:proofErr w:type="spellEnd"/>
-      <w:r>
-        <w:rPr>
-          <w:rFonts w:hint="eastAsia"/>
-        </w:rPr>
-        <w:t>如果只指定第一个参数，那么返回的是一个property getter 函数。</w:t>
-      </w:r>
-    </w:p>
-    <w:p>
-      <w:pPr>
-        <w:rPr>
-          <w:rFonts w:hint="eastAsia"/>
-        </w:rPr>
-      </w:pPr>
-    </w:p>
-    <w:p>
-      <w:pPr>
-        <w:rPr>
-          <w:rFonts w:hint="eastAsia"/>
-        </w:rPr>
-      </w:pPr>
-      <w:proofErr w:type="spellStart"/>
-      <w:r>
-        <w:rPr>
-          <w:rFonts w:hint="eastAsia"/>
-        </w:rPr>
-        <w:t>Gsap.getTweenOf</w:t>
-      </w:r>
-      <w:proofErr w:type="spellEnd"/>
-      <w:r>
-        <w:rPr>
-          <w:rFonts w:hint="eastAsia"/>
-        </w:rPr>
-        <w:t>()可以根据target返回对应的tween，该target不分类型，只要该target注册过动画并且该</w:t>
-      </w:r>
-      <w:proofErr w:type="gramStart"/>
-      <w:r>
-        <w:rPr>
-          <w:rFonts w:hint="eastAsia"/>
-        </w:rPr>
-        <w:t>动画未</w:t>
-      </w:r>
-      <w:proofErr w:type="gramEnd"/>
-      <w:r>
-        <w:rPr>
-          <w:rFonts w:hint="eastAsia"/>
-        </w:rPr>
-        <w:t>开始或者进行中，就可以找到对应的动画实例。</w:t>
-      </w:r>
-    </w:p>
-    <w:p>
-      <w:pPr>
-        <w:rPr>
-          <w:rFonts w:hint="eastAsia"/>
-        </w:rPr>
-      </w:pPr>
-    </w:p>
-    <w:p>
-      <w:pPr>
-        <w:rPr>
-          <w:rFonts w:hint="eastAsia"/>
-        </w:rPr>
-      </w:pPr>
-      <w:proofErr w:type="spellStart"/>
-      <w:r>
-        <w:rPr>
-          <w:rFonts w:hint="eastAsia"/>
-        </w:rPr>
-        <w:t>Gsap.killTweenOf</w:t>
-      </w:r>
-      <w:proofErr w:type="spellEnd"/>
-      <w:r>
-        <w:rPr>
-          <w:rFonts w:hint="eastAsia"/>
-        </w:rPr>
-        <w:t>()和</w:t>
-      </w:r>
-      <w:proofErr w:type="spellStart"/>
-      <w:r>
-        <w:rPr>
-          <w:rFonts w:hint="eastAsia"/>
-        </w:rPr>
-        <w:t>getTweenOf</w:t>
-      </w:r>
-      <w:proofErr w:type="spellEnd"/>
-      <w:r>
-        <w:rPr>
-          <w:rFonts w:hint="eastAsia"/>
-        </w:rPr>
-        <w:t>()的第一个参数一样。第二个参数可以指定要清除的关于指定属性的动画。如</w:t>
+        <w:t>（attribute，如 element.getAttribute(property)）</w:t>
+      </w:r>
+    </w:p>
+    <w:p>
+      <w:pPr>
+        <w:rPr>
+          <w:rFonts w:hint="eastAsia"/>
+        </w:rPr>
+      </w:pPr>
+      <w:r>
+        <w:rPr>
+          <w:rFonts w:hint="eastAsia"/>
+        </w:rPr>
+        <w:t>Gsap.getProperty如果只指定第一个参数，那么返回的是一个property getter 函数。</w:t>
+      </w:r>
+    </w:p>
+    <w:p>
+      <w:pPr>
+        <w:rPr>
+          <w:rFonts w:hint="eastAsia"/>
+        </w:rPr>
+      </w:pPr>
+    </w:p>
+    <w:p>
+      <w:pPr>
+        <w:rPr>
+          <w:rFonts w:hint="eastAsia"/>
+        </w:rPr>
+      </w:pPr>
+      <w:r>
+        <w:rPr>
+          <w:rFonts w:hint="eastAsia"/>
+        </w:rPr>
+        <w:t>Gsap.getTweenOf()可以根据target返回对应的tween，该target不分类型，只要该target注册过动画并且该动画未开始或者进行中，就可以找到对应的动画实例。</w:t>
+      </w:r>
+    </w:p>
+    <w:p>
+      <w:pPr>
+        <w:rPr>
+          <w:rFonts w:hint="eastAsia"/>
+        </w:rPr>
+      </w:pPr>
+    </w:p>
+    <w:p>
+      <w:pPr>
+        <w:rPr>
+          <w:rFonts w:hint="eastAsia"/>
+        </w:rPr>
+      </w:pPr>
+      <w:r>
+        <w:rPr>
+          <w:rFonts w:hint="eastAsia"/>
+        </w:rPr>
+        <w:t>Gsap.killTweenOf()和getTweenOf()的第一个参数一样。第二个参数可以指定要清除的关于指定属性的动画。如</w:t>
       </w:r>
       <w:r>
         <w:t>"</w:t>
       </w:r>
-      <w:proofErr w:type="spellStart"/>
       <w:r>
         <w:rPr>
           <w:rFonts w:hint="eastAsia"/>
@@ -1839,7 +1194,6 @@
         </w:rPr>
         <w:t>b</w:t>
       </w:r>
-      <w:proofErr w:type="spellEnd"/>
       <w:r>
         <w:t>"</w:t>
       </w:r>
@@ -1855,22 +1209,18 @@
         </w:rPr>
         <w:t>当第二个参数传入</w:t>
       </w:r>
-      <w:proofErr w:type="gramStart"/>
       <w:r>
         <w:t>’</w:t>
       </w:r>
-      <w:proofErr w:type="gramEnd"/>
       <w:r>
         <w:rPr>
           <w:rFonts w:hint="eastAsia"/>
         </w:rPr>
         <w:t>*</w:t>
       </w:r>
-      <w:proofErr w:type="gramStart"/>
       <w:r>
         <w:t>’</w:t>
       </w:r>
-      <w:proofErr w:type="gramEnd"/>
       <w:r>
         <w:rPr>
           <w:rFonts w:hint="eastAsia"/>
@@ -1883,110 +1233,68 @@
         </w:rPr>
         <w:t>所有关于</w:t>
       </w:r>
-      <w:proofErr w:type="spellStart"/>
-      <w:r>
-        <w:rPr>
-          <w:rFonts w:hint="eastAsia"/>
-        </w:rPr>
-        <w:t>dom</w:t>
-      </w:r>
-      <w:proofErr w:type="spellEnd"/>
-      <w:r>
-        <w:rPr>
-          <w:rFonts w:hint="eastAsia"/>
-        </w:rPr>
-        <w:t>的动画。</w:t>
-      </w:r>
-    </w:p>
-    <w:p>
-      <w:pPr>
-        <w:rPr>
-          <w:rFonts w:hint="eastAsia"/>
-        </w:rPr>
-      </w:pPr>
-    </w:p>
-    <w:p>
-      <w:pPr>
-        <w:rPr>
-          <w:rFonts w:hint="eastAsia"/>
-        </w:rPr>
-      </w:pPr>
-      <w:proofErr w:type="spellStart"/>
-      <w:r>
-        <w:rPr>
-          <w:rFonts w:hint="eastAsia"/>
-        </w:rPr>
-        <w:t>Gsap.quickSetter</w:t>
-      </w:r>
-      <w:proofErr w:type="spellEnd"/>
-      <w:r>
-        <w:rPr>
-          <w:rFonts w:hint="eastAsia"/>
-        </w:rPr>
-        <w:t>()的效果是传入一个target和一个属性，然后返回一个设置该属性值的函数。</w:t>
-      </w:r>
-      <w:r>
-        <w:rPr>
-          <w:rFonts w:hint="eastAsia"/>
-        </w:rPr>
-        <w:t>如果.</w:t>
-      </w:r>
-      <w:proofErr w:type="spellStart"/>
-      <w:r>
-        <w:rPr>
-          <w:rFonts w:hint="eastAsia"/>
-        </w:rPr>
-        <w:t>quickSetter</w:t>
-      </w:r>
-      <w:proofErr w:type="spellEnd"/>
-      <w:r>
-        <w:rPr>
-          <w:rFonts w:hint="eastAsia"/>
-        </w:rPr>
-        <w:t>()方法的第二个参数为的值为</w:t>
-      </w:r>
-      <w:proofErr w:type="gramStart"/>
+      <w:r>
+        <w:rPr>
+          <w:rFonts w:hint="eastAsia"/>
+        </w:rPr>
+        <w:t>dom的动画。</w:t>
+      </w:r>
+    </w:p>
+    <w:p>
+      <w:pPr>
+        <w:rPr>
+          <w:rFonts w:hint="eastAsia"/>
+        </w:rPr>
+      </w:pPr>
+    </w:p>
+    <w:p>
+      <w:pPr>
+        <w:rPr>
+          <w:rFonts w:hint="eastAsia"/>
+        </w:rPr>
+      </w:pPr>
+      <w:r>
+        <w:rPr>
+          <w:rFonts w:hint="eastAsia"/>
+        </w:rPr>
+        <w:t>Gsap.quickSetter()的效果是传入一个target和一个属性，然后返回一个设置该属性值的函数。</w:t>
+      </w:r>
+      <w:r>
+        <w:rPr>
+          <w:rFonts w:hint="eastAsia"/>
+        </w:rPr>
+        <w:t>如果.quickSetter()方法的第二个参数为的值为</w:t>
+      </w:r>
       <w:r>
         <w:t>’</w:t>
       </w:r>
-      <w:proofErr w:type="spellStart"/>
-      <w:proofErr w:type="gramEnd"/>
       <w:r>
         <w:rPr>
           <w:rFonts w:hint="eastAsia"/>
         </w:rPr>
         <w:t>css</w:t>
       </w:r>
-      <w:proofErr w:type="spellEnd"/>
-      <w:proofErr w:type="gramStart"/>
       <w:r>
         <w:t>’</w:t>
       </w:r>
-      <w:proofErr w:type="gramEnd"/>
       <w:r>
         <w:rPr>
           <w:rFonts w:hint="eastAsia"/>
         </w:rPr>
         <w:t>或者</w:t>
       </w:r>
-      <w:proofErr w:type="gramStart"/>
       <w:r>
         <w:t>’</w:t>
       </w:r>
-      <w:proofErr w:type="spellStart"/>
-      <w:proofErr w:type="gramEnd"/>
       <w:r>
         <w:rPr>
           <w:rFonts w:hint="eastAsia"/>
         </w:rPr>
         <w:t>attr</w:t>
       </w:r>
-      <w:proofErr w:type="spellEnd"/>
-      <w:proofErr w:type="gramStart"/>
       <w:r>
         <w:t>’</w:t>
       </w:r>
-      <w:proofErr w:type="gramEnd"/>
       <w:r>
         <w:rPr>
           <w:rFonts w:hint="eastAsia"/>
@@ -2010,65 +1318,11 @@
         <w:t>var</w:t>
       </w:r>
       <w:r>
-        <w:t xml:space="preserve"> </w:t>
-      </w:r>
-      <w:proofErr w:type="spellStart"/>
-      <w:r>
-        <w:t>boxSet</w:t>
-      </w:r>
-      <w:proofErr w:type="spellEnd"/>
-      <w:r>
-        <w:t xml:space="preserve"> = </w:t>
-      </w:r>
-      <w:proofErr w:type="spellStart"/>
-      <w:proofErr w:type="gramStart"/>
-      <w:r>
-        <w:t>gsap.quickSetter</w:t>
-      </w:r>
-      <w:proofErr w:type="spellEnd"/>
-      <w:proofErr w:type="gramEnd"/>
-      <w:r>
-        <w:t>("#box", "</w:t>
-      </w:r>
-      <w:proofErr w:type="spellStart"/>
-      <w:r>
-        <w:t>css</w:t>
-      </w:r>
-      <w:proofErr w:type="spellEnd"/>
-      <w:r>
-        <w:t>");</w:t>
+        <w:t xml:space="preserve"> boxSet = gsap.quickSetter("#box", "css");</w:t>
       </w:r>
       <w:r>
         <w:br/>
-      </w:r>
-      <w:proofErr w:type="spellStart"/>
-      <w:proofErr w:type="gramStart"/>
-      <w:r>
-        <w:t>boxSet</w:t>
-      </w:r>
-      <w:proofErr w:type="spellEnd"/>
-      <w:r>
-        <w:t>({ x</w:t>
-      </w:r>
-      <w:proofErr w:type="gramEnd"/>
-      <w:r>
-        <w:t>: "+=100", y: "</w:t>
-      </w:r>
-      <w:proofErr w:type="gramStart"/>
-      <w:r>
-        <w:t>random(</w:t>
-      </w:r>
-      <w:proofErr w:type="gramEnd"/>
-      <w:r>
-        <w:t>-100, 100)</w:t>
-      </w:r>
-      <w:proofErr w:type="gramStart"/>
-      <w:r>
-        <w:t>" }</w:t>
-      </w:r>
-      <w:proofErr w:type="gramEnd"/>
-      <w:r>
-        <w:t xml:space="preserve">); </w:t>
+        <w:t xml:space="preserve">boxSet({ x: "+=100", y: "random(-100, 100)" }); </w:t>
       </w:r>
       <w:r>
         <w:rPr>
@@ -2101,65 +1355,11 @@
         <w:t>var</w:t>
       </w:r>
       <w:r>
-        <w:t xml:space="preserve"> </w:t>
-      </w:r>
-      <w:proofErr w:type="spellStart"/>
-      <w:r>
-        <w:t>circleSet</w:t>
-      </w:r>
-      <w:proofErr w:type="spellEnd"/>
-      <w:r>
-        <w:t xml:space="preserve"> = </w:t>
-      </w:r>
-      <w:proofErr w:type="spellStart"/>
-      <w:proofErr w:type="gramStart"/>
-      <w:r>
-        <w:t>gsap.quickSetter</w:t>
-      </w:r>
-      <w:proofErr w:type="spellEnd"/>
-      <w:proofErr w:type="gramEnd"/>
-      <w:r>
-        <w:t>("#circle", "</w:t>
-      </w:r>
-      <w:proofErr w:type="spellStart"/>
-      <w:r>
-        <w:t>attr</w:t>
-      </w:r>
-      <w:proofErr w:type="spellEnd"/>
-      <w:r>
-        <w:t>");</w:t>
+        <w:t xml:space="preserve"> circleSet = gsap.quickSetter("#circle", "attr");</w:t>
       </w:r>
       <w:r>
         <w:br/>
-      </w:r>
-      <w:proofErr w:type="spellStart"/>
-      <w:proofErr w:type="gramStart"/>
-      <w:r>
-        <w:t>circleSet</w:t>
-      </w:r>
-      <w:proofErr w:type="spellEnd"/>
-      <w:r>
-        <w:t>({ cx</w:t>
-      </w:r>
-      <w:proofErr w:type="gramEnd"/>
-      <w:r>
-        <w:t>: "+=100", cy: "</w:t>
-      </w:r>
-      <w:proofErr w:type="gramStart"/>
-      <w:r>
-        <w:t>random(</w:t>
-      </w:r>
-      <w:proofErr w:type="gramEnd"/>
-      <w:r>
-        <w:t>-100, 100)</w:t>
-      </w:r>
-      <w:proofErr w:type="gramStart"/>
-      <w:r>
-        <w:t>" }</w:t>
-      </w:r>
-      <w:proofErr w:type="gramEnd"/>
-      <w:r>
-        <w:t xml:space="preserve">); </w:t>
+        <w:t xml:space="preserve">circleSet({ cx: "+=100", cy: "random(-100, 100)" }); </w:t>
       </w:r>
       <w:r>
         <w:rPr>
@@ -2195,7 +1395,6 @@
           <w:rFonts w:hint="eastAsia"/>
         </w:rPr>
       </w:pPr>
-      <w:proofErr w:type="gramStart"/>
       <w:r>
         <w:rPr>
           <w:i/>
@@ -2204,11 +1403,7 @@
         <w:t>gsap</w:t>
       </w:r>
       <w:r>
-        <w:t>.to('.box</w:t>
-      </w:r>
-      <w:proofErr w:type="gramEnd"/>
-      <w:r>
-        <w:t>', {</w:t>
+        <w:t>.to('.box', {</w:t>
       </w:r>
       <w:r>
         <w:br/>
@@ -2230,22 +1425,12 @@
       </w:r>
       <w:r>
         <w:br/>
-      </w:r>
-      <w:proofErr w:type="spellStart"/>
-      <w:proofErr w:type="gramStart"/>
-      <w:r>
-        <w:t>setTimeout</w:t>
-      </w:r>
-      <w:proofErr w:type="spellEnd"/>
-      <w:r>
-        <w:t>(()=&gt;{</w:t>
-      </w:r>
-      <w:proofErr w:type="gramEnd"/>
+        <w:t>setTimeout(()=&gt;{</w:t>
+      </w:r>
       <w:r>
         <w:br/>
         <w:t xml:space="preserve">    </w:t>
       </w:r>
-      <w:proofErr w:type="gramStart"/>
       <w:r>
         <w:rPr>
           <w:i/>
@@ -2254,11 +1439,7 @@
         <w:t>gsap</w:t>
       </w:r>
       <w:r>
-        <w:t>.to('.box</w:t>
-      </w:r>
-      <w:proofErr w:type="gramEnd"/>
-      <w:r>
-        <w:t>', {</w:t>
+        <w:t>.to('.box', {</w:t>
       </w:r>
       <w:r>
         <w:br/>
@@ -2296,49 +1477,27 @@
         <w:rPr>
           <w:rFonts w:hint="eastAsia"/>
         </w:rPr>
-        <w:t>该动画中，前两秒先往右移动，两秒后，第二个动画的x值覆盖第一个动画的x</w:t>
-      </w:r>
-      <w:proofErr w:type="gramStart"/>
-      <w:r>
-        <w:rPr>
-          <w:rFonts w:hint="eastAsia"/>
-        </w:rPr>
-        <w:t>值开始</w:t>
-      </w:r>
-      <w:proofErr w:type="gramEnd"/>
-      <w:r>
-        <w:rPr>
-          <w:rFonts w:hint="eastAsia"/>
-        </w:rPr>
-        <w:t>往左移动，第二个动画移动完后，.box元素开始从第一个动画的第三秒处继续向右移动。</w:t>
-      </w:r>
-    </w:p>
-    <w:p>
-      <w:pPr>
-        <w:rPr>
-          <w:rFonts w:hint="eastAsia"/>
-        </w:rPr>
-      </w:pPr>
-    </w:p>
-    <w:p>
-      <w:pPr>
-        <w:rPr>
-          <w:rFonts w:hint="eastAsia"/>
-        </w:rPr>
-      </w:pPr>
-      <w:proofErr w:type="spellStart"/>
-      <w:r>
-        <w:rPr>
-          <w:rFonts w:hint="eastAsia"/>
-        </w:rPr>
-        <w:t>Gsap.quickTo</w:t>
-      </w:r>
-      <w:proofErr w:type="spellEnd"/>
-      <w:r>
-        <w:rPr>
-          <w:rFonts w:hint="eastAsia"/>
-        </w:rPr>
-        <w:t>()方法，</w:t>
+        <w:t>该动画中，前两秒先往右移动，两秒后，第二个动画的x值覆盖第一个动画的x值开始往左移动，第二个动画移动完后，.box元素开始从第一个动画的第三秒处继续向右移动。</w:t>
+      </w:r>
+    </w:p>
+    <w:p>
+      <w:pPr>
+        <w:rPr>
+          <w:rFonts w:hint="eastAsia"/>
+        </w:rPr>
+      </w:pPr>
+    </w:p>
+    <w:p>
+      <w:pPr>
+        <w:rPr>
+          <w:rFonts w:hint="eastAsia"/>
+        </w:rPr>
+      </w:pPr>
+      <w:r>
+        <w:rPr>
+          <w:rFonts w:hint="eastAsia"/>
+        </w:rPr>
+        <w:t>Gsap.quickTo()方法，</w:t>
       </w:r>
       <w:r>
         <w:t>创建</w:t>
@@ -2359,24 +1518,13 @@
         <w:t>然后</w:t>
       </w:r>
       <w:r>
-        <w:t>无限次</w:t>
-      </w:r>
-      <w:proofErr w:type="gramStart"/>
-      <w:r>
-        <w:t>重启</w:t>
-      </w:r>
-      <w:r>
-        <w:rPr>
-          <w:rFonts w:hint="eastAsia"/>
-        </w:rPr>
-        <w:t>该</w:t>
-      </w:r>
-      <w:proofErr w:type="gramEnd"/>
-      <w:r>
-        <w:rPr>
-          <w:rFonts w:hint="eastAsia"/>
-        </w:rPr>
-        <w:t>tween，虽然通过不断创建新的tween也能达到该效果，然是性能没有这个高：</w:t>
+        <w:t>无限次重启</w:t>
+      </w:r>
+      <w:r>
+        <w:rPr>
+          <w:rFonts w:hint="eastAsia"/>
+        </w:rPr>
+        <w:t>该tween，虽然通过不断创建新的tween也能达到该效果，然是性能没有这个高：</w:t>
       </w:r>
       <w:r>
         <w:br/>
@@ -2401,7 +1549,7 @@
                     <pic:cNvPicPr/>
                   </pic:nvPicPr>
                   <pic:blipFill>
-                    <a:blip r:embed="rId12"/>
+                    <a:blip r:embed="rId13"/>
                     <a:stretch>
                       <a:fillRect/>
                     </a:stretch>
@@ -2455,65 +1603,13 @@
         <w:t>对于</w:t>
       </w:r>
       <w:r>
-        <w:t>&lt;</w:t>
-      </w:r>
-      <w:proofErr w:type="spellStart"/>
-      <w:r>
-        <w:t>rect</w:t>
-      </w:r>
-      <w:proofErr w:type="spellEnd"/>
-      <w:r>
-        <w:t xml:space="preserve"> id="</w:t>
-      </w:r>
-      <w:proofErr w:type="spellStart"/>
-      <w:r>
-        <w:t>rect</w:t>
-      </w:r>
-      <w:proofErr w:type="spellEnd"/>
-      <w:r>
-        <w:t>" fill="none" x="0" y="0" width="500" height="400"&gt;&lt;/</w:t>
-      </w:r>
-      <w:proofErr w:type="spellStart"/>
-      <w:r>
-        <w:t>rect</w:t>
-      </w:r>
-      <w:proofErr w:type="spellEnd"/>
-      <w:r>
-        <w:t>&gt;</w:t>
-      </w:r>
-      <w:r>
-        <w:rPr>
-          <w:rFonts w:hint="eastAsia"/>
-        </w:rPr>
-        <w:t>元素，该元素既有x属性，又可以通过设置</w:t>
-      </w:r>
-      <w:proofErr w:type="spellStart"/>
-      <w:r>
-        <w:rPr>
-          <w:rFonts w:hint="eastAsia"/>
-        </w:rPr>
-        <w:t>css</w:t>
-      </w:r>
-      <w:proofErr w:type="spellEnd"/>
-      <w:r>
-        <w:rPr>
-          <w:rFonts w:hint="eastAsia"/>
-        </w:rPr>
-        <w:t>设置</w:t>
-      </w:r>
-      <w:proofErr w:type="spellStart"/>
-      <w:r>
-        <w:rPr>
-          <w:rFonts w:hint="eastAsia"/>
-        </w:rPr>
-        <w:t>tranform</w:t>
-      </w:r>
-      <w:proofErr w:type="spellEnd"/>
-      <w:r>
-        <w:rPr>
-          <w:rFonts w:hint="eastAsia"/>
-        </w:rPr>
-        <w:t>偏移，此时可以用到attributes插件：</w:t>
+        <w:t>&lt;rect id="rect" fill="none" x="0" y="0" width="500" height="400"&gt;&lt;/rect&gt;</w:t>
+      </w:r>
+      <w:r>
+        <w:rPr>
+          <w:rFonts w:hint="eastAsia"/>
+        </w:rPr>
+        <w:t>元素，该元素既有x属性，又可以通过设置css设置tranform偏移，此时可以用到attributes插件：</w:t>
       </w:r>
     </w:p>
     <w:p>
@@ -2525,15 +1621,7 @@
         </w:rPr>
       </w:pPr>
       <w:r>
-        <w:t>gsap.to("#</w:t>
-      </w:r>
-      <w:proofErr w:type="spellStart"/>
-      <w:r>
-        <w:t>rect</w:t>
-      </w:r>
-      <w:proofErr w:type="spellEnd"/>
-      <w:r>
-        <w:t>", {</w:t>
+        <w:t>gsap.to("#rect", {</w:t>
       </w:r>
       <w:r>
         <w:br/>
@@ -2568,15 +1656,7 @@
         </w:rPr>
       </w:pPr>
       <w:r>
-        <w:t xml:space="preserve">  </w:t>
-      </w:r>
-      <w:proofErr w:type="spellStart"/>
-      <w:r>
-        <w:t>attr</w:t>
-      </w:r>
-      <w:proofErr w:type="spellEnd"/>
-      <w:r>
-        <w:t>: { x: 100, y: 50, width: 100, height: 100 },</w:t>
+        <w:t xml:space="preserve">  attr: { x: 100, y: 50, width: 100, height: 100 },</w:t>
       </w:r>
       <w:r>
         <w:br/>
@@ -2601,125 +1681,191 @@
         </w:rPr>
         <w:t>这里设置的是元素的</w:t>
       </w:r>
-      <w:proofErr w:type="spellStart"/>
       <w:r>
         <w:rPr>
           <w:i/>
           <w:iCs/>
         </w:rPr>
-        <w:t>translateX</w:t>
-      </w:r>
-      <w:proofErr w:type="spellEnd"/>
+        <w:t>translateX() transform</w:t>
+      </w:r>
+    </w:p>
+    <w:p>
+      <w:pPr>
+        <w:rPr>
+          <w:rFonts w:hint="eastAsia"/>
+        </w:rPr>
+      </w:pPr>
+      <w:r>
+        <w:t>});</w:t>
+      </w:r>
+    </w:p>
+    <w:p>
+      <w:pPr>
+        <w:rPr>
+          <w:rFonts w:hint="eastAsia"/>
+        </w:rPr>
+      </w:pPr>
+    </w:p>
+    <w:p>
+      <w:pPr>
+        <w:rPr>
+          <w:rFonts w:hint="eastAsia"/>
+        </w:rPr>
+      </w:pPr>
+      <w:r>
+        <w:rPr>
+          <w:rFonts w:hint="eastAsia"/>
+        </w:rPr>
+        <w:t>EndArray内置插件</w:t>
+      </w:r>
+      <w:r>
+        <w:rPr>
+          <w:rFonts w:hint="eastAsia"/>
+        </w:rPr>
+        <w:t>（只允许数字类型的数组）</w:t>
+      </w:r>
+      <w:r>
+        <w:rPr>
+          <w:rFonts w:hint="eastAsia"/>
+        </w:rPr>
+        <w:t>：</w:t>
+      </w:r>
+    </w:p>
+    <w:p>
+      <w:pPr>
+        <w:rPr>
+          <w:rFonts w:hint="eastAsia"/>
+        </w:rPr>
+      </w:pPr>
+      <w:r>
+        <w:rPr>
+          <w:rFonts w:hint="eastAsia"/>
+        </w:rPr>
+        <w:t>endArray插件允许您在数值数组之间切换，并应用简化操作</w:t>
+      </w:r>
+      <w:r>
+        <w:rPr>
+          <w:rFonts w:hint="eastAsia"/>
+        </w:rPr>
+        <w:t>，例如：</w:t>
+      </w:r>
+    </w:p>
+    <w:p>
+      <w:pPr>
+        <w:rPr>
+          <w:rFonts w:hint="eastAsia"/>
+        </w:rPr>
+      </w:pPr>
+      <w:r>
+        <w:t>const arr = [1, 2, 3]</w:t>
+      </w:r>
+      <w:r>
+        <w:br/>
+        <w:t>const arr2 = [10, 20, 30]</w:t>
+      </w:r>
+      <w:r>
+        <w:br/>
+      </w:r>
       <w:r>
         <w:rPr>
           <w:i/>
           <w:iCs/>
         </w:rPr>
-        <w:t>() transform</w:t>
-      </w:r>
-    </w:p>
-    <w:p>
-      <w:pPr>
-        <w:rPr>
-          <w:rFonts w:hint="eastAsia"/>
-        </w:rPr>
-      </w:pPr>
-      <w:r>
-        <w:t>});</w:t>
-      </w:r>
-    </w:p>
-    <w:p>
-      <w:pPr>
-        <w:rPr>
-          <w:rFonts w:hint="eastAsia"/>
-        </w:rPr>
-      </w:pPr>
-    </w:p>
-    <w:p>
-      <w:pPr>
-        <w:rPr>
-          <w:rFonts w:hint="eastAsia"/>
-        </w:rPr>
-      </w:pPr>
-      <w:proofErr w:type="spellStart"/>
-      <w:r>
-        <w:rPr>
-          <w:rFonts w:hint="eastAsia"/>
-        </w:rPr>
-        <w:t>EndArray</w:t>
-      </w:r>
-      <w:proofErr w:type="spellEnd"/>
-      <w:r>
-        <w:rPr>
-          <w:rFonts w:hint="eastAsia"/>
-        </w:rPr>
-        <w:t>内置插件</w:t>
-      </w:r>
-      <w:r>
-        <w:rPr>
-          <w:rFonts w:hint="eastAsia"/>
-        </w:rPr>
-        <w:t>（只允许数字类型的数组）</w:t>
-      </w:r>
-      <w:r>
-        <w:rPr>
-          <w:rFonts w:hint="eastAsia"/>
-        </w:rPr>
-        <w:t>：</w:t>
-      </w:r>
-    </w:p>
-    <w:p>
-      <w:pPr>
-        <w:rPr>
-          <w:rFonts w:hint="eastAsia"/>
-        </w:rPr>
-      </w:pPr>
-      <w:proofErr w:type="spellStart"/>
-      <w:r>
-        <w:rPr>
-          <w:rFonts w:hint="eastAsia"/>
-        </w:rPr>
-        <w:t>endArray</w:t>
-      </w:r>
-      <w:proofErr w:type="spellEnd"/>
-      <w:r>
-        <w:rPr>
-          <w:rFonts w:hint="eastAsia"/>
-        </w:rPr>
-        <w:t>插件允许您在数值数组之间切换，并应用简化操作</w:t>
-      </w:r>
-      <w:r>
-        <w:rPr>
-          <w:rFonts w:hint="eastAsia"/>
-        </w:rPr>
-        <w:t>，例如：</w:t>
-      </w:r>
-    </w:p>
-    <w:p>
-      <w:pPr>
-        <w:rPr>
-          <w:rFonts w:hint="eastAsia"/>
-        </w:rPr>
-      </w:pPr>
-      <w:r>
-        <w:t xml:space="preserve">const </w:t>
-      </w:r>
-      <w:proofErr w:type="spellStart"/>
-      <w:r>
-        <w:t>arr</w:t>
-      </w:r>
-      <w:proofErr w:type="spellEnd"/>
-      <w:r>
-        <w:t xml:space="preserve"> = [1, 2, 3]</w:t>
+        <w:t>gsap</w:t>
+      </w:r>
+      <w:r>
+        <w:t>.to(arr,{</w:t>
       </w:r>
       <w:r>
         <w:br/>
-        <w:t>const arr2 = [10, 20, 30]</w:t>
+        <w:t xml:space="preserve">    endArray:arr2,</w:t>
       </w:r>
       <w:r>
         <w:br/>
-      </w:r>
-      <w:proofErr w:type="gramStart"/>
+        <w:t xml:space="preserve">    duration:3,</w:t>
+      </w:r>
+      <w:r>
+        <w:br/>
+        <w:t xml:space="preserve">    onUpdate(){</w:t>
+      </w:r>
+      <w:r>
+        <w:br/>
+        <w:t xml:space="preserve">        box.textContent = arr.toString()</w:t>
+      </w:r>
+      <w:r>
+        <w:br/>
+        <w:t xml:space="preserve">    }</w:t>
+      </w:r>
+      <w:r>
+        <w:br/>
+        <w:t>})</w:t>
+      </w:r>
+    </w:p>
+    <w:p>
+      <w:pPr>
+        <w:rPr>
+          <w:rFonts w:hint="eastAsia"/>
+        </w:rPr>
+      </w:pPr>
+    </w:p>
+    <w:p>
+      <w:pPr>
+        <w:rPr>
+          <w:rFonts w:hint="eastAsia"/>
+          <w:b/>
+          <w:bCs/>
+        </w:rPr>
+      </w:pPr>
+      <w:r>
+        <w:rPr>
+          <w:b/>
+          <w:bCs/>
+        </w:rPr>
+        <w:t>Modifiers</w:t>
+      </w:r>
+      <w:r>
+        <w:rPr>
+          <w:rFonts w:hint="eastAsia"/>
+          <w:b/>
+          <w:bCs/>
+        </w:rPr>
+        <w:t>内置插件：</w:t>
+      </w:r>
+    </w:p>
+    <w:p>
+      <w:pPr>
+        <w:rPr>
+          <w:rFonts w:hint="eastAsia"/>
+        </w:rPr>
+      </w:pPr>
+      <w:r>
+        <w:rPr>
+          <w:rFonts w:hint="eastAsia"/>
+        </w:rPr>
+        <w:t>您可以为几乎任何属性定义一个“修饰符”函数。此修饰符拦截GSAP通常在每次更新时应用的值（“勾选”），将其作为第一个参数提供给您的函数，并允许您运行自定义逻辑，返回GSAP应应用的新值。这非常适合</w:t>
+      </w:r>
+      <w:r>
+        <w:t> snapping, clamping, wrapping</w:t>
+      </w:r>
+      <w:r>
+        <w:rPr>
+          <w:rFonts w:hint="eastAsia"/>
+        </w:rPr>
+        <w:t>或其他动态效果。</w:t>
+      </w:r>
+      <w:r>
+        <w:rPr>
+          <w:rFonts w:hint="eastAsia"/>
+        </w:rPr>
+        <w:t>Modifiers插件的函数接收的值是动画实时运动的值，返回的值是动画实际应用的值，例如：</w:t>
+      </w:r>
+    </w:p>
+    <w:p>
+      <w:pPr>
+        <w:rPr>
+          <w:rFonts w:hint="eastAsia"/>
+        </w:rPr>
+      </w:pPr>
       <w:r>
         <w:rPr>
           <w:i/>
@@ -2728,80 +1874,52 @@
         <w:t>gsap</w:t>
       </w:r>
       <w:r>
-        <w:t>.to(</w:t>
-      </w:r>
-      <w:proofErr w:type="spellStart"/>
-      <w:r>
-        <w:t>arr</w:t>
-      </w:r>
-      <w:proofErr w:type="spellEnd"/>
-      <w:r>
-        <w:t>,{</w:t>
-      </w:r>
-      <w:proofErr w:type="gramEnd"/>
+        <w:t>.to('.box', {</w:t>
+      </w:r>
       <w:r>
         <w:br/>
-        <w:t xml:space="preserve">    </w:t>
-      </w:r>
-      <w:proofErr w:type="gramStart"/>
-      <w:r>
-        <w:t>endArray:arr</w:t>
-      </w:r>
-      <w:proofErr w:type="gramEnd"/>
-      <w:r>
-        <w:t>2,</w:t>
+        <w:t xml:space="preserve">    x: 500,</w:t>
       </w:r>
       <w:r>
         <w:br/>
-        <w:t xml:space="preserve">    duration:3,</w:t>
+        <w:t xml:space="preserve">    duration: 5,</w:t>
       </w:r>
       <w:r>
         <w:br/>
-        <w:t xml:space="preserve">    </w:t>
-      </w:r>
-      <w:proofErr w:type="spellStart"/>
-      <w:proofErr w:type="gramStart"/>
-      <w:r>
-        <w:t>onUpdate</w:t>
-      </w:r>
-      <w:proofErr w:type="spellEnd"/>
-      <w:r>
-        <w:t>(){</w:t>
-      </w:r>
-      <w:proofErr w:type="gramEnd"/>
+        <w:t xml:space="preserve">    delay: 1,</w:t>
+      </w:r>
       <w:r>
         <w:br/>
-        <w:t xml:space="preserve">        </w:t>
-      </w:r>
-      <w:proofErr w:type="spellStart"/>
-      <w:proofErr w:type="gramStart"/>
-      <w:r>
-        <w:t>box.textContent</w:t>
-      </w:r>
-      <w:proofErr w:type="spellEnd"/>
-      <w:proofErr w:type="gramEnd"/>
-      <w:r>
-        <w:t xml:space="preserve"> = </w:t>
-      </w:r>
-      <w:proofErr w:type="spellStart"/>
-      <w:proofErr w:type="gramStart"/>
-      <w:r>
-        <w:t>arr.toString</w:t>
-      </w:r>
-      <w:proofErr w:type="spellEnd"/>
-      <w:proofErr w:type="gramEnd"/>
-      <w:r>
-        <w:t>()</w:t>
+        <w:t xml:space="preserve">    modifiers: {</w:t>
       </w:r>
       <w:r>
         <w:br/>
-        <w:t xml:space="preserve">  </w:t>
-      </w:r>
-      <w:proofErr w:type="gramStart"/>
-      <w:r>
-        <w:t xml:space="preserve">  }</w:t>
-      </w:r>
-      <w:proofErr w:type="gramEnd"/>
+        <w:t xml:space="preserve">        x(v) {</w:t>
+      </w:r>
+      <w:r>
+        <w:rPr>
+          <w:rFonts w:hint="eastAsia"/>
+        </w:rPr>
+        <w:t xml:space="preserve">   // v的值会从0逐渐变到500</w:t>
+      </w:r>
+      <w:r>
+        <w:br/>
+        <w:t xml:space="preserve">            return 0</w:t>
+      </w:r>
+      <w:r>
+        <w:rPr>
+          <w:rFonts w:hint="eastAsia"/>
+        </w:rPr>
+        <w:t xml:space="preserve">  // 但是元素在页面上一直停留在左上角</w:t>
+      </w:r>
+      <w:r>
+        <w:br/>
+        <w:t xml:space="preserve">        }</w:t>
+      </w:r>
+      <w:r>
+        <w:br/>
+        <w:t xml:space="preserve">    }</w:t>
+      </w:r>
       <w:r>
         <w:br/>
         <w:t>})</w:t>
@@ -2818,158 +1936,6 @@
       <w:pPr>
         <w:rPr>
           <w:rFonts w:hint="eastAsia"/>
-          <w:b/>
-          <w:bCs/>
-        </w:rPr>
-      </w:pPr>
-      <w:r>
-        <w:rPr>
-          <w:b/>
-          <w:bCs/>
-        </w:rPr>
-        <w:t>Modifiers</w:t>
-      </w:r>
-      <w:r>
-        <w:rPr>
-          <w:rFonts w:hint="eastAsia"/>
-          <w:b/>
-          <w:bCs/>
-        </w:rPr>
-        <w:t>内置插件：</w:t>
-      </w:r>
-    </w:p>
-    <w:p>
-      <w:pPr>
-        <w:rPr>
-          <w:rFonts w:hint="eastAsia"/>
-        </w:rPr>
-      </w:pPr>
-      <w:r>
-        <w:rPr>
-          <w:rFonts w:hint="eastAsia"/>
-        </w:rPr>
-        <w:t>您可以为几乎任何属性定义一个“修饰符”函数。此修饰符拦截GSAP通常在每次更新时应用的值（“勾选”），将其作为第一个参数提供给您的函数，并允许</w:t>
-      </w:r>
-      <w:proofErr w:type="gramStart"/>
-      <w:r>
-        <w:rPr>
-          <w:rFonts w:hint="eastAsia"/>
-        </w:rPr>
-        <w:t>您运行</w:t>
-      </w:r>
-      <w:proofErr w:type="gramEnd"/>
-      <w:r>
-        <w:rPr>
-          <w:rFonts w:hint="eastAsia"/>
-        </w:rPr>
-        <w:t>自定义逻辑，返回GSAP</w:t>
-      </w:r>
-      <w:proofErr w:type="gramStart"/>
-      <w:r>
-        <w:rPr>
-          <w:rFonts w:hint="eastAsia"/>
-        </w:rPr>
-        <w:t>应应用</w:t>
-      </w:r>
-      <w:proofErr w:type="gramEnd"/>
-      <w:r>
-        <w:rPr>
-          <w:rFonts w:hint="eastAsia"/>
-        </w:rPr>
-        <w:t>的新值。这非常适合</w:t>
-      </w:r>
-      <w:r>
-        <w:t> snapping, clamping, wrapping</w:t>
-      </w:r>
-      <w:r>
-        <w:rPr>
-          <w:rFonts w:hint="eastAsia"/>
-        </w:rPr>
-        <w:t>或其他动态效果。</w:t>
-      </w:r>
-      <w:r>
-        <w:rPr>
-          <w:rFonts w:hint="eastAsia"/>
-        </w:rPr>
-        <w:t>Modifiers插件的函数接收的值是动画实时运动的值，返回的值是动画实际应用的值，例如：</w:t>
-      </w:r>
-    </w:p>
-    <w:p>
-      <w:pPr>
-        <w:rPr>
-          <w:rFonts w:hint="eastAsia"/>
-        </w:rPr>
-      </w:pPr>
-      <w:r>
-        <w:rPr>
-          <w:i/>
-          <w:iCs/>
-        </w:rPr>
-        <w:t>gsap</w:t>
-      </w:r>
-      <w:r>
-        <w:t>.to('.box', {</w:t>
-      </w:r>
-      <w:r>
-        <w:br/>
-        <w:t xml:space="preserve">    x: 500,</w:t>
-      </w:r>
-      <w:r>
-        <w:br/>
-        <w:t xml:space="preserve">    duration: 5,</w:t>
-      </w:r>
-      <w:r>
-        <w:br/>
-        <w:t xml:space="preserve">    delay: 1,</w:t>
-      </w:r>
-      <w:r>
-        <w:br/>
-        <w:t xml:space="preserve">    modifiers: {</w:t>
-      </w:r>
-      <w:r>
-        <w:br/>
-        <w:t xml:space="preserve">        x(v) {</w:t>
-      </w:r>
-      <w:r>
-        <w:rPr>
-          <w:rFonts w:hint="eastAsia"/>
-        </w:rPr>
-        <w:t xml:space="preserve">   // v的值会从0逐渐变到500</w:t>
-      </w:r>
-      <w:r>
-        <w:br/>
-        <w:t xml:space="preserve">            return 0</w:t>
-      </w:r>
-      <w:r>
-        <w:rPr>
-          <w:rFonts w:hint="eastAsia"/>
-        </w:rPr>
-        <w:t xml:space="preserve">  // 但是元素在页面上一直停留在左上角</w:t>
-      </w:r>
-      <w:r>
-        <w:br/>
-        <w:t xml:space="preserve">        }</w:t>
-      </w:r>
-      <w:r>
-        <w:br/>
-        <w:t xml:space="preserve">    }</w:t>
-      </w:r>
-      <w:r>
-        <w:br/>
-        <w:t>})</w:t>
-      </w:r>
-    </w:p>
-    <w:p>
-      <w:pPr>
-        <w:rPr>
-          <w:rFonts w:hint="eastAsia"/>
-        </w:rPr>
-      </w:pPr>
-    </w:p>
-    <w:p>
-      <w:pPr>
-        <w:rPr>
-          <w:rFonts w:hint="eastAsia"/>
         </w:rPr>
       </w:pPr>
       <w:r>
@@ -2994,21 +1960,7 @@
         <w:rPr>
           <w:rFonts w:hint="eastAsia"/>
         </w:rPr>
-        <w:t>内部利用了与</w:t>
-      </w:r>
-      <w:proofErr w:type="spellStart"/>
-      <w:r>
-        <w:rPr>
-          <w:rFonts w:hint="eastAsia"/>
-        </w:rPr>
-        <w:t>ModifiersPlugin</w:t>
-      </w:r>
-      <w:proofErr w:type="spellEnd"/>
-      <w:r>
-        <w:rPr>
-          <w:rFonts w:hint="eastAsia"/>
-        </w:rPr>
-        <w:t>相同的机制</w:t>
+        <w:t>内部利用了与ModifiersPlugin相同的机制</w:t>
       </w:r>
       <w:r>
         <w:rPr>
@@ -3049,7 +2001,7 @@
                     <pic:cNvPicPr/>
                   </pic:nvPicPr>
                   <pic:blipFill>
-                    <a:blip r:embed="rId13"/>
+                    <a:blip r:embed="rId14"/>
                     <a:stretch>
                       <a:fillRect/>
                     </a:stretch>
@@ -3083,19 +2035,11 @@
           <w:rFonts w:hint="eastAsia"/>
         </w:rPr>
       </w:pPr>
-      <w:proofErr w:type="spellStart"/>
-      <w:r>
-        <w:rPr>
-          <w:rFonts w:hint="eastAsia"/>
-        </w:rPr>
-        <w:t>Gsap</w:t>
-      </w:r>
-      <w:proofErr w:type="spellEnd"/>
-      <w:r>
-        <w:rPr>
-          <w:rFonts w:hint="eastAsia"/>
-        </w:rPr>
-        <w:t>的overwrite属性的作用（针对相同target的动画）：</w:t>
+      <w:r>
+        <w:rPr>
+          <w:rFonts w:hint="eastAsia"/>
+        </w:rPr>
+        <w:t>Gsap的overwrite属性的作用（针对相同target的动画）：</w:t>
       </w:r>
     </w:p>
     <w:p>
@@ -3113,21 +2057,10 @@
         <w:rPr>
           <w:rFonts w:hint="eastAsia"/>
         </w:rPr>
-        <w:t>：如果为false，则</w:t>
-      </w:r>
-      <w:proofErr w:type="gramStart"/>
-      <w:r>
-        <w:rPr>
-          <w:rFonts w:hint="eastAsia"/>
-        </w:rPr>
-        <w:t>所有动画</w:t>
-      </w:r>
-      <w:r>
-        <w:t>所有动画</w:t>
-      </w:r>
-      <w:proofErr w:type="gramEnd"/>
-      <w:r>
-        <w:t>并行执行</w:t>
+        <w:t>：如果为false，则所有动画</w:t>
+      </w:r>
+      <w:r>
+        <w:t>所有动画并行执行</w:t>
       </w:r>
       <w:r>
         <w:rPr>
@@ -3151,21 +2084,7 @@
         <w:rPr>
           <w:rFonts w:hint="eastAsia"/>
         </w:rPr>
-        <w:t>：如果为true，后面创建的动画会覆盖前面的动画（</w:t>
-      </w:r>
-      <w:proofErr w:type="gramStart"/>
-      <w:r>
-        <w:rPr>
-          <w:rFonts w:hint="eastAsia"/>
-        </w:rPr>
-        <w:t>即之前</w:t>
-      </w:r>
-      <w:proofErr w:type="gramEnd"/>
-      <w:r>
-        <w:rPr>
-          <w:rFonts w:hint="eastAsia"/>
-        </w:rPr>
-        <w:t>创建的动画会暂停）</w:t>
+        <w:t>：如果为true，后面创建的动画会覆盖前面的动画（即之前创建的动画会暂停）</w:t>
       </w:r>
     </w:p>
     <w:p>
@@ -3183,49 +2102,27 @@
         <w:rPr>
           <w:rFonts w:hint="eastAsia"/>
         </w:rPr>
-        <w:t>：如果为auto，如果后面的动画存在和前面创建的动画存在相同的属性，那么后面的动画的属性会把前面的动画属性覆盖掉，类似于</w:t>
-      </w:r>
-      <w:proofErr w:type="spellStart"/>
-      <w:r>
-        <w:rPr>
-          <w:rFonts w:hint="eastAsia"/>
-        </w:rPr>
-        <w:t>Object.assgn</w:t>
-      </w:r>
-      <w:proofErr w:type="spellEnd"/>
-      <w:r>
-        <w:rPr>
-          <w:rFonts w:hint="eastAsia"/>
-        </w:rPr>
-        <w:t>()。</w:t>
-      </w:r>
-    </w:p>
-    <w:p>
-      <w:pPr>
-        <w:rPr>
-          <w:rFonts w:hint="eastAsia"/>
-        </w:rPr>
-      </w:pPr>
-    </w:p>
-    <w:p>
-      <w:pPr>
-        <w:rPr>
-          <w:rFonts w:hint="eastAsia"/>
-        </w:rPr>
-      </w:pPr>
-      <w:proofErr w:type="spellStart"/>
-      <w:r>
-        <w:rPr>
-          <w:rFonts w:hint="eastAsia"/>
-        </w:rPr>
-        <w:t>Gsap</w:t>
-      </w:r>
-      <w:proofErr w:type="spellEnd"/>
-      <w:r>
-        <w:rPr>
-          <w:rFonts w:hint="eastAsia"/>
-        </w:rPr>
-        <w:t>中的</w:t>
+        <w:t>：如果为auto，如果后面的动画存在和前面创建的动画存在相同的属性，那么后面的动画的属性会把前面的动画属性覆盖掉，类似于Object.assgn()。</w:t>
+      </w:r>
+    </w:p>
+    <w:p>
+      <w:pPr>
+        <w:rPr>
+          <w:rFonts w:hint="eastAsia"/>
+        </w:rPr>
+      </w:pPr>
+    </w:p>
+    <w:p>
+      <w:pPr>
+        <w:rPr>
+          <w:rFonts w:hint="eastAsia"/>
+        </w:rPr>
+      </w:pPr>
+      <w:r>
+        <w:rPr>
+          <w:rFonts w:hint="eastAsia"/>
+        </w:rPr>
+        <w:t>Gsap中的</w:t>
       </w:r>
       <w:r>
         <w:t>stagger</w:t>
@@ -3329,21 +2226,7 @@
         <w:rPr>
           <w:rFonts w:hint="eastAsia"/>
         </w:rPr>
-        <w:t>回</w:t>
-      </w:r>
-      <w:proofErr w:type="gramStart"/>
-      <w:r>
-        <w:rPr>
-          <w:rFonts w:hint="eastAsia"/>
-        </w:rPr>
-        <w:t>调函数</w:t>
-      </w:r>
-      <w:proofErr w:type="gramEnd"/>
-      <w:r>
-        <w:rPr>
-          <w:rFonts w:hint="eastAsia"/>
-        </w:rPr>
-        <w:t>也是如此</w:t>
+        <w:t>回调函数也是如此</w:t>
       </w:r>
       <w:r>
         <w:rPr>
@@ -3365,47 +2248,11 @@
           <w:rFonts w:hint="eastAsia"/>
         </w:rPr>
       </w:pPr>
-      <w:proofErr w:type="spellStart"/>
-      <w:r>
-        <w:rPr>
-          <w:rFonts w:hint="eastAsia"/>
-        </w:rPr>
-        <w:t>Gsap</w:t>
-      </w:r>
-      <w:proofErr w:type="spellEnd"/>
-      <w:r>
-        <w:rPr>
-          <w:rFonts w:hint="eastAsia"/>
-        </w:rPr>
-        <w:t>中的</w:t>
-      </w:r>
-      <w:proofErr w:type="spellStart"/>
-      <w:r>
-        <w:rPr>
-          <w:rFonts w:hint="eastAsia"/>
-        </w:rPr>
-        <w:t>startAt</w:t>
-      </w:r>
-      <w:proofErr w:type="spellEnd"/>
-      <w:r>
-        <w:rPr>
-          <w:rFonts w:hint="eastAsia"/>
-        </w:rPr>
-        <w:t>：设置动画的开始值，</w:t>
-      </w:r>
-      <w:proofErr w:type="spellStart"/>
-      <w:r>
-        <w:rPr>
-          <w:rFonts w:hint="eastAsia"/>
-        </w:rPr>
-        <w:t>eg</w:t>
-      </w:r>
-      <w:proofErr w:type="spellEnd"/>
-      <w:r>
-        <w:rPr>
-          <w:rFonts w:hint="eastAsia"/>
-        </w:rPr>
-        <w:t>：</w:t>
+      <w:r>
+        <w:rPr>
+          <w:rFonts w:hint="eastAsia"/>
+        </w:rPr>
+        <w:t>Gsap中的startAt：设置动画的开始值，eg：</w:t>
       </w:r>
       <w:r>
         <w:t> {x: -100, opacity: 0}</w:t>
@@ -3416,14 +2263,12 @@
         </w:rPr>
         <w:t>。如果动画有delay值，那么动画最开始会渲染</w:t>
       </w:r>
-      <w:proofErr w:type="spellStart"/>
       <w:r>
         <w:rPr>
           <w:rFonts w:hint="eastAsia"/>
         </w:rPr>
         <w:t>dom</w:t>
       </w:r>
-      <w:proofErr w:type="spellEnd"/>
       <w:r>
         <w:rPr>
           <w:rFonts w:hint="eastAsia"/>
@@ -3444,19 +2289,11 @@
           <w:rFonts w:hint="eastAsia"/>
         </w:rPr>
       </w:pPr>
-      <w:proofErr w:type="spellStart"/>
-      <w:r>
-        <w:rPr>
-          <w:rFonts w:hint="eastAsia"/>
-        </w:rPr>
-        <w:t>Gsap</w:t>
-      </w:r>
-      <w:proofErr w:type="spellEnd"/>
-      <w:r>
-        <w:rPr>
-          <w:rFonts w:hint="eastAsia"/>
-        </w:rPr>
-        <w:t>中的</w:t>
+      <w:r>
+        <w:rPr>
+          <w:rFonts w:hint="eastAsia"/>
+        </w:rPr>
+        <w:t>Gsap中的</w:t>
       </w:r>
       <w:r>
         <w:t>invalidate</w:t>
@@ -3468,13 +2305,8 @@
         <w:t>方法：</w:t>
       </w:r>
       <w:r>
-        <w:t>清除任何初始化数据（</w:t>
-      </w:r>
-      <w:proofErr w:type="gramStart"/>
-      <w:r>
-        <w:t>如记录的起始值</w:t>
-      </w:r>
-      <w:proofErr w:type="gramEnd"/>
+        <w:t>清除任何初始化数据（如记录的起始值</w:t>
+      </w:r>
       <w:r>
         <w:rPr>
           <w:rFonts w:hint="eastAsia"/>
@@ -3482,55 +2314,32 @@
         <w:t>和</w:t>
       </w:r>
       <w:r>
-        <w:t>结束值），这在某些情况下非常有用，例如，当您想重新开始</w:t>
-      </w:r>
-      <w:proofErr w:type="gramStart"/>
-      <w:r>
-        <w:t>一个补间动画</w:t>
-      </w:r>
-      <w:proofErr w:type="gramEnd"/>
-      <w:r>
-        <w:t>而不恢复到任何先前记录的</w:t>
-      </w:r>
-      <w:proofErr w:type="gramStart"/>
-      <w:r>
-        <w:t>起始值</w:t>
-      </w:r>
-      <w:proofErr w:type="gramEnd"/>
-      <w:r>
-        <w:t>时。当您对动画调用 invalidate()时，它将在下一次渲染时重新初始化，并且其 vars对象将被重新解析。动画的时间（持续时间、开始时间、延迟）不会受到影响。</w:t>
-      </w:r>
-      <w:proofErr w:type="spellStart"/>
+        <w:t>结束值），这在某些情况下非常有用，例如，当您想重新开始一个补间动画而不恢复到任何先前记录的起始值时。当您对动画调用 invalidate()时，它将在下一次渲染时重新初始化，并且其 vars对象将被重新解析。动画的时间（持续时间、开始时间、延迟）不会受到影响。repeatRefresh</w:t>
+      </w:r>
+      <w:r>
+        <w:rPr>
+          <w:rFonts w:hint="eastAsia"/>
+        </w:rPr>
+        <w:t>只会</w:t>
+      </w:r>
+      <w:r>
+        <w:rPr>
+          <w:rFonts w:hint="eastAsia"/>
+        </w:rPr>
+        <w:t>在动画</w:t>
+      </w:r>
+      <w:r>
+        <w:t>重复时</w:t>
+      </w:r>
+      <w:r>
+        <w:rPr>
+          <w:rFonts w:hint="eastAsia"/>
+        </w:rPr>
+        <w:t>重新计算。</w:t>
+      </w:r>
       <w:r>
         <w:t>repeatRefresh</w:t>
       </w:r>
-      <w:proofErr w:type="spellEnd"/>
-      <w:r>
-        <w:rPr>
-          <w:rFonts w:hint="eastAsia"/>
-        </w:rPr>
-        <w:t>只会</w:t>
-      </w:r>
-      <w:r>
-        <w:rPr>
-          <w:rFonts w:hint="eastAsia"/>
-        </w:rPr>
-        <w:t>在动画</w:t>
-      </w:r>
-      <w:r>
-        <w:t>重复时</w:t>
-      </w:r>
-      <w:r>
-        <w:rPr>
-          <w:rFonts w:hint="eastAsia"/>
-        </w:rPr>
-        <w:t>重新计算。</w:t>
-      </w:r>
-      <w:proofErr w:type="spellStart"/>
-      <w:r>
-        <w:t>repeatRefresh</w:t>
-      </w:r>
-      <w:proofErr w:type="spellEnd"/>
       <w:r>
         <w:rPr>
           <w:rFonts w:hint="eastAsia"/>
@@ -3575,19 +2384,11 @@
           <w:rFonts w:hint="eastAsia"/>
         </w:rPr>
       </w:pPr>
-      <w:proofErr w:type="spellStart"/>
-      <w:r>
-        <w:rPr>
-          <w:rFonts w:hint="eastAsia"/>
-        </w:rPr>
-        <w:t>Gsap</w:t>
-      </w:r>
-      <w:proofErr w:type="spellEnd"/>
-      <w:r>
-        <w:rPr>
-          <w:rFonts w:hint="eastAsia"/>
-        </w:rPr>
-        <w:t>的revert()方法：</w:t>
+      <w:r>
+        <w:rPr>
+          <w:rFonts w:hint="eastAsia"/>
+        </w:rPr>
+        <w:t>Gsap的revert()方法：</w:t>
       </w:r>
       <w:r>
         <w:t>还原动画并终止它，使目标元素返回到动画前的状态</w:t>
@@ -3598,11 +2399,15 @@
         </w:rPr>
         <w:t>，</w:t>
       </w:r>
-      <w:proofErr w:type="gramStart"/>
-      <w:r>
-        <w:t>括</w:t>
-      </w:r>
-      <w:proofErr w:type="gramEnd"/>
+      <w:r>
+        <w:t>括移除由动画添加的内联样式</w:t>
+      </w:r>
+      <w:r>
+        <w:rPr>
+          <w:rFonts w:hint="eastAsia"/>
+        </w:rPr>
+        <w:t>。和progress(0)的区别：progress(0)会继续播放，而且不会</w:t>
+      </w:r>
       <w:r>
         <w:t>移除由动画添加的内联样式</w:t>
       </w:r>
@@ -3610,15 +2415,6 @@
         <w:rPr>
           <w:rFonts w:hint="eastAsia"/>
         </w:rPr>
-        <w:t>。和progress(0)的区别：progress(0)会继续播放，而且不会</w:t>
-      </w:r>
-      <w:r>
-        <w:t>移除由动画添加的内联样式</w:t>
-      </w:r>
-      <w:r>
-        <w:rPr>
-          <w:rFonts w:hint="eastAsia"/>
-        </w:rPr>
         <w:t>。</w:t>
       </w:r>
     </w:p>
@@ -3635,47 +2431,11 @@
           <w:rFonts w:hint="eastAsia"/>
         </w:rPr>
       </w:pPr>
-      <w:proofErr w:type="spellStart"/>
-      <w:r>
-        <w:rPr>
-          <w:rFonts w:hint="eastAsia"/>
-        </w:rPr>
-        <w:t>Gsap</w:t>
-      </w:r>
-      <w:proofErr w:type="spellEnd"/>
-      <w:r>
-        <w:rPr>
-          <w:rFonts w:hint="eastAsia"/>
-        </w:rPr>
-        <w:t>的progress()和</w:t>
-      </w:r>
-      <w:proofErr w:type="spellStart"/>
-      <w:r>
-        <w:rPr>
-          <w:rFonts w:hint="eastAsia"/>
-        </w:rPr>
-        <w:t>seak</w:t>
-      </w:r>
-      <w:proofErr w:type="spellEnd"/>
-      <w:r>
-        <w:rPr>
-          <w:rFonts w:hint="eastAsia"/>
-        </w:rPr>
-        <w:t>()的效果一样，区别是progress的参数为0到1的百分比，</w:t>
-      </w:r>
-      <w:proofErr w:type="spellStart"/>
-      <w:r>
-        <w:rPr>
-          <w:rFonts w:hint="eastAsia"/>
-        </w:rPr>
-        <w:t>seak</w:t>
-      </w:r>
-      <w:proofErr w:type="spellEnd"/>
-      <w:r>
-        <w:rPr>
-          <w:rFonts w:hint="eastAsia"/>
-        </w:rPr>
-        <w:t>的参数为label或时间数值</w:t>
+      <w:r>
+        <w:rPr>
+          <w:rFonts w:hint="eastAsia"/>
+        </w:rPr>
+        <w:t>Gsap的progress()和seak()的效果一样，区别是progress的参数为0到1的百分比，seak的参数为label或时间数值</w:t>
       </w:r>
       <w:r>
         <w:rPr>
@@ -3703,47 +2463,11 @@
           <w:rFonts w:hint="eastAsia"/>
         </w:rPr>
       </w:pPr>
-      <w:proofErr w:type="spellStart"/>
-      <w:r>
-        <w:rPr>
-          <w:rFonts w:hint="eastAsia"/>
-        </w:rPr>
-        <w:t>Gsap</w:t>
-      </w:r>
-      <w:proofErr w:type="spellEnd"/>
-      <w:r>
-        <w:rPr>
-          <w:rFonts w:hint="eastAsia"/>
-        </w:rPr>
-        <w:t>的</w:t>
-      </w:r>
-      <w:proofErr w:type="spellStart"/>
-      <w:r>
-        <w:rPr>
-          <w:rFonts w:hint="eastAsia"/>
-        </w:rPr>
-        <w:t>startTime</w:t>
-      </w:r>
-      <w:proofErr w:type="spellEnd"/>
-      <w:r>
-        <w:rPr>
-          <w:rFonts w:hint="eastAsia"/>
-        </w:rPr>
-        <w:t>()和</w:t>
-      </w:r>
-      <w:proofErr w:type="spellStart"/>
-      <w:r>
-        <w:rPr>
-          <w:rFonts w:hint="eastAsia"/>
-        </w:rPr>
-        <w:t>endTime</w:t>
-      </w:r>
-      <w:proofErr w:type="spellEnd"/>
-      <w:r>
-        <w:rPr>
-          <w:rFonts w:hint="eastAsia"/>
-        </w:rPr>
-        <w:t>()方法：获取或重新设置动画的开始/结束时间</w:t>
+      <w:r>
+        <w:rPr>
+          <w:rFonts w:hint="eastAsia"/>
+        </w:rPr>
+        <w:t>Gsap的startTime()和endTime()方法：获取或重新设置动画的开始/结束时间</w:t>
       </w:r>
       <w:r>
         <w:t>（此时间点已包含任何预设的延迟）</w:t>
@@ -3768,82 +2492,34 @@
           <w:rFonts w:hint="eastAsia"/>
         </w:rPr>
       </w:pPr>
-      <w:proofErr w:type="spellStart"/>
-      <w:r>
-        <w:rPr>
-          <w:rFonts w:hint="eastAsia"/>
-        </w:rPr>
-        <w:t>Gsap</w:t>
-      </w:r>
-      <w:proofErr w:type="spellEnd"/>
-      <w:r>
-        <w:rPr>
-          <w:rFonts w:hint="eastAsia"/>
-        </w:rPr>
-        <w:t>中的tween实例有then方法，所以可以把它当作promise对象，所以可以使用await。</w:t>
-      </w:r>
-    </w:p>
-    <w:p>
-      <w:pPr>
-        <w:rPr>
-          <w:rFonts w:hint="eastAsia"/>
-        </w:rPr>
-      </w:pPr>
-    </w:p>
-    <w:p>
-      <w:pPr>
-        <w:rPr>
-          <w:rFonts w:hint="eastAsia"/>
-        </w:rPr>
-      </w:pPr>
-      <w:proofErr w:type="spellStart"/>
-      <w:r>
-        <w:rPr>
-          <w:rFonts w:hint="eastAsia"/>
-        </w:rPr>
-        <w:t>Gsap</w:t>
-      </w:r>
-      <w:proofErr w:type="spellEnd"/>
-      <w:r>
-        <w:rPr>
-          <w:rFonts w:hint="eastAsia"/>
-        </w:rPr>
-        <w:t>的time()方法：</w:t>
-      </w:r>
-      <w:r>
-        <w:t>获取或设置播放头的本地位置（即当前时间），此数值不包含任何重复或重复延迟。</w:t>
-      </w:r>
-      <w:proofErr w:type="gramStart"/>
-      <w:r>
-        <w:t>若补间动画设有非零重复</w:t>
-      </w:r>
-      <w:proofErr w:type="gramEnd"/>
-      <w:r>
-        <w:t>次数，即使总时间持续线性前进，其 time 值在每次重复时仍会归零（若 yoyo 为 true，则时间会在前进与</w:t>
-      </w:r>
-      <w:proofErr w:type="gramStart"/>
-      <w:r>
-        <w:t>后退间</w:t>
-      </w:r>
-      <w:proofErr w:type="gramEnd"/>
-      <w:r>
-        <w:t xml:space="preserve">交替）。time </w:t>
-      </w:r>
-      <w:proofErr w:type="gramStart"/>
-      <w:r>
-        <w:t>值永远</w:t>
-      </w:r>
-      <w:proofErr w:type="gramEnd"/>
-      <w:r>
-        <w:t xml:space="preserve">不会超过动画的持续时间，而 </w:t>
-      </w:r>
-      <w:proofErr w:type="spellStart"/>
-      <w:r>
-        <w:t>totalTime</w:t>
-      </w:r>
-      <w:proofErr w:type="spellEnd"/>
-      <w:r>
-        <w:t xml:space="preserve"> 反映的是包含所有重复和重复延迟的整体时间。</w:t>
+      <w:r>
+        <w:rPr>
+          <w:rFonts w:hint="eastAsia"/>
+        </w:rPr>
+        <w:t>Gsap中的tween实例有then方法，所以可以把它当作promise对象，所以可以使用await。</w:t>
+      </w:r>
+    </w:p>
+    <w:p>
+      <w:pPr>
+        <w:rPr>
+          <w:rFonts w:hint="eastAsia"/>
+        </w:rPr>
+      </w:pPr>
+    </w:p>
+    <w:p>
+      <w:pPr>
+        <w:rPr>
+          <w:rFonts w:hint="eastAsia"/>
+        </w:rPr>
+      </w:pPr>
+      <w:r>
+        <w:rPr>
+          <w:rFonts w:hint="eastAsia"/>
+        </w:rPr>
+        <w:t>Gsap的time()方法：</w:t>
+      </w:r>
+      <w:r>
+        <w:t>获取或设置播放头的本地位置（即当前时间），此数值不包含任何重复或重复延迟。若补间动画设有非零重复次数，即使总时间持续线性前进，其 time 值在每次重复时仍会归零（若 yoyo 为 true，则时间会在前进与后退间交替）。time 值永远不会超过动画的持续时间，而 totalTime 反映的是包含所有重复和重复延迟的整体时间。</w:t>
       </w:r>
       <w:r>
         <w:rPr>
@@ -3951,35 +2627,7 @@
         <w:rPr>
           <w:color w:val="00B0F0"/>
         </w:rPr>
-        <w:t>时间不受其时间缩放（</w:t>
-      </w:r>
-      <w:proofErr w:type="spellStart"/>
-      <w:r>
-        <w:rPr>
-          <w:color w:val="00B0F0"/>
-        </w:rPr>
-        <w:t>timeScale</w:t>
-      </w:r>
-      <w:proofErr w:type="spellEnd"/>
-      <w:r>
-        <w:rPr>
-          <w:color w:val="00B0F0"/>
-        </w:rPr>
-        <w:t xml:space="preserve">）影响，因此，例如如果您将 </w:t>
-      </w:r>
-      <w:proofErr w:type="spellStart"/>
-      <w:r>
-        <w:rPr>
-          <w:color w:val="00B0F0"/>
-        </w:rPr>
-        <w:t>timeScale</w:t>
-      </w:r>
-      <w:proofErr w:type="spellEnd"/>
-      <w:r>
-        <w:rPr>
-          <w:color w:val="00B0F0"/>
-        </w:rPr>
-        <w:t xml:space="preserve"> 从 1 改为 10，延迟时间并不会随之增加十倍。</w:t>
+        <w:t>时间不受其时间缩放（timeScale）影响，因此，例如如果您将 timeScale 从 1 改为 10，延迟时间并不会随之增加十倍。</w:t>
       </w:r>
       <w:r>
         <w:rPr>
@@ -4000,53 +2648,29 @@
           <w:rFonts w:hint="eastAsia"/>
           <w:color w:val="00B0F0"/>
         </w:rPr>
-        <w:t>时间仍受</w:t>
-      </w:r>
-      <w:proofErr w:type="spellStart"/>
-      <w:r>
-        <w:rPr>
-          <w:rFonts w:hint="eastAsia"/>
-          <w:color w:val="00B0F0"/>
-        </w:rPr>
-        <w:t>timeScale</w:t>
-      </w:r>
-      <w:proofErr w:type="spellEnd"/>
-      <w:r>
-        <w:rPr>
-          <w:rFonts w:hint="eastAsia"/>
-          <w:color w:val="00B0F0"/>
-        </w:rPr>
-        <w:t>影响。</w:t>
-      </w:r>
-    </w:p>
-    <w:p>
-      <w:pPr>
-        <w:rPr>
-          <w:rFonts w:hint="eastAsia"/>
-          <w:color w:val="00B0F0"/>
-        </w:rPr>
-      </w:pPr>
-    </w:p>
-    <w:p>
-      <w:pPr>
-        <w:rPr>
-          <w:rFonts w:hint="eastAsia"/>
-          <w:color w:val="00B0F0"/>
-        </w:rPr>
-      </w:pPr>
-      <w:proofErr w:type="spellStart"/>
-      <w:r>
-        <w:rPr>
-          <w:color w:val="00B0F0"/>
-        </w:rPr>
-        <w:t>timeScale</w:t>
-      </w:r>
-      <w:proofErr w:type="spellEnd"/>
-      <w:r>
-        <w:rPr>
-          <w:color w:val="00B0F0"/>
-        </w:rPr>
-        <w:t xml:space="preserve">可以理解为 </w:t>
+        <w:t>时间仍受timeScale影响。</w:t>
+      </w:r>
+    </w:p>
+    <w:p>
+      <w:pPr>
+        <w:rPr>
+          <w:rFonts w:hint="eastAsia"/>
+          <w:color w:val="00B0F0"/>
+        </w:rPr>
+      </w:pPr>
+    </w:p>
+    <w:p>
+      <w:pPr>
+        <w:rPr>
+          <w:rFonts w:hint="eastAsia"/>
+          <w:color w:val="00B0F0"/>
+        </w:rPr>
+      </w:pPr>
+      <w:r>
+        <w:rPr>
+          <w:color w:val="00B0F0"/>
+        </w:rPr>
+        <w:t xml:space="preserve">timeScale可以理解为 </w:t>
       </w:r>
       <w:r>
         <w:rPr>
@@ -4061,28 +2685,13 @@
           <w:rFonts w:hint="eastAsia"/>
           <w:color w:val="00B0F0"/>
         </w:rPr>
-        <w:t>，所以</w:t>
-      </w:r>
-      <w:proofErr w:type="spellStart"/>
-      <w:r>
-        <w:rPr>
-          <w:rFonts w:hint="eastAsia"/>
-          <w:color w:val="00B0F0"/>
-        </w:rPr>
-        <w:t>t</w:t>
-      </w:r>
-      <w:r>
-        <w:rPr>
-          <w:color w:val="00B0F0"/>
-        </w:rPr>
-        <w:t>imeScale</w:t>
-      </w:r>
-      <w:proofErr w:type="spellEnd"/>
-      <w:r>
-        <w:rPr>
-          <w:color w:val="00B0F0"/>
-        </w:rPr>
-        <w:t>值越大，</w:t>
+        <w:t>，所以t</w:t>
+      </w:r>
+      <w:r>
+        <w:rPr>
+          <w:color w:val="00B0F0"/>
+        </w:rPr>
+        <w:t>imeScale值越大，</w:t>
       </w:r>
       <w:r>
         <w:rPr>
@@ -4112,23 +2721,7 @@
           <w:rFonts w:hint="eastAsia"/>
           <w:color w:val="00B0F0"/>
         </w:rPr>
-        <w:t>对于</w:t>
-      </w:r>
-      <w:proofErr w:type="spellStart"/>
-      <w:r>
-        <w:rPr>
-          <w:rFonts w:hint="eastAsia"/>
-          <w:color w:val="00B0F0"/>
-        </w:rPr>
-        <w:t>timeLine</w:t>
-      </w:r>
-      <w:proofErr w:type="spellEnd"/>
-      <w:r>
-        <w:rPr>
-          <w:rFonts w:hint="eastAsia"/>
-          <w:color w:val="00B0F0"/>
-        </w:rPr>
-        <w:t>的duration，</w:t>
+        <w:t>对于timeLine的duration，</w:t>
       </w:r>
       <w:r>
         <w:rPr>
@@ -4147,42 +2740,26 @@
         <w:rPr>
           <w:color w:val="00B0F0"/>
         </w:rPr>
-        <w:t xml:space="preserve">并不会改变其内容本身的实际时长，而只会通过调整 </w:t>
-      </w:r>
-      <w:proofErr w:type="spellStart"/>
-      <w:r>
-        <w:rPr>
-          <w:color w:val="00B0F0"/>
-        </w:rPr>
-        <w:t>timeScale</w:t>
-      </w:r>
-      <w:proofErr w:type="spellEnd"/>
-      <w:r>
-        <w:rPr>
-          <w:color w:val="00B0F0"/>
-        </w:rPr>
-        <w:t>来使当前内容适配到指定的总时长。</w:t>
-      </w:r>
-    </w:p>
-    <w:p>
-      <w:pPr>
-        <w:rPr>
-          <w:rFonts w:hint="eastAsia"/>
-          <w:color w:val="00B0F0"/>
-        </w:rPr>
-      </w:pPr>
-    </w:p>
-    <w:p>
-      <w:pPr>
-        <w:rPr>
-          <w:rFonts w:hint="eastAsia"/>
-        </w:rPr>
-      </w:pPr>
-      <w:proofErr w:type="spellStart"/>
+        <w:t>并不会改变其内容本身的实际时长，而只会通过调整 timeScale来使当前内容适配到指定的总时长。</w:t>
+      </w:r>
+    </w:p>
+    <w:p>
+      <w:pPr>
+        <w:rPr>
+          <w:rFonts w:hint="eastAsia"/>
+          <w:color w:val="00B0F0"/>
+        </w:rPr>
+      </w:pPr>
+    </w:p>
+    <w:p>
+      <w:pPr>
+        <w:rPr>
+          <w:rFonts w:hint="eastAsia"/>
+        </w:rPr>
+      </w:pPr>
       <w:r>
         <w:t>ScrollTrigger</w:t>
       </w:r>
-      <w:proofErr w:type="spellEnd"/>
       <w:r>
         <w:rPr>
           <w:rFonts w:hint="eastAsia"/>
@@ -4219,103 +2796,11 @@
         </w:rPr>
         <w:t>把</w:t>
       </w:r>
-      <w:proofErr w:type="spellStart"/>
-      <w:r>
-        <w:rPr>
-          <w:rFonts w:hint="eastAsia"/>
-        </w:rPr>
-        <w:t>scollTrigger</w:t>
-      </w:r>
-      <w:proofErr w:type="spellEnd"/>
-      <w:r>
-        <w:rPr>
-          <w:rFonts w:hint="eastAsia"/>
-        </w:rPr>
-        <w:t>插件添加到</w:t>
-      </w:r>
-      <w:proofErr w:type="spellStart"/>
-      <w:r>
-        <w:rPr>
-          <w:rFonts w:hint="eastAsia"/>
-        </w:rPr>
-        <w:t>timeLine</w:t>
-      </w:r>
-      <w:proofErr w:type="spellEnd"/>
-      <w:r>
-        <w:rPr>
-          <w:rFonts w:hint="eastAsia"/>
-        </w:rPr>
-        <w:t>后，</w:t>
-      </w:r>
-      <w:proofErr w:type="spellStart"/>
-      <w:r>
-        <w:rPr>
-          <w:rFonts w:hint="eastAsia"/>
-        </w:rPr>
-        <w:t>scrollTrigger</w:t>
-      </w:r>
-      <w:proofErr w:type="spellEnd"/>
-      <w:r>
-        <w:rPr>
-          <w:rFonts w:hint="eastAsia"/>
-        </w:rPr>
-        <w:t>会接管</w:t>
-      </w:r>
-      <w:proofErr w:type="spellStart"/>
-      <w:r>
-        <w:rPr>
-          <w:rFonts w:hint="eastAsia"/>
-        </w:rPr>
-        <w:t>timeLine</w:t>
-      </w:r>
-      <w:proofErr w:type="spellEnd"/>
-      <w:r>
-        <w:rPr>
-          <w:rFonts w:hint="eastAsia"/>
-        </w:rPr>
-        <w:t>的播放头，此时，若</w:t>
-      </w:r>
-      <w:proofErr w:type="spellStart"/>
-      <w:r>
-        <w:rPr>
-          <w:rFonts w:hint="eastAsia"/>
-        </w:rPr>
-        <w:t>tineLine</w:t>
-      </w:r>
-      <w:proofErr w:type="spellEnd"/>
-      <w:r>
-        <w:rPr>
-          <w:rFonts w:hint="eastAsia"/>
-        </w:rPr>
-        <w:t>中有许多动画，那么每个动画都可以单独设置动画的duration，</w:t>
-      </w:r>
-      <w:proofErr w:type="spellStart"/>
-      <w:r>
-        <w:rPr>
-          <w:rFonts w:hint="eastAsia"/>
-        </w:rPr>
-        <w:t>scrollTrigger</w:t>
-      </w:r>
-      <w:proofErr w:type="spellEnd"/>
-      <w:r>
-        <w:rPr>
-          <w:rFonts w:hint="eastAsia"/>
-        </w:rPr>
-        <w:t>会自动设置每个动画在</w:t>
-      </w:r>
-      <w:proofErr w:type="spellStart"/>
-      <w:r>
-        <w:rPr>
-          <w:rFonts w:hint="eastAsia"/>
-        </w:rPr>
-        <w:t>timeLine</w:t>
-      </w:r>
-      <w:proofErr w:type="spellEnd"/>
-      <w:r>
-        <w:rPr>
-          <w:rFonts w:hint="eastAsia"/>
-        </w:rPr>
-        <w:t>中的开始位置。</w:t>
+      <w:r>
+        <w:rPr>
+          <w:rFonts w:hint="eastAsia"/>
+        </w:rPr>
+        <w:t>scollTrigger插件添加到timeLine后，scrollTrigger会接管timeLine的播放头，此时，若tineLine中有许多动画，那么每个动画都可以单独设置动画的duration，scrollTrigger会自动设置每个动画在timeLine中的开始位置。</w:t>
       </w:r>
     </w:p>
     <w:p>
@@ -4333,27 +2818,16 @@
         <w:rPr>
           <w:rFonts w:hint="eastAsia"/>
         </w:rPr>
-        <w:t>：一个元素可以设置多个</w:t>
-      </w:r>
-      <w:proofErr w:type="spellStart"/>
-      <w:r>
-        <w:rPr>
-          <w:rFonts w:hint="eastAsia"/>
-        </w:rPr>
-        <w:t>scrollTrigger</w:t>
-      </w:r>
-      <w:proofErr w:type="spellEnd"/>
-      <w:r>
-        <w:rPr>
-          <w:rFonts w:hint="eastAsia"/>
-        </w:rPr>
-        <w:t>监控：</w:t>
+        <w:t>：一个元素可以设置多个scrollTrigger监控：</w:t>
       </w:r>
     </w:p>
     <w:p>
       <w:pPr>
         <w:pStyle w:val="a9"/>
         <w:ind w:left="360"/>
+        <w:rPr>
+          <w:rFonts w:hint="eastAsia"/>
+        </w:rPr>
       </w:pPr>
       <w:r>
         <w:rPr>
@@ -4375,7 +2849,7 @@
                     <pic:cNvPicPr/>
                   </pic:nvPicPr>
                   <pic:blipFill>
-                    <a:blip r:embed="rId14"/>
+                    <a:blip r:embed="rId15"/>
                     <a:stretch>
                       <a:fillRect/>
                     </a:stretch>
@@ -4400,46 +2874,15 @@
       <w:pPr>
         <w:pStyle w:val="a9"/>
         <w:ind w:left="360"/>
-      </w:pPr>
-      <w:r>
-        <w:rPr>
-          <w:rFonts w:hint="eastAsia"/>
-        </w:rPr>
-        <w:t>一个</w:t>
-      </w:r>
-      <w:proofErr w:type="spellStart"/>
-      <w:r>
-        <w:rPr>
-          <w:rFonts w:hint="eastAsia"/>
-        </w:rPr>
-        <w:t>scrollTrigger</w:t>
-      </w:r>
-      <w:proofErr w:type="spellEnd"/>
-      <w:r>
-        <w:rPr>
-          <w:rFonts w:hint="eastAsia"/>
-        </w:rPr>
-        <w:t>控制多个元素和多个</w:t>
-      </w:r>
-      <w:proofErr w:type="spellStart"/>
-      <w:r>
-        <w:rPr>
-          <w:rFonts w:hint="eastAsia"/>
-        </w:rPr>
-        <w:t>scrollTrigger</w:t>
-      </w:r>
-      <w:proofErr w:type="spellEnd"/>
-      <w:r>
-        <w:rPr>
-          <w:rFonts w:hint="eastAsia"/>
-        </w:rPr>
-        <w:t>控制多个元素</w:t>
-      </w:r>
-      <w:r>
-        <w:rPr>
-          <w:rFonts w:hint="eastAsia"/>
-        </w:rPr>
-        <w:t>的区别：</w:t>
+        <w:rPr>
+          <w:rFonts w:hint="eastAsia"/>
+        </w:rPr>
+      </w:pPr>
+      <w:r>
+        <w:rPr>
+          <w:rFonts w:hint="eastAsia"/>
+        </w:rPr>
+        <w:t>一个scrollTrigger控制多个元素和多个scrollTrigger控制多个元素的区别：</w:t>
       </w:r>
     </w:p>
     <w:p>
@@ -4470,7 +2913,7 @@
                     <pic:cNvPicPr/>
                   </pic:nvPicPr>
                   <pic:blipFill>
-                    <a:blip r:embed="rId15"/>
+                    <a:blip r:embed="rId16"/>
                     <a:stretch>
                       <a:fillRect/>
                     </a:stretch>
@@ -4509,47 +2952,7 @@
         <w:t>：</w:t>
       </w:r>
       <w:r>
-        <w:t xml:space="preserve">如果您有任何设置了固定定位（pin）元素的 </w:t>
-      </w:r>
-      <w:proofErr w:type="spellStart"/>
-      <w:r>
-        <w:t>ScrollTrigger</w:t>
-      </w:r>
-      <w:proofErr w:type="spellEnd"/>
-      <w:r>
-        <w:t xml:space="preserve">（且使用默认的 </w:t>
-      </w:r>
-      <w:proofErr w:type="spellStart"/>
-      <w:r>
-        <w:t>pinSpacing</w:t>
-      </w:r>
-      <w:proofErr w:type="spellEnd"/>
-      <w:r>
-        <w:t xml:space="preserve">: true），那么创建 </w:t>
-      </w:r>
-      <w:proofErr w:type="spellStart"/>
-      <w:r>
-        <w:t>ScrollTrigger</w:t>
-      </w:r>
-      <w:proofErr w:type="spellEnd"/>
-      <w:r>
-        <w:t xml:space="preserve"> 的顺序就非常重要。这是因为在具有固定定位的 </w:t>
-      </w:r>
-      <w:proofErr w:type="spellStart"/>
-      <w:r>
-        <w:t>ScrollTrigger</w:t>
-      </w:r>
-      <w:proofErr w:type="spellEnd"/>
-      <w:r>
-        <w:t xml:space="preserve"> 之后创建的任何 </w:t>
-      </w:r>
-      <w:proofErr w:type="spellStart"/>
-      <w:r>
-        <w:t>ScrollTrigger</w:t>
-      </w:r>
-      <w:proofErr w:type="spellEnd"/>
-      <w:r>
-        <w:t>，都需要补偿因固定定位而增加的额外滚动距离。</w:t>
+        <w:t>如果您有任何设置了固定定位（pin）元素的 ScrollTrigger（且使用默认的 pinSpacing: true），那么创建 ScrollTrigger 的顺序就非常重要。这是因为在具有固定定位的 ScrollTrigger 之后创建的任何 ScrollTrigger，都需要补偿因固定定位而增加的额外滚动距离。</w:t>
       </w:r>
     </w:p>
     <w:p>
@@ -4584,21 +2987,7 @@
         <w:rPr>
           <w:rFonts w:hint="eastAsia"/>
         </w:rPr>
-        <w:t>的元素，</w:t>
-      </w:r>
-      <w:proofErr w:type="spellStart"/>
-      <w:r>
-        <w:rPr>
-          <w:rFonts w:hint="eastAsia"/>
-        </w:rPr>
-        <w:t>scrollTrigger</w:t>
-      </w:r>
-      <w:proofErr w:type="spellEnd"/>
-      <w:r>
-        <w:rPr>
-          <w:rFonts w:hint="eastAsia"/>
-        </w:rPr>
-        <w:t>会在该元素外面包一层</w:t>
+        <w:t>的元素，scrollTrigger会在该元素外面包一层</w:t>
       </w:r>
       <w:r>
         <w:rPr>
@@ -4612,13 +3001,8 @@
         </w:rPr>
         <w:t>可以通过设置</w:t>
       </w:r>
-      <w:proofErr w:type="spellStart"/>
-      <w:r>
-        <w:t>pinSpacing</w:t>
-      </w:r>
-      <w:proofErr w:type="spellEnd"/>
-      <w:r>
-        <w:t>: false</w:t>
+      <w:r>
+        <w:t>pinSpacing: false</w:t>
       </w:r>
       <w:r>
         <w:rPr>
@@ -4630,21 +3014,7 @@
         <w:rPr>
           <w:rFonts w:hint="eastAsia"/>
         </w:rPr>
-        <w:t>，也可以通过设置</w:t>
-      </w:r>
-      <w:proofErr w:type="spellStart"/>
-      <w:r>
-        <w:rPr>
-          <w:rFonts w:hint="eastAsia"/>
-        </w:rPr>
-        <w:t>pinSpacing:margin</w:t>
-      </w:r>
-      <w:proofErr w:type="spellEnd"/>
-      <w:r>
-        <w:rPr>
-          <w:rFonts w:hint="eastAsia"/>
-        </w:rPr>
-        <w:t>修改padding为margin</w:t>
+        <w:t>，也可以通过设置pinSpacing:margin修改padding为margin</w:t>
       </w:r>
       <w:r>
         <w:rPr>
@@ -4653,15 +3023,7 @@
         <w:t>。</w:t>
       </w:r>
       <w:r>
-        <w:t>重要提示：如果容器设置为 display: flex，</w:t>
-      </w:r>
-      <w:proofErr w:type="spellStart"/>
-      <w:r>
-        <w:t>pinSpacing</w:t>
-      </w:r>
-      <w:proofErr w:type="spellEnd"/>
-      <w:r>
-        <w:t>会默认为 false，因为在这种布局上下文中，内边距的行为方式不同</w:t>
+        <w:t>重要提示：如果容器设置为 display: flex，pinSpacing会默认为 false，因为在这种布局上下文中，内边距的行为方式不同</w:t>
       </w:r>
       <w:r>
         <w:rPr>
@@ -4712,47 +3074,7 @@
         </w:rPr>
       </w:pPr>
       <w:r>
-        <w:t xml:space="preserve">要解决此问题，您可以按照滚动时触发器的先后顺序来创建 </w:t>
-      </w:r>
-      <w:proofErr w:type="spellStart"/>
-      <w:r>
-        <w:t>ScrollTrigger</w:t>
-      </w:r>
-      <w:proofErr w:type="spellEnd"/>
-      <w:r>
-        <w:t xml:space="preserve">，或者使用 </w:t>
-      </w:r>
-      <w:proofErr w:type="spellStart"/>
-      <w:r>
-        <w:t>ScrollTrigger</w:t>
-      </w:r>
-      <w:proofErr w:type="spellEnd"/>
-      <w:r>
-        <w:t xml:space="preserve"> 的 </w:t>
-      </w:r>
-      <w:proofErr w:type="spellStart"/>
-      <w:r>
-        <w:t>refreshPriority</w:t>
-      </w:r>
-      <w:proofErr w:type="spellEnd"/>
-      <w:r>
-        <w:t xml:space="preserve">属性来让某些 </w:t>
-      </w:r>
-      <w:proofErr w:type="spellStart"/>
-      <w:r>
-        <w:t>ScrollTrigger</w:t>
-      </w:r>
-      <w:proofErr w:type="spellEnd"/>
-      <w:r>
-        <w:t xml:space="preserve"> 优先计算其位置（</w:t>
-      </w:r>
-      <w:proofErr w:type="spellStart"/>
-      <w:r>
-        <w:t>refreshPriority</w:t>
-      </w:r>
-      <w:proofErr w:type="spellEnd"/>
-      <w:r>
-        <w:t>的值越高，位置计算得越早）</w:t>
+        <w:t>要解决此问题，您可以按照滚动时触发器的先后顺序来创建 ScrollTrigger，或者使用 ScrollTrigger 的 refreshPriority属性来让某些 ScrollTrigger 优先计算其位置（refreshPriority的值越高，位置计算得越早）</w:t>
       </w:r>
       <w:r>
         <w:rPr>
@@ -4800,23 +3122,7 @@
         </w:rPr>
       </w:pPr>
       <w:r>
-        <w:t xml:space="preserve">"scrub" 动画的持续时间总是被强制设定为恰好适应 </w:t>
-      </w:r>
-      <w:proofErr w:type="spellStart"/>
-      <w:r>
-        <w:t>ScrollTrigger</w:t>
-      </w:r>
-      <w:proofErr w:type="spellEnd"/>
-      <w:r>
-        <w:t xml:space="preserve"> 的起始和结束位置之间的滚动距离，因此如果 </w:t>
-      </w:r>
-      <w:proofErr w:type="spellStart"/>
-      <w:r>
-        <w:t>ScrollTrigger</w:t>
-      </w:r>
-      <w:proofErr w:type="spellEnd"/>
-      <w:r>
-        <w:t xml:space="preserve"> 的 start和 end值保持不变，仅增加 duration值是无效的。要延长动画时间，只需将 end值设置得更远即可。例如，将 end: "+=300"改为 end: "+=600"，动画持续时间就会变为原来的两倍。</w:t>
+        <w:t>"scrub" 动画的持续时间总是被强制设定为恰好适应 ScrollTrigger 的起始和结束位置之间的滚动距离，因此如果 ScrollTrigger 的 start和 end值保持不变，仅增加 duration值是无效的。要延长动画时间，只需将 end值设置得更远即可。例如，将 end: "+=300"改为 end: "+=600"，动画持续时间就会变为原来的两倍。</w:t>
       </w:r>
     </w:p>
     <w:p>
@@ -4846,15 +3152,7 @@
         <w:t>：</w:t>
       </w:r>
       <w:r>
-        <w:t xml:space="preserve">导航返回页面导致 </w:t>
-      </w:r>
-      <w:proofErr w:type="spellStart"/>
-      <w:r>
-        <w:t>ScrollTrigger</w:t>
-      </w:r>
-      <w:proofErr w:type="spellEnd"/>
-      <w:r>
-        <w:t xml:space="preserve"> 失效</w:t>
+        <w:t>导航返回页面导致 ScrollTrigger 失效</w:t>
       </w:r>
     </w:p>
     <w:p>
@@ -4866,31 +3164,7 @@
         </w:rPr>
       </w:pPr>
       <w:r>
-        <w:t>如果您正在开发单页应用程序（SPA；例如使用 React 或 Vue 等框架，或 Highway.js、</w:t>
-      </w:r>
-      <w:proofErr w:type="spellStart"/>
-      <w:r>
-        <w:t>Swup</w:t>
-      </w:r>
-      <w:proofErr w:type="spellEnd"/>
-      <w:r>
-        <w:t xml:space="preserve">、Barba.js 等页面过渡库，或类似技术）并且使用了 </w:t>
-      </w:r>
-      <w:proofErr w:type="spellStart"/>
-      <w:r>
-        <w:t>ScrollTrigger</w:t>
-      </w:r>
-      <w:proofErr w:type="spellEnd"/>
-      <w:r>
-        <w:t xml:space="preserve">，那么在导航回已经访问过的页面时可能会遇到问题。这通常是因为 SPA 不会自动销毁和重新创建您的 </w:t>
-      </w:r>
-      <w:proofErr w:type="spellStart"/>
-      <w:r>
-        <w:t>ScrollTrigger</w:t>
-      </w:r>
-      <w:proofErr w:type="spellEnd"/>
-      <w:r>
-        <w:t xml:space="preserve"> 实例，因此您需要在页面或组件之间导航时自行处理。</w:t>
+        <w:t>如果您正在开发单页应用程序（SPA；例如使用 React 或 Vue 等框架，或 Highway.js、Swup、Barba.js 等页面过渡库，或类似技术）并且使用了 ScrollTrigger，那么在导航回已经访问过的页面时可能会遇到问题。这通常是因为 SPA 不会自动销毁和重新创建您的 ScrollTrigger 实例，因此您需要在页面或组件之间导航时自行处理。</w:t>
       </w:r>
     </w:p>
     <w:p>
@@ -4902,31 +3176,7 @@
         </w:rPr>
       </w:pPr>
       <w:r>
-        <w:t xml:space="preserve">为此，您应该在使用框架的卸载（unmount）或等效生命周期回调中，销毁所有相关的 </w:t>
-      </w:r>
-      <w:proofErr w:type="spellStart"/>
-      <w:r>
-        <w:t>ScrollTrigger</w:t>
-      </w:r>
-      <w:proofErr w:type="spellEnd"/>
-      <w:r>
-        <w:t xml:space="preserve">。然后，确保在新的组件/页面的挂载（mount）或等效回调中重新创建所需的 </w:t>
-      </w:r>
-      <w:proofErr w:type="spellStart"/>
-      <w:r>
-        <w:t>ScrollTrigger</w:t>
-      </w:r>
-      <w:proofErr w:type="spellEnd"/>
-      <w:r>
-        <w:t xml:space="preserve">。在某些情况下，如果动画目标等仍然存在但测量值不正确，您可能只需要调用 </w:t>
-      </w:r>
-      <w:proofErr w:type="spellStart"/>
-      <w:r>
-        <w:t>ScrollTrigger.refresh</w:t>
-      </w:r>
-      <w:proofErr w:type="spellEnd"/>
-      <w:r>
-        <w:t>()。</w:t>
+        <w:t>为此，您应该在使用框架的卸载（unmount）或等效生命周期回调中，销毁所有相关的 ScrollTrigger。然后，确保在新的组件/页面的挂载（mount）或等效回调中重新创建所需的 ScrollTrigger。在某些情况下，如果动画目标等仍然存在但测量值不正确，您可能只需要调用 ScrollTrigger.refresh()。</w:t>
       </w:r>
     </w:p>
     <w:p>
@@ -5035,21 +3285,7 @@
         <w:rPr>
           <w:rFonts w:hint="eastAsia"/>
         </w:rPr>
-        <w:t>：可以直接创建滚动动画而不依赖于</w:t>
-      </w:r>
-      <w:proofErr w:type="spellStart"/>
-      <w:r>
-        <w:rPr>
-          <w:rFonts w:hint="eastAsia"/>
-        </w:rPr>
-        <w:t>gsap</w:t>
-      </w:r>
-      <w:proofErr w:type="spellEnd"/>
-      <w:r>
-        <w:rPr>
-          <w:rFonts w:hint="eastAsia"/>
-        </w:rPr>
-        <w:t>，例如：</w:t>
+        <w:t>：可以直接创建滚动动画而不依赖于gsap，例如：</w:t>
       </w:r>
     </w:p>
     <w:p>
@@ -5080,7 +3316,7 @@
                     <pic:cNvPicPr/>
                   </pic:nvPicPr>
                   <pic:blipFill>
-                    <a:blip r:embed="rId16"/>
+                    <a:blip r:embed="rId17"/>
                     <a:stretch>
                       <a:fillRect/>
                     </a:stretch>
@@ -5156,7 +3392,7 @@
                     <pic:cNvPicPr/>
                   </pic:nvPicPr>
                   <pic:blipFill>
-                    <a:blip r:embed="rId17"/>
+                    <a:blip r:embed="rId18"/>
                     <a:stretch>
                       <a:fillRect/>
                     </a:stretch>
@@ -5219,31 +3455,7 @@
         <w:t>位置。</w:t>
       </w:r>
       <w:r>
-        <w:t>如果您要固定的元素嵌套在另一个也被固定的元素内部，</w:t>
-      </w:r>
-      <w:proofErr w:type="gramStart"/>
-      <w:r>
-        <w:t>请确保</w:t>
-      </w:r>
-      <w:proofErr w:type="gramEnd"/>
-      <w:r>
-        <w:t xml:space="preserve">定义一个 </w:t>
-      </w:r>
-      <w:proofErr w:type="spellStart"/>
-      <w:r>
-        <w:t>pinnedContainer</w:t>
-      </w:r>
-      <w:proofErr w:type="spellEnd"/>
-      <w:r>
-        <w:t xml:space="preserve">，以便 </w:t>
-      </w:r>
-      <w:proofErr w:type="spellStart"/>
-      <w:r>
-        <w:t>ScrollTrigger</w:t>
-      </w:r>
-      <w:proofErr w:type="spellEnd"/>
-      <w:r>
-        <w:t xml:space="preserve"> 知道相应地调整 start/end位置的偏移量。</w:t>
+        <w:t>如果您要固定的元素嵌套在另一个也被固定的元素内部，请确保定义一个 pinnedContainer，以便 ScrollTrigger 知道相应地调整 start/end位置的偏移量。</w:t>
       </w:r>
     </w:p>
     <w:p>
@@ -5261,35 +3473,7 @@
         <w:rPr>
           <w:rFonts w:hint="eastAsia"/>
         </w:rPr>
-        <w:t>：当固定的元素里面包含</w:t>
-      </w:r>
-      <w:proofErr w:type="spellStart"/>
-      <w:r>
-        <w:rPr>
-          <w:rFonts w:hint="eastAsia"/>
-        </w:rPr>
-        <w:t>iframe</w:t>
-      </w:r>
-      <w:proofErr w:type="spellEnd"/>
-      <w:r>
-        <w:rPr>
-          <w:rFonts w:hint="eastAsia"/>
-        </w:rPr>
-        <w:t>时，需要给</w:t>
-      </w:r>
-      <w:proofErr w:type="spellStart"/>
-      <w:r>
-        <w:rPr>
-          <w:rFonts w:hint="eastAsia"/>
-        </w:rPr>
-        <w:t>iframe</w:t>
-      </w:r>
-      <w:proofErr w:type="spellEnd"/>
-      <w:r>
-        <w:rPr>
-          <w:rFonts w:hint="eastAsia"/>
-        </w:rPr>
-        <w:t>指定一个单独的占位符：</w:t>
+        <w:t>：当固定的元素里面包含iframe时，需要给iframe指定一个单独的占位符：</w:t>
       </w:r>
     </w:p>
     <w:p>
@@ -5334,35 +3518,7 @@
         <w:rPr>
           <w:rFonts w:hint="eastAsia"/>
         </w:rPr>
-        <w:t xml:space="preserve">  &lt;div class="pin-spacer"&gt;&lt;/div&gt; </w:t>
-      </w:r>
-      <w:proofErr w:type="gramStart"/>
-      <w:r>
-        <w:rPr>
-          <w:rFonts w:hint="eastAsia"/>
-        </w:rPr>
-        <w:t>&lt;!--</w:t>
-      </w:r>
-      <w:proofErr w:type="gramEnd"/>
-      <w:r>
-        <w:rPr>
-          <w:rFonts w:hint="eastAsia"/>
-        </w:rPr>
-        <w:t xml:space="preserve"> 专门的 </w:t>
-      </w:r>
-      <w:proofErr w:type="spellStart"/>
-      <w:r>
-        <w:rPr>
-          <w:rFonts w:hint="eastAsia"/>
-        </w:rPr>
-        <w:t>pinSpacer</w:t>
-      </w:r>
-      <w:proofErr w:type="spellEnd"/>
-      <w:r>
-        <w:rPr>
-          <w:rFonts w:hint="eastAsia"/>
-        </w:rPr>
-        <w:t xml:space="preserve"> 元素 --&gt;</w:t>
+        <w:t xml:space="preserve">  &lt;div class="pin-spacer"&gt;&lt;/div&gt; &lt;!-- 专门的 pinSpacer 元素 --&gt;</w:t>
       </w:r>
     </w:p>
     <w:p>
@@ -5377,49 +3533,7 @@
         <w:rPr>
           <w:rFonts w:hint="eastAsia"/>
         </w:rPr>
-        <w:t xml:space="preserve">  &lt;</w:t>
-      </w:r>
-      <w:proofErr w:type="spellStart"/>
-      <w:r>
-        <w:rPr>
-          <w:rFonts w:hint="eastAsia"/>
-        </w:rPr>
-        <w:t>iframe</w:t>
-      </w:r>
-      <w:proofErr w:type="spellEnd"/>
-      <w:r>
-        <w:rPr>
-          <w:rFonts w:hint="eastAsia"/>
-        </w:rPr>
-        <w:t xml:space="preserve"> </w:t>
-      </w:r>
-      <w:proofErr w:type="spellStart"/>
-      <w:r>
-        <w:rPr>
-          <w:rFonts w:hint="eastAsia"/>
-        </w:rPr>
-        <w:t>src</w:t>
-      </w:r>
-      <w:proofErr w:type="spellEnd"/>
-      <w:r>
-        <w:rPr>
-          <w:rFonts w:hint="eastAsia"/>
-        </w:rPr>
-        <w:t>="..."&gt;&lt;/</w:t>
-      </w:r>
-      <w:proofErr w:type="spellStart"/>
-      <w:r>
-        <w:rPr>
-          <w:rFonts w:hint="eastAsia"/>
-        </w:rPr>
-        <w:t>iframe</w:t>
-      </w:r>
-      <w:proofErr w:type="spellEnd"/>
-      <w:r>
-        <w:rPr>
-          <w:rFonts w:hint="eastAsia"/>
-        </w:rPr>
-        <w:t>&gt;</w:t>
+        <w:t xml:space="preserve">  &lt;iframe src="..."&gt;&lt;/iframe&gt;</w:t>
       </w:r>
     </w:p>
     <w:p>
@@ -5449,30 +3563,8 @@
         <w:rPr>
           <w:rFonts w:hint="eastAsia"/>
         </w:rPr>
-        <w:t xml:space="preserve">// 在 </w:t>
-      </w:r>
-      <w:proofErr w:type="spellStart"/>
-      <w:r>
-        <w:rPr>
-          <w:rFonts w:hint="eastAsia"/>
-        </w:rPr>
-        <w:t>ScrollTrigger</w:t>
-      </w:r>
-      <w:proofErr w:type="spellEnd"/>
-      <w:r>
-        <w:rPr>
-          <w:rFonts w:hint="eastAsia"/>
-        </w:rPr>
-        <w:t xml:space="preserve"> 配置中引用这个 </w:t>
-      </w:r>
-      <w:proofErr w:type="spellStart"/>
-      <w:r>
-        <w:rPr>
-          <w:rFonts w:hint="eastAsia"/>
-        </w:rPr>
-        <w:t>pinSpacer</w:t>
-      </w:r>
-      <w:proofErr w:type="spellEnd"/>
+        <w:t>// 在 ScrollTrigger 配置中引用这个 pinSpacer</w:t>
+      </w:r>
     </w:p>
     <w:p>
       <w:pPr>
@@ -5482,19 +3574,11 @@
           <w:rFonts w:hint="eastAsia"/>
         </w:rPr>
       </w:pPr>
-      <w:proofErr w:type="spellStart"/>
-      <w:r>
-        <w:rPr>
-          <w:rFonts w:hint="eastAsia"/>
-        </w:rPr>
-        <w:t>ScrollTrigger.create</w:t>
-      </w:r>
-      <w:proofErr w:type="spellEnd"/>
-      <w:r>
-        <w:rPr>
-          <w:rFonts w:hint="eastAsia"/>
-        </w:rPr>
-        <w:t>({</w:t>
+      <w:r>
+        <w:rPr>
+          <w:rFonts w:hint="eastAsia"/>
+        </w:rPr>
+        <w:t>ScrollTrigger.create({</w:t>
       </w:r>
     </w:p>
     <w:p>
@@ -5509,21 +3593,7 @@
         <w:rPr>
           <w:rFonts w:hint="eastAsia"/>
         </w:rPr>
-        <w:t xml:space="preserve">  trigger: </w:t>
-      </w:r>
-      <w:proofErr w:type="gramStart"/>
-      <w:r>
-        <w:rPr>
-          <w:rFonts w:hint="eastAsia"/>
-        </w:rPr>
-        <w:t>".section</w:t>
-      </w:r>
-      <w:proofErr w:type="gramEnd"/>
-      <w:r>
-        <w:rPr>
-          <w:rFonts w:hint="eastAsia"/>
-        </w:rPr>
-        <w:t>-to-pin",</w:t>
+        <w:t xml:space="preserve">  trigger: ".section-to-pin",</w:t>
       </w:r>
     </w:p>
     <w:p>
@@ -5553,21 +3623,7 @@
         <w:rPr>
           <w:rFonts w:hint="eastAsia"/>
         </w:rPr>
-        <w:t xml:space="preserve">  </w:t>
-      </w:r>
-      <w:proofErr w:type="spellStart"/>
-      <w:r>
-        <w:rPr>
-          <w:rFonts w:hint="eastAsia"/>
-        </w:rPr>
-        <w:t>pinSpacer</w:t>
-      </w:r>
-      <w:proofErr w:type="spellEnd"/>
-      <w:r>
-        <w:rPr>
-          <w:rFonts w:hint="eastAsia"/>
-        </w:rPr>
-        <w:t>: ".pin-spacer" // 明确指定使用这个元素作为占位符</w:t>
+        <w:t xml:space="preserve">  pinSpacer: ".pin-spacer" // 明确指定使用这个元素作为占位符</w:t>
       </w:r>
     </w:p>
     <w:p>
@@ -5605,31 +3661,7 @@
         </w:rPr>
       </w:pPr>
       <w:r>
-        <w:t xml:space="preserve">GSAP 中的 </w:t>
-      </w:r>
-      <w:proofErr w:type="spellStart"/>
-      <w:r>
-        <w:t>globalTimeline</w:t>
-      </w:r>
-      <w:proofErr w:type="spellEnd"/>
-      <w:r>
-        <w:t xml:space="preserve">和普通 timeline（通过 </w:t>
-      </w:r>
-      <w:proofErr w:type="spellStart"/>
-      <w:r>
-        <w:t>gsap.timeline</w:t>
-      </w:r>
-      <w:proofErr w:type="spellEnd"/>
-      <w:r>
-        <w:t>()创建）在动画控制的范围和层级上有着根本的不同。简单来说，</w:t>
-      </w:r>
-      <w:proofErr w:type="spellStart"/>
-      <w:r>
-        <w:t>globalTimeline</w:t>
-      </w:r>
-      <w:proofErr w:type="spellEnd"/>
-      <w:r>
-        <w:t>是 GSAP 动画系统的</w:t>
+        <w:t>GSAP 中的 globalTimeline和普通 timeline（通过 gsap.timeline()创建）在动画控制的范围和层级上有着根本的不同。简单来说，globalTimeline是 GSAP 动画系统的</w:t>
       </w:r>
       <w:r>
         <w:rPr>
@@ -5751,21 +3783,12 @@
                 <w:bCs/>
               </w:rPr>
             </w:pPr>
-            <w:proofErr w:type="spellStart"/>
             <w:r>
               <w:rPr>
                 <w:b/>
                 <w:bCs/>
               </w:rPr>
-              <w:t>globalTimeline</w:t>
-            </w:r>
-            <w:proofErr w:type="spellEnd"/>
-            <w:r>
-              <w:rPr>
-                <w:b/>
-                <w:bCs/>
-              </w:rPr>
-              <w:t xml:space="preserve"> (全局时间轴)</w:t>
+              <w:t>globalTimeline (全局时间轴)</w:t>
             </w:r>
           </w:p>
         </w:tc>
@@ -5800,23 +3823,7 @@
                 <w:b/>
                 <w:bCs/>
               </w:rPr>
-              <w:t>普通 Timeline (</w:t>
-            </w:r>
-            <w:proofErr w:type="gramStart"/>
-            <w:r>
-              <w:rPr>
-                <w:b/>
-                <w:bCs/>
-              </w:rPr>
-              <w:t>局部时间轴</w:t>
-            </w:r>
-            <w:proofErr w:type="gramEnd"/>
-            <w:r>
-              <w:rPr>
-                <w:b/>
-                <w:bCs/>
-              </w:rPr>
-              <w:t>)</w:t>
+              <w:t>普通 Timeline (局部时间轴)</w:t>
             </w:r>
           </w:p>
         </w:tc>
@@ -6017,15 +4024,7 @@
               </w:rPr>
             </w:pPr>
             <w:r>
-              <w:t xml:space="preserve">内置对象，通过 </w:t>
-            </w:r>
-            <w:proofErr w:type="spellStart"/>
-            <w:r>
-              <w:t>gsap.globalTimeline</w:t>
-            </w:r>
-            <w:proofErr w:type="spellEnd"/>
-            <w:r>
-              <w:t>访问</w:t>
+              <w:t>内置对象，通过 gsap.globalTimeline访问</w:t>
             </w:r>
           </w:p>
         </w:tc>
@@ -6054,21 +4053,8 @@
               </w:rPr>
             </w:pPr>
             <w:r>
-              <w:t xml:space="preserve">通过 </w:t>
+              <w:t>通过 gsap.timeline()显式创建</w:t>
             </w:r>
-            <w:proofErr w:type="spellStart"/>
-            <w:r>
-              <w:t>gsap.timeline</w:t>
-            </w:r>
-            <w:proofErr w:type="spellEnd"/>
-            <w:r>
-              <w:t>()显</w:t>
-            </w:r>
-            <w:proofErr w:type="gramStart"/>
-            <w:r>
-              <w:t>式创建</w:t>
-            </w:r>
-            <w:proofErr w:type="gramEnd"/>
           </w:p>
         </w:tc>
       </w:tr>
@@ -6148,7 +4134,6 @@
               </w:rPr>
               <w:t>​</w:t>
             </w:r>
-            <w:proofErr w:type="gramStart"/>
             <w:r>
               <w:rPr>
                 <w:b/>
@@ -6157,11 +4142,7 @@
               <w:t>所有</w:t>
             </w:r>
             <w:r>
-              <w:t>补间动画</w:t>
-            </w:r>
-            <w:proofErr w:type="gramEnd"/>
-            <w:r>
-              <w:t>和时间线</w:t>
+              <w:t>补间动画和时间线</w:t>
             </w:r>
           </w:p>
         </w:tc>
@@ -6408,34 +4389,8 @@
                 <w:rFonts w:hint="eastAsia"/>
               </w:rPr>
             </w:pPr>
-            <w:proofErr w:type="gramStart"/>
             <w:r>
-              <w:t>.pause</w:t>
-            </w:r>
-            <w:proofErr w:type="gramEnd"/>
-            <w:r>
-              <w:t>()</w:t>
-            </w:r>
-            <w:proofErr w:type="gramStart"/>
-            <w:r>
-              <w:t>, .play</w:t>
-            </w:r>
-            <w:proofErr w:type="gramEnd"/>
-            <w:r>
-              <w:t>()</w:t>
-            </w:r>
-            <w:proofErr w:type="gramStart"/>
-            <w:r>
-              <w:t>, .</w:t>
-            </w:r>
-            <w:proofErr w:type="spellStart"/>
-            <w:r>
-              <w:t>timeScale</w:t>
-            </w:r>
-            <w:proofErr w:type="spellEnd"/>
-            <w:proofErr w:type="gramEnd"/>
-            <w:r>
-              <w:t>()</w:t>
+              <w:t>.pause(), .play(), .timeScale()</w:t>
             </w:r>
           </w:p>
         </w:tc>
@@ -6464,47 +4419,7 @@
               </w:rPr>
             </w:pPr>
             <w:r>
-              <w:t>.</w:t>
-            </w:r>
-            <w:proofErr w:type="gramStart"/>
-            <w:r>
-              <w:t>to(</w:t>
-            </w:r>
-            <w:proofErr w:type="gramEnd"/>
-            <w:r>
-              <w:t>)</w:t>
-            </w:r>
-            <w:proofErr w:type="gramStart"/>
-            <w:r>
-              <w:t>, .from</w:t>
-            </w:r>
-            <w:proofErr w:type="gramEnd"/>
-            <w:r>
-              <w:t>()</w:t>
-            </w:r>
-            <w:proofErr w:type="gramStart"/>
-            <w:r>
-              <w:t>, .add</w:t>
-            </w:r>
-            <w:proofErr w:type="gramEnd"/>
-            <w:r>
-              <w:t>()</w:t>
-            </w:r>
-            <w:proofErr w:type="gramStart"/>
-            <w:r>
-              <w:t>, .pause</w:t>
-            </w:r>
-            <w:proofErr w:type="gramEnd"/>
-            <w:r>
-              <w:t>()</w:t>
-            </w:r>
-            <w:proofErr w:type="gramStart"/>
-            <w:r>
-              <w:t>, .progress</w:t>
-            </w:r>
-            <w:proofErr w:type="gramEnd"/>
-            <w:r>
-              <w:t>()</w:t>
+              <w:t>.to(), .from(), .add(), .pause(), .progress()</w:t>
             </w:r>
           </w:p>
         </w:tc>
@@ -6613,48 +4528,32 @@
           <w:rFonts w:hint="eastAsia"/>
           <w:color w:val="00B0F0"/>
         </w:rPr>
-        <w:t>执行</w:t>
-      </w:r>
-      <w:proofErr w:type="spellStart"/>
-      <w:r>
-        <w:rPr>
-          <w:rFonts w:hint="eastAsia"/>
-          <w:color w:val="00B0F0"/>
-        </w:rPr>
-        <w:t>gsap.timeline</w:t>
-      </w:r>
-      <w:proofErr w:type="spellEnd"/>
-      <w:r>
-        <w:rPr>
-          <w:rFonts w:hint="eastAsia"/>
-          <w:color w:val="00B0F0"/>
-        </w:rPr>
-        <w:t>()后，也会创建一个轨道和一个动画组，然后把该组放在轨道最左侧。执行timeline.to()后，默认会在该组中依次排放tween。</w:t>
-      </w:r>
-    </w:p>
-    <w:p>
-      <w:pPr>
-        <w:rPr>
-          <w:rFonts w:hint="eastAsia"/>
-          <w:color w:val="00B0F0"/>
-        </w:rPr>
-      </w:pPr>
-    </w:p>
-    <w:p>
-      <w:pPr>
-        <w:rPr>
-          <w:rFonts w:hint="eastAsia"/>
-          <w:color w:val="00B0F0"/>
-        </w:rPr>
-      </w:pPr>
-    </w:p>
-    <w:p>
-      <w:pPr>
-        <w:rPr>
-          <w:rFonts w:hint="eastAsia"/>
-        </w:rPr>
-      </w:pPr>
-      <w:hyperlink r:id="rId18" w:history="1">
+        <w:t>执行gsap.timeline()后，也会创建一个轨道和一个动画组，然后把该组放在轨道最左侧。执行timeline.to()后，默认会在该组中依次排放tween。</w:t>
+      </w:r>
+    </w:p>
+    <w:p>
+      <w:pPr>
+        <w:rPr>
+          <w:rFonts w:hint="eastAsia"/>
+          <w:color w:val="00B0F0"/>
+        </w:rPr>
+      </w:pPr>
+    </w:p>
+    <w:p>
+      <w:pPr>
+        <w:rPr>
+          <w:rFonts w:hint="eastAsia"/>
+          <w:color w:val="00B0F0"/>
+        </w:rPr>
+      </w:pPr>
+    </w:p>
+    <w:p>
+      <w:pPr>
+        <w:rPr>
+          <w:rFonts w:hint="eastAsia"/>
+        </w:rPr>
+      </w:pPr>
+      <w:hyperlink r:id="rId19" w:history="1">
         <w:r>
           <w:rPr>
             <w:rStyle w:val="af2"/>
@@ -6671,30 +4570,17 @@
         </w:rPr>
         <w:t>和</w:t>
       </w:r>
-      <w:r>
-        <w:fldChar w:fldCharType="begin"/>
-      </w:r>
-      <w:r>
-        <w:instrText>HYPERLINK "https://www.wuzao.com/gsap/docs/v3/GSAP/Timeline/index.html"</w:instrText>
-      </w:r>
-      <w:r>
-        <w:rPr>
-          <w:rFonts w:hint="eastAsia"/>
-        </w:rPr>
-        <w:fldChar w:fldCharType="separate"/>
-      </w:r>
-      <w:r>
-        <w:rPr>
-          <w:rStyle w:val="af2"/>
-          <w:b/>
-          <w:bCs/>
-          <w:color w:val="00B0F0"/>
-        </w:rPr>
-        <w:t>时间轴</w:t>
-      </w:r>
-      <w:r>
-        <w:fldChar w:fldCharType="end"/>
-      </w:r>
+      <w:hyperlink r:id="rId20" w:history="1">
+        <w:r>
+          <w:rPr>
+            <w:rStyle w:val="af2"/>
+            <w:b/>
+            <w:bCs/>
+            <w:color w:val="00B0F0"/>
+          </w:rPr>
+          <w:t>时间轴</w:t>
+        </w:r>
+      </w:hyperlink>
       <w:r>
         <w:rPr>
           <w:color w:val="00B0F0"/>
@@ -6711,7 +4597,7 @@
           <w:rFonts w:hint="eastAsia"/>
         </w:rPr>
       </w:pPr>
-      <w:hyperlink r:id="rId19" w:tgtFrame="_blank" w:history="1">
+      <w:hyperlink r:id="rId21" w:tgtFrame="_blank" w:history="1">
         <w:r>
           <w:rPr>
             <w:rStyle w:val="af2"/>
@@ -6728,7 +4614,7 @@
       <w:r>
         <w:br/>
       </w:r>
-      <w:hyperlink r:id="rId20" w:tgtFrame="_blank" w:history="1">
+      <w:hyperlink r:id="rId22" w:tgtFrame="_blank" w:history="1">
         <w:r>
           <w:rPr>
             <w:rStyle w:val="af2"/>
@@ -6745,7 +4631,7 @@
       <w:r>
         <w:br/>
       </w:r>
-      <w:hyperlink r:id="rId21" w:tgtFrame="_blank" w:history="1">
+      <w:hyperlink r:id="rId23" w:tgtFrame="_blank" w:history="1">
         <w:r>
           <w:rPr>
             <w:rStyle w:val="af2"/>
@@ -6762,7 +4648,7 @@
       <w:r>
         <w:br/>
       </w:r>
-      <w:hyperlink r:id="rId22" w:tgtFrame="_blank" w:history="1">
+      <w:hyperlink r:id="rId24" w:tgtFrame="_blank" w:history="1">
         <w:r>
           <w:rPr>
             <w:rStyle w:val="af2"/>
@@ -6779,7 +4665,7 @@
       <w:r>
         <w:br/>
       </w:r>
-      <w:hyperlink r:id="rId23" w:tgtFrame="_blank" w:history="1">
+      <w:hyperlink r:id="rId25" w:tgtFrame="_blank" w:history="1">
         <w:r>
           <w:rPr>
             <w:rStyle w:val="af2"/>
@@ -6796,7 +4682,7 @@
       <w:r>
         <w:br/>
       </w:r>
-      <w:hyperlink r:id="rId24" w:tgtFrame="_blank" w:history="1">
+      <w:hyperlink r:id="rId26" w:tgtFrame="_blank" w:history="1">
         <w:r>
           <w:rPr>
             <w:rStyle w:val="af2"/>
@@ -6813,7 +4699,7 @@
       <w:r>
         <w:br/>
       </w:r>
-      <w:hyperlink r:id="rId25" w:tgtFrame="_blank" w:history="1">
+      <w:hyperlink r:id="rId27" w:tgtFrame="_blank" w:history="1">
         <w:r>
           <w:rPr>
             <w:rStyle w:val="af2"/>
@@ -6830,7 +4716,7 @@
       <w:r>
         <w:br/>
       </w:r>
-      <w:hyperlink r:id="rId26" w:tgtFrame="_blank" w:history="1">
+      <w:hyperlink r:id="rId28" w:tgtFrame="_blank" w:history="1">
         <w:r>
           <w:rPr>
             <w:rStyle w:val="af2"/>
@@ -6847,7 +4733,7 @@
       <w:r>
         <w:br/>
       </w:r>
-      <w:hyperlink r:id="rId27" w:tgtFrame="_blank" w:history="1">
+      <w:hyperlink r:id="rId29" w:tgtFrame="_blank" w:history="1">
         <w:r>
           <w:rPr>
             <w:rStyle w:val="af2"/>
@@ -6864,7 +4750,7 @@
       <w:r>
         <w:br/>
       </w:r>
-      <w:hyperlink r:id="rId28" w:tgtFrame="_blank" w:history="1">
+      <w:hyperlink r:id="rId30" w:tgtFrame="_blank" w:history="1">
         <w:r>
           <w:rPr>
             <w:rStyle w:val="af2"/>
@@ -6881,7 +4767,7 @@
       <w:r>
         <w:br/>
       </w:r>
-      <w:hyperlink r:id="rId29" w:tgtFrame="_blank" w:history="1">
+      <w:hyperlink r:id="rId31" w:tgtFrame="_blank" w:history="1">
         <w:r>
           <w:rPr>
             <w:rStyle w:val="af2"/>
@@ -6932,11 +4818,9 @@
           <w:rFonts w:hint="eastAsia"/>
         </w:rPr>
       </w:pPr>
-      <w:proofErr w:type="spellStart"/>
       <w:r>
         <w:t>immediateRender</w:t>
       </w:r>
-      <w:proofErr w:type="spellEnd"/>
       <w:r>
         <w:rPr>
           <w:rFonts w:hint="eastAsia"/>
@@ -6963,8 +4847,6 @@
           <w:rFonts w:hint="eastAsia"/>
         </w:rPr>
       </w:pPr>
-      <w:proofErr w:type="spellStart"/>
-      <w:proofErr w:type="gramStart"/>
       <w:r>
         <w:rPr>
           <w:i/>
@@ -6973,18 +4855,8 @@
         <w:t>gsap</w:t>
       </w:r>
       <w:r>
-        <w:t>.from</w:t>
-      </w:r>
-      <w:proofErr w:type="spellEnd"/>
-      <w:proofErr w:type="gramEnd"/>
-      <w:r>
-        <w:t>(</w:t>
-      </w:r>
-      <w:proofErr w:type="gramStart"/>
-      <w:r>
-        <w:t>'.box',{</w:t>
-      </w:r>
-      <w:proofErr w:type="gramEnd"/>
+        <w:t>.from('.box',{</w:t>
+      </w:r>
       <w:r>
         <w:br/>
         <w:t xml:space="preserve">    duration: 2,</w:t>
@@ -6995,29 +4867,12 @@
       </w:r>
       <w:r>
         <w:br/>
-        <w:t xml:space="preserve">    </w:t>
-      </w:r>
-      <w:proofErr w:type="spellStart"/>
-      <w:proofErr w:type="gramStart"/>
-      <w:r>
-        <w:t>paused:true</w:t>
-      </w:r>
-      <w:proofErr w:type="spellEnd"/>
-      <w:proofErr w:type="gramEnd"/>
-      <w:r>
-        <w:t>,</w:t>
+        <w:t xml:space="preserve">    paused:true,</w:t>
       </w:r>
       <w:r>
         <w:br/>
-        <w:t xml:space="preserve">    </w:t>
-      </w:r>
-      <w:proofErr w:type="spellStart"/>
-      <w:proofErr w:type="gramStart"/>
-      <w:r>
-        <w:t>immediateRender:false</w:t>
-      </w:r>
-      <w:proofErr w:type="spellEnd"/>
-      <w:proofErr w:type="gramEnd"/>
+        <w:t xml:space="preserve">    immediateRender:false</w:t>
+      </w:r>
       <w:r>
         <w:br/>
         <w:t>})</w:t>
@@ -7243,23 +5098,7 @@
         <w:tab/>
       </w:r>
       <w:r>
-        <w:t>如果将 repeat</w:t>
-      </w:r>
-      <w:proofErr w:type="gramStart"/>
-      <w:r>
-        <w:t>置于补间动画</w:t>
-      </w:r>
-      <w:proofErr w:type="gramEnd"/>
-      <w:r>
-        <w:t>的顶级 vars对象中，它将等待所有</w:t>
-      </w:r>
-      <w:proofErr w:type="gramStart"/>
-      <w:r>
-        <w:t>子补间</w:t>
-      </w:r>
-      <w:proofErr w:type="gramEnd"/>
-      <w:r>
-        <w:t>动画完成后，再重复整个序列</w:t>
+        <w:t>如果将 repeat置于补间动画的顶级 vars对象中，它将等待所有子补间动画完成后，再重复整个序列</w:t>
       </w:r>
       <w:r>
         <w:rPr>
@@ -7268,15 +5107,7 @@
         <w:t>。</w:t>
       </w:r>
       <w:r>
-        <w:t>如果希望每</w:t>
-      </w:r>
-      <w:proofErr w:type="gramStart"/>
-      <w:r>
-        <w:t>个子补间动画</w:t>
-      </w:r>
-      <w:proofErr w:type="gramEnd"/>
-      <w:r>
-        <w:t>独立重复（即每个子动画一旦完成就立即自行重复），只需将 repeat（以及必要的 yoyo）嵌套在stagger对象内部</w:t>
+        <w:t>如果希望每个子补间动画独立重复（即每个子动画一旦完成就立即自行重复），只需将 repeat（以及必要的 yoyo）嵌套在stagger对象内部</w:t>
       </w:r>
       <w:r>
         <w:rPr>
@@ -7309,31 +5140,7 @@
         </w:rPr>
       </w:pPr>
       <w:r>
-        <w:t xml:space="preserve">对于回调函数（例如 </w:t>
-      </w:r>
-      <w:proofErr w:type="spellStart"/>
-      <w:r>
-        <w:t>onUpdate</w:t>
-      </w:r>
-      <w:proofErr w:type="spellEnd"/>
-      <w:r>
-        <w:t>、</w:t>
-      </w:r>
-      <w:proofErr w:type="spellStart"/>
-      <w:r>
-        <w:t>onComplete</w:t>
-      </w:r>
-      <w:proofErr w:type="spellEnd"/>
-      <w:r>
-        <w:t>、</w:t>
-      </w:r>
-      <w:proofErr w:type="spellStart"/>
-      <w:r>
-        <w:t>onStart</w:t>
-      </w:r>
-      <w:proofErr w:type="spellEnd"/>
-      <w:r>
-        <w:t>）也是如此——将它们包含在 stagger对象内会使它们针对每个元素触发</w:t>
+        <w:t>对于回调函数（例如 onUpdate、onComplete、onStart）也是如此——将它们包含在 stagger对象内会使它们针对每个元素触发</w:t>
       </w:r>
     </w:p>
     <w:p>
@@ -7360,15 +5167,7 @@
         </w:rPr>
       </w:pPr>
       <w:r>
-        <w:t>。可以将其理解为：高级 stagger对象几乎就像是</w:t>
-      </w:r>
-      <w:proofErr w:type="gramStart"/>
-      <w:r>
-        <w:t>子补间</w:t>
-      </w:r>
-      <w:proofErr w:type="gramEnd"/>
-      <w:r>
-        <w:t>动画的 vars对象</w:t>
+        <w:t>。可以将其理解为：高级 stagger对象几乎就像是子补间动画的 vars对象</w:t>
       </w:r>
     </w:p>
     <w:p>
@@ -7491,63 +5290,7 @@
         <w:rPr>
           <w:color w:val="00B0F0"/>
         </w:rPr>
-        <w:t>默认情况下，from()</w:t>
-      </w:r>
-      <w:proofErr w:type="gramStart"/>
-      <w:r>
-        <w:rPr>
-          <w:color w:val="00B0F0"/>
-        </w:rPr>
-        <w:t>补间动画</w:t>
-      </w:r>
-      <w:proofErr w:type="gramEnd"/>
-      <w:r>
-        <w:rPr>
-          <w:color w:val="00B0F0"/>
-        </w:rPr>
-        <w:t xml:space="preserve">的 </w:t>
-      </w:r>
-      <w:proofErr w:type="spellStart"/>
-      <w:r>
-        <w:rPr>
-          <w:color w:val="00B0F0"/>
-        </w:rPr>
-        <w:t>immediateRender</w:t>
-      </w:r>
-      <w:proofErr w:type="spellEnd"/>
-      <w:r>
-        <w:rPr>
-          <w:color w:val="00B0F0"/>
-        </w:rPr>
-        <w:t xml:space="preserve">属性为 true，这意味着无论设置了何种延迟，它们都会立即渲染其初始状态。您可以通过在 vars参数中设置 </w:t>
-      </w:r>
-      <w:proofErr w:type="spellStart"/>
-      <w:r>
-        <w:rPr>
-          <w:color w:val="00B0F0"/>
-        </w:rPr>
-        <w:t>immediateRender</w:t>
-      </w:r>
-      <w:proofErr w:type="spellEnd"/>
-      <w:r>
-        <w:rPr>
-          <w:color w:val="00B0F0"/>
-        </w:rPr>
-        <w:t>: false来覆盖此行为，</w:t>
-      </w:r>
-      <w:proofErr w:type="gramStart"/>
-      <w:r>
-        <w:rPr>
-          <w:color w:val="00B0F0"/>
-        </w:rPr>
-        <w:t>使补间动画</w:t>
-      </w:r>
-      <w:proofErr w:type="gramEnd"/>
-      <w:r>
-        <w:rPr>
-          <w:color w:val="00B0F0"/>
-        </w:rPr>
-        <w:t>延迟到实际开始时才渲染（这通常是将动画插入时间线时期望的行为）</w:t>
+        <w:t>默认情况下，from()补间动画的 immediateRender属性为 true，这意味着无论设置了何种延迟，它们都会立即渲染其初始状态。您可以通过在 vars参数中设置 immediateRender: false来覆盖此行为，使补间动画延迟到实际开始时才渲染（这通常是将动画插入时间线时期望的行为）</w:t>
       </w:r>
     </w:p>
     <w:p>
@@ -7580,39 +5323,17 @@
         <w:rPr>
           <w:color w:val="00B0F0"/>
         </w:rPr>
-        <w:t>，因此</w:t>
-      </w:r>
-      <w:proofErr w:type="spellStart"/>
-      <w:r>
-        <w:rPr>
-          <w:color w:val="00B0F0"/>
-        </w:rPr>
-        <w:t>getById</w:t>
-      </w:r>
-      <w:proofErr w:type="spellEnd"/>
-      <w:r>
-        <w:rPr>
-          <w:color w:val="00B0F0"/>
-        </w:rPr>
-        <w:t>()仅能查找到处于活动状态或尚未开始的动画</w:t>
-      </w:r>
-    </w:p>
-    <w:p>
-      <w:pPr>
-        <w:rPr>
-          <w:rFonts w:hint="eastAsia"/>
-        </w:rPr>
-      </w:pPr>
-      <w:r>
-        <w:t>。若系统仅为应对您可能调用</w:t>
-      </w:r>
-      <w:proofErr w:type="spellStart"/>
-      <w:r>
-        <w:t>getById</w:t>
-      </w:r>
-      <w:proofErr w:type="spellEnd"/>
-      <w:r>
-        <w:t>()查找某个动画的情况而保留所有动画，则可能迅速导致系统阻塞并引发内存泄漏。如果您需要即使在动画完成后仍保持对其的引用，应使用变量来存储该动画实例</w:t>
+        <w:t>，因此getById()仅能查找到处于活动状态或尚未开始的动画</w:t>
+      </w:r>
+    </w:p>
+    <w:p>
+      <w:pPr>
+        <w:rPr>
+          <w:rFonts w:hint="eastAsia"/>
+        </w:rPr>
+      </w:pPr>
+      <w:r>
+        <w:t>。若系统仅为应对您可能调用getById()查找某个动画的情况而保留所有动画，则可能迅速导致系统阻塞并引发内存泄漏。如果您需要即使在动画完成后仍保持对其的引用，应使用变量来存储该动画实例</w:t>
       </w:r>
       <w:r>
         <w:rPr>
@@ -7634,21 +5355,8 @@
           <w:rFonts w:hint="eastAsia"/>
         </w:rPr>
       </w:pPr>
-      <w:proofErr w:type="spellStart"/>
-      <w:r>
-        <w:t>gsap.getTweensOf</w:t>
-      </w:r>
-      <w:proofErr w:type="spellEnd"/>
-      <w:r>
-        <w:t>(".</w:t>
-      </w:r>
-      <w:proofErr w:type="spellStart"/>
-      <w:r>
-        <w:t>myClass</w:t>
-      </w:r>
-      <w:proofErr w:type="spellEnd"/>
-      <w:r>
-        <w:t>"</w:t>
+      <w:r>
+        <w:t>gsap.getTweensOf(".myClass"</w:t>
       </w:r>
       <w:r>
         <w:rPr>
@@ -7657,57 +5365,114 @@
         <w:t>或者 object</w:t>
       </w:r>
       <w:r>
-        <w:t>)会返回一个数组，包含所有应用于具有 "</w:t>
-      </w:r>
-      <w:proofErr w:type="spellStart"/>
-      <w:r>
-        <w:t>myClass</w:t>
-      </w:r>
-      <w:proofErr w:type="spellEnd"/>
-      <w:r>
-        <w:t xml:space="preserve">" </w:t>
-      </w:r>
-      <w:proofErr w:type="gramStart"/>
-      <w:r>
-        <w:t>类</w:t>
-      </w:r>
-      <w:r>
-        <w:rPr>
-          <w:rFonts w:hint="eastAsia"/>
-        </w:rPr>
-        <w:t>或者</w:t>
-      </w:r>
-      <w:proofErr w:type="gramEnd"/>
-      <w:r>
-        <w:rPr>
-          <w:rFonts w:hint="eastAsia"/>
-        </w:rPr>
-        <w:t>Obj</w:t>
-      </w:r>
-      <w:proofErr w:type="gramStart"/>
-      <w:r>
-        <w:t>的补间动画</w:t>
-      </w:r>
-      <w:proofErr w:type="gramEnd"/>
-      <w:r>
-        <w:t>。当然，您也可以传入实际的元素/目标/对象。</w:t>
-      </w:r>
-    </w:p>
-    <w:p>
-      <w:pPr>
-        <w:rPr>
-          <w:rFonts w:hint="eastAsia"/>
-        </w:rPr>
-      </w:pPr>
-      <w:r>
-        <w:t>需要注意的是，此方法仅能查找到尚未被垃圾回收</w:t>
-      </w:r>
-      <w:proofErr w:type="gramStart"/>
-      <w:r>
-        <w:t>的补间动画</w:t>
-      </w:r>
-      <w:proofErr w:type="gramEnd"/>
-      <w:r>
+        <w:t>)会返回一个数组，包含所有应用于具有 "myClass" 类</w:t>
+      </w:r>
+      <w:r>
+        <w:rPr>
+          <w:rFonts w:hint="eastAsia"/>
+        </w:rPr>
+        <w:t>或者Obj</w:t>
+      </w:r>
+      <w:r>
+        <w:t>的补间动画。当然，您也可以传入实际的元素/目标/对象。</w:t>
+      </w:r>
+    </w:p>
+    <w:p>
+      <w:pPr>
+        <w:rPr>
+          <w:rFonts w:hint="eastAsia"/>
+        </w:rPr>
+      </w:pPr>
+      <w:r>
+        <w:t>需要注意的是，此方法仅能查找到尚未被垃圾回收的补间动画。</w:t>
+      </w:r>
+    </w:p>
+    <w:p>
+      <w:pPr>
+        <w:rPr>
+          <w:rFonts w:hint="eastAsia"/>
+        </w:rPr>
+      </w:pPr>
+    </w:p>
+    <w:p>
+      <w:pPr>
+        <w:rPr>
+          <w:rFonts w:hint="eastAsia"/>
+        </w:rPr>
+      </w:pPr>
+      <w:r>
+        <w:t>gsap.killTweensOf(".myClass"</w:t>
+      </w:r>
+      <w:r>
+        <w:rPr>
+          <w:rFonts w:hint="eastAsia"/>
+        </w:rPr>
+        <w:t>或者Obj或者</w:t>
+      </w:r>
+      <w:r>
+        <w:t>’</w:t>
+      </w:r>
+      <w:r>
+        <w:rPr>
+          <w:rFonts w:hint="eastAsia"/>
+        </w:rPr>
+        <w:t>*</w:t>
+      </w:r>
+      <w:r>
+        <w:t>’</w:t>
+      </w:r>
+      <w:r>
+        <w:rPr>
+          <w:rFonts w:hint="eastAsia"/>
+        </w:rPr>
+        <w:t>，</w:t>
+      </w:r>
+      <w:r>
+        <w:t>’</w:t>
+      </w:r>
+      <w:r>
+        <w:rPr>
+          <w:rFonts w:hint="eastAsia"/>
+        </w:rPr>
+        <w:t>属性名，以逗号分隔</w:t>
+      </w:r>
+      <w:r>
+        <w:t>’</w:t>
+      </w:r>
+      <w:r>
+        <w:t>)</w:t>
+      </w:r>
+      <w:r>
+        <w:rPr>
+          <w:rFonts w:hint="eastAsia"/>
+        </w:rPr>
+        <w:t>，*代表以dom为参数的动画。</w:t>
+      </w:r>
+      <w:r>
+        <w:t>killTweensOf</w:t>
+      </w:r>
+      <w:r>
+        <w:rPr>
+          <w:rFonts w:hint="eastAsia"/>
+        </w:rPr>
+        <w:t>（）会自己停止当前正在执行的动画（动画运动到哪里就停在哪里而不是把动画还原）。</w:t>
+      </w:r>
+      <w:r>
+        <w:t>gsap.killTweensOf</w:t>
+      </w:r>
+      <w:r>
+        <w:rPr>
+          <w:rFonts w:hint="eastAsia"/>
+        </w:rPr>
+        <w:t>()的参数还可以是gsap.delaycall()方法的回调函数，</w:t>
+      </w:r>
+      <w:r>
+        <w:t>这是因为延迟调用本质上是一种将其目标对象和 onComplete回调设置为同一函数（当然还有延迟）的补间动画</w:t>
+      </w:r>
+      <w:r>
+        <w:rPr>
+          <w:rFonts w:hint="eastAsia"/>
+        </w:rPr>
         <w:t>。</w:t>
       </w:r>
     </w:p>
@@ -7724,174 +5489,11 @@
           <w:rFonts w:hint="eastAsia"/>
         </w:rPr>
       </w:pPr>
-      <w:proofErr w:type="spellStart"/>
-      <w:r>
-        <w:t>gsap.killTweensOf</w:t>
-      </w:r>
-      <w:proofErr w:type="spellEnd"/>
-      <w:r>
-        <w:t>(".</w:t>
-      </w:r>
-      <w:proofErr w:type="spellStart"/>
-      <w:r>
-        <w:t>myClass</w:t>
-      </w:r>
-      <w:proofErr w:type="spellEnd"/>
-      <w:r>
-        <w:t>"</w:t>
-      </w:r>
-      <w:r>
-        <w:rPr>
-          <w:rFonts w:hint="eastAsia"/>
-        </w:rPr>
-        <w:t>或者Obj或者</w:t>
-      </w:r>
-      <w:proofErr w:type="gramStart"/>
-      <w:r>
-        <w:t>’</w:t>
-      </w:r>
-      <w:proofErr w:type="gramEnd"/>
-      <w:r>
-        <w:rPr>
-          <w:rFonts w:hint="eastAsia"/>
-        </w:rPr>
-        <w:t>*</w:t>
-      </w:r>
-      <w:proofErr w:type="gramStart"/>
-      <w:r>
-        <w:t>’</w:t>
-      </w:r>
-      <w:proofErr w:type="gramEnd"/>
-      <w:r>
-        <w:rPr>
-          <w:rFonts w:hint="eastAsia"/>
-        </w:rPr>
-        <w:t>，</w:t>
-      </w:r>
-      <w:proofErr w:type="gramStart"/>
-      <w:r>
-        <w:t>’</w:t>
-      </w:r>
-      <w:proofErr w:type="gramEnd"/>
-      <w:r>
-        <w:rPr>
-          <w:rFonts w:hint="eastAsia"/>
-        </w:rPr>
-        <w:t>属性名，以逗号分隔</w:t>
-      </w:r>
-      <w:proofErr w:type="gramStart"/>
-      <w:r>
-        <w:t>’</w:t>
-      </w:r>
-      <w:proofErr w:type="gramEnd"/>
-      <w:r>
-        <w:t>)</w:t>
-      </w:r>
-      <w:r>
-        <w:rPr>
-          <w:rFonts w:hint="eastAsia"/>
-        </w:rPr>
-        <w:t>，*代表以</w:t>
-      </w:r>
-      <w:proofErr w:type="spellStart"/>
-      <w:r>
-        <w:rPr>
-          <w:rFonts w:hint="eastAsia"/>
-        </w:rPr>
-        <w:t>dom</w:t>
-      </w:r>
-      <w:proofErr w:type="spellEnd"/>
-      <w:r>
-        <w:rPr>
-          <w:rFonts w:hint="eastAsia"/>
-        </w:rPr>
-        <w:t>为参数的动画。</w:t>
-      </w:r>
-      <w:proofErr w:type="spellStart"/>
-      <w:r>
-        <w:t>killTweensOf</w:t>
-      </w:r>
-      <w:proofErr w:type="spellEnd"/>
-      <w:r>
-        <w:rPr>
-          <w:rFonts w:hint="eastAsia"/>
-        </w:rPr>
-        <w:t>（）会自己停止当前正在执行的动画（动画运动到哪里就停在哪里而不是把动画还原）。</w:t>
-      </w:r>
-      <w:proofErr w:type="spellStart"/>
-      <w:r>
-        <w:t>gsap.killTweensOf</w:t>
-      </w:r>
-      <w:proofErr w:type="spellEnd"/>
-      <w:r>
-        <w:rPr>
-          <w:rFonts w:hint="eastAsia"/>
-        </w:rPr>
-        <w:t>()的参数还可以是</w:t>
-      </w:r>
-      <w:proofErr w:type="spellStart"/>
-      <w:r>
-        <w:rPr>
-          <w:rFonts w:hint="eastAsia"/>
-        </w:rPr>
-        <w:t>gsap.delaycall</w:t>
-      </w:r>
-      <w:proofErr w:type="spellEnd"/>
-      <w:r>
-        <w:rPr>
-          <w:rFonts w:hint="eastAsia"/>
-        </w:rPr>
-        <w:t>()方法的回调函数，</w:t>
-      </w:r>
-      <w:r>
-        <w:t xml:space="preserve">这是因为延迟调用本质上是一种将其目标对象和 </w:t>
-      </w:r>
-      <w:proofErr w:type="spellStart"/>
-      <w:r>
-        <w:t>onComplete</w:t>
-      </w:r>
-      <w:proofErr w:type="spellEnd"/>
-      <w:r>
-        <w:t>回调设置为同一函数（当然还有延迟）</w:t>
-      </w:r>
-      <w:proofErr w:type="gramStart"/>
-      <w:r>
-        <w:t>的补间动画</w:t>
-      </w:r>
-      <w:proofErr w:type="gramEnd"/>
-      <w:r>
-        <w:rPr>
-          <w:rFonts w:hint="eastAsia"/>
-        </w:rPr>
-        <w:t>。</w:t>
-      </w:r>
-    </w:p>
-    <w:p>
-      <w:pPr>
-        <w:rPr>
-          <w:rFonts w:hint="eastAsia"/>
-        </w:rPr>
-      </w:pPr>
-    </w:p>
-    <w:p>
-      <w:pPr>
-        <w:rPr>
-          <w:rFonts w:hint="eastAsia"/>
-        </w:rPr>
-      </w:pPr>
-      <w:proofErr w:type="spellStart"/>
-      <w:r>
-        <w:rPr>
-          <w:rFonts w:hint="eastAsia"/>
-        </w:rPr>
-        <w:t>gsap.matchMedia</w:t>
-      </w:r>
-      <w:proofErr w:type="spellEnd"/>
-      <w:r>
-        <w:rPr>
-          <w:rFonts w:hint="eastAsia"/>
-        </w:rPr>
-        <w:t>()</w:t>
+      <w:r>
+        <w:rPr>
+          <w:rFonts w:hint="eastAsia"/>
+        </w:rPr>
+        <w:t>gsap.matchMedia()</w:t>
       </w:r>
       <w:r>
         <w:rPr>
@@ -7900,15 +5502,7 @@
         <w:t>方法会在匹配到窗口大小时执行回调函数，当窗口大小改变</w:t>
       </w:r>
       <w:r>
-        <w:t>匹配不再满足时，在此函数执行期间创建的所有GSAP动画和</w:t>
-      </w:r>
-      <w:proofErr w:type="spellStart"/>
-      <w:r>
-        <w:t>ScrollTrigger</w:t>
-      </w:r>
-      <w:proofErr w:type="spellEnd"/>
-      <w:r>
-        <w:t>都会被自动还原</w:t>
+        <w:t>匹配不再满足时，在此函数执行期间创建的所有GSAP动画和ScrollTrigger都会被自动还原</w:t>
       </w:r>
       <w:r>
         <w:rPr>
@@ -8020,21 +5614,7 @@
         <w:rPr>
           <w:color w:val="000000" w:themeColor="text1"/>
         </w:rPr>
-        <w:t>GSAP 可以动画</w:t>
-      </w:r>
-      <w:proofErr w:type="gramStart"/>
-      <w:r>
-        <w:rPr>
-          <w:color w:val="000000" w:themeColor="text1"/>
-        </w:rPr>
-        <w:t>化任何</w:t>
-      </w:r>
-      <w:proofErr w:type="gramEnd"/>
-      <w:r>
-        <w:rPr>
-          <w:color w:val="000000" w:themeColor="text1"/>
-        </w:rPr>
-        <w:t xml:space="preserve"> CSS 规范中定义为可动画的属性，甚至包括许多 CSS 规范中</w:t>
+        <w:t>GSAP 可以动画化任何 CSS 规范中定义为可动画的属性，甚至包括许多 CSS 规范中</w:t>
       </w:r>
       <w:r>
         <w:rPr>
@@ -8076,35 +5656,7 @@
         <w:rPr>
           <w:color w:val="000000" w:themeColor="text1"/>
         </w:rPr>
-        <w:t>。因此，不应使用 "font-size"，而应使用 "</w:t>
-      </w:r>
-      <w:proofErr w:type="spellStart"/>
-      <w:r>
-        <w:rPr>
-          <w:color w:val="000000" w:themeColor="text1"/>
-        </w:rPr>
-        <w:t>fontSize</w:t>
-      </w:r>
-      <w:proofErr w:type="spellEnd"/>
-      <w:r>
-        <w:rPr>
-          <w:color w:val="000000" w:themeColor="text1"/>
-        </w:rPr>
-        <w:t>"；不应使用 "background-color"，而应使用 "</w:t>
-      </w:r>
-      <w:proofErr w:type="spellStart"/>
-      <w:r>
-        <w:rPr>
-          <w:color w:val="000000" w:themeColor="text1"/>
-        </w:rPr>
-        <w:t>backgroundColor</w:t>
-      </w:r>
-      <w:proofErr w:type="spellEnd"/>
-      <w:r>
-        <w:rPr>
-          <w:color w:val="000000" w:themeColor="text1"/>
-        </w:rPr>
-        <w:t>"。</w:t>
+        <w:t>。因此，不应使用 "font-size"，而应使用 "fontSize"；不应使用 "background-color"，而应使用 "backgroundColor"。</w:t>
       </w:r>
     </w:p>
     <w:p>
@@ -8162,35 +5714,7 @@
         <w:rPr>
           <w:color w:val="000000" w:themeColor="text1"/>
         </w:rPr>
-        <w:t xml:space="preserve">——例如 position: "absolute"或 </w:t>
-      </w:r>
-      <w:proofErr w:type="spellStart"/>
-      <w:r>
-        <w:rPr>
-          <w:color w:val="000000" w:themeColor="text1"/>
-        </w:rPr>
-        <w:t>borderStyle</w:t>
-      </w:r>
-      <w:proofErr w:type="spellEnd"/>
-      <w:r>
-        <w:rPr>
-          <w:color w:val="000000" w:themeColor="text1"/>
-        </w:rPr>
-        <w:t>: "solid"——GSAP 会</w:t>
-      </w:r>
-      <w:proofErr w:type="gramStart"/>
-      <w:r>
-        <w:rPr>
-          <w:color w:val="000000" w:themeColor="text1"/>
-        </w:rPr>
-        <w:t>在补间动画</w:t>
-      </w:r>
-      <w:proofErr w:type="gramEnd"/>
-      <w:r>
-        <w:rPr>
-          <w:color w:val="000000" w:themeColor="text1"/>
-        </w:rPr>
-        <w:t>开始时</w:t>
+        <w:t>——例如 position: "absolute"或 borderStyle: "solid"——GSAP 会在补间动画开始时</w:t>
       </w:r>
       <w:r>
         <w:rPr>
@@ -8204,35 +5728,7 @@
         <w:rPr>
           <w:color w:val="000000" w:themeColor="text1"/>
         </w:rPr>
-        <w:t>该属性值。这些无法</w:t>
-      </w:r>
-      <w:proofErr w:type="gramStart"/>
-      <w:r>
-        <w:rPr>
-          <w:color w:val="000000" w:themeColor="text1"/>
-        </w:rPr>
-        <w:t>进行补间过渡</w:t>
-      </w:r>
-      <w:proofErr w:type="gramEnd"/>
-      <w:r>
-        <w:rPr>
-          <w:color w:val="000000" w:themeColor="text1"/>
-        </w:rPr>
-        <w:t>的属性会在动画开始时被设置（但 display: "none"是一个例外，出于显而易见的原因，它会</w:t>
-      </w:r>
-      <w:proofErr w:type="gramStart"/>
-      <w:r>
-        <w:rPr>
-          <w:color w:val="000000" w:themeColor="text1"/>
-        </w:rPr>
-        <w:t>在补间动画</w:t>
-      </w:r>
-      <w:proofErr w:type="gramEnd"/>
-      <w:r>
-        <w:rPr>
-          <w:color w:val="000000" w:themeColor="text1"/>
-        </w:rPr>
-        <w:t>结束时被应用）。</w:t>
+        <w:t>该属性值。这些无法进行补间过渡的属性会在动画开始时被设置（但 display: "none"是一个例外，出于显而易见的原因，它会在补间动画结束时被应用）。</w:t>
       </w:r>
     </w:p>
     <w:p>
@@ -8285,53 +5781,45 @@
         <w:rPr>
           <w:color w:val="000000" w:themeColor="text1"/>
         </w:rPr>
-        <w:t>一个属性要能够被动画化，其起始值、</w:t>
-      </w:r>
-      <w:proofErr w:type="gramStart"/>
-      <w:r>
-        <w:rPr>
+        <w:t>一个属性要能够被动画化，其起始值、结束值以及中间过渡值都必须是有效的。例如，您在 rotation: 0和 rotation: 360之间进行动画，中间存在有效的数值。遵循这个逻辑，您就无法在两个不同的 background-image之间进行动画，因为不存在一种有效的 CSS 状态来表示“一点点这张图混合一点点那张图”。background-image本质上是一个二元属性：要么显示一张图，要么不显示，没有中间过渡状态可供动画。</w:t>
+      </w:r>
+    </w:p>
+    <w:p>
+      <w:pPr>
+        <w:rPr>
+          <w:rFonts w:hint="eastAsia"/>
           <w:color w:val="000000" w:themeColor="text1"/>
         </w:rPr>
-        <w:t>结束值</w:t>
-      </w:r>
-      <w:proofErr w:type="gramEnd"/>
-      <w:r>
-        <w:rPr>
+      </w:pPr>
+    </w:p>
+    <w:p>
+      <w:pPr>
+        <w:rPr>
+          <w:rFonts w:hint="eastAsia"/>
+          <w:color w:val="00B0F0"/>
+        </w:rPr>
+      </w:pPr>
+      <w:r>
+        <w:rPr>
+          <w:rFonts w:hint="eastAsia"/>
+          <w:color w:val="00B0F0"/>
+        </w:rPr>
+        <w:t>gsap可以对数值类型的属性进行auto动画：</w:t>
+      </w:r>
+    </w:p>
+    <w:p>
+      <w:pPr>
+        <w:rPr>
+          <w:rFonts w:hint="eastAsia"/>
           <w:color w:val="000000" w:themeColor="text1"/>
         </w:rPr>
-        <w:t>以及中间过渡值都必须是有效的。例如，您在 rotation: 0和 rotation: 360之间进行动画，中间存在有效的数值。遵循这个逻辑，您就无法在两个不同的 background-image之间进行动画，因为不存在一种有效的 CSS 状态来表示“一点点这张图混合一点点那张图”。background-image本质上是一个二元属性：要么显示一张图，要么不显示，没有中间过渡状态可供动画。</w:t>
-      </w:r>
-    </w:p>
-    <w:p>
-      <w:pPr>
+      </w:pPr>
+      <w:r>
         <w:rPr>
           <w:rFonts w:hint="eastAsia"/>
           <w:color w:val="000000" w:themeColor="text1"/>
         </w:rPr>
-      </w:pPr>
-    </w:p>
-    <w:p>
-      <w:pPr>
-        <w:rPr>
-          <w:rFonts w:hint="eastAsia"/>
-          <w:color w:val="00B0F0"/>
-        </w:rPr>
-      </w:pPr>
-      <w:proofErr w:type="spellStart"/>
-      <w:r>
-        <w:rPr>
-          <w:rFonts w:hint="eastAsia"/>
-          <w:color w:val="00B0F0"/>
-        </w:rPr>
-        <w:t>gsap</w:t>
-      </w:r>
-      <w:proofErr w:type="spellEnd"/>
-      <w:r>
-        <w:rPr>
-          <w:rFonts w:hint="eastAsia"/>
-          <w:color w:val="00B0F0"/>
-        </w:rPr>
-        <w:t>可以对数值类型的属性进行auto动画：</w:t>
+        <w:t>Eg：</w:t>
       </w:r>
     </w:p>
     <w:p>
@@ -8343,53 +5831,16 @@
       </w:pPr>
       <w:r>
         <w:rPr>
-          <w:rFonts w:hint="eastAsia"/>
           <w:color w:val="000000" w:themeColor="text1"/>
         </w:rPr>
-        <w:t>Eg：</w:t>
-      </w:r>
-    </w:p>
-    <w:p>
-      <w:pPr>
-        <w:rPr>
-          <w:rFonts w:hint="eastAsia"/>
+        <w:t>gsap.to(element, {</w:t>
+      </w:r>
+      <w:r>
+        <w:rPr>
           <w:color w:val="000000" w:themeColor="text1"/>
         </w:rPr>
-      </w:pPr>
-      <w:proofErr w:type="gramStart"/>
-      <w:r>
-        <w:rPr>
-          <w:color w:val="000000" w:themeColor="text1"/>
-        </w:rPr>
-        <w:t>gsap.to(</w:t>
-      </w:r>
-      <w:proofErr w:type="gramEnd"/>
-      <w:r>
-        <w:rPr>
-          <w:color w:val="000000" w:themeColor="text1"/>
-        </w:rPr>
-        <w:t>element, {</w:t>
-      </w:r>
-      <w:r>
-        <w:rPr>
-          <w:color w:val="000000" w:themeColor="text1"/>
-        </w:rPr>
         <w:br/>
-        <w:t xml:space="preserve">  </w:t>
-      </w:r>
-      <w:proofErr w:type="spellStart"/>
-      <w:r>
-        <w:rPr>
-          <w:color w:val="000000" w:themeColor="text1"/>
-        </w:rPr>
-        <w:t>backgroundColor</w:t>
-      </w:r>
-      <w:proofErr w:type="spellEnd"/>
-      <w:r>
-        <w:rPr>
-          <w:color w:val="000000" w:themeColor="text1"/>
-        </w:rPr>
-        <w:t xml:space="preserve">: "red", </w:t>
+        <w:t xml:space="preserve">  backgroundColor: "red", </w:t>
       </w:r>
       <w:r>
         <w:rPr>
@@ -8404,21 +5855,7 @@
           <w:color w:val="000000" w:themeColor="text1"/>
         </w:rPr>
         <w:br/>
-        <w:t xml:space="preserve">  </w:t>
-      </w:r>
-      <w:proofErr w:type="spellStart"/>
-      <w:r>
-        <w:rPr>
-          <w:color w:val="000000" w:themeColor="text1"/>
-        </w:rPr>
-        <w:t>fontSize</w:t>
-      </w:r>
-      <w:proofErr w:type="spellEnd"/>
-      <w:r>
-        <w:rPr>
-          <w:color w:val="000000" w:themeColor="text1"/>
-        </w:rPr>
-        <w:t xml:space="preserve">: 12, </w:t>
+        <w:t xml:space="preserve">  fontSize: 12, </w:t>
       </w:r>
       <w:r>
         <w:rPr>
@@ -8433,49 +5870,7 @@
           <w:color w:val="000000" w:themeColor="text1"/>
         </w:rPr>
         <w:br/>
-        <w:t xml:space="preserve">  </w:t>
-      </w:r>
-      <w:proofErr w:type="spellStart"/>
-      <w:r>
-        <w:rPr>
-          <w:color w:val="000000" w:themeColor="text1"/>
-        </w:rPr>
-        <w:t>boxShadow</w:t>
-      </w:r>
-      <w:proofErr w:type="spellEnd"/>
-      <w:r>
-        <w:rPr>
-          <w:color w:val="000000" w:themeColor="text1"/>
-        </w:rPr>
-        <w:t xml:space="preserve">: "0px </w:t>
-      </w:r>
-      <w:proofErr w:type="spellStart"/>
-      <w:r>
-        <w:rPr>
-          <w:color w:val="000000" w:themeColor="text1"/>
-        </w:rPr>
-        <w:t>0px</w:t>
-      </w:r>
-      <w:proofErr w:type="spellEnd"/>
-      <w:r>
-        <w:rPr>
-          <w:color w:val="000000" w:themeColor="text1"/>
-        </w:rPr>
-        <w:t xml:space="preserve"> 20px </w:t>
-      </w:r>
-      <w:proofErr w:type="spellStart"/>
-      <w:r>
-        <w:rPr>
-          <w:color w:val="000000" w:themeColor="text1"/>
-        </w:rPr>
-        <w:t>20px</w:t>
-      </w:r>
-      <w:proofErr w:type="spellEnd"/>
-      <w:r>
-        <w:rPr>
-          <w:color w:val="000000" w:themeColor="text1"/>
-        </w:rPr>
-        <w:t xml:space="preserve"> red", </w:t>
+        <w:t xml:space="preserve">  boxShadow: "0px 0px 20px 20px red", </w:t>
       </w:r>
       <w:r>
         <w:rPr>
@@ -8490,21 +5885,7 @@
           <w:color w:val="000000" w:themeColor="text1"/>
         </w:rPr>
         <w:br/>
-        <w:t xml:space="preserve">  </w:t>
-      </w:r>
-      <w:proofErr w:type="spellStart"/>
-      <w:r>
-        <w:rPr>
-          <w:color w:val="000000" w:themeColor="text1"/>
-        </w:rPr>
-        <w:t>borderRadius</w:t>
-      </w:r>
-      <w:proofErr w:type="spellEnd"/>
-      <w:r>
-        <w:rPr>
-          <w:color w:val="000000" w:themeColor="text1"/>
-        </w:rPr>
-        <w:t>: "50% 50%",</w:t>
+        <w:t xml:space="preserve">  borderRadius: "50% 50%",</w:t>
       </w:r>
       <w:r>
         <w:rPr>
@@ -8525,25 +5906,7 @@
           <w:iCs/>
           <w:color w:val="00B0F0"/>
         </w:rPr>
-        <w:t xml:space="preserve">// animate between auto and a </w:t>
-      </w:r>
-      <w:proofErr w:type="spellStart"/>
-      <w:r>
-        <w:rPr>
-          <w:i/>
-          <w:iCs/>
-          <w:color w:val="00B0F0"/>
-        </w:rPr>
-        <w:t>px</w:t>
-      </w:r>
-      <w:proofErr w:type="spellEnd"/>
-      <w:r>
-        <w:rPr>
-          <w:i/>
-          <w:iCs/>
-          <w:color w:val="00B0F0"/>
-        </w:rPr>
-        <w:t xml:space="preserve"> value </w:t>
+        <w:t xml:space="preserve">// animate between auto and a px value </w:t>
       </w:r>
       <w:r>
         <w:rPr>
@@ -8615,49 +5978,7 @@
         <w:rPr>
           <w:color w:val="00B0F0"/>
         </w:rPr>
-        <w:t>应用这些变换：首先是平移（x, y, z），然后是缩放（scale），接着是绕 X 轴旋转（</w:t>
-      </w:r>
-      <w:proofErr w:type="spellStart"/>
-      <w:r>
-        <w:rPr>
-          <w:color w:val="00B0F0"/>
-        </w:rPr>
-        <w:t>rotationX</w:t>
-      </w:r>
-      <w:proofErr w:type="spellEnd"/>
-      <w:r>
-        <w:rPr>
-          <w:color w:val="00B0F0"/>
-        </w:rPr>
-        <w:t>）和绕 Y 轴旋转（</w:t>
-      </w:r>
-      <w:proofErr w:type="spellStart"/>
-      <w:r>
-        <w:rPr>
-          <w:color w:val="00B0F0"/>
-        </w:rPr>
-        <w:t>rotationY</w:t>
-      </w:r>
-      <w:proofErr w:type="spellEnd"/>
-      <w:r>
-        <w:rPr>
-          <w:color w:val="00B0F0"/>
-        </w:rPr>
-        <w:t xml:space="preserve">），之后是倾斜（skew），最后是绕 Z 轴旋转（rotation，等同于 </w:t>
-      </w:r>
-      <w:proofErr w:type="spellStart"/>
-      <w:r>
-        <w:rPr>
-          <w:color w:val="00B0F0"/>
-        </w:rPr>
-        <w:t>rotationZ</w:t>
-      </w:r>
-      <w:proofErr w:type="spellEnd"/>
-      <w:r>
-        <w:rPr>
-          <w:color w:val="00B0F0"/>
-        </w:rPr>
-        <w:t>）</w:t>
+        <w:t>应用这些变换：首先是平移（x, y, z），然后是缩放（scale），接着是绕 X 轴旋转（rotationX）和绕 Y 轴旋转（rotationY），之后是倾斜（skew），最后是绕 Z 轴旋转（rotation，等同于 rotationZ）</w:t>
       </w:r>
     </w:p>
     <w:p>
@@ -8703,15 +6024,7 @@
         </w:rPr>
       </w:pPr>
       <w:r>
-        <w:t xml:space="preserve">当您将变换定义为一个字符串时（例如 "transform: </w:t>
-      </w:r>
-      <w:proofErr w:type="spellStart"/>
-      <w:r>
-        <w:t>translateX</w:t>
-      </w:r>
-      <w:proofErr w:type="spellEnd"/>
-      <w:r>
-        <w:t>(50px)"），GSAP 会先将其应用到元素上，然后</w:t>
+        <w:t>当您将变换定义为一个字符串时（例如 "transform: translateX(50px)"），GSAP 会先将其应用到元素上，然后</w:t>
       </w:r>
       <w:r>
         <w:rPr>
@@ -8750,23 +6063,7 @@
         </w:rPr>
       </w:pPr>
       <w:r>
-        <w:t>。这个过程是必要的，因为字符串可能包含任意数量和顺序的变换值，例如 "</w:t>
-      </w:r>
-      <w:proofErr w:type="spellStart"/>
-      <w:r>
-        <w:t>translateX</w:t>
-      </w:r>
-      <w:proofErr w:type="spellEnd"/>
-      <w:r>
-        <w:t xml:space="preserve">(50px) rotate(40deg) scale(0.5,0.5) </w:t>
-      </w:r>
-      <w:proofErr w:type="spellStart"/>
-      <w:r>
-        <w:t>translateY</w:t>
-      </w:r>
-      <w:proofErr w:type="spellEnd"/>
-      <w:r>
-        <w:t>(100px) rotate(30deg)"</w:t>
+        <w:t>。这个过程是必要的，因为字符串可能包含任意数量和顺序的变换值，例如 "translateX(50px) rotate(40deg) scale(0.5,0.5) translateY(100px) rotate(30deg)"</w:t>
       </w:r>
     </w:p>
     <w:p>
@@ -8812,15 +6109,7 @@
         </w:rPr>
       </w:pPr>
       <w:r>
-        <w:t xml:space="preserve">当您使用像 x:50这样的简写属性，而不是 "transform: </w:t>
-      </w:r>
-      <w:proofErr w:type="spellStart"/>
-      <w:r>
-        <w:t>translateX</w:t>
-      </w:r>
-      <w:proofErr w:type="spellEnd"/>
-      <w:r>
-        <w:t>(50px)"时，GSAP 可以直接处理该值，</w:t>
+        <w:t>当您使用像 x:50这样的简写属性，而不是 "transform: translateX(50px)"时，GSAP 可以直接处理该值，</w:t>
       </w:r>
       <w:r>
         <w:rPr>
@@ -8866,23 +6155,91 @@
           <w:b/>
           <w:bCs/>
         </w:rPr>
-        <w:t>直观</w:t>
-      </w:r>
-      <w:proofErr w:type="gramStart"/>
+        <w:t>直观且一致的操作顺序</w:t>
+      </w:r>
+      <w:r>
+        <w:rPr>
+          <w:rFonts w:ascii="Times New Roman" w:hAnsi="Times New Roman" w:cs="Times New Roman"/>
+        </w:rPr>
+        <w:t>​</w:t>
+      </w:r>
+    </w:p>
+    <w:p>
+      <w:pPr>
+        <w:rPr>
+          <w:rFonts w:hint="eastAsia"/>
+        </w:rPr>
+      </w:pPr>
+      <w:r>
+        <w:t>。我们强烈建议使用 GSAP 内置的变换别名，除非您特别需要非标准的操作顺序（这种情况很少见）</w:t>
+      </w:r>
+    </w:p>
+    <w:p>
+      <w:pPr>
+        <w:rPr>
+          <w:rFonts w:hint="eastAsia"/>
+        </w:rPr>
+      </w:pPr>
+    </w:p>
+    <w:p>
+      <w:pPr>
+        <w:rPr>
+          <w:rFonts w:hint="eastAsia"/>
+        </w:rPr>
+      </w:pPr>
       <w:r>
         <w:rPr>
           <w:b/>
           <w:bCs/>
         </w:rPr>
-        <w:t>且一致</w:t>
-      </w:r>
-      <w:proofErr w:type="gramEnd"/>
+        <w:t>复杂字符串</w:t>
+      </w:r>
+      <w:r>
+        <w:rPr>
+          <w:rFonts w:ascii="Times New Roman" w:hAnsi="Times New Roman" w:cs="Times New Roman"/>
+        </w:rPr>
+        <w:t>​</w:t>
+      </w:r>
+    </w:p>
+    <w:p>
+      <w:pPr>
+        <w:rPr>
+          <w:rFonts w:hint="eastAsia"/>
+        </w:rPr>
+      </w:pPr>
+      <w:r>
+        <w:t>GSAP 可以为复杂值设置动画，例如 boxShadow: "0px 0px 20px 20px red"、borderRadius: "50% 50%"和 border: "5px solid rgb(0,255,0)"</w:t>
+      </w:r>
+    </w:p>
+    <w:p>
+      <w:pPr>
+        <w:rPr>
+          <w:rFonts w:hint="eastAsia"/>
+        </w:rPr>
+      </w:pPr>
+      <w:r>
+        <w:t>。在需要时，它会尝试判断属性是否需要供应商前缀并相应地应用</w:t>
+      </w:r>
+    </w:p>
+    <w:p>
+      <w:pPr>
+        <w:rPr>
+          <w:rFonts w:hint="eastAsia"/>
+        </w:rPr>
+      </w:pPr>
+    </w:p>
+    <w:p>
+      <w:pPr>
+        <w:rPr>
+          <w:rFonts w:hint="eastAsia"/>
+        </w:rPr>
+      </w:pPr>
       <w:r>
         <w:rPr>
           <w:b/>
           <w:bCs/>
         </w:rPr>
-        <w:t>的操作顺序</w:t>
+        <w:t>单位</w:t>
       </w:r>
       <w:r>
         <w:rPr>
@@ -8898,28 +6255,14 @@
         </w:rPr>
       </w:pPr>
       <w:r>
-        <w:t>。我们强烈建议使用 GSAP 内置的变换别名，除非您特别需要非标准的操作顺序（这种情况很少见）</w:t>
-      </w:r>
-    </w:p>
-    <w:p>
-      <w:pPr>
-        <w:rPr>
-          <w:rFonts w:hint="eastAsia"/>
-        </w:rPr>
-      </w:pPr>
-    </w:p>
-    <w:p>
-      <w:pPr>
-        <w:rPr>
-          <w:rFonts w:hint="eastAsia"/>
-        </w:rPr>
-      </w:pPr>
+        <w:t>GSAP 对单位有合理的默认值。如果您想设置 x属性，可以说 x: 24而不是 x: "24px"，因为 GSAP 对 x使用</w:t>
+      </w:r>
       <w:r>
         <w:rPr>
           <w:b/>
           <w:bCs/>
         </w:rPr>
-        <w:t>复杂字符串</w:t>
+        <w:t>像素作为默认单位</w:t>
       </w:r>
       <w:r>
         <w:rPr>
@@ -8935,110 +6278,179 @@
         </w:rPr>
       </w:pPr>
       <w:r>
-        <w:t xml:space="preserve">GSAP 可以为复杂值设置动画，例如 </w:t>
-      </w:r>
-      <w:proofErr w:type="spellStart"/>
-      <w:r>
-        <w:t>boxShadow</w:t>
-      </w:r>
-      <w:proofErr w:type="spellEnd"/>
-      <w:r>
-        <w:t xml:space="preserve">: "0px </w:t>
-      </w:r>
-      <w:proofErr w:type="spellStart"/>
-      <w:r>
-        <w:t>0px</w:t>
-      </w:r>
-      <w:proofErr w:type="spellEnd"/>
-      <w:r>
-        <w:t xml:space="preserve"> 20px </w:t>
-      </w:r>
-      <w:proofErr w:type="spellStart"/>
-      <w:r>
-        <w:t>20px</w:t>
-      </w:r>
-      <w:proofErr w:type="spellEnd"/>
-      <w:r>
-        <w:t xml:space="preserve"> red"、</w:t>
-      </w:r>
-      <w:proofErr w:type="spellStart"/>
-      <w:r>
-        <w:t>borderRadius</w:t>
-      </w:r>
-      <w:proofErr w:type="spellEnd"/>
-      <w:r>
-        <w:t xml:space="preserve">: "50% 50%"和 border: "5px solid </w:t>
-      </w:r>
-      <w:proofErr w:type="spellStart"/>
-      <w:proofErr w:type="gramStart"/>
-      <w:r>
-        <w:t>rgb</w:t>
-      </w:r>
-      <w:proofErr w:type="spellEnd"/>
-      <w:r>
-        <w:t>(</w:t>
-      </w:r>
-      <w:proofErr w:type="gramEnd"/>
-      <w:r>
-        <w:t>0,255,0)"</w:t>
-      </w:r>
-    </w:p>
-    <w:p>
-      <w:pPr>
-        <w:rPr>
-          <w:rFonts w:hint="eastAsia"/>
-        </w:rPr>
-      </w:pPr>
-      <w:r>
-        <w:t>。在需要时，它会尝试判断属性是否需要供应商前缀并相应地应用</w:t>
-      </w:r>
-    </w:p>
-    <w:p>
-      <w:pPr>
-        <w:rPr>
-          <w:rFonts w:hint="eastAsia"/>
-        </w:rPr>
-      </w:pPr>
-    </w:p>
-    <w:p>
-      <w:pPr>
-        <w:rPr>
-          <w:rFonts w:hint="eastAsia"/>
-        </w:rPr>
-      </w:pPr>
+        <w:t>。如果您想指定特定单位，可以将单位值附加在末尾，并将整个值用字符串包裹起来</w:t>
+      </w:r>
+    </w:p>
+    <w:p>
+      <w:pPr>
+        <w:rPr>
+          <w:rFonts w:hint="eastAsia"/>
+        </w:rPr>
+      </w:pPr>
+      <w:r>
+        <w:rPr>
+          <w:rFonts w:hint="eastAsia"/>
+        </w:rPr>
+        <w:t>Eg：</w:t>
+      </w:r>
+    </w:p>
+    <w:p>
+      <w:pPr>
+        <w:rPr>
+          <w:rFonts w:hint="eastAsia"/>
+        </w:rPr>
+      </w:pPr>
+      <w:r>
+        <w:t>gsap.to(HTMLelement, {</w:t>
+      </w:r>
+      <w:r>
+        <w:br/>
+        <w:t xml:space="preserve">  rotation: 360 </w:t>
+      </w:r>
+      <w:r>
+        <w:rPr>
+          <w:i/>
+          <w:iCs/>
+        </w:rPr>
+        <w:t>// default deg</w:t>
+      </w:r>
+      <w:r>
+        <w:br/>
+        <w:t xml:space="preserve">  rotation: "1.25rad" </w:t>
+      </w:r>
+      <w:r>
+        <w:rPr>
+          <w:i/>
+          <w:iCs/>
+        </w:rPr>
+        <w:t>// use radians instead</w:t>
+      </w:r>
+      <w:r>
+        <w:br/>
+        <w:t xml:space="preserve">  x: 24 </w:t>
+      </w:r>
+      <w:r>
+        <w:rPr>
+          <w:i/>
+          <w:iCs/>
+        </w:rPr>
+        <w:t>// using px</w:t>
+      </w:r>
+      <w:r>
+        <w:br/>
+        <w:t xml:space="preserve">  x: "20vw" </w:t>
+      </w:r>
+      <w:r>
+        <w:rPr>
+          <w:i/>
+          <w:iCs/>
+        </w:rPr>
+        <w:t>// use viewport widths instead</w:t>
+      </w:r>
+      <w:r>
+        <w:br/>
+        <w:t>});</w:t>
+      </w:r>
+    </w:p>
+    <w:p>
+      <w:pPr>
+        <w:rPr>
+          <w:rFonts w:hint="eastAsia"/>
+        </w:rPr>
+      </w:pPr>
+      <w:r>
+        <w:t>。</w:t>
+      </w:r>
+    </w:p>
+    <w:p>
+      <w:pPr>
+        <w:rPr>
+          <w:rFonts w:hint="eastAsia"/>
+        </w:rPr>
+      </w:pPr>
+      <w:r>
+        <w:t>如果当前使用的度量单位与目标单位不匹配，GSAP 会</w:t>
+      </w:r>
       <w:r>
         <w:rPr>
           <w:b/>
           <w:bCs/>
         </w:rPr>
-        <w:t>单位</w:t>
-      </w:r>
-      <w:r>
-        <w:rPr>
-          <w:rFonts w:ascii="Times New Roman" w:hAnsi="Times New Roman" w:cs="Times New Roman"/>
-        </w:rPr>
-        <w:t>​</w:t>
-      </w:r>
-    </w:p>
-    <w:p>
-      <w:pPr>
-        <w:rPr>
-          <w:rFonts w:hint="eastAsia"/>
-        </w:rPr>
-      </w:pPr>
-      <w:r>
-        <w:t>GSAP 对单位有合理的默认值。如果您想设置 x属性，可以说 x: 24而不是 x: "24px"，因为 GSAP 对 x使用</w:t>
-      </w:r>
+        <w:t>为您进行转换</w:t>
+      </w:r>
+      <w:r>
+        <w:t>，例如，将元素的宽度从 "50%"补间到 "200px"</w:t>
+      </w:r>
+    </w:p>
+    <w:p>
+      <w:pPr>
+        <w:rPr>
+          <w:rFonts w:hint="eastAsia"/>
+        </w:rPr>
+      </w:pPr>
+    </w:p>
+    <w:p>
+      <w:pPr>
+        <w:rPr>
+          <w:rFonts w:hint="eastAsia"/>
+          <w:color w:val="00B0F0"/>
+        </w:rPr>
+      </w:pPr>
+      <w:r>
+        <w:rPr>
+          <w:color w:val="00B0F0"/>
+        </w:rPr>
+        <w:t>所有变换都会被缓存，因此您可以对单个属性进行补间动画，而不用担心它们会丢失。您无需在每个补间动画中定义所有的变换属性——只需定义您想要动画化的属性即可</w:t>
+      </w:r>
+      <w:r>
+        <w:rPr>
+          <w:rFonts w:hint="eastAsia"/>
+          <w:color w:val="00B0F0"/>
+        </w:rPr>
+        <w:t>。</w:t>
+      </w:r>
+    </w:p>
+    <w:p>
+      <w:pPr>
+        <w:rPr>
+          <w:rFonts w:hint="eastAsia"/>
+          <w:color w:val="00B0F0"/>
+        </w:rPr>
+      </w:pPr>
+      <w:r>
+        <w:rPr>
+          <w:color w:val="00B0F0"/>
+        </w:rPr>
+        <w:t>如果您想清除这些值（包括应用于元素内联样式的变换），可以使用 clearProps: "transform"。如果您希望强制GSAP从CSS重新解析变换数据（而不是使用它从先前补间动画中记录的数据），可以将 parseTransform: true传入配置对象。</w:t>
+      </w:r>
+    </w:p>
+    <w:p>
+      <w:pPr>
+        <w:rPr>
+          <w:rFonts w:hint="eastAsia"/>
+          <w:color w:val="00B0F0"/>
+        </w:rPr>
+      </w:pPr>
+    </w:p>
+    <w:p>
+      <w:pPr>
+        <w:rPr>
+          <w:rFonts w:hint="eastAsia"/>
+          <w:color w:val="00B0F0"/>
+        </w:rPr>
+      </w:pPr>
       <w:r>
         <w:rPr>
           <w:b/>
           <w:bCs/>
-        </w:rPr>
-        <w:t>像素作为默认单位</w:t>
+          <w:color w:val="00B0F0"/>
+        </w:rPr>
+        <w:t>force3D</w:t>
       </w:r>
       <w:r>
         <w:rPr>
           <w:rFonts w:ascii="Times New Roman" w:hAnsi="Times New Roman" w:cs="Times New Roman"/>
+          <w:color w:val="00B0F0"/>
         </w:rPr>
         <w:t>​</w:t>
       </w:r>
@@ -9047,109 +6459,27 @@
       <w:pPr>
         <w:rPr>
           <w:rFonts w:hint="eastAsia"/>
-        </w:rPr>
-      </w:pPr>
-      <w:r>
-        <w:t>。如果您想指定特定单位，可以将单位值附加在末尾，并将整个值用字符串包裹起来</w:t>
-      </w:r>
-    </w:p>
-    <w:p>
-      <w:pPr>
-        <w:rPr>
-          <w:rFonts w:hint="eastAsia"/>
-        </w:rPr>
-      </w:pPr>
-      <w:r>
-        <w:rPr>
-          <w:rFonts w:hint="eastAsia"/>
-        </w:rPr>
-        <w:t>Eg：</w:t>
-      </w:r>
-    </w:p>
-    <w:p>
-      <w:pPr>
-        <w:rPr>
-          <w:rFonts w:hint="eastAsia"/>
-        </w:rPr>
-      </w:pPr>
-      <w:proofErr w:type="gramStart"/>
-      <w:r>
-        <w:t>gsap.to(</w:t>
-      </w:r>
-      <w:proofErr w:type="spellStart"/>
-      <w:proofErr w:type="gramEnd"/>
-      <w:r>
-        <w:t>HTMLelement</w:t>
-      </w:r>
-      <w:proofErr w:type="spellEnd"/>
-      <w:r>
-        <w:t>, {</w:t>
-      </w:r>
-      <w:r>
-        <w:br/>
-        <w:t xml:space="preserve">  rotation: 360 </w:t>
-      </w:r>
-      <w:r>
-        <w:rPr>
-          <w:i/>
-          <w:iCs/>
-        </w:rPr>
-        <w:t>// default deg</w:t>
-      </w:r>
-      <w:r>
-        <w:br/>
-        <w:t xml:space="preserve">  rotation: "1.25rad" </w:t>
-      </w:r>
-      <w:r>
-        <w:rPr>
-          <w:i/>
-          <w:iCs/>
-        </w:rPr>
-        <w:t>// use radians instead</w:t>
-      </w:r>
-      <w:r>
-        <w:br/>
-        <w:t xml:space="preserve">  x: 24 </w:t>
-      </w:r>
-      <w:r>
-        <w:rPr>
-          <w:i/>
-          <w:iCs/>
-        </w:rPr>
-        <w:t xml:space="preserve">// using </w:t>
-      </w:r>
-      <w:proofErr w:type="spellStart"/>
-      <w:r>
-        <w:rPr>
-          <w:i/>
-          <w:iCs/>
-        </w:rPr>
-        <w:t>px</w:t>
-      </w:r>
-      <w:proofErr w:type="spellEnd"/>
-      <w:r>
-        <w:br/>
-        <w:t xml:space="preserve">  x: "20vw" </w:t>
-      </w:r>
-      <w:r>
-        <w:rPr>
-          <w:i/>
-          <w:iCs/>
-        </w:rPr>
-        <w:t>// use viewport widths instead</w:t>
-      </w:r>
-      <w:r>
-        <w:br/>
-        <w:t>});</w:t>
-      </w:r>
-    </w:p>
-    <w:p>
-      <w:pPr>
-        <w:rPr>
-          <w:rFonts w:hint="eastAsia"/>
-        </w:rPr>
-      </w:pPr>
-      <w:r>
+          <w:color w:val="00B0F0"/>
+        </w:rPr>
+      </w:pPr>
+      <w:r>
+        <w:rPr>
+          <w:color w:val="00B0F0"/>
+        </w:rPr>
+        <w:t>force3D默认为 "auto" 模式，这意味着通过使用 translate3d()而不是 translate()来自动优化变换的速度。这通常会使浏览器将该元素放置到其自己的合成器层上，从而使动画更新更高效。在 "auto" 模式下，当补间动画完成且不再需要3D时，GSAP会自动切换回2D模式以释放更多GPU内存。如果您希望保持3D模式，可以设置 force3D: true。或者，为了尽可能保持2D模式，可以设置 force3D: false</w:t>
+      </w:r>
+    </w:p>
+    <w:p>
+      <w:pPr>
+        <w:rPr>
+          <w:rFonts w:hint="eastAsia"/>
+          <w:color w:val="00B0F0"/>
+        </w:rPr>
+      </w:pPr>
+      <w:r>
+        <w:rPr>
+          <w:color w:val="00B0F0"/>
+        </w:rPr>
         <w:t>。</w:t>
       </w:r>
     </w:p>
@@ -9160,237 +6490,53 @@
         </w:rPr>
       </w:pPr>
       <w:r>
-        <w:t>如果当前使用的度量单位与目标单位不匹配，GSAP 会</w:t>
+        <w:rPr>
+          <w:rFonts w:ascii="Times New Roman" w:hAnsi="Times New Roman" w:cs="Times New Roman"/>
+          <w:color w:val="00B0F0"/>
+        </w:rPr>
+        <w:t>​</w:t>
       </w:r>
       <w:r>
         <w:rPr>
           <w:b/>
           <w:bCs/>
         </w:rPr>
-        <w:t>为您进行转换</w:t>
-      </w:r>
-      <w:r>
-        <w:t>，例如，将元素的宽度从 "50%"</w:t>
-      </w:r>
-      <w:proofErr w:type="gramStart"/>
-      <w:r>
-        <w:t>补间到</w:t>
-      </w:r>
-      <w:proofErr w:type="gramEnd"/>
-      <w:r>
-        <w:t xml:space="preserve"> "200px"</w:t>
-      </w:r>
-    </w:p>
-    <w:p>
-      <w:pPr>
-        <w:rPr>
-          <w:rFonts w:hint="eastAsia"/>
-        </w:rPr>
-      </w:pPr>
-    </w:p>
-    <w:p>
-      <w:pPr>
-        <w:rPr>
-          <w:rFonts w:hint="eastAsia"/>
-          <w:color w:val="00B0F0"/>
-        </w:rPr>
-      </w:pPr>
-      <w:r>
-        <w:rPr>
-          <w:color w:val="00B0F0"/>
-        </w:rPr>
-        <w:t>所有变换都会被缓存，因此您可以对单个属性</w:t>
-      </w:r>
-      <w:proofErr w:type="gramStart"/>
-      <w:r>
-        <w:rPr>
-          <w:color w:val="00B0F0"/>
-        </w:rPr>
-        <w:t>进行补间动画</w:t>
-      </w:r>
-      <w:proofErr w:type="gramEnd"/>
-      <w:r>
-        <w:rPr>
-          <w:color w:val="00B0F0"/>
-        </w:rPr>
-        <w:t>，而不用担心它们会丢失。您无需在</w:t>
-      </w:r>
-      <w:proofErr w:type="gramStart"/>
-      <w:r>
-        <w:rPr>
-          <w:color w:val="00B0F0"/>
-        </w:rPr>
-        <w:t>每个补间动画</w:t>
-      </w:r>
-      <w:proofErr w:type="gramEnd"/>
-      <w:r>
-        <w:rPr>
-          <w:color w:val="00B0F0"/>
-        </w:rPr>
-        <w:t>中定义所有的变换属性——只需</w:t>
-      </w:r>
-      <w:proofErr w:type="gramStart"/>
-      <w:r>
-        <w:rPr>
-          <w:color w:val="00B0F0"/>
-        </w:rPr>
-        <w:t>定义您</w:t>
-      </w:r>
-      <w:proofErr w:type="gramEnd"/>
-      <w:r>
-        <w:rPr>
-          <w:color w:val="00B0F0"/>
-        </w:rPr>
-        <w:t>想要动画化的属性即可</w:t>
-      </w:r>
-      <w:r>
-        <w:rPr>
-          <w:rFonts w:hint="eastAsia"/>
-          <w:color w:val="00B0F0"/>
-        </w:rPr>
-        <w:t>。</w:t>
-      </w:r>
-    </w:p>
-    <w:p>
-      <w:pPr>
-        <w:rPr>
-          <w:rFonts w:hint="eastAsia"/>
-          <w:color w:val="00B0F0"/>
-        </w:rPr>
-      </w:pPr>
-      <w:r>
-        <w:rPr>
-          <w:color w:val="00B0F0"/>
-        </w:rPr>
-        <w:t xml:space="preserve">如果您想清除这些值（包括应用于元素内联样式的变换），可以使用 </w:t>
-      </w:r>
-      <w:proofErr w:type="spellStart"/>
-      <w:r>
-        <w:rPr>
-          <w:color w:val="00B0F0"/>
-        </w:rPr>
-        <w:t>clearProps</w:t>
-      </w:r>
-      <w:proofErr w:type="spellEnd"/>
-      <w:r>
-        <w:rPr>
-          <w:color w:val="00B0F0"/>
-        </w:rPr>
-        <w:t>: "transform"。如果您希望强制GSAP从CSS重新解析变换数据（而不是使用它从</w:t>
-      </w:r>
-      <w:proofErr w:type="gramStart"/>
-      <w:r>
-        <w:rPr>
-          <w:color w:val="00B0F0"/>
-        </w:rPr>
-        <w:t>先前补间动画</w:t>
-      </w:r>
-      <w:proofErr w:type="gramEnd"/>
-      <w:r>
-        <w:rPr>
-          <w:color w:val="00B0F0"/>
-        </w:rPr>
-        <w:t xml:space="preserve">中记录的数据），可以将 </w:t>
-      </w:r>
-      <w:proofErr w:type="spellStart"/>
-      <w:r>
-        <w:rPr>
-          <w:color w:val="00B0F0"/>
-        </w:rPr>
-        <w:t>parseTransform</w:t>
-      </w:r>
-      <w:proofErr w:type="spellEnd"/>
-      <w:r>
-        <w:rPr>
-          <w:color w:val="00B0F0"/>
-        </w:rPr>
-        <w:t>: true传入配置对象。</w:t>
-      </w:r>
-    </w:p>
-    <w:p>
-      <w:pPr>
-        <w:rPr>
-          <w:rFonts w:hint="eastAsia"/>
-          <w:color w:val="00B0F0"/>
-        </w:rPr>
-      </w:pPr>
-    </w:p>
-    <w:p>
-      <w:pPr>
-        <w:rPr>
-          <w:rFonts w:hint="eastAsia"/>
-          <w:color w:val="00B0F0"/>
-        </w:rPr>
-      </w:pPr>
+        <w:t>transformOrigin</w:t>
+      </w:r>
+      <w:r>
+        <w:rPr>
+          <w:rFonts w:ascii="Times New Roman" w:hAnsi="Times New Roman" w:cs="Times New Roman"/>
+        </w:rPr>
+        <w:t>​</w:t>
+      </w:r>
+    </w:p>
+    <w:p>
+      <w:pPr>
+        <w:rPr>
+          <w:rFonts w:hint="eastAsia"/>
+        </w:rPr>
+      </w:pPr>
+      <w:r>
+        <w:t>设置所有变换（2D和/或3D）所围绕的</w:t>
+      </w:r>
       <w:r>
         <w:rPr>
           <w:b/>
           <w:bCs/>
-          <w:color w:val="00B0F0"/>
-        </w:rPr>
-        <w:t>force3D</w:t>
-      </w:r>
-      <w:r>
-        <w:rPr>
-          <w:rFonts w:ascii="Times New Roman" w:hAnsi="Times New Roman" w:cs="Times New Roman"/>
-          <w:color w:val="00B0F0"/>
-        </w:rPr>
-        <w:t>​</w:t>
-      </w:r>
-    </w:p>
-    <w:p>
-      <w:pPr>
-        <w:rPr>
-          <w:rFonts w:hint="eastAsia"/>
-          <w:color w:val="00B0F0"/>
-        </w:rPr>
-      </w:pPr>
-      <w:r>
-        <w:rPr>
-          <w:color w:val="00B0F0"/>
-        </w:rPr>
-        <w:t>force3D默认为 "auto" 模式，这意味着通过使用 translate3d()而不是 translate()来自动优化变换的速度。这通常会使浏览器将该元素放置到其自己的</w:t>
-      </w:r>
-      <w:proofErr w:type="gramStart"/>
-      <w:r>
-        <w:rPr>
-          <w:color w:val="00B0F0"/>
-        </w:rPr>
-        <w:t>合成器层上</w:t>
-      </w:r>
-      <w:proofErr w:type="gramEnd"/>
-      <w:r>
-        <w:rPr>
-          <w:color w:val="00B0F0"/>
-        </w:rPr>
-        <w:t>，从而使动画更新更高效。在 "auto" 模式下，</w:t>
-      </w:r>
-      <w:proofErr w:type="gramStart"/>
-      <w:r>
-        <w:rPr>
-          <w:color w:val="00B0F0"/>
-        </w:rPr>
-        <w:t>当补间动画</w:t>
-      </w:r>
-      <w:proofErr w:type="gramEnd"/>
-      <w:r>
-        <w:rPr>
-          <w:color w:val="00B0F0"/>
-        </w:rPr>
-        <w:t>完成且不再需要3D时，GSAP会自动切换回2D模式以释放更多GPU内存。如果您希望保持3D模式，可以设置 force3D: true。或者，为了尽可能保持2D模式，可以设置 force3D: false</w:t>
-      </w:r>
-    </w:p>
-    <w:p>
-      <w:pPr>
-        <w:rPr>
-          <w:rFonts w:hint="eastAsia"/>
-          <w:color w:val="00B0F0"/>
-        </w:rPr>
-      </w:pPr>
-      <w:r>
-        <w:rPr>
-          <w:color w:val="00B0F0"/>
-        </w:rPr>
+        </w:rPr>
+        <w:t>原点</w:t>
+      </w:r>
+      <w:r>
+        <w:t>。默认情况下，原点位于元素的中心（"50% 50%"）。您可以使用关键字 "top"、"left"、"right" 或 "bottom" 来定义值，也可以使用百分比（右下角为 "100% 100%"）或像素</w:t>
+      </w:r>
+    </w:p>
+    <w:p>
+      <w:pPr>
+        <w:rPr>
+          <w:rFonts w:hint="eastAsia"/>
+        </w:rPr>
+      </w:pPr>
+      <w:r>
         <w:t>。</w:t>
       </w:r>
     </w:p>
@@ -9401,21 +6547,86 @@
         </w:rPr>
       </w:pPr>
       <w:r>
-        <w:rPr>
-          <w:rFonts w:ascii="Times New Roman" w:hAnsi="Times New Roman" w:cs="Times New Roman"/>
-          <w:color w:val="00B0F0"/>
-        </w:rPr>
-        <w:t>​</w:t>
-      </w:r>
-      <w:proofErr w:type="spellStart"/>
+        <w:t>引号中的第一个值对应x轴，第二个值对应y轴。</w:t>
+      </w:r>
+    </w:p>
+    <w:p>
+      <w:pPr>
+        <w:rPr>
+          <w:rFonts w:hint="eastAsia"/>
+        </w:rPr>
+      </w:pPr>
+    </w:p>
+    <w:p>
+      <w:pPr>
+        <w:rPr>
+          <w:rFonts w:hint="eastAsia"/>
+        </w:rPr>
+      </w:pPr>
+      <w:r>
+        <w:t>您甚至可以通过添加第三个数字将 transformOrigin定义为3D值，例如，要围绕一个在远处偏移400像素的点进行y轴旋转，您可以这样做</w:t>
+      </w:r>
+    </w:p>
+    <w:p>
+      <w:pPr>
+        <w:rPr>
+          <w:rFonts w:hint="eastAsia"/>
+        </w:rPr>
+      </w:pPr>
+      <w:r>
+        <w:t>gsap.to("#element", {</w:t>
+      </w:r>
+    </w:p>
+    <w:p>
+      <w:pPr>
+        <w:rPr>
+          <w:rFonts w:hint="eastAsia"/>
+        </w:rPr>
+      </w:pPr>
+      <w:r>
+        <w:t xml:space="preserve">  rotationY: 180,</w:t>
+      </w:r>
+    </w:p>
+    <w:p>
+      <w:pPr>
+        <w:rPr>
+          <w:rFonts w:hint="eastAsia"/>
+        </w:rPr>
+      </w:pPr>
+      <w:r>
+        <w:t xml:space="preserve">  transformOrigin: "50% 50% -400px"</w:t>
+      </w:r>
+    </w:p>
+    <w:p>
+      <w:pPr>
+        <w:rPr>
+          <w:rFonts w:hint="eastAsia"/>
+        </w:rPr>
+      </w:pPr>
+      <w:r>
+        <w:t>});</w:t>
+      </w:r>
+    </w:p>
+    <w:p>
+      <w:pPr>
+        <w:rPr>
+          <w:rFonts w:hint="eastAsia"/>
+        </w:rPr>
+      </w:pPr>
+    </w:p>
+    <w:p>
+      <w:pPr>
+        <w:rPr>
+          <w:rFonts w:hint="eastAsia"/>
+        </w:rPr>
+      </w:pPr>
       <w:r>
         <w:rPr>
           <w:b/>
           <w:bCs/>
         </w:rPr>
-        <w:t>transformOrigin</w:t>
-      </w:r>
-      <w:proofErr w:type="spellEnd"/>
+        <w:t>directionalRotation</w:t>
+      </w:r>
       <w:r>
         <w:rPr>
           <w:rFonts w:ascii="Times New Roman" w:hAnsi="Times New Roman" w:cs="Times New Roman"/>
@@ -9430,602 +6641,312 @@
         </w:rPr>
       </w:pPr>
       <w:r>
-        <w:t>设置所有变换（2D和/或3D）所围绕的</w:t>
+        <w:t>以特定方向为 CSS 属性补间旋转，方向可以是顺时针（使用 "_cw"后缀）、逆时针（使用 "_ccw"后缀）或最短方向（使用 "_short"后缀），在后一种情况下，插件会根据最短路径为您选择方向。例如，如果元素当前的旋转角度是 170 度，而您想将其补间到 -170 度，正常的旋转补间会沿逆时针方向总共旋转 340 度，但如果您使用 "_short"后缀，它则会沿顺时针方向旋转 20 度。</w:t>
+      </w:r>
+    </w:p>
+    <w:p>
+      <w:pPr>
+        <w:rPr>
+          <w:rFonts w:hint="eastAsia"/>
+        </w:rPr>
+      </w:pPr>
+      <w:r>
+        <w:rPr>
+          <w:rFonts w:ascii="Times New Roman" w:hAnsi="Times New Roman" w:cs="Times New Roman"/>
+        </w:rPr>
+        <w:t>​</w:t>
       </w:r>
       <w:r>
         <w:rPr>
           <w:b/>
           <w:bCs/>
         </w:rPr>
-        <w:t>原点</w:t>
-      </w:r>
-      <w:r>
-        <w:t>。默认情况下，原点位于元素的中心（"50% 50%"）。您可以使用关键字 "top"、"left"、"right" 或 "bottom" 来定义值，也可以使用百分比（右下角为 "100% 100%"）或像素</w:t>
-      </w:r>
-    </w:p>
-    <w:p>
-      <w:pPr>
-        <w:rPr>
-          <w:rFonts w:hint="eastAsia"/>
-        </w:rPr>
-      </w:pPr>
-      <w:r>
-        <w:t>。</w:t>
-      </w:r>
-    </w:p>
-    <w:p>
-      <w:pPr>
-        <w:rPr>
-          <w:rFonts w:hint="eastAsia"/>
-        </w:rPr>
-      </w:pPr>
-      <w:r>
-        <w:t>引号中的第一个值对应x轴，第二个值对应y轴。</w:t>
-      </w:r>
-    </w:p>
-    <w:p>
-      <w:pPr>
-        <w:rPr>
-          <w:rFonts w:hint="eastAsia"/>
-        </w:rPr>
-      </w:pPr>
-    </w:p>
-    <w:p>
-      <w:pPr>
-        <w:rPr>
-          <w:rFonts w:hint="eastAsia"/>
-        </w:rPr>
-      </w:pPr>
-      <w:r>
-        <w:t xml:space="preserve">您甚至可以通过添加第三个数字将 </w:t>
-      </w:r>
-      <w:proofErr w:type="spellStart"/>
-      <w:r>
-        <w:t>transformOrigin</w:t>
-      </w:r>
-      <w:proofErr w:type="spellEnd"/>
-      <w:r>
-        <w:t>定义为3D值，例如，要围绕一个在远处偏移400像素的点进行y轴旋转，您可以这样做</w:t>
-      </w:r>
-    </w:p>
-    <w:p>
-      <w:pPr>
-        <w:rPr>
-          <w:rFonts w:hint="eastAsia"/>
-        </w:rPr>
-      </w:pPr>
-      <w:proofErr w:type="gramStart"/>
-      <w:r>
-        <w:t>gsap.to(</w:t>
-      </w:r>
-      <w:proofErr w:type="gramEnd"/>
-      <w:r>
-        <w:t>"#element", {</w:t>
-      </w:r>
-    </w:p>
-    <w:p>
-      <w:pPr>
-        <w:rPr>
-          <w:rFonts w:hint="eastAsia"/>
-        </w:rPr>
-      </w:pPr>
-      <w:r>
-        <w:t xml:space="preserve">  </w:t>
-      </w:r>
-      <w:proofErr w:type="spellStart"/>
-      <w:r>
-        <w:t>rotationY</w:t>
-      </w:r>
-      <w:proofErr w:type="spellEnd"/>
-      <w:r>
-        <w:t>: 180,</w:t>
-      </w:r>
-    </w:p>
-    <w:p>
-      <w:pPr>
-        <w:rPr>
-          <w:rFonts w:hint="eastAsia"/>
-        </w:rPr>
-      </w:pPr>
-      <w:r>
-        <w:t xml:space="preserve">  </w:t>
-      </w:r>
-      <w:proofErr w:type="spellStart"/>
-      <w:r>
-        <w:t>transformOrigin</w:t>
-      </w:r>
-      <w:proofErr w:type="spellEnd"/>
-      <w:r>
-        <w:t>: "50% 50% -400px"</w:t>
-      </w:r>
-    </w:p>
-    <w:p>
-      <w:pPr>
-        <w:rPr>
-          <w:rFonts w:hint="eastAsia"/>
-        </w:rPr>
-      </w:pPr>
-      <w:r>
-        <w:t>});</w:t>
-      </w:r>
-    </w:p>
-    <w:p>
-      <w:pPr>
-        <w:rPr>
-          <w:rFonts w:hint="eastAsia"/>
-        </w:rPr>
-      </w:pPr>
-    </w:p>
-    <w:p>
-      <w:pPr>
-        <w:rPr>
-          <w:rFonts w:hint="eastAsia"/>
-        </w:rPr>
-      </w:pPr>
-      <w:proofErr w:type="spellStart"/>
-      <w:r>
-        <w:rPr>
+        <w:t>autoAlpha</w:t>
+      </w:r>
+      <w:r>
+        <w:rPr>
+          <w:rFonts w:ascii="Times New Roman" w:hAnsi="Times New Roman" w:cs="Times New Roman"/>
+        </w:rPr>
+        <w:t>​</w:t>
+      </w:r>
+    </w:p>
+    <w:p>
+      <w:pPr>
+        <w:rPr>
+          <w:rFonts w:hint="eastAsia"/>
+        </w:rPr>
+      </w:pPr>
+      <w:r>
+        <w:t>与 opacity相同，不同之处在于，当值变为 0 时，visibility属性将被设置为 hidden，以提高浏览器渲染性能并阻止对目标的点击/交互。当值为 0 以外的任何值时，visibility将被设置为 inherit。它不设置为 visible是为了遵循继承规则（想象一下父元素是隐藏的——将子元素显式设置为 visible会导致它显示出来，而这可能并非本意）。为了方便起见，如果元素的 visibility初始设置为 hidden而 opacity为 1，它会假定 opacity的起始值也应为 0。这使得您可以简单地将页面上的元素初始设置为不可见（在 CSS 中设置 visibility: hidden），然后在需要时淡入它们。</w:t>
+      </w:r>
+    </w:p>
+    <w:p>
+      <w:pPr>
+        <w:rPr>
+          <w:rFonts w:hint="eastAsia"/>
+        </w:rPr>
+      </w:pPr>
+    </w:p>
+    <w:p>
+      <w:pPr>
+        <w:rPr>
+          <w:rFonts w:hint="eastAsia"/>
           <w:b/>
           <w:bCs/>
-        </w:rPr>
-        <w:t>directionalRotation</w:t>
-      </w:r>
-      <w:proofErr w:type="spellEnd"/>
-      <w:r>
-        <w:rPr>
-          <w:rFonts w:ascii="Times New Roman" w:hAnsi="Times New Roman" w:cs="Times New Roman"/>
-        </w:rPr>
-        <w:t>​</w:t>
-      </w:r>
-    </w:p>
-    <w:p>
-      <w:pPr>
-        <w:rPr>
-          <w:rFonts w:hint="eastAsia"/>
-        </w:rPr>
-      </w:pPr>
-      <w:r>
-        <w:t xml:space="preserve">以特定方向为 CSS </w:t>
-      </w:r>
-      <w:proofErr w:type="gramStart"/>
-      <w:r>
-        <w:t>属性补间旋转</w:t>
-      </w:r>
-      <w:proofErr w:type="gramEnd"/>
-      <w:r>
-        <w:t>，方向可以是顺时针（使用 "_</w:t>
-      </w:r>
-      <w:proofErr w:type="spellStart"/>
-      <w:r>
-        <w:t>cw</w:t>
-      </w:r>
-      <w:proofErr w:type="spellEnd"/>
-      <w:r>
-        <w:t>"后缀）、逆时针（使用 "_</w:t>
-      </w:r>
-      <w:proofErr w:type="spellStart"/>
-      <w:r>
-        <w:t>ccw</w:t>
-      </w:r>
-      <w:proofErr w:type="spellEnd"/>
-      <w:r>
-        <w:t>"后缀）或最短方向（使用 "_short"后缀），在后一种情况下，插件会根据最短路径为您选择方向。例如，如果元素当前的旋转角度是 170 度，而您想将</w:t>
-      </w:r>
-      <w:proofErr w:type="gramStart"/>
-      <w:r>
-        <w:t>其补间到</w:t>
-      </w:r>
-      <w:proofErr w:type="gramEnd"/>
-      <w:r>
-        <w:t xml:space="preserve"> -170 度，正常的</w:t>
-      </w:r>
-      <w:proofErr w:type="gramStart"/>
-      <w:r>
-        <w:t>旋转补间会</w:t>
-      </w:r>
-      <w:proofErr w:type="gramEnd"/>
-      <w:r>
-        <w:t>沿逆时针方向总共旋转 340 度，但如果您使用 "_short"后缀，它则会沿顺时针方向旋转 20 度。</w:t>
-      </w:r>
-    </w:p>
-    <w:p>
-      <w:pPr>
-        <w:rPr>
-          <w:rFonts w:hint="eastAsia"/>
-        </w:rPr>
-      </w:pPr>
-      <w:r>
-        <w:rPr>
-          <w:rFonts w:ascii="Times New Roman" w:hAnsi="Times New Roman" w:cs="Times New Roman"/>
-        </w:rPr>
-        <w:t>​</w:t>
-      </w:r>
-      <w:proofErr w:type="spellStart"/>
+          <w:color w:val="00B0F0"/>
+        </w:rPr>
+      </w:pPr>
       <w:r>
         <w:rPr>
           <w:b/>
           <w:bCs/>
-        </w:rPr>
-        <w:t>autoAlpha</w:t>
-      </w:r>
-      <w:proofErr w:type="spellEnd"/>
-      <w:r>
-        <w:rPr>
-          <w:rFonts w:ascii="Times New Roman" w:hAnsi="Times New Roman" w:cs="Times New Roman"/>
-        </w:rPr>
-        <w:t>​</w:t>
-      </w:r>
-    </w:p>
-    <w:p>
-      <w:pPr>
-        <w:rPr>
-          <w:rFonts w:hint="eastAsia"/>
-        </w:rPr>
-      </w:pPr>
-      <w:r>
-        <w:t>与 opacity相同，不同之处在于，当值变为 0 时，visibility属性将被设置为 hidden，以提高浏览器渲染性能并阻止对目标的点击/交互。当值为 0 以外的任何值时，visibility将被设置为 inherit。它不设置为 visible是为了遵循继承规则（想象</w:t>
-      </w:r>
-      <w:proofErr w:type="gramStart"/>
-      <w:r>
-        <w:t>一下父</w:t>
-      </w:r>
-      <w:proofErr w:type="gramEnd"/>
-      <w:r>
-        <w:t>元素是隐藏的——将子元素显</w:t>
-      </w:r>
-      <w:proofErr w:type="gramStart"/>
-      <w:r>
-        <w:t>式设置</w:t>
-      </w:r>
-      <w:proofErr w:type="gramEnd"/>
-      <w:r>
-        <w:t>为 visible会导致它显示出来，而这可能并非本意）。为了方便起见，如果元素的 visibility初始设置为 hidden而 opacity为 1，它会假定 opacity的</w:t>
-      </w:r>
-      <w:proofErr w:type="gramStart"/>
-      <w:r>
-        <w:t>起始值</w:t>
-      </w:r>
-      <w:proofErr w:type="gramEnd"/>
-      <w:r>
-        <w:t>也应为 0。这使得您可以简单地将页面上的元素初始设置为不可见（在 CSS 中设置 visibility: hidden），然后在需要时淡入它们。</w:t>
-      </w:r>
-    </w:p>
-    <w:p>
-      <w:pPr>
-        <w:rPr>
-          <w:rFonts w:hint="eastAsia"/>
-        </w:rPr>
-      </w:pPr>
-    </w:p>
-    <w:p>
-      <w:pPr>
-        <w:rPr>
-          <w:rFonts w:hint="eastAsia"/>
+          <w:color w:val="00B0F0"/>
+        </w:rPr>
+        <w:t>CSS variables</w:t>
+      </w:r>
+    </w:p>
+    <w:p>
+      <w:pPr>
+        <w:rPr>
+          <w:rFonts w:hint="eastAsia"/>
+          <w:color w:val="00B0F0"/>
+        </w:rPr>
+      </w:pPr>
+      <w:r>
+        <w:rPr>
+          <w:color w:val="00B0F0"/>
+        </w:rPr>
+        <w:t>GSAP</w:t>
+      </w:r>
+      <w:r>
+        <w:rPr>
+          <w:rFonts w:hint="eastAsia"/>
+          <w:color w:val="00B0F0"/>
+        </w:rPr>
+        <w:t>也可以使css变量发生动画。</w:t>
+      </w:r>
+    </w:p>
+    <w:p>
+      <w:pPr>
+        <w:rPr>
+          <w:rFonts w:hint="eastAsia"/>
+          <w:color w:val="00B0F0"/>
+        </w:rPr>
+      </w:pPr>
+      <w:r>
+        <w:rPr>
+          <w:rFonts w:hint="eastAsia"/>
+          <w:color w:val="00B0F0"/>
+        </w:rPr>
+        <w:t>Eg：</w:t>
+      </w:r>
+    </w:p>
+    <w:p>
+      <w:pPr>
+        <w:rPr>
+          <w:rFonts w:hint="eastAsia"/>
+          <w:color w:val="00B0F0"/>
+        </w:rPr>
+      </w:pPr>
+      <w:r>
+        <w:rPr>
+          <w:color w:val="00B0F0"/>
+        </w:rPr>
+        <w:t>html {</w:t>
+      </w:r>
+    </w:p>
+    <w:p>
+      <w:pPr>
+        <w:rPr>
+          <w:rFonts w:hint="eastAsia"/>
+          <w:color w:val="00B0F0"/>
+        </w:rPr>
+      </w:pPr>
+      <w:r>
+        <w:rPr>
+          <w:color w:val="00B0F0"/>
+        </w:rPr>
+        <w:t xml:space="preserve">  --myColor: #00bae2;</w:t>
+      </w:r>
+    </w:p>
+    <w:p>
+      <w:pPr>
+        <w:rPr>
+          <w:rFonts w:hint="eastAsia"/>
+          <w:color w:val="00B0F0"/>
+        </w:rPr>
+      </w:pPr>
+      <w:r>
+        <w:rPr>
+          <w:color w:val="00B0F0"/>
+        </w:rPr>
+        <w:t>}</w:t>
+      </w:r>
+    </w:p>
+    <w:p>
+      <w:pPr>
+        <w:rPr>
+          <w:rFonts w:hint="eastAsia"/>
+          <w:color w:val="00B0F0"/>
+        </w:rPr>
+      </w:pPr>
+      <w:r>
+        <w:rPr>
+          <w:color w:val="00B0F0"/>
+        </w:rPr>
+        <w:t>.wrapper {</w:t>
+      </w:r>
+    </w:p>
+    <w:p>
+      <w:pPr>
+        <w:rPr>
+          <w:rFonts w:hint="eastAsia"/>
+          <w:color w:val="00B0F0"/>
+        </w:rPr>
+      </w:pPr>
+      <w:r>
+        <w:rPr>
+          <w:color w:val="00B0F0"/>
+        </w:rPr>
+        <w:t xml:space="preserve">  border: 3px solid var(--myColor);</w:t>
+      </w:r>
+    </w:p>
+    <w:p>
+      <w:pPr>
+        <w:rPr>
+          <w:rFonts w:hint="eastAsia"/>
+          <w:color w:val="00B0F0"/>
+        </w:rPr>
+      </w:pPr>
+      <w:r>
+        <w:rPr>
+          <w:color w:val="00B0F0"/>
+        </w:rPr>
+        <w:t xml:space="preserve">  border-radius: 10px;</w:t>
+      </w:r>
+    </w:p>
+    <w:p>
+      <w:pPr>
+        <w:rPr>
+          <w:rFonts w:hint="eastAsia"/>
+          <w:color w:val="00B0F0"/>
+        </w:rPr>
+      </w:pPr>
+      <w:r>
+        <w:rPr>
+          <w:color w:val="00B0F0"/>
+        </w:rPr>
+        <w:t xml:space="preserve">  margin-right:10px;</w:t>
+      </w:r>
+    </w:p>
+    <w:p>
+      <w:pPr>
+        <w:rPr>
+          <w:rFonts w:hint="eastAsia"/>
+          <w:color w:val="00B0F0"/>
+        </w:rPr>
+      </w:pPr>
+      <w:r>
+        <w:rPr>
+          <w:color w:val="00B0F0"/>
+        </w:rPr>
+        <w:t xml:space="preserve">  padding: 1rem;</w:t>
+      </w:r>
+    </w:p>
+    <w:p>
+      <w:pPr>
+        <w:rPr>
+          <w:rFonts w:hint="eastAsia"/>
+          <w:color w:val="00B0F0"/>
+        </w:rPr>
+      </w:pPr>
+      <w:r>
+        <w:rPr>
+          <w:color w:val="00B0F0"/>
+        </w:rPr>
+        <w:t>}</w:t>
+      </w:r>
+    </w:p>
+    <w:p>
+      <w:pPr>
+        <w:rPr>
+          <w:rFonts w:hint="eastAsia"/>
+          <w:color w:val="00B0F0"/>
+        </w:rPr>
+      </w:pPr>
+    </w:p>
+    <w:p>
+      <w:pPr>
+        <w:rPr>
+          <w:rFonts w:hint="eastAsia"/>
+          <w:color w:val="00B0F0"/>
+        </w:rPr>
+      </w:pPr>
+      <w:r>
+        <w:rPr>
+          <w:color w:val="00B0F0"/>
+        </w:rPr>
+        <w:t>gsap.to("html", {"--myColor":"#0ae448", yoyo:true, repeat:20, duration: 1});</w:t>
+      </w:r>
+    </w:p>
+    <w:p>
+      <w:pPr>
+        <w:rPr>
+          <w:rFonts w:hint="eastAsia"/>
+          <w:color w:val="00B0F0"/>
+        </w:rPr>
+      </w:pPr>
+    </w:p>
+    <w:p>
+      <w:pPr>
+        <w:rPr>
+          <w:rFonts w:hint="eastAsia"/>
+        </w:rPr>
+      </w:pPr>
+      <w:r>
+        <w:rPr>
           <w:b/>
           <w:bCs/>
-          <w:color w:val="00B0F0"/>
+        </w:rPr>
+        <w:t>clearProps</w:t>
+      </w:r>
+      <w:r>
+        <w:rPr>
+          <w:rFonts w:ascii="Times New Roman" w:hAnsi="Times New Roman" w:cs="Times New Roman"/>
+        </w:rPr>
+        <w:t>​</w:t>
+      </w:r>
+    </w:p>
+    <w:p>
+      <w:pPr>
+        <w:rPr>
+          <w:rFonts w:hint="eastAsia"/>
+        </w:rPr>
+      </w:pPr>
+      <w:r>
+        <w:t>您可以在 clearProps中输入一个以逗号分隔的属性名称列表，这些属性将在补间动画完成时从元素的 style属性中清除（或者使用 "all"或 true来清除所有属性）。例如，当补间动画结束后，您可能希望某个类（或其他选择器）能够将特定样式应用于元素，而这些样式可能会被补间动画期间应用的 element.style特定数据所覆盖，此时 clearProps就非常有用。通常您不需要包含供应商前缀。clearProps还会清除受 GSAP 影响的 SVG 元素的 "transform"属性，因为 GSAP 始终通过 transform属性来应用变换（如 x, y, rotation, scale 等），以避免浏览器的错误/怪异行为。清除任何与变换相关的属性（如 x, y, scale, rotation 等）都会清除整个变换，因为这些属性都被合并到一个 "transform"CSS 属性中。</w:t>
+      </w:r>
+    </w:p>
+    <w:p>
+      <w:pPr>
+        <w:rPr>
+          <w:rFonts w:hint="eastAsia"/>
+        </w:rPr>
+      </w:pPr>
+    </w:p>
+    <w:p>
+      <w:pPr>
+        <w:rPr>
+          <w:rFonts w:hint="eastAsia"/>
         </w:rPr>
       </w:pPr>
       <w:r>
         <w:rPr>
           <w:b/>
           <w:bCs/>
-          <w:color w:val="00B0F0"/>
-        </w:rPr>
-        <w:t>CSS variables</w:t>
-      </w:r>
-    </w:p>
-    <w:p>
-      <w:pPr>
-        <w:rPr>
-          <w:rFonts w:hint="eastAsia"/>
-          <w:color w:val="00B0F0"/>
-        </w:rPr>
-      </w:pPr>
-      <w:r>
-        <w:rPr>
-          <w:color w:val="00B0F0"/>
-        </w:rPr>
-        <w:t>GSAP</w:t>
-      </w:r>
-      <w:r>
-        <w:rPr>
-          <w:rFonts w:hint="eastAsia"/>
-          <w:color w:val="00B0F0"/>
-        </w:rPr>
-        <w:t>也可以使</w:t>
-      </w:r>
-      <w:proofErr w:type="spellStart"/>
-      <w:r>
-        <w:rPr>
-          <w:rFonts w:hint="eastAsia"/>
-          <w:color w:val="00B0F0"/>
-        </w:rPr>
-        <w:t>css</w:t>
-      </w:r>
-      <w:proofErr w:type="spellEnd"/>
-      <w:r>
-        <w:rPr>
-          <w:rFonts w:hint="eastAsia"/>
-          <w:color w:val="00B0F0"/>
-        </w:rPr>
-        <w:t>变量发生动画。</w:t>
-      </w:r>
-    </w:p>
-    <w:p>
-      <w:pPr>
-        <w:rPr>
-          <w:rFonts w:hint="eastAsia"/>
-          <w:color w:val="00B0F0"/>
-        </w:rPr>
-      </w:pPr>
-      <w:r>
-        <w:rPr>
-          <w:rFonts w:hint="eastAsia"/>
-          <w:color w:val="00B0F0"/>
-        </w:rPr>
-        <w:t>Eg：</w:t>
-      </w:r>
-    </w:p>
-    <w:p>
-      <w:pPr>
-        <w:rPr>
-          <w:rFonts w:hint="eastAsia"/>
-          <w:color w:val="00B0F0"/>
-        </w:rPr>
-      </w:pPr>
-      <w:r>
-        <w:rPr>
-          <w:color w:val="00B0F0"/>
-        </w:rPr>
-        <w:t>html {</w:t>
-      </w:r>
-    </w:p>
-    <w:p>
-      <w:pPr>
-        <w:rPr>
-          <w:rFonts w:hint="eastAsia"/>
-          <w:color w:val="00B0F0"/>
-        </w:rPr>
-      </w:pPr>
-      <w:r>
-        <w:rPr>
-          <w:color w:val="00B0F0"/>
-        </w:rPr>
-        <w:t xml:space="preserve">  --</w:t>
-      </w:r>
-      <w:proofErr w:type="spellStart"/>
-      <w:r>
-        <w:rPr>
-          <w:color w:val="00B0F0"/>
-        </w:rPr>
-        <w:t>myColor</w:t>
-      </w:r>
-      <w:proofErr w:type="spellEnd"/>
-      <w:r>
-        <w:rPr>
-          <w:color w:val="00B0F0"/>
-        </w:rPr>
-        <w:t>: #00bae2;</w:t>
-      </w:r>
-    </w:p>
-    <w:p>
-      <w:pPr>
-        <w:rPr>
-          <w:rFonts w:hint="eastAsia"/>
-          <w:color w:val="00B0F0"/>
-        </w:rPr>
-      </w:pPr>
-      <w:r>
-        <w:rPr>
-          <w:color w:val="00B0F0"/>
-        </w:rPr>
-        <w:t>}</w:t>
-      </w:r>
-    </w:p>
-    <w:p>
-      <w:pPr>
-        <w:rPr>
-          <w:rFonts w:hint="eastAsia"/>
-          <w:color w:val="00B0F0"/>
-        </w:rPr>
-      </w:pPr>
-      <w:proofErr w:type="gramStart"/>
-      <w:r>
-        <w:rPr>
-          <w:color w:val="00B0F0"/>
-        </w:rPr>
-        <w:t>.wrapper</w:t>
-      </w:r>
-      <w:proofErr w:type="gramEnd"/>
-      <w:r>
-        <w:rPr>
-          <w:color w:val="00B0F0"/>
-        </w:rPr>
-        <w:t xml:space="preserve"> {</w:t>
-      </w:r>
-    </w:p>
-    <w:p>
-      <w:pPr>
-        <w:rPr>
-          <w:rFonts w:hint="eastAsia"/>
-          <w:color w:val="00B0F0"/>
-        </w:rPr>
-      </w:pPr>
-      <w:r>
-        <w:rPr>
-          <w:color w:val="00B0F0"/>
-        </w:rPr>
-        <w:t xml:space="preserve">  border: 3px solid </w:t>
-      </w:r>
-      <w:proofErr w:type="gramStart"/>
-      <w:r>
-        <w:rPr>
-          <w:color w:val="00B0F0"/>
-        </w:rPr>
-        <w:t>var(</w:t>
-      </w:r>
-      <w:proofErr w:type="gramEnd"/>
-      <w:r>
-        <w:rPr>
-          <w:color w:val="00B0F0"/>
-        </w:rPr>
-        <w:t>--</w:t>
-      </w:r>
-      <w:proofErr w:type="spellStart"/>
-      <w:r>
-        <w:rPr>
-          <w:color w:val="00B0F0"/>
-        </w:rPr>
-        <w:t>myColor</w:t>
-      </w:r>
-      <w:proofErr w:type="spellEnd"/>
-      <w:r>
-        <w:rPr>
-          <w:color w:val="00B0F0"/>
-        </w:rPr>
-        <w:t>);</w:t>
-      </w:r>
-    </w:p>
-    <w:p>
-      <w:pPr>
-        <w:rPr>
-          <w:rFonts w:hint="eastAsia"/>
-          <w:color w:val="00B0F0"/>
-        </w:rPr>
-      </w:pPr>
-      <w:r>
-        <w:rPr>
-          <w:color w:val="00B0F0"/>
-        </w:rPr>
-        <w:t xml:space="preserve">  border-radius: 10px;</w:t>
-      </w:r>
-    </w:p>
-    <w:p>
-      <w:pPr>
-        <w:rPr>
-          <w:rFonts w:hint="eastAsia"/>
-          <w:color w:val="00B0F0"/>
-        </w:rPr>
-      </w:pPr>
-      <w:r>
-        <w:rPr>
-          <w:color w:val="00B0F0"/>
-        </w:rPr>
-        <w:t xml:space="preserve">  margin-right:10px;</w:t>
-      </w:r>
-    </w:p>
-    <w:p>
-      <w:pPr>
-        <w:rPr>
-          <w:rFonts w:hint="eastAsia"/>
-          <w:color w:val="00B0F0"/>
-        </w:rPr>
-      </w:pPr>
-      <w:r>
-        <w:rPr>
-          <w:color w:val="00B0F0"/>
-        </w:rPr>
-        <w:t xml:space="preserve">  padding: 1rem;</w:t>
-      </w:r>
-    </w:p>
-    <w:p>
-      <w:pPr>
-        <w:rPr>
-          <w:rFonts w:hint="eastAsia"/>
-          <w:color w:val="00B0F0"/>
-        </w:rPr>
-      </w:pPr>
-      <w:r>
-        <w:rPr>
-          <w:color w:val="00B0F0"/>
-        </w:rPr>
-        <w:t>}</w:t>
-      </w:r>
-    </w:p>
-    <w:p>
-      <w:pPr>
-        <w:rPr>
-          <w:rFonts w:hint="eastAsia"/>
-          <w:color w:val="00B0F0"/>
-        </w:rPr>
-      </w:pPr>
-    </w:p>
-    <w:p>
-      <w:pPr>
-        <w:rPr>
-          <w:rFonts w:hint="eastAsia"/>
-          <w:color w:val="00B0F0"/>
-        </w:rPr>
-      </w:pPr>
-      <w:proofErr w:type="gramStart"/>
-      <w:r>
-        <w:rPr>
-          <w:color w:val="00B0F0"/>
-        </w:rPr>
-        <w:t>gsap.to(</w:t>
-      </w:r>
-      <w:proofErr w:type="gramEnd"/>
-      <w:r>
-        <w:rPr>
-          <w:color w:val="00B0F0"/>
-        </w:rPr>
-        <w:t>"html", {"--</w:t>
-      </w:r>
-      <w:proofErr w:type="spellStart"/>
-      <w:r>
-        <w:rPr>
-          <w:color w:val="00B0F0"/>
-        </w:rPr>
-        <w:t>myColor</w:t>
-      </w:r>
-      <w:proofErr w:type="spellEnd"/>
-      <w:r>
-        <w:rPr>
-          <w:color w:val="00B0F0"/>
-        </w:rPr>
-        <w:t xml:space="preserve">":"#0ae448", </w:t>
-      </w:r>
-      <w:proofErr w:type="spellStart"/>
-      <w:proofErr w:type="gramStart"/>
-      <w:r>
-        <w:rPr>
-          <w:color w:val="00B0F0"/>
-        </w:rPr>
-        <w:t>yoyo:true</w:t>
-      </w:r>
-      <w:proofErr w:type="spellEnd"/>
-      <w:proofErr w:type="gramEnd"/>
-      <w:r>
-        <w:rPr>
-          <w:color w:val="00B0F0"/>
-        </w:rPr>
-        <w:t>, repeat:20, duration: 1});</w:t>
-      </w:r>
-    </w:p>
-    <w:p>
-      <w:pPr>
-        <w:rPr>
-          <w:rFonts w:hint="eastAsia"/>
-          <w:color w:val="00B0F0"/>
-        </w:rPr>
-      </w:pPr>
-    </w:p>
-    <w:p>
-      <w:pPr>
-        <w:rPr>
-          <w:rFonts w:hint="eastAsia"/>
-        </w:rPr>
-      </w:pPr>
-      <w:proofErr w:type="spellStart"/>
-      <w:r>
-        <w:rPr>
-          <w:b/>
-          <w:bCs/>
-        </w:rPr>
-        <w:t>clearProps</w:t>
-      </w:r>
-      <w:proofErr w:type="spellEnd"/>
+        </w:rPr>
+        <w:t>autoRound</w:t>
+      </w:r>
       <w:r>
         <w:rPr>
           <w:rFonts w:ascii="Times New Roman" w:hAnsi="Times New Roman" w:cs="Times New Roman"/>
@@ -10040,192 +6961,17 @@
         </w:rPr>
       </w:pPr>
       <w:r>
-        <w:t xml:space="preserve">您可以在 </w:t>
-      </w:r>
-      <w:proofErr w:type="spellStart"/>
-      <w:r>
-        <w:t>clearProps</w:t>
-      </w:r>
-      <w:proofErr w:type="spellEnd"/>
-      <w:r>
-        <w:t>中输入一个以逗号分隔的属性名称列表，这些属性将</w:t>
-      </w:r>
-      <w:proofErr w:type="gramStart"/>
-      <w:r>
-        <w:t>在补间动画</w:t>
-      </w:r>
-      <w:proofErr w:type="gramEnd"/>
-      <w:r>
-        <w:t>完成时从元素的 style属性中清除（或者使用 "all"或 true来清除所有属性）。例如，</w:t>
-      </w:r>
-      <w:proofErr w:type="gramStart"/>
-      <w:r>
-        <w:t>当补间动画</w:t>
-      </w:r>
-      <w:proofErr w:type="gramEnd"/>
-      <w:r>
-        <w:t>结束后，您可能希望某个类（或其他选择器）能够将特定样式应用于元素，而这些样式可能会</w:t>
-      </w:r>
-      <w:proofErr w:type="gramStart"/>
-      <w:r>
-        <w:t>被补间动画</w:t>
-      </w:r>
-      <w:proofErr w:type="gramEnd"/>
-      <w:r>
-        <w:t xml:space="preserve">期间应用的 </w:t>
-      </w:r>
-      <w:proofErr w:type="spellStart"/>
-      <w:r>
-        <w:t>element.style</w:t>
-      </w:r>
-      <w:proofErr w:type="spellEnd"/>
-      <w:r>
-        <w:t xml:space="preserve">特定数据所覆盖，此时 </w:t>
-      </w:r>
-      <w:proofErr w:type="spellStart"/>
-      <w:r>
-        <w:t>clearProps</w:t>
-      </w:r>
-      <w:proofErr w:type="spellEnd"/>
-      <w:r>
-        <w:t>就非常有用。通常您不需要包含供应商前缀。</w:t>
-      </w:r>
-      <w:proofErr w:type="spellStart"/>
-      <w:r>
-        <w:t>clearProps</w:t>
-      </w:r>
-      <w:proofErr w:type="spellEnd"/>
-      <w:r>
-        <w:t>还会</w:t>
-      </w:r>
-      <w:proofErr w:type="gramStart"/>
-      <w:r>
-        <w:t>清除受</w:t>
-      </w:r>
-      <w:proofErr w:type="gramEnd"/>
-      <w:r>
-        <w:t xml:space="preserve"> GSAP 影响的 SVG 元素的 "transform"属性，因为 GSAP 始终通过 transform属性来应用变换（如 x, y, rotation, scale 等），以避免浏览器的错误/怪异行为。清除任何与变换相关的属性（如 x, y, scale, rotation 等）都会清除整个变换，因为这些属性都被合并到一个 "</w:t>
-      </w:r>
-      <w:proofErr w:type="spellStart"/>
-      <w:r>
-        <w:t>transform"CSS</w:t>
-      </w:r>
-      <w:proofErr w:type="spellEnd"/>
-      <w:r>
-        <w:t xml:space="preserve"> 属性中。</w:t>
-      </w:r>
-    </w:p>
-    <w:p>
-      <w:pPr>
-        <w:rPr>
-          <w:rFonts w:hint="eastAsia"/>
-        </w:rPr>
-      </w:pPr>
-    </w:p>
-    <w:p>
-      <w:pPr>
-        <w:rPr>
-          <w:rFonts w:hint="eastAsia"/>
-        </w:rPr>
-      </w:pPr>
-      <w:proofErr w:type="spellStart"/>
-      <w:r>
-        <w:rPr>
-          <w:b/>
-          <w:bCs/>
-        </w:rPr>
-        <w:t>autoRound</w:t>
-      </w:r>
-      <w:proofErr w:type="spellEnd"/>
-      <w:r>
-        <w:rPr>
-          <w:rFonts w:ascii="Times New Roman" w:hAnsi="Times New Roman" w:cs="Times New Roman"/>
-        </w:rPr>
-        <w:t>​</w:t>
-      </w:r>
-    </w:p>
-    <w:p>
-      <w:pPr>
-        <w:rPr>
-          <w:rFonts w:hint="eastAsia"/>
-        </w:rPr>
-      </w:pPr>
-      <w:r>
-        <w:t>默认情况下，</w:t>
-      </w:r>
-      <w:proofErr w:type="spellStart"/>
-      <w:r>
-        <w:t>CSSPlugin</w:t>
-      </w:r>
-      <w:proofErr w:type="spellEnd"/>
-      <w:r>
-        <w:t xml:space="preserve"> 会</w:t>
-      </w:r>
-      <w:proofErr w:type="gramStart"/>
-      <w:r>
-        <w:t>在补间动画</w:t>
-      </w:r>
-      <w:proofErr w:type="gramEnd"/>
-      <w:r>
-        <w:t>过程中（即中间值）将</w:t>
-      </w:r>
-      <w:proofErr w:type="gramStart"/>
-      <w:r>
-        <w:t>像素值</w:t>
-      </w:r>
-      <w:proofErr w:type="gramEnd"/>
-      <w:r>
-        <w:t xml:space="preserve">和 </w:t>
-      </w:r>
-      <w:proofErr w:type="spellStart"/>
-      <w:r>
-        <w:t>zIndex</w:t>
-      </w:r>
-      <w:proofErr w:type="spellEnd"/>
-      <w:r>
-        <w:t xml:space="preserve">四舍五入为最接近的整数，因为这可以提高浏览器性能。但如果您希望禁用此行为，可以在 CSS 对象中传入 </w:t>
-      </w:r>
-      <w:proofErr w:type="spellStart"/>
-      <w:r>
-        <w:t>autoRound</w:t>
-      </w:r>
-      <w:proofErr w:type="spellEnd"/>
-      <w:r>
-        <w:t xml:space="preserve">: false。您仍然可以使用 </w:t>
-      </w:r>
-      <w:proofErr w:type="spellStart"/>
-      <w:r>
-        <w:t>SnapPlugin</w:t>
-      </w:r>
-      <w:proofErr w:type="spellEnd"/>
-      <w:r>
-        <w:t xml:space="preserve"> 来手动定义需要四舍五入的属性。</w:t>
-      </w:r>
-    </w:p>
-    <w:p>
-      <w:pPr>
-        <w:rPr>
-          <w:rFonts w:hint="eastAsia"/>
-        </w:rPr>
-      </w:pPr>
-      <w:r>
-        <w:t xml:space="preserve">如果您需要为数字属性（而非 CSS 相关属性）设置动画，可以使用 </w:t>
-      </w:r>
-      <w:proofErr w:type="spellStart"/>
-      <w:r>
-        <w:t>AttrPlugin</w:t>
-      </w:r>
-      <w:proofErr w:type="spellEnd"/>
-      <w:r>
-        <w:t xml:space="preserve">。要替换 DOM 元素中的文本，请使用 </w:t>
-      </w:r>
-      <w:proofErr w:type="spellStart"/>
-      <w:r>
-        <w:t>TextPlugin</w:t>
-      </w:r>
-      <w:proofErr w:type="spellEnd"/>
-      <w:r>
-        <w:t>。</w:t>
+        <w:t>默认情况下，CSSPlugin 会在补间动画过程中（即中间值）将像素值和 zIndex四舍五入为最接近的整数，因为这可以提高浏览器性能。但如果您希望禁用此行为，可以在 CSS 对象中传入 autoRound: false。您仍然可以使用 SnapPlugin 来手动定义需要四舍五入的属性。</w:t>
+      </w:r>
+    </w:p>
+    <w:p>
+      <w:pPr>
+        <w:rPr>
+          <w:rFonts w:hint="eastAsia"/>
+        </w:rPr>
+      </w:pPr>
+      <w:r>
+        <w:t>如果您需要为数字属性（而非 CSS 相关属性）设置动画，可以使用 AttrPlugin。要替换 DOM 元素中的文本，请使用 TextPlugin。</w:t>
       </w:r>
     </w:p>
     <w:p>
@@ -10267,17 +7013,8 @@
           <w:rFonts w:hint="eastAsia"/>
           <w:color w:val="00B0F0"/>
         </w:rPr>
-        <w:t>的值可以是true或数值或函数。当为数值的时候，每次滚动都会以该数值作为动画时长进行动画。在配置scrub的情况下，timeline的</w:t>
-      </w:r>
-      <w:proofErr w:type="spellStart"/>
-      <w:r>
-        <w:rPr>
-          <w:rFonts w:hint="eastAsia"/>
-          <w:color w:val="00B0F0"/>
-        </w:rPr>
-        <w:t>druation</w:t>
-      </w:r>
-      <w:proofErr w:type="spellEnd"/>
+        <w:t>的值可以是true或数值或函数。当为数值的时候，每次滚动都会以该数值作为动画时长进行动画。在配置scrub的情况下，timeline的druation</w:t>
+      </w:r>
       <w:r>
         <w:rPr>
           <w:color w:val="00B0F0"/>

--- a/demos/gsap/学习.docx
+++ b/demos/gsap/学习.docx
@@ -84,11 +84,33 @@
           <w:rFonts w:hint="eastAsia"/>
         </w:rPr>
       </w:pPr>
-      <w:r>
-        <w:rPr>
-          <w:rFonts w:hint="eastAsia"/>
-        </w:rPr>
-        <w:t>gsap生成的tween默认被添加到了globalTimeLine。</w:t>
+      <w:proofErr w:type="spellStart"/>
+      <w:r>
+        <w:rPr>
+          <w:rFonts w:hint="eastAsia"/>
+        </w:rPr>
+        <w:t>gsap</w:t>
+      </w:r>
+      <w:proofErr w:type="spellEnd"/>
+      <w:r>
+        <w:rPr>
+          <w:rFonts w:hint="eastAsia"/>
+        </w:rPr>
+        <w:t>生成的tween默认被添加到了</w:t>
+      </w:r>
+      <w:proofErr w:type="spellStart"/>
+      <w:r>
+        <w:rPr>
+          <w:rFonts w:hint="eastAsia"/>
+        </w:rPr>
+        <w:t>globalTimeLine</w:t>
+      </w:r>
+      <w:proofErr w:type="spellEnd"/>
+      <w:r>
+        <w:rPr>
+          <w:rFonts w:hint="eastAsia"/>
+        </w:rPr>
+        <w:t>。</w:t>
       </w:r>
     </w:p>
     <w:p>
@@ -98,12 +120,37 @@
           <w:ilvl w:val="0"/>
           <w:numId w:val="1"/>
         </w:numPr>
-      </w:pPr>
-      <w:r>
-        <w:rPr>
-          <w:rFonts w:hint="eastAsia"/>
-        </w:rPr>
-        <w:t>timeLine生成的tween被添加到了该timeLine。</w:t>
+        <w:rPr>
+          <w:rFonts w:hint="eastAsia"/>
+        </w:rPr>
+      </w:pPr>
+      <w:proofErr w:type="spellStart"/>
+      <w:r>
+        <w:rPr>
+          <w:rFonts w:hint="eastAsia"/>
+        </w:rPr>
+        <w:t>timeLine</w:t>
+      </w:r>
+      <w:proofErr w:type="spellEnd"/>
+      <w:r>
+        <w:rPr>
+          <w:rFonts w:hint="eastAsia"/>
+        </w:rPr>
+        <w:t>生成的tween被添加到了该</w:t>
+      </w:r>
+      <w:proofErr w:type="spellStart"/>
+      <w:r>
+        <w:rPr>
+          <w:rFonts w:hint="eastAsia"/>
+        </w:rPr>
+        <w:t>timeLine</w:t>
+      </w:r>
+      <w:proofErr w:type="spellEnd"/>
+      <w:r>
+        <w:rPr>
+          <w:rFonts w:hint="eastAsia"/>
+        </w:rPr>
+        <w:t>。</w:t>
       </w:r>
     </w:p>
     <w:p>
@@ -271,20 +318,96 @@
         <w:rPr>
           <w:rFonts w:hint="eastAsia"/>
         </w:rPr>
-        <w:t>```gsap.globalTimeline```是GSAP中驱动一切的核心时间轴实例，能够一次性影响所有动画，是一种极为强大的控制方式。</w:t>
-      </w:r>
-      <w:r>
-        <w:rPr>
-          <w:rFonts w:hint="eastAsia"/>
-          <w:color w:val="00B0F0"/>
-        </w:rPr>
-        <w:t>但需注意的是，```gsap.delayedCalls()```在技术上也属于缓动动画，因此若暂停或调整```globalTimeline```的时间尺度，同样会影响```delayedCalls()```</w:t>
-      </w:r>
-      <w:r>
-        <w:rPr>
-          <w:rFonts w:hint="eastAsia"/>
-        </w:rPr>
-        <w:t>。若需排除这些影响，请参考```gsap.exportRoot()```方法。</w:t>
+        <w:t>```</w:t>
+      </w:r>
+      <w:proofErr w:type="spellStart"/>
+      <w:r>
+        <w:rPr>
+          <w:rFonts w:hint="eastAsia"/>
+        </w:rPr>
+        <w:t>gsap.globalTimeline</w:t>
+      </w:r>
+      <w:proofErr w:type="spellEnd"/>
+      <w:r>
+        <w:rPr>
+          <w:rFonts w:hint="eastAsia"/>
+        </w:rPr>
+        <w:t>```是GSAP中驱动一切的核心时间轴实例，能够一次性影响所有动画，是一种极为强大的控制方式。</w:t>
+      </w:r>
+      <w:r>
+        <w:rPr>
+          <w:rFonts w:hint="eastAsia"/>
+          <w:color w:val="00B0F0"/>
+        </w:rPr>
+        <w:t>但需注意的是，```</w:t>
+      </w:r>
+      <w:proofErr w:type="spellStart"/>
+      <w:r>
+        <w:rPr>
+          <w:rFonts w:hint="eastAsia"/>
+          <w:color w:val="00B0F0"/>
+        </w:rPr>
+        <w:t>gsap.delayedCalls</w:t>
+      </w:r>
+      <w:proofErr w:type="spellEnd"/>
+      <w:r>
+        <w:rPr>
+          <w:rFonts w:hint="eastAsia"/>
+          <w:color w:val="00B0F0"/>
+        </w:rPr>
+        <w:t>()```在技术上也属于缓动动画，因此若暂停或调整```</w:t>
+      </w:r>
+      <w:proofErr w:type="spellStart"/>
+      <w:r>
+        <w:rPr>
+          <w:rFonts w:hint="eastAsia"/>
+          <w:color w:val="00B0F0"/>
+        </w:rPr>
+        <w:t>globalTimeline</w:t>
+      </w:r>
+      <w:proofErr w:type="spellEnd"/>
+      <w:r>
+        <w:rPr>
+          <w:rFonts w:hint="eastAsia"/>
+          <w:color w:val="00B0F0"/>
+        </w:rPr>
+        <w:t>```的时间尺度，同样会影响```</w:t>
+      </w:r>
+      <w:proofErr w:type="spellStart"/>
+      <w:r>
+        <w:rPr>
+          <w:rFonts w:hint="eastAsia"/>
+          <w:color w:val="00B0F0"/>
+        </w:rPr>
+        <w:t>delayedCalls</w:t>
+      </w:r>
+      <w:proofErr w:type="spellEnd"/>
+      <w:r>
+        <w:rPr>
+          <w:rFonts w:hint="eastAsia"/>
+          <w:color w:val="00B0F0"/>
+        </w:rPr>
+        <w:t>()```</w:t>
+      </w:r>
+      <w:r>
+        <w:rPr>
+          <w:rFonts w:hint="eastAsia"/>
+        </w:rPr>
+        <w:t>。若需排除这些影响，请参考```</w:t>
+      </w:r>
+      <w:proofErr w:type="spellStart"/>
+      <w:r>
+        <w:rPr>
+          <w:rFonts w:hint="eastAsia"/>
+        </w:rPr>
+        <w:t>gsap.exportRoot</w:t>
+      </w:r>
+      <w:proofErr w:type="spellEnd"/>
+      <w:r>
+        <w:rPr>
+          <w:rFonts w:hint="eastAsia"/>
+        </w:rPr>
+        <w:t>()```方法。</w:t>
       </w:r>
     </w:p>
     <w:p>
@@ -346,8 +469,13 @@
         </w:rPr>
         <w:t>GSAP中的</w:t>
       </w:r>
-      <w:r>
-        <w:t xml:space="preserve">TweenTarget </w:t>
+      <w:proofErr w:type="spellStart"/>
+      <w:r>
+        <w:t>TweenTarget</w:t>
+      </w:r>
+      <w:proofErr w:type="spellEnd"/>
+      <w:r>
+        <w:t xml:space="preserve"> </w:t>
       </w:r>
       <w:r>
         <w:rPr>
@@ -369,13 +497,41 @@
         <w:rPr>
           <w:rFonts w:hint="eastAsia"/>
         </w:rPr>
-        <w:t>GSAP的delayCall实际上是一个</w:t>
-      </w:r>
-      <w:r>
-        <w:rPr>
-          <w:rFonts w:hint="eastAsia"/>
-        </w:rPr>
-        <w:t>target为函数，且oncomplete也为该函数的tween。</w:t>
+        <w:t>GSAP的</w:t>
+      </w:r>
+      <w:proofErr w:type="spellStart"/>
+      <w:r>
+        <w:rPr>
+          <w:rFonts w:hint="eastAsia"/>
+        </w:rPr>
+        <w:t>delayCall</w:t>
+      </w:r>
+      <w:proofErr w:type="spellEnd"/>
+      <w:r>
+        <w:rPr>
+          <w:rFonts w:hint="eastAsia"/>
+        </w:rPr>
+        <w:t>实际上是一个</w:t>
+      </w:r>
+      <w:r>
+        <w:rPr>
+          <w:rFonts w:hint="eastAsia"/>
+        </w:rPr>
+        <w:t>target为函数，且</w:t>
+      </w:r>
+      <w:proofErr w:type="spellStart"/>
+      <w:r>
+        <w:rPr>
+          <w:rFonts w:hint="eastAsia"/>
+        </w:rPr>
+        <w:t>oncomplete</w:t>
+      </w:r>
+      <w:proofErr w:type="spellEnd"/>
+      <w:r>
+        <w:rPr>
+          <w:rFonts w:hint="eastAsia"/>
+        </w:rPr>
+        <w:t>也为该函数的tween。</w:t>
       </w:r>
     </w:p>
     <w:p>
@@ -401,7 +557,21 @@
         <w:rPr>
           <w:rFonts w:hint="eastAsia"/>
         </w:rPr>
-        <w:t>清除delaycall的两种方式：</w:t>
+        <w:t>清除</w:t>
+      </w:r>
+      <w:proofErr w:type="spellStart"/>
+      <w:r>
+        <w:rPr>
+          <w:rFonts w:hint="eastAsia"/>
+        </w:rPr>
+        <w:t>delaycall</w:t>
+      </w:r>
+      <w:proofErr w:type="spellEnd"/>
+      <w:r>
+        <w:rPr>
+          <w:rFonts w:hint="eastAsia"/>
+        </w:rPr>
+        <w:t>的两种方式：</w:t>
       </w:r>
     </w:p>
     <w:p>
@@ -419,7 +589,53 @@
         <w:rPr>
           <w:rFonts w:hint="eastAsia"/>
         </w:rPr>
-        <w:t>const d = gsap.delaycall(1,myFuntion); d.kill()</w:t>
+        <w:t xml:space="preserve">const d = </w:t>
+      </w:r>
+      <w:proofErr w:type="spellStart"/>
+      <w:proofErr w:type="gramStart"/>
+      <w:r>
+        <w:rPr>
+          <w:rFonts w:hint="eastAsia"/>
+        </w:rPr>
+        <w:t>gsap.delaycall</w:t>
+      </w:r>
+      <w:proofErr w:type="spellEnd"/>
+      <w:proofErr w:type="gramEnd"/>
+      <w:r>
+        <w:rPr>
+          <w:rFonts w:hint="eastAsia"/>
+        </w:rPr>
+        <w:t>(</w:t>
+      </w:r>
+      <w:proofErr w:type="gramStart"/>
+      <w:r>
+        <w:rPr>
+          <w:rFonts w:hint="eastAsia"/>
+        </w:rPr>
+        <w:t>1,myFuntion</w:t>
+      </w:r>
+      <w:proofErr w:type="gramEnd"/>
+      <w:r>
+        <w:rPr>
+          <w:rFonts w:hint="eastAsia"/>
+        </w:rPr>
+        <w:t xml:space="preserve">); </w:t>
+      </w:r>
+      <w:proofErr w:type="spellStart"/>
+      <w:proofErr w:type="gramStart"/>
+      <w:r>
+        <w:rPr>
+          <w:rFonts w:hint="eastAsia"/>
+        </w:rPr>
+        <w:t>d.kill</w:t>
+      </w:r>
+      <w:proofErr w:type="spellEnd"/>
+      <w:proofErr w:type="gramEnd"/>
+      <w:r>
+        <w:rPr>
+          <w:rFonts w:hint="eastAsia"/>
+        </w:rPr>
+        <w:t>()</w:t>
       </w:r>
     </w:p>
     <w:p>
@@ -433,64 +649,198 @@
           <w:rFonts w:hint="eastAsia"/>
         </w:rPr>
       </w:pPr>
-      <w:r>
-        <w:rPr>
-          <w:rFonts w:hint="eastAsia"/>
-        </w:rPr>
-        <w:t>gsap.delaycall(1,myFuntion); gsap.killtweenOf(myFuntion)</w:t>
-      </w:r>
-    </w:p>
-    <w:p>
-      <w:pPr>
-        <w:rPr>
-          <w:rFonts w:hint="eastAsia"/>
-        </w:rPr>
-      </w:pPr>
-      <w:r>
-        <w:rPr>
-          <w:rFonts w:hint="eastAsia"/>
-        </w:rPr>
-        <w:t>不能使用const d = gsap.delaycall(1,myFuntion); gsap.killtweenOf(d)，因为</w:t>
-      </w:r>
-    </w:p>
-    <w:p>
-      <w:pPr>
-        <w:rPr>
-          <w:rFonts w:hint="eastAsia"/>
-        </w:rPr>
-      </w:pPr>
-      <w:r>
-        <w:rPr>
-          <w:rFonts w:hint="eastAsia"/>
-        </w:rPr>
-        <w:t>killtweenOf()的参数为tweenTarget而不是Tween。</w:t>
-      </w:r>
-    </w:p>
-    <w:p>
-      <w:pPr>
-        <w:rPr>
-          <w:rFonts w:hint="eastAsia"/>
-        </w:rPr>
-      </w:pPr>
-    </w:p>
-    <w:p>
-      <w:pPr>
-        <w:rPr>
-          <w:rFonts w:hint="eastAsia"/>
-        </w:rPr>
-      </w:pPr>
-    </w:p>
-    <w:p>
-      <w:pPr>
-        <w:rPr>
-          <w:rFonts w:hint="eastAsia"/>
-        </w:rPr>
-      </w:pPr>
-      <w:r>
-        <w:rPr>
-          <w:rFonts w:hint="eastAsia"/>
-        </w:rPr>
-        <w:t>Gsap中的autoAlpha的作用是：根据opacity动态设置</w:t>
+      <w:proofErr w:type="spellStart"/>
+      <w:proofErr w:type="gramStart"/>
+      <w:r>
+        <w:rPr>
+          <w:rFonts w:hint="eastAsia"/>
+        </w:rPr>
+        <w:t>gsap.delaycall</w:t>
+      </w:r>
+      <w:proofErr w:type="spellEnd"/>
+      <w:proofErr w:type="gramEnd"/>
+      <w:r>
+        <w:rPr>
+          <w:rFonts w:hint="eastAsia"/>
+        </w:rPr>
+        <w:t>(</w:t>
+      </w:r>
+      <w:proofErr w:type="gramStart"/>
+      <w:r>
+        <w:rPr>
+          <w:rFonts w:hint="eastAsia"/>
+        </w:rPr>
+        <w:t>1,myFuntion</w:t>
+      </w:r>
+      <w:proofErr w:type="gramEnd"/>
+      <w:r>
+        <w:rPr>
+          <w:rFonts w:hint="eastAsia"/>
+        </w:rPr>
+        <w:t xml:space="preserve">); </w:t>
+      </w:r>
+      <w:proofErr w:type="spellStart"/>
+      <w:proofErr w:type="gramStart"/>
+      <w:r>
+        <w:rPr>
+          <w:rFonts w:hint="eastAsia"/>
+        </w:rPr>
+        <w:t>gsap.killtweenOf</w:t>
+      </w:r>
+      <w:proofErr w:type="spellEnd"/>
+      <w:proofErr w:type="gramEnd"/>
+      <w:r>
+        <w:rPr>
+          <w:rFonts w:hint="eastAsia"/>
+        </w:rPr>
+        <w:t>(</w:t>
+      </w:r>
+      <w:proofErr w:type="spellStart"/>
+      <w:r>
+        <w:rPr>
+          <w:rFonts w:hint="eastAsia"/>
+        </w:rPr>
+        <w:t>myFuntion</w:t>
+      </w:r>
+      <w:proofErr w:type="spellEnd"/>
+      <w:r>
+        <w:rPr>
+          <w:rFonts w:hint="eastAsia"/>
+        </w:rPr>
+        <w:t>)</w:t>
+      </w:r>
+    </w:p>
+    <w:p>
+      <w:pPr>
+        <w:rPr>
+          <w:rFonts w:hint="eastAsia"/>
+        </w:rPr>
+      </w:pPr>
+      <w:r>
+        <w:rPr>
+          <w:rFonts w:hint="eastAsia"/>
+        </w:rPr>
+        <w:t xml:space="preserve">不能使用const d = </w:t>
+      </w:r>
+      <w:proofErr w:type="spellStart"/>
+      <w:r>
+        <w:rPr>
+          <w:rFonts w:hint="eastAsia"/>
+        </w:rPr>
+        <w:t>gsap.delaycall</w:t>
+      </w:r>
+      <w:proofErr w:type="spellEnd"/>
+      <w:r>
+        <w:rPr>
+          <w:rFonts w:hint="eastAsia"/>
+        </w:rPr>
+        <w:t xml:space="preserve">(1,myFuntion); </w:t>
+      </w:r>
+      <w:proofErr w:type="spellStart"/>
+      <w:r>
+        <w:rPr>
+          <w:rFonts w:hint="eastAsia"/>
+        </w:rPr>
+        <w:t>gsap.killtweenOf</w:t>
+      </w:r>
+      <w:proofErr w:type="spellEnd"/>
+      <w:proofErr w:type="gramStart"/>
+      <w:r>
+        <w:rPr>
+          <w:rFonts w:hint="eastAsia"/>
+        </w:rPr>
+        <w:t>(d)</w:t>
+      </w:r>
+      <w:proofErr w:type="gramEnd"/>
+      <w:r>
+        <w:rPr>
+          <w:rFonts w:hint="eastAsia"/>
+        </w:rPr>
+        <w:t>，因为</w:t>
+      </w:r>
+    </w:p>
+    <w:p>
+      <w:pPr>
+        <w:rPr>
+          <w:rFonts w:hint="eastAsia"/>
+        </w:rPr>
+      </w:pPr>
+      <w:proofErr w:type="spellStart"/>
+      <w:r>
+        <w:rPr>
+          <w:rFonts w:hint="eastAsia"/>
+        </w:rPr>
+        <w:t>killtweenOf</w:t>
+      </w:r>
+      <w:proofErr w:type="spellEnd"/>
+      <w:r>
+        <w:rPr>
+          <w:rFonts w:hint="eastAsia"/>
+        </w:rPr>
+        <w:t>()的参数为</w:t>
+      </w:r>
+      <w:proofErr w:type="spellStart"/>
+      <w:r>
+        <w:rPr>
+          <w:rFonts w:hint="eastAsia"/>
+        </w:rPr>
+        <w:t>tweenTarget</w:t>
+      </w:r>
+      <w:proofErr w:type="spellEnd"/>
+      <w:r>
+        <w:rPr>
+          <w:rFonts w:hint="eastAsia"/>
+        </w:rPr>
+        <w:t>而不是Tween。</w:t>
+      </w:r>
+    </w:p>
+    <w:p>
+      <w:pPr>
+        <w:rPr>
+          <w:rFonts w:hint="eastAsia"/>
+        </w:rPr>
+      </w:pPr>
+    </w:p>
+    <w:p>
+      <w:pPr>
+        <w:rPr>
+          <w:rFonts w:hint="eastAsia"/>
+        </w:rPr>
+      </w:pPr>
+    </w:p>
+    <w:p>
+      <w:pPr>
+        <w:rPr>
+          <w:rFonts w:hint="eastAsia"/>
+        </w:rPr>
+      </w:pPr>
+      <w:proofErr w:type="spellStart"/>
+      <w:r>
+        <w:rPr>
+          <w:rFonts w:hint="eastAsia"/>
+        </w:rPr>
+        <w:t>Gsap</w:t>
+      </w:r>
+      <w:proofErr w:type="spellEnd"/>
+      <w:r>
+        <w:rPr>
+          <w:rFonts w:hint="eastAsia"/>
+        </w:rPr>
+        <w:t>中的</w:t>
+      </w:r>
+      <w:proofErr w:type="spellStart"/>
+      <w:r>
+        <w:rPr>
+          <w:rFonts w:hint="eastAsia"/>
+        </w:rPr>
+        <w:t>autoAlpha</w:t>
+      </w:r>
+      <w:proofErr w:type="spellEnd"/>
+      <w:r>
+        <w:rPr>
+          <w:rFonts w:hint="eastAsia"/>
+        </w:rPr>
+        <w:t>的作用是：根据opacity动态设置</w:t>
       </w:r>
       <w:r>
         <w:t>visibility</w:t>
@@ -526,7 +876,21 @@
         <w:rPr>
           <w:rFonts w:hint="eastAsia"/>
         </w:rPr>
-        <w:t>为hidden。autoAlpha：0，表示opacity：0；</w:t>
+        <w:t>为hidden。</w:t>
+      </w:r>
+      <w:proofErr w:type="spellStart"/>
+      <w:r>
+        <w:rPr>
+          <w:rFonts w:hint="eastAsia"/>
+        </w:rPr>
+        <w:t>autoAlpha</w:t>
+      </w:r>
+      <w:proofErr w:type="spellEnd"/>
+      <w:r>
+        <w:rPr>
+          <w:rFonts w:hint="eastAsia"/>
+        </w:rPr>
+        <w:t>：0，表示opacity：0；</w:t>
       </w:r>
       <w:r>
         <w:t>visibility</w:t>
@@ -535,7 +899,21 @@
         <w:rPr>
           <w:rFonts w:hint="eastAsia"/>
         </w:rPr>
-        <w:t>：hidden。autoAlpha：1，表示opacity：1；</w:t>
+        <w:t>：hidden。</w:t>
+      </w:r>
+      <w:proofErr w:type="spellStart"/>
+      <w:r>
+        <w:rPr>
+          <w:rFonts w:hint="eastAsia"/>
+        </w:rPr>
+        <w:t>autoAlpha</w:t>
+      </w:r>
+      <w:proofErr w:type="spellEnd"/>
+      <w:r>
+        <w:rPr>
+          <w:rFonts w:hint="eastAsia"/>
+        </w:rPr>
+        <w:t>：1，表示opacity：1；</w:t>
       </w:r>
       <w:r>
         <w:t>visibility</w:t>
@@ -544,7 +922,21 @@
         <w:rPr>
           <w:rFonts w:hint="eastAsia"/>
         </w:rPr>
-        <w:t>：visible。其内部使用的是autoAlpha插件。</w:t>
+        <w:t>：visible。其内部使用的是</w:t>
+      </w:r>
+      <w:proofErr w:type="spellStart"/>
+      <w:r>
+        <w:rPr>
+          <w:rFonts w:hint="eastAsia"/>
+        </w:rPr>
+        <w:t>autoAlpha</w:t>
+      </w:r>
+      <w:proofErr w:type="spellEnd"/>
+      <w:r>
+        <w:rPr>
+          <w:rFonts w:hint="eastAsia"/>
+        </w:rPr>
+        <w:t>插件。</w:t>
       </w:r>
     </w:p>
     <w:p>
@@ -579,8 +971,13 @@
         </w:rPr>
         <w:t>例如：</w:t>
       </w:r>
-      <w:r>
-        <w:t>querySelector("button")</w:t>
+      <w:proofErr w:type="spellStart"/>
+      <w:r>
+        <w:t>querySelector</w:t>
+      </w:r>
+      <w:proofErr w:type="spellEnd"/>
+      <w:r>
+        <w:t>("button")</w:t>
       </w:r>
       <w:r>
         <w:rPr>
@@ -589,17 +986,59 @@
         <w:t>.</w:t>
       </w:r>
       <w:r>
-        <w:t>.addEventListener("click", () =&gt;</w:t>
-      </w:r>
-    </w:p>
-    <w:p>
-      <w:pPr>
-        <w:rPr>
-          <w:rFonts w:hint="eastAsia"/>
-        </w:rPr>
-      </w:pPr>
-      <w:r>
-        <w:t xml:space="preserve">    gsap.from(".box", { opacity: 0, duration: 3 })</w:t>
+        <w:t>.</w:t>
+      </w:r>
+      <w:proofErr w:type="spellStart"/>
+      <w:r>
+        <w:t>addEventListener</w:t>
+      </w:r>
+      <w:proofErr w:type="spellEnd"/>
+      <w:r>
+        <w:t>("click", () =&gt;</w:t>
+      </w:r>
+    </w:p>
+    <w:p>
+      <w:pPr>
+        <w:rPr>
+          <w:rFonts w:hint="eastAsia"/>
+        </w:rPr>
+      </w:pPr>
+      <w:r>
+        <w:t xml:space="preserve">    </w:t>
+      </w:r>
+      <w:proofErr w:type="spellStart"/>
+      <w:proofErr w:type="gramStart"/>
+      <w:r>
+        <w:t>gsap.from</w:t>
+      </w:r>
+      <w:proofErr w:type="spellEnd"/>
+      <w:proofErr w:type="gramEnd"/>
+      <w:r>
+        <w:t>(</w:t>
+      </w:r>
+      <w:proofErr w:type="gramStart"/>
+      <w:r>
+        <w:t>".box</w:t>
+      </w:r>
+      <w:proofErr w:type="gramEnd"/>
+      <w:r>
+        <w:t xml:space="preserve">", </w:t>
+      </w:r>
+      <w:proofErr w:type="gramStart"/>
+      <w:r>
+        <w:t>{ opacity</w:t>
+      </w:r>
+      <w:proofErr w:type="gramEnd"/>
+      <w:r>
+        <w:t xml:space="preserve">: 0, duration: </w:t>
+      </w:r>
+      <w:proofErr w:type="gramStart"/>
+      <w:r>
+        <w:t>3 }</w:t>
+      </w:r>
+      <w:proofErr w:type="gramEnd"/>
+      <w:r>
+        <w:t>)</w:t>
       </w:r>
     </w:p>
     <w:p>
@@ -635,7 +1074,21 @@
         <w:rPr>
           <w:rFonts w:hint="eastAsia"/>
         </w:rPr>
-        <w:t>原因是from()方法的结束状态是即时取的元素的当前状态，当元素还在动画进行时，假如运动到了opacity:0.5的位置，此时点击事件创建的from()动画的结束状态的opacity就为0.5。此时可以使用fromTo（target,</w:t>
+        <w:t>原因是from()方法的结束状态是即时取的元素的当前状态，当元素还在动画进行时，假如运动到了opacity:0.5的位置，此时点击事件创建的from()动画的结束状态的opacity就为0.5。此时可以使用</w:t>
+      </w:r>
+      <w:proofErr w:type="spellStart"/>
+      <w:r>
+        <w:rPr>
+          <w:rFonts w:hint="eastAsia"/>
+        </w:rPr>
+        <w:t>fromTo</w:t>
+      </w:r>
+      <w:proofErr w:type="spellEnd"/>
+      <w:r>
+        <w:rPr>
+          <w:rFonts w:hint="eastAsia"/>
+        </w:rPr>
+        <w:t>（target,</w:t>
       </w:r>
       <w:r>
         <w:rPr>
@@ -661,18 +1114,43 @@
       <w:pPr>
         <w:rPr>
           <w:rFonts w:hint="eastAsia"/>
-        </w:rPr>
-      </w:pPr>
-    </w:p>
-    <w:p>
-      <w:pPr>
-        <w:rPr>
-          <w:rFonts w:hint="eastAsia"/>
-        </w:rPr>
-      </w:pPr>
+          <w:color w:val="00B0F0"/>
+        </w:rPr>
+      </w:pPr>
+      <w:r>
+        <w:rPr>
+          <w:rFonts w:hint="eastAsia"/>
+          <w:color w:val="00B0F0"/>
+        </w:rPr>
+        <w:t>from（）：指定了开始状态，结束状态取代码执行那一刻元素的状态。</w:t>
+      </w:r>
+    </w:p>
+    <w:p>
+      <w:pPr>
+        <w:rPr>
+          <w:rFonts w:hint="eastAsia"/>
+          <w:color w:val="00B0F0"/>
+        </w:rPr>
+      </w:pPr>
+      <w:r>
+        <w:rPr>
+          <w:rFonts w:hint="eastAsia"/>
+          <w:color w:val="00B0F0"/>
+        </w:rPr>
+        <w:t>to（）：指定了结束状态，开始状态取代码执行那一刻元素的状态。</w:t>
+      </w:r>
+    </w:p>
+    <w:p>
+      <w:pPr>
+        <w:rPr>
+          <w:rFonts w:hint="eastAsia"/>
+        </w:rPr>
+      </w:pPr>
+      <w:proofErr w:type="spellStart"/>
       <w:r>
         <w:t>immediateRender</w:t>
       </w:r>
+      <w:proofErr w:type="spellEnd"/>
       <w:r>
         <w:rPr>
           <w:rFonts w:hint="eastAsia"/>
@@ -709,9 +1187,11 @@
         </w:rPr>
         <w:t>设置</w:t>
       </w:r>
+      <w:proofErr w:type="spellStart"/>
       <w:r>
         <w:t>immediateRender</w:t>
       </w:r>
+      <w:proofErr w:type="spellEnd"/>
       <w:r>
         <w:rPr>
           <w:rFonts w:hint="eastAsia"/>
@@ -732,24 +1212,28 @@
           <w:rFonts w:hint="eastAsia"/>
         </w:rPr>
       </w:pPr>
+      <w:proofErr w:type="spellStart"/>
       <w:r>
         <w:rPr>
           <w:rFonts w:hint="eastAsia"/>
         </w:rPr>
         <w:t>repeatRefresh</w:t>
       </w:r>
+      <w:proofErr w:type="spellEnd"/>
       <w:r>
         <w:rPr>
           <w:rFonts w:hint="eastAsia"/>
         </w:rPr>
         <w:t>：</w:t>
       </w:r>
+      <w:proofErr w:type="spellStart"/>
       <w:r>
         <w:rPr>
           <w:rFonts w:hint="eastAsia"/>
         </w:rPr>
         <w:t>repeatRefresh</w:t>
       </w:r>
+      <w:proofErr w:type="spellEnd"/>
       <w:r>
         <w:rPr>
           <w:rFonts w:hint="eastAsia"/>
@@ -800,20 +1284,100 @@
           <w:rFonts w:hint="eastAsia"/>
         </w:rPr>
       </w:pPr>
-      <w:r>
-        <w:rPr>
-          <w:rFonts w:hint="eastAsia"/>
-        </w:rPr>
-        <w:t>xPercent和yPercent可以和x、y一起使用</w:t>
-      </w:r>
-      <w:r>
-        <w:t>，比如 {xPercent: -50, yPercent: -50, x: 100, y: 300}，这会非常有用</w:t>
-      </w:r>
-      <w:r>
-        <w:rPr>
-          <w:rFonts w:hint="eastAsia"/>
-        </w:rPr>
-        <w:t>（ps：如果x、y设置的值为百分比，那么其效果和xPercent、yPercent一样，都是是基于元素自身的宽高进行计算）。</w:t>
+      <w:proofErr w:type="spellStart"/>
+      <w:r>
+        <w:rPr>
+          <w:rFonts w:hint="eastAsia"/>
+        </w:rPr>
+        <w:t>xPercent</w:t>
+      </w:r>
+      <w:proofErr w:type="spellEnd"/>
+      <w:r>
+        <w:rPr>
+          <w:rFonts w:hint="eastAsia"/>
+        </w:rPr>
+        <w:t>和</w:t>
+      </w:r>
+      <w:proofErr w:type="spellStart"/>
+      <w:r>
+        <w:rPr>
+          <w:rFonts w:hint="eastAsia"/>
+        </w:rPr>
+        <w:t>yPercent</w:t>
+      </w:r>
+      <w:proofErr w:type="spellEnd"/>
+      <w:r>
+        <w:rPr>
+          <w:rFonts w:hint="eastAsia"/>
+        </w:rPr>
+        <w:t>可以和x、y一起使用</w:t>
+      </w:r>
+      <w:r>
+        <w:t>，比如 {</w:t>
+      </w:r>
+      <w:proofErr w:type="spellStart"/>
+      <w:r>
+        <w:t>xPercent</w:t>
+      </w:r>
+      <w:proofErr w:type="spellEnd"/>
+      <w:r>
+        <w:t xml:space="preserve">: -50, </w:t>
+      </w:r>
+      <w:proofErr w:type="spellStart"/>
+      <w:r>
+        <w:t>yPercent</w:t>
+      </w:r>
+      <w:proofErr w:type="spellEnd"/>
+      <w:r>
+        <w:t>: -50, x: 100, y: 300}，这会非常有用</w:t>
+      </w:r>
+      <w:r>
+        <w:rPr>
+          <w:rFonts w:hint="eastAsia"/>
+        </w:rPr>
+        <w:t>（</w:t>
+      </w:r>
+      <w:proofErr w:type="spellStart"/>
+      <w:r>
+        <w:rPr>
+          <w:rFonts w:hint="eastAsia"/>
+        </w:rPr>
+        <w:t>ps</w:t>
+      </w:r>
+      <w:proofErr w:type="spellEnd"/>
+      <w:r>
+        <w:rPr>
+          <w:rFonts w:hint="eastAsia"/>
+        </w:rPr>
+        <w:t>：如果x、y设置的值为百分比，那么其效果和</w:t>
+      </w:r>
+      <w:proofErr w:type="spellStart"/>
+      <w:r>
+        <w:rPr>
+          <w:rFonts w:hint="eastAsia"/>
+        </w:rPr>
+        <w:t>xPercent</w:t>
+      </w:r>
+      <w:proofErr w:type="spellEnd"/>
+      <w:r>
+        <w:rPr>
+          <w:rFonts w:hint="eastAsia"/>
+        </w:rPr>
+        <w:t>、</w:t>
+      </w:r>
+      <w:proofErr w:type="spellStart"/>
+      <w:r>
+        <w:rPr>
+          <w:rFonts w:hint="eastAsia"/>
+        </w:rPr>
+        <w:t>yPercent</w:t>
+      </w:r>
+      <w:proofErr w:type="spellEnd"/>
+      <w:r>
+        <w:rPr>
+          <w:rFonts w:hint="eastAsia"/>
+        </w:rPr>
+        <w:t>一样，都是是基于元素自身的宽高进行计算）。</w:t>
       </w:r>
     </w:p>
     <w:p>
@@ -934,48 +1498,91 @@
         </w:rPr>
       </w:pPr>
       <w:r>
-        <w:t>如果您需要为某个属性制作动画，使其频繁地更新到一个新的动态位置，您可能需要考虑使用 gsap.quickTo()方法</w:t>
-      </w:r>
-    </w:p>
-    <w:p>
-      <w:pPr>
-        <w:rPr>
-          <w:rFonts w:hint="eastAsia"/>
-        </w:rPr>
-      </w:pPr>
-    </w:p>
-    <w:p>
-      <w:pPr>
-        <w:rPr>
-          <w:rFonts w:hint="eastAsia"/>
-        </w:rPr>
-      </w:pPr>
-      <w:r>
-        <w:rPr>
-          <w:rFonts w:hint="eastAsia"/>
-        </w:rPr>
-        <w:t>如果要为一组dom元素都添加上点击事件，推荐的做法是对dom进行循环，然后添加事件。</w:t>
-      </w:r>
-    </w:p>
-    <w:p>
-      <w:pPr>
-        <w:rPr>
-          <w:rFonts w:hint="eastAsia"/>
-        </w:rPr>
-      </w:pPr>
-    </w:p>
-    <w:p>
-      <w:pPr>
-        <w:rPr>
-          <w:rFonts w:hint="eastAsia"/>
-          <w:color w:val="00B0F0"/>
-        </w:rPr>
-      </w:pPr>
-      <w:r>
-        <w:rPr>
-          <w:color w:val="00B0F0"/>
-        </w:rPr>
-        <w:t xml:space="preserve">避免对使用 GSAP 进行动画处理的元素应用 CSS </w:t>
+        <w:t xml:space="preserve">如果您需要为某个属性制作动画，使其频繁地更新到一个新的动态位置，您可能需要考虑使用 </w:t>
+      </w:r>
+      <w:proofErr w:type="spellStart"/>
+      <w:r>
+        <w:t>gsap.quickTo</w:t>
+      </w:r>
+      <w:proofErr w:type="spellEnd"/>
+      <w:r>
+        <w:t>()方法</w:t>
+      </w:r>
+    </w:p>
+    <w:p>
+      <w:pPr>
+        <w:rPr>
+          <w:rFonts w:hint="eastAsia"/>
+        </w:rPr>
+      </w:pPr>
+    </w:p>
+    <w:p>
+      <w:pPr>
+        <w:rPr>
+          <w:rFonts w:hint="eastAsia"/>
+        </w:rPr>
+      </w:pPr>
+      <w:r>
+        <w:rPr>
+          <w:rFonts w:hint="eastAsia"/>
+        </w:rPr>
+        <w:t>如果要为一组</w:t>
+      </w:r>
+      <w:proofErr w:type="spellStart"/>
+      <w:r>
+        <w:rPr>
+          <w:rFonts w:hint="eastAsia"/>
+        </w:rPr>
+        <w:t>dom</w:t>
+      </w:r>
+      <w:proofErr w:type="spellEnd"/>
+      <w:r>
+        <w:rPr>
+          <w:rFonts w:hint="eastAsia"/>
+        </w:rPr>
+        <w:t>元素都添加上点击事件，推荐的做法是对</w:t>
+      </w:r>
+      <w:proofErr w:type="spellStart"/>
+      <w:r>
+        <w:rPr>
+          <w:rFonts w:hint="eastAsia"/>
+        </w:rPr>
+        <w:t>dom</w:t>
+      </w:r>
+      <w:proofErr w:type="spellEnd"/>
+      <w:r>
+        <w:rPr>
+          <w:rFonts w:hint="eastAsia"/>
+        </w:rPr>
+        <w:t>进行循环，然后添加事件。</w:t>
+      </w:r>
+    </w:p>
+    <w:p>
+      <w:pPr>
+        <w:rPr>
+          <w:rFonts w:hint="eastAsia"/>
+        </w:rPr>
+      </w:pPr>
+    </w:p>
+    <w:p>
+      <w:pPr>
+        <w:rPr>
+          <w:rFonts w:hint="eastAsia"/>
+          <w:color w:val="00B0F0"/>
+        </w:rPr>
+      </w:pPr>
+      <w:r>
+        <w:rPr>
+          <w:color w:val="00B0F0"/>
+        </w:rPr>
+        <w:t xml:space="preserve">避免对使用 GSAP 进行动画处理的元素应用 </w:t>
+      </w:r>
+      <w:proofErr w:type="gramStart"/>
+      <w:r>
+        <w:rPr>
+          <w:color w:val="00B0F0"/>
+        </w:rPr>
+        <w:t xml:space="preserve">CSS </w:t>
       </w:r>
       <w:r>
         <w:rPr>
@@ -984,6 +1591,7 @@
         </w:rPr>
         <w:t xml:space="preserve"> transition</w:t>
       </w:r>
+      <w:proofErr w:type="gramEnd"/>
       <w:r>
         <w:rPr>
           <w:color w:val="00B0F0"/>
@@ -997,6 +1605,7 @@
           <w:rFonts w:hint="eastAsia"/>
         </w:rPr>
       </w:pPr>
+      <w:proofErr w:type="spellStart"/>
       <w:r>
         <w:rPr>
           <w:rFonts w:hint="eastAsia"/>
@@ -1006,6 +1615,7 @@
       <w:r>
         <w:t>getById</w:t>
       </w:r>
+      <w:proofErr w:type="spellEnd"/>
       <w:r>
         <w:rPr>
           <w:rFonts w:hint="eastAsia"/>
@@ -1026,11 +1636,19 @@
           <w:rFonts w:hint="eastAsia"/>
         </w:rPr>
       </w:pPr>
-      <w:r>
-        <w:rPr>
-          <w:rFonts w:hint="eastAsia"/>
-        </w:rPr>
-        <w:t>Gsap.getProperty()返回的属性检查顺序：</w:t>
+      <w:proofErr w:type="spellStart"/>
+      <w:r>
+        <w:rPr>
+          <w:rFonts w:hint="eastAsia"/>
+        </w:rPr>
+        <w:t>Gsap.getProperty</w:t>
+      </w:r>
+      <w:proofErr w:type="spellEnd"/>
+      <w:r>
+        <w:rPr>
+          <w:rFonts w:hint="eastAsia"/>
+        </w:rPr>
+        <w:t>()返回的属性检查顺序：</w:t>
       </w:r>
     </w:p>
     <w:p>
@@ -1074,7 +1692,15 @@
         </w:rPr>
       </w:pPr>
       <w:r>
-        <w:t>元素的 .getComputedStyle()</w:t>
+        <w:t>元素的 .</w:t>
+      </w:r>
+      <w:proofErr w:type="spellStart"/>
+      <w:r>
+        <w:t>getComputedStyle</w:t>
+      </w:r>
+      <w:proofErr w:type="spellEnd"/>
+      <w:r>
+        <w:t>()</w:t>
       </w:r>
       <w:r>
         <w:rPr>
@@ -1097,7 +1723,15 @@
         </w:rPr>
       </w:pPr>
       <w:r>
-        <w:t>元素自身的属性（如 element.property）</w:t>
+        <w:t xml:space="preserve">元素自身的属性（如 </w:t>
+      </w:r>
+      <w:proofErr w:type="spellStart"/>
+      <w:r>
+        <w:t>element.property</w:t>
+      </w:r>
+      <w:proofErr w:type="spellEnd"/>
+      <w:r>
+        <w:t>）</w:t>
       </w:r>
     </w:p>
     <w:p>
@@ -1121,64 +1755,116 @@
         <w:t>属性</w:t>
       </w:r>
       <w:r>
-        <w:t>（attribute，如 element.getAttribute(property)）</w:t>
-      </w:r>
-    </w:p>
-    <w:p>
-      <w:pPr>
-        <w:rPr>
-          <w:rFonts w:hint="eastAsia"/>
-        </w:rPr>
-      </w:pPr>
-      <w:r>
-        <w:rPr>
-          <w:rFonts w:hint="eastAsia"/>
-        </w:rPr>
-        <w:t>Gsap.getProperty如果只指定第一个参数，那么返回的是一个property getter 函数。</w:t>
-      </w:r>
-    </w:p>
-    <w:p>
-      <w:pPr>
-        <w:rPr>
-          <w:rFonts w:hint="eastAsia"/>
-        </w:rPr>
-      </w:pPr>
-    </w:p>
-    <w:p>
-      <w:pPr>
-        <w:rPr>
-          <w:rFonts w:hint="eastAsia"/>
-        </w:rPr>
-      </w:pPr>
-      <w:r>
-        <w:rPr>
-          <w:rFonts w:hint="eastAsia"/>
-        </w:rPr>
-        <w:t>Gsap.getTweenOf()可以根据target返回对应的tween，该target不分类型，只要该target注册过动画并且该动画未开始或者进行中，就可以找到对应的动画实例。</w:t>
-      </w:r>
-    </w:p>
-    <w:p>
-      <w:pPr>
-        <w:rPr>
-          <w:rFonts w:hint="eastAsia"/>
-        </w:rPr>
-      </w:pPr>
-    </w:p>
-    <w:p>
-      <w:pPr>
-        <w:rPr>
-          <w:rFonts w:hint="eastAsia"/>
-        </w:rPr>
-      </w:pPr>
-      <w:r>
-        <w:rPr>
-          <w:rFonts w:hint="eastAsia"/>
-        </w:rPr>
-        <w:t>Gsap.killTweenOf()和getTweenOf()的第一个参数一样。第二个参数可以指定要清除的关于指定属性的动画。如</w:t>
+        <w:t xml:space="preserve">（attribute，如 </w:t>
+      </w:r>
+      <w:proofErr w:type="spellStart"/>
+      <w:r>
+        <w:t>element.getAttribute</w:t>
+      </w:r>
+      <w:proofErr w:type="spellEnd"/>
+      <w:proofErr w:type="gramStart"/>
+      <w:r>
+        <w:t>(property)</w:t>
+      </w:r>
+      <w:proofErr w:type="gramEnd"/>
+      <w:r>
+        <w:t>）</w:t>
+      </w:r>
+    </w:p>
+    <w:p>
+      <w:pPr>
+        <w:rPr>
+          <w:rFonts w:hint="eastAsia"/>
+        </w:rPr>
+      </w:pPr>
+      <w:proofErr w:type="spellStart"/>
+      <w:r>
+        <w:rPr>
+          <w:rFonts w:hint="eastAsia"/>
+        </w:rPr>
+        <w:t>Gsap.getProperty</w:t>
+      </w:r>
+      <w:proofErr w:type="spellEnd"/>
+      <w:r>
+        <w:rPr>
+          <w:rFonts w:hint="eastAsia"/>
+        </w:rPr>
+        <w:t>如果只指定第一个参数，那么返回的是一个property getter 函数。</w:t>
+      </w:r>
+    </w:p>
+    <w:p>
+      <w:pPr>
+        <w:rPr>
+          <w:rFonts w:hint="eastAsia"/>
+        </w:rPr>
+      </w:pPr>
+    </w:p>
+    <w:p>
+      <w:pPr>
+        <w:rPr>
+          <w:rFonts w:hint="eastAsia"/>
+        </w:rPr>
+      </w:pPr>
+      <w:proofErr w:type="spellStart"/>
+      <w:r>
+        <w:rPr>
+          <w:rFonts w:hint="eastAsia"/>
+        </w:rPr>
+        <w:t>Gsap.getTweenOf</w:t>
+      </w:r>
+      <w:proofErr w:type="spellEnd"/>
+      <w:r>
+        <w:rPr>
+          <w:rFonts w:hint="eastAsia"/>
+        </w:rPr>
+        <w:t>()可以根据target返回对应的tween，该target不分类型，只要该target注册过动画并且该动画未开始或者进行中，就可以找到对应的动画实例。</w:t>
+      </w:r>
+    </w:p>
+    <w:p>
+      <w:pPr>
+        <w:rPr>
+          <w:rFonts w:hint="eastAsia"/>
+        </w:rPr>
+      </w:pPr>
+    </w:p>
+    <w:p>
+      <w:pPr>
+        <w:rPr>
+          <w:rFonts w:hint="eastAsia"/>
+        </w:rPr>
+      </w:pPr>
+      <w:proofErr w:type="spellStart"/>
+      <w:r>
+        <w:rPr>
+          <w:rFonts w:hint="eastAsia"/>
+        </w:rPr>
+        <w:t>Gsap.killTweenOf</w:t>
+      </w:r>
+      <w:proofErr w:type="spellEnd"/>
+      <w:r>
+        <w:rPr>
+          <w:rFonts w:hint="eastAsia"/>
+        </w:rPr>
+        <w:t>()和</w:t>
+      </w:r>
+      <w:proofErr w:type="spellStart"/>
+      <w:r>
+        <w:rPr>
+          <w:rFonts w:hint="eastAsia"/>
+        </w:rPr>
+        <w:t>getTweenOf</w:t>
+      </w:r>
+      <w:proofErr w:type="spellEnd"/>
+      <w:r>
+        <w:rPr>
+          <w:rFonts w:hint="eastAsia"/>
+        </w:rPr>
+        <w:t>()的第一个参数一样。第二个参数可以指定要清除的关于指定属性的动画。如</w:t>
       </w:r>
       <w:r>
         <w:t>"</w:t>
       </w:r>
+      <w:proofErr w:type="spellStart"/>
       <w:r>
         <w:rPr>
           <w:rFonts w:hint="eastAsia"/>
@@ -1194,6 +1880,7 @@
         </w:rPr>
         <w:t>b</w:t>
       </w:r>
+      <w:proofErr w:type="spellEnd"/>
       <w:r>
         <w:t>"</w:t>
       </w:r>
@@ -1233,47 +1920,79 @@
         </w:rPr>
         <w:t>所有关于</w:t>
       </w:r>
-      <w:r>
-        <w:rPr>
-          <w:rFonts w:hint="eastAsia"/>
-        </w:rPr>
-        <w:t>dom的动画。</w:t>
-      </w:r>
-    </w:p>
-    <w:p>
-      <w:pPr>
-        <w:rPr>
-          <w:rFonts w:hint="eastAsia"/>
-        </w:rPr>
-      </w:pPr>
-    </w:p>
-    <w:p>
-      <w:pPr>
-        <w:rPr>
-          <w:rFonts w:hint="eastAsia"/>
-        </w:rPr>
-      </w:pPr>
-      <w:r>
-        <w:rPr>
-          <w:rFonts w:hint="eastAsia"/>
-        </w:rPr>
-        <w:t>Gsap.quickSetter()的效果是传入一个target和一个属性，然后返回一个设置该属性值的函数。</w:t>
-      </w:r>
-      <w:r>
-        <w:rPr>
-          <w:rFonts w:hint="eastAsia"/>
-        </w:rPr>
-        <w:t>如果.quickSetter()方法的第二个参数为的值为</w:t>
+      <w:proofErr w:type="spellStart"/>
+      <w:r>
+        <w:rPr>
+          <w:rFonts w:hint="eastAsia"/>
+        </w:rPr>
+        <w:t>dom</w:t>
+      </w:r>
+      <w:proofErr w:type="spellEnd"/>
+      <w:r>
+        <w:rPr>
+          <w:rFonts w:hint="eastAsia"/>
+        </w:rPr>
+        <w:t>的动画。</w:t>
+      </w:r>
+    </w:p>
+    <w:p>
+      <w:pPr>
+        <w:rPr>
+          <w:rFonts w:hint="eastAsia"/>
+        </w:rPr>
+      </w:pPr>
+    </w:p>
+    <w:p>
+      <w:pPr>
+        <w:rPr>
+          <w:rFonts w:hint="eastAsia"/>
+        </w:rPr>
+      </w:pPr>
+      <w:proofErr w:type="spellStart"/>
+      <w:r>
+        <w:rPr>
+          <w:rFonts w:hint="eastAsia"/>
+        </w:rPr>
+        <w:t>Gsap.quickSetter</w:t>
+      </w:r>
+      <w:proofErr w:type="spellEnd"/>
+      <w:r>
+        <w:rPr>
+          <w:rFonts w:hint="eastAsia"/>
+        </w:rPr>
+        <w:t>()的效果是传入一个target和一个属性，然后返回一个设置该属性值的函数。</w:t>
+      </w:r>
+      <w:r>
+        <w:rPr>
+          <w:rFonts w:hint="eastAsia"/>
+        </w:rPr>
+        <w:t>如果.</w:t>
+      </w:r>
+      <w:proofErr w:type="spellStart"/>
+      <w:r>
+        <w:rPr>
+          <w:rFonts w:hint="eastAsia"/>
+        </w:rPr>
+        <w:t>quickSetter</w:t>
+      </w:r>
+      <w:proofErr w:type="spellEnd"/>
+      <w:r>
+        <w:rPr>
+          <w:rFonts w:hint="eastAsia"/>
+        </w:rPr>
+        <w:t>()方法的第二个参数为的值为</w:t>
       </w:r>
       <w:r>
         <w:t>’</w:t>
       </w:r>
+      <w:proofErr w:type="spellStart"/>
       <w:r>
         <w:rPr>
           <w:rFonts w:hint="eastAsia"/>
         </w:rPr>
         <w:t>css</w:t>
       </w:r>
+      <w:proofErr w:type="spellEnd"/>
       <w:r>
         <w:t>’</w:t>
       </w:r>
@@ -1286,12 +2005,14 @@
       <w:r>
         <w:t>’</w:t>
       </w:r>
+      <w:proofErr w:type="spellStart"/>
       <w:r>
         <w:rPr>
           <w:rFonts w:hint="eastAsia"/>
         </w:rPr>
         <w:t>attr</w:t>
       </w:r>
+      <w:proofErr w:type="spellEnd"/>
       <w:r>
         <w:t>’</w:t>
       </w:r>
@@ -1318,11 +2039,65 @@
         <w:t>var</w:t>
       </w:r>
       <w:r>
-        <w:t xml:space="preserve"> boxSet = gsap.quickSetter("#box", "css");</w:t>
+        <w:t xml:space="preserve"> </w:t>
+      </w:r>
+      <w:proofErr w:type="spellStart"/>
+      <w:r>
+        <w:t>boxSet</w:t>
+      </w:r>
+      <w:proofErr w:type="spellEnd"/>
+      <w:r>
+        <w:t xml:space="preserve"> = </w:t>
+      </w:r>
+      <w:proofErr w:type="spellStart"/>
+      <w:proofErr w:type="gramStart"/>
+      <w:r>
+        <w:t>gsap.quickSetter</w:t>
+      </w:r>
+      <w:proofErr w:type="spellEnd"/>
+      <w:proofErr w:type="gramEnd"/>
+      <w:r>
+        <w:t>("#box", "</w:t>
+      </w:r>
+      <w:proofErr w:type="spellStart"/>
+      <w:r>
+        <w:t>css</w:t>
+      </w:r>
+      <w:proofErr w:type="spellEnd"/>
+      <w:r>
+        <w:t>");</w:t>
       </w:r>
       <w:r>
         <w:br/>
-        <w:t xml:space="preserve">boxSet({ x: "+=100", y: "random(-100, 100)" }); </w:t>
+      </w:r>
+      <w:proofErr w:type="spellStart"/>
+      <w:proofErr w:type="gramStart"/>
+      <w:r>
+        <w:t>boxSet</w:t>
+      </w:r>
+      <w:proofErr w:type="spellEnd"/>
+      <w:r>
+        <w:t>({ x</w:t>
+      </w:r>
+      <w:proofErr w:type="gramEnd"/>
+      <w:r>
+        <w:t>: "+=100", y: "</w:t>
+      </w:r>
+      <w:proofErr w:type="gramStart"/>
+      <w:r>
+        <w:t>random(</w:t>
+      </w:r>
+      <w:proofErr w:type="gramEnd"/>
+      <w:r>
+        <w:t>-100, 100)</w:t>
+      </w:r>
+      <w:proofErr w:type="gramStart"/>
+      <w:r>
+        <w:t>" }</w:t>
+      </w:r>
+      <w:proofErr w:type="gramEnd"/>
+      <w:r>
+        <w:t xml:space="preserve">); </w:t>
       </w:r>
       <w:r>
         <w:rPr>
@@ -1355,11 +2130,65 @@
         <w:t>var</w:t>
       </w:r>
       <w:r>
-        <w:t xml:space="preserve"> circleSet = gsap.quickSetter("#circle", "attr");</w:t>
+        <w:t xml:space="preserve"> </w:t>
+      </w:r>
+      <w:proofErr w:type="spellStart"/>
+      <w:r>
+        <w:t>circleSet</w:t>
+      </w:r>
+      <w:proofErr w:type="spellEnd"/>
+      <w:r>
+        <w:t xml:space="preserve"> = </w:t>
+      </w:r>
+      <w:proofErr w:type="spellStart"/>
+      <w:proofErr w:type="gramStart"/>
+      <w:r>
+        <w:t>gsap.quickSetter</w:t>
+      </w:r>
+      <w:proofErr w:type="spellEnd"/>
+      <w:proofErr w:type="gramEnd"/>
+      <w:r>
+        <w:t>("#circle", "</w:t>
+      </w:r>
+      <w:proofErr w:type="spellStart"/>
+      <w:r>
+        <w:t>attr</w:t>
+      </w:r>
+      <w:proofErr w:type="spellEnd"/>
+      <w:r>
+        <w:t>");</w:t>
       </w:r>
       <w:r>
         <w:br/>
-        <w:t xml:space="preserve">circleSet({ cx: "+=100", cy: "random(-100, 100)" }); </w:t>
+      </w:r>
+      <w:proofErr w:type="spellStart"/>
+      <w:proofErr w:type="gramStart"/>
+      <w:r>
+        <w:t>circleSet</w:t>
+      </w:r>
+      <w:proofErr w:type="spellEnd"/>
+      <w:r>
+        <w:t>({ cx</w:t>
+      </w:r>
+      <w:proofErr w:type="gramEnd"/>
+      <w:r>
+        <w:t>: "+=100", cy: "</w:t>
+      </w:r>
+      <w:proofErr w:type="gramStart"/>
+      <w:r>
+        <w:t>random(</w:t>
+      </w:r>
+      <w:proofErr w:type="gramEnd"/>
+      <w:r>
+        <w:t>-100, 100)</w:t>
+      </w:r>
+      <w:proofErr w:type="gramStart"/>
+      <w:r>
+        <w:t>" }</w:t>
+      </w:r>
+      <w:proofErr w:type="gramEnd"/>
+      <w:r>
+        <w:t xml:space="preserve">); </w:t>
       </w:r>
       <w:r>
         <w:rPr>
@@ -1395,6 +2224,7 @@
           <w:rFonts w:hint="eastAsia"/>
         </w:rPr>
       </w:pPr>
+      <w:proofErr w:type="gramStart"/>
       <w:r>
         <w:rPr>
           <w:i/>
@@ -1403,7 +2233,11 @@
         <w:t>gsap</w:t>
       </w:r>
       <w:r>
-        <w:t>.to('.box', {</w:t>
+        <w:t>.to('.box</w:t>
+      </w:r>
+      <w:proofErr w:type="gramEnd"/>
+      <w:r>
+        <w:t>', {</w:t>
       </w:r>
       <w:r>
         <w:br/>
@@ -1425,12 +2259,22 @@
       </w:r>
       <w:r>
         <w:br/>
-        <w:t>setTimeout(()=&gt;{</w:t>
-      </w:r>
+      </w:r>
+      <w:proofErr w:type="spellStart"/>
+      <w:proofErr w:type="gramStart"/>
+      <w:r>
+        <w:t>setTimeout</w:t>
+      </w:r>
+      <w:proofErr w:type="spellEnd"/>
+      <w:r>
+        <w:t>(()=&gt;{</w:t>
+      </w:r>
+      <w:proofErr w:type="gramEnd"/>
       <w:r>
         <w:br/>
         <w:t xml:space="preserve">    </w:t>
       </w:r>
+      <w:proofErr w:type="gramStart"/>
       <w:r>
         <w:rPr>
           <w:i/>
@@ -1439,7 +2283,11 @@
         <w:t>gsap</w:t>
       </w:r>
       <w:r>
-        <w:t>.to('.box', {</w:t>
+        <w:t>.to('.box</w:t>
+      </w:r>
+      <w:proofErr w:type="gramEnd"/>
+      <w:r>
+        <w:t>', {</w:t>
       </w:r>
       <w:r>
         <w:br/>
@@ -1477,27 +2325,49 @@
         <w:rPr>
           <w:rFonts w:hint="eastAsia"/>
         </w:rPr>
-        <w:t>该动画中，前两秒先往右移动，两秒后，第二个动画的x值覆盖第一个动画的x值开始往左移动，第二个动画移动完后，.box元素开始从第一个动画的第三秒处继续向右移动。</w:t>
-      </w:r>
-    </w:p>
-    <w:p>
-      <w:pPr>
-        <w:rPr>
-          <w:rFonts w:hint="eastAsia"/>
-        </w:rPr>
-      </w:pPr>
-    </w:p>
-    <w:p>
-      <w:pPr>
-        <w:rPr>
-          <w:rFonts w:hint="eastAsia"/>
-        </w:rPr>
-      </w:pPr>
-      <w:r>
-        <w:rPr>
-          <w:rFonts w:hint="eastAsia"/>
-        </w:rPr>
-        <w:t>Gsap.quickTo()方法，</w:t>
+        <w:t>该动画中，前两秒先往右移动，两秒后，第二个动画的x值覆盖第一个动画的x值开始往左移动，第二个动画移动完后</w:t>
+      </w:r>
+      <w:proofErr w:type="gramStart"/>
+      <w:r>
+        <w:rPr>
+          <w:rFonts w:hint="eastAsia"/>
+        </w:rPr>
+        <w:t>，.</w:t>
+      </w:r>
+      <w:proofErr w:type="gramEnd"/>
+      <w:r>
+        <w:rPr>
+          <w:rFonts w:hint="eastAsia"/>
+        </w:rPr>
+        <w:t>box元素开始从第一个动画的第三秒处继续向右移动。</w:t>
+      </w:r>
+    </w:p>
+    <w:p>
+      <w:pPr>
+        <w:rPr>
+          <w:rFonts w:hint="eastAsia"/>
+        </w:rPr>
+      </w:pPr>
+    </w:p>
+    <w:p>
+      <w:pPr>
+        <w:rPr>
+          <w:rFonts w:hint="eastAsia"/>
+        </w:rPr>
+      </w:pPr>
+      <w:proofErr w:type="spellStart"/>
+      <w:r>
+        <w:rPr>
+          <w:rFonts w:hint="eastAsia"/>
+        </w:rPr>
+        <w:t>Gsap.quickTo</w:t>
+      </w:r>
+      <w:proofErr w:type="spellEnd"/>
+      <w:r>
+        <w:rPr>
+          <w:rFonts w:hint="eastAsia"/>
+        </w:rPr>
+        <w:t>()方法，</w:t>
       </w:r>
       <w:r>
         <w:t>创建</w:t>
@@ -1603,13 +2473,97 @@
         <w:t>对于</w:t>
       </w:r>
       <w:r>
-        <w:t>&lt;rect id="rect" fill="none" x="0" y="0" width="500" height="400"&gt;&lt;/rect&gt;</w:t>
-      </w:r>
-      <w:r>
-        <w:rPr>
-          <w:rFonts w:hint="eastAsia"/>
-        </w:rPr>
-        <w:t>元素，该元素既有x属性，又可以通过设置css设置tranform偏移，此时可以用到attributes插件：</w:t>
+        <w:t>&lt;</w:t>
+      </w:r>
+      <w:proofErr w:type="spellStart"/>
+      <w:r>
+        <w:t>rect</w:t>
+      </w:r>
+      <w:proofErr w:type="spellEnd"/>
+      <w:r>
+        <w:t xml:space="preserve"> id="</w:t>
+      </w:r>
+      <w:proofErr w:type="spellStart"/>
+      <w:r>
+        <w:t>rect</w:t>
+      </w:r>
+      <w:proofErr w:type="spellEnd"/>
+      <w:r>
+        <w:t>" fill="none" x=</w:t>
+      </w:r>
+      <w:proofErr w:type="gramStart"/>
+      <w:r>
+        <w:t>"0"</w:t>
+      </w:r>
+      <w:proofErr w:type="gramEnd"/>
+      <w:r>
+        <w:t xml:space="preserve"> y=</w:t>
+      </w:r>
+      <w:proofErr w:type="gramStart"/>
+      <w:r>
+        <w:t>"0"</w:t>
+      </w:r>
+      <w:proofErr w:type="gramEnd"/>
+      <w:r>
+        <w:t xml:space="preserve"> width=</w:t>
+      </w:r>
+      <w:proofErr w:type="gramStart"/>
+      <w:r>
+        <w:t>"500"</w:t>
+      </w:r>
+      <w:proofErr w:type="gramEnd"/>
+      <w:r>
+        <w:t xml:space="preserve"> height=</w:t>
+      </w:r>
+      <w:proofErr w:type="gramStart"/>
+      <w:r>
+        <w:t>"400"</w:t>
+      </w:r>
+      <w:proofErr w:type="gramEnd"/>
+      <w:r>
+        <w:t>&gt;&lt;/</w:t>
+      </w:r>
+      <w:proofErr w:type="spellStart"/>
+      <w:r>
+        <w:t>rect</w:t>
+      </w:r>
+      <w:proofErr w:type="spellEnd"/>
+      <w:r>
+        <w:t>&gt;</w:t>
+      </w:r>
+      <w:r>
+        <w:rPr>
+          <w:rFonts w:hint="eastAsia"/>
+        </w:rPr>
+        <w:t>元素，该元素既有x属性，又可以通过设置</w:t>
+      </w:r>
+      <w:proofErr w:type="spellStart"/>
+      <w:r>
+        <w:rPr>
+          <w:rFonts w:hint="eastAsia"/>
+        </w:rPr>
+        <w:t>css</w:t>
+      </w:r>
+      <w:proofErr w:type="spellEnd"/>
+      <w:r>
+        <w:rPr>
+          <w:rFonts w:hint="eastAsia"/>
+        </w:rPr>
+        <w:t>设置</w:t>
+      </w:r>
+      <w:proofErr w:type="spellStart"/>
+      <w:r>
+        <w:rPr>
+          <w:rFonts w:hint="eastAsia"/>
+        </w:rPr>
+        <w:t>tranform</w:t>
+      </w:r>
+      <w:proofErr w:type="spellEnd"/>
+      <w:r>
+        <w:rPr>
+          <w:rFonts w:hint="eastAsia"/>
+        </w:rPr>
+        <w:t>偏移，此时可以用到attributes插件：</w:t>
       </w:r>
     </w:p>
     <w:p>
@@ -1621,7 +2575,15 @@
         </w:rPr>
       </w:pPr>
       <w:r>
-        <w:t>gsap.to("#rect", {</w:t>
+        <w:t>gsap.to("#</w:t>
+      </w:r>
+      <w:proofErr w:type="spellStart"/>
+      <w:r>
+        <w:t>rect</w:t>
+      </w:r>
+      <w:proofErr w:type="spellEnd"/>
+      <w:r>
+        <w:t>", {</w:t>
       </w:r>
       <w:r>
         <w:br/>
@@ -1656,7 +2618,31 @@
         </w:rPr>
       </w:pPr>
       <w:r>
-        <w:t xml:space="preserve">  attr: { x: 100, y: 50, width: 100, height: 100 },</w:t>
+        <w:t xml:space="preserve">  </w:t>
+      </w:r>
+      <w:proofErr w:type="spellStart"/>
+      <w:r>
+        <w:t>attr</w:t>
+      </w:r>
+      <w:proofErr w:type="spellEnd"/>
+      <w:r>
+        <w:t xml:space="preserve">: </w:t>
+      </w:r>
+      <w:proofErr w:type="gramStart"/>
+      <w:r>
+        <w:t xml:space="preserve">{ </w:t>
+      </w:r>
+      <w:proofErr w:type="gramEnd"/>
+      <w:r>
+        <w:t>x: 100, y: 50, width: 100, height: 100</w:t>
+      </w:r>
+      <w:proofErr w:type="gramStart"/>
+      <w:r>
+        <w:t xml:space="preserve"> }</w:t>
+      </w:r>
+      <w:proofErr w:type="gramEnd"/>
+      <w:r>
+        <w:t>,</w:t>
       </w:r>
       <w:r>
         <w:br/>
@@ -1681,12 +2667,21 @@
         </w:rPr>
         <w:t>这里设置的是元素的</w:t>
       </w:r>
+      <w:proofErr w:type="spellStart"/>
       <w:r>
         <w:rPr>
           <w:i/>
           <w:iCs/>
         </w:rPr>
-        <w:t>translateX() transform</w:t>
+        <w:t>translateX</w:t>
+      </w:r>
+      <w:proofErr w:type="spellEnd"/>
+      <w:r>
+        <w:rPr>
+          <w:i/>
+          <w:iCs/>
+        </w:rPr>
+        <w:t>() transform</w:t>
       </w:r>
     </w:p>
     <w:p>
@@ -1712,11 +2707,19 @@
           <w:rFonts w:hint="eastAsia"/>
         </w:rPr>
       </w:pPr>
-      <w:r>
-        <w:rPr>
-          <w:rFonts w:hint="eastAsia"/>
-        </w:rPr>
-        <w:t>EndArray内置插件</w:t>
+      <w:proofErr w:type="spellStart"/>
+      <w:r>
+        <w:rPr>
+          <w:rFonts w:hint="eastAsia"/>
+        </w:rPr>
+        <w:t>EndArray</w:t>
+      </w:r>
+      <w:proofErr w:type="spellEnd"/>
+      <w:r>
+        <w:rPr>
+          <w:rFonts w:hint="eastAsia"/>
+        </w:rPr>
+        <w:t>内置插件</w:t>
       </w:r>
       <w:r>
         <w:rPr>
@@ -1737,11 +2740,19 @@
           <w:rFonts w:hint="eastAsia"/>
         </w:rPr>
       </w:pPr>
-      <w:r>
-        <w:rPr>
-          <w:rFonts w:hint="eastAsia"/>
-        </w:rPr>
-        <w:t>endArray插件允许您在数值数组之间切换，并应用简化操作</w:t>
+      <w:proofErr w:type="spellStart"/>
+      <w:r>
+        <w:rPr>
+          <w:rFonts w:hint="eastAsia"/>
+        </w:rPr>
+        <w:t>endArray</w:t>
+      </w:r>
+      <w:proofErr w:type="spellEnd"/>
+      <w:r>
+        <w:rPr>
+          <w:rFonts w:hint="eastAsia"/>
+        </w:rPr>
+        <w:t>插件允许您在数值数组之间切换，并应用简化操作</w:t>
       </w:r>
       <w:r>
         <w:rPr>
@@ -1757,7 +2768,15 @@
         </w:rPr>
       </w:pPr>
       <w:r>
-        <w:t>const arr = [1, 2, 3]</w:t>
+        <w:t xml:space="preserve">const </w:t>
+      </w:r>
+      <w:proofErr w:type="spellStart"/>
+      <w:r>
+        <w:t>arr</w:t>
+      </w:r>
+      <w:proofErr w:type="spellEnd"/>
+      <w:r>
+        <w:t xml:space="preserve"> = [1, 2, 3]</w:t>
       </w:r>
       <w:r>
         <w:br/>
@@ -1766,6 +2785,7 @@
       <w:r>
         <w:br/>
       </w:r>
+      <w:proofErr w:type="gramStart"/>
       <w:r>
         <w:rPr>
           <w:i/>
@@ -1774,11 +2794,28 @@
         <w:t>gsap</w:t>
       </w:r>
       <w:r>
-        <w:t>.to(arr,{</w:t>
-      </w:r>
+        <w:t>.to(</w:t>
+      </w:r>
+      <w:proofErr w:type="spellStart"/>
+      <w:r>
+        <w:t>arr</w:t>
+      </w:r>
+      <w:proofErr w:type="spellEnd"/>
+      <w:r>
+        <w:t>,{</w:t>
+      </w:r>
+      <w:proofErr w:type="gramEnd"/>
       <w:r>
         <w:br/>
-        <w:t xml:space="preserve">    endArray:arr2,</w:t>
+        <w:t xml:space="preserve">    </w:t>
+      </w:r>
+      <w:proofErr w:type="gramStart"/>
+      <w:r>
+        <w:t>endArray:arr</w:t>
+      </w:r>
+      <w:proofErr w:type="gramEnd"/>
+      <w:r>
+        <w:t>2,</w:t>
       </w:r>
       <w:r>
         <w:br/>
@@ -1786,16 +2823,51 @@
       </w:r>
       <w:r>
         <w:br/>
-        <w:t xml:space="preserve">    onUpdate(){</w:t>
-      </w:r>
+        <w:t xml:space="preserve">    </w:t>
+      </w:r>
+      <w:proofErr w:type="spellStart"/>
+      <w:proofErr w:type="gramStart"/>
+      <w:r>
+        <w:t>onUpdate</w:t>
+      </w:r>
+      <w:proofErr w:type="spellEnd"/>
+      <w:r>
+        <w:t>(){</w:t>
+      </w:r>
+      <w:proofErr w:type="gramEnd"/>
       <w:r>
         <w:br/>
-        <w:t xml:space="preserve">        box.textContent = arr.toString()</w:t>
+        <w:t xml:space="preserve">        </w:t>
+      </w:r>
+      <w:proofErr w:type="spellStart"/>
+      <w:proofErr w:type="gramStart"/>
+      <w:r>
+        <w:t>box.textContent</w:t>
+      </w:r>
+      <w:proofErr w:type="spellEnd"/>
+      <w:proofErr w:type="gramEnd"/>
+      <w:r>
+        <w:t xml:space="preserve"> = </w:t>
+      </w:r>
+      <w:proofErr w:type="spellStart"/>
+      <w:proofErr w:type="gramStart"/>
+      <w:r>
+        <w:t>arr.toString</w:t>
+      </w:r>
+      <w:proofErr w:type="spellEnd"/>
+      <w:proofErr w:type="gramEnd"/>
+      <w:r>
+        <w:t>()</w:t>
       </w:r>
       <w:r>
         <w:br/>
-        <w:t xml:space="preserve">    }</w:t>
-      </w:r>
+        <w:t xml:space="preserve">  </w:t>
+      </w:r>
+      <w:proofErr w:type="gramStart"/>
+      <w:r>
+        <w:t xml:space="preserve">  }</w:t>
+      </w:r>
+      <w:proofErr w:type="gramEnd"/>
       <w:r>
         <w:br/>
         <w:t>})</w:t>
@@ -1894,32 +2966,72 @@
       </w:r>
       <w:r>
         <w:br/>
-        <w:t xml:space="preserve">        x(v) {</w:t>
-      </w:r>
-      <w:r>
-        <w:rPr>
-          <w:rFonts w:hint="eastAsia"/>
-        </w:rPr>
-        <w:t xml:space="preserve">   // v的值会从0逐渐变到500</w:t>
+        <w:t xml:space="preserve">        x</w:t>
+      </w:r>
+      <w:proofErr w:type="gramStart"/>
+      <w:r>
+        <w:t>(v)</w:t>
+      </w:r>
+      <w:proofErr w:type="gramEnd"/>
+      <w:r>
+        <w:t xml:space="preserve"> </w:t>
+      </w:r>
+      <w:proofErr w:type="gramStart"/>
+      <w:r>
+        <w:t>{</w:t>
+      </w:r>
+      <w:r>
+        <w:rPr>
+          <w:rFonts w:hint="eastAsia"/>
+        </w:rPr>
+        <w:t xml:space="preserve"> </w:t>
+      </w:r>
+      <w:proofErr w:type="gramEnd"/>
+      <w:r>
+        <w:rPr>
+          <w:rFonts w:hint="eastAsia"/>
+        </w:rPr>
+        <w:t xml:space="preserve">  // v的值会从0逐渐变到500</w:t>
       </w:r>
       <w:r>
         <w:br/>
-        <w:t xml:space="preserve">            return 0</w:t>
-      </w:r>
-      <w:r>
-        <w:rPr>
-          <w:rFonts w:hint="eastAsia"/>
-        </w:rPr>
-        <w:t xml:space="preserve">  // 但是元素在页面上一直停留在左上角</w:t>
+        <w:t xml:space="preserve">            return </w:t>
+      </w:r>
+      <w:proofErr w:type="gramStart"/>
+      <w:r>
+        <w:t>0</w:t>
+      </w:r>
+      <w:r>
+        <w:rPr>
+          <w:rFonts w:hint="eastAsia"/>
+        </w:rPr>
+        <w:t xml:space="preserve">  /</w:t>
+      </w:r>
+      <w:proofErr w:type="gramEnd"/>
+      <w:r>
+        <w:rPr>
+          <w:rFonts w:hint="eastAsia"/>
+        </w:rPr>
+        <w:t>/ 但是元素在页面上一直停留在左上角</w:t>
       </w:r>
       <w:r>
         <w:br/>
-        <w:t xml:space="preserve">        }</w:t>
-      </w:r>
+        <w:t xml:space="preserve">       </w:t>
+      </w:r>
+      <w:proofErr w:type="gramStart"/>
+      <w:r>
+        <w:t xml:space="preserve"> }</w:t>
+      </w:r>
+      <w:proofErr w:type="gramEnd"/>
       <w:r>
         <w:br/>
-        <w:t xml:space="preserve">    }</w:t>
-      </w:r>
+        <w:t xml:space="preserve">   </w:t>
+      </w:r>
+      <w:proofErr w:type="gramStart"/>
+      <w:r>
+        <w:t xml:space="preserve"> }</w:t>
+      </w:r>
+      <w:proofErr w:type="gramEnd"/>
       <w:r>
         <w:br/>
         <w:t>})</w:t>
@@ -1960,7 +3072,21 @@
         <w:rPr>
           <w:rFonts w:hint="eastAsia"/>
         </w:rPr>
-        <w:t>内部利用了与ModifiersPlugin相同的机制</w:t>
+        <w:t>内部利用了与</w:t>
+      </w:r>
+      <w:proofErr w:type="spellStart"/>
+      <w:r>
+        <w:rPr>
+          <w:rFonts w:hint="eastAsia"/>
+        </w:rPr>
+        <w:t>ModifiersPlugin</w:t>
+      </w:r>
+      <w:proofErr w:type="spellEnd"/>
+      <w:r>
+        <w:rPr>
+          <w:rFonts w:hint="eastAsia"/>
+        </w:rPr>
+        <w:t>相同的机制</w:t>
       </w:r>
       <w:r>
         <w:rPr>
@@ -2035,11 +3161,19 @@
           <w:rFonts w:hint="eastAsia"/>
         </w:rPr>
       </w:pPr>
-      <w:r>
-        <w:rPr>
-          <w:rFonts w:hint="eastAsia"/>
-        </w:rPr>
-        <w:t>Gsap的overwrite属性的作用（针对相同target的动画）：</w:t>
+      <w:proofErr w:type="spellStart"/>
+      <w:r>
+        <w:rPr>
+          <w:rFonts w:hint="eastAsia"/>
+        </w:rPr>
+        <w:t>Gsap</w:t>
+      </w:r>
+      <w:proofErr w:type="spellEnd"/>
+      <w:r>
+        <w:rPr>
+          <w:rFonts w:hint="eastAsia"/>
+        </w:rPr>
+        <w:t>的overwrite属性的作用（针对相同target的动画）：</w:t>
       </w:r>
     </w:p>
     <w:p>
@@ -2102,27 +3236,49 @@
         <w:rPr>
           <w:rFonts w:hint="eastAsia"/>
         </w:rPr>
-        <w:t>：如果为auto，如果后面的动画存在和前面创建的动画存在相同的属性，那么后面的动画的属性会把前面的动画属性覆盖掉，类似于Object.assgn()。</w:t>
-      </w:r>
-    </w:p>
-    <w:p>
-      <w:pPr>
-        <w:rPr>
-          <w:rFonts w:hint="eastAsia"/>
-        </w:rPr>
-      </w:pPr>
-    </w:p>
-    <w:p>
-      <w:pPr>
-        <w:rPr>
-          <w:rFonts w:hint="eastAsia"/>
-        </w:rPr>
-      </w:pPr>
-      <w:r>
-        <w:rPr>
-          <w:rFonts w:hint="eastAsia"/>
-        </w:rPr>
-        <w:t>Gsap中的</w:t>
+        <w:t>：如果为auto，如果后面的动画存在和前面创建的动画存在相同的属性，那么后面的动画的属性会把前面的动画属性覆盖掉，类似于</w:t>
+      </w:r>
+      <w:proofErr w:type="spellStart"/>
+      <w:r>
+        <w:rPr>
+          <w:rFonts w:hint="eastAsia"/>
+        </w:rPr>
+        <w:t>Object.assgn</w:t>
+      </w:r>
+      <w:proofErr w:type="spellEnd"/>
+      <w:r>
+        <w:rPr>
+          <w:rFonts w:hint="eastAsia"/>
+        </w:rPr>
+        <w:t>()。</w:t>
+      </w:r>
+    </w:p>
+    <w:p>
+      <w:pPr>
+        <w:rPr>
+          <w:rFonts w:hint="eastAsia"/>
+        </w:rPr>
+      </w:pPr>
+    </w:p>
+    <w:p>
+      <w:pPr>
+        <w:rPr>
+          <w:rFonts w:hint="eastAsia"/>
+        </w:rPr>
+      </w:pPr>
+      <w:proofErr w:type="spellStart"/>
+      <w:r>
+        <w:rPr>
+          <w:rFonts w:hint="eastAsia"/>
+        </w:rPr>
+        <w:t>Gsap</w:t>
+      </w:r>
+      <w:proofErr w:type="spellEnd"/>
+      <w:r>
+        <w:rPr>
+          <w:rFonts w:hint="eastAsia"/>
+        </w:rPr>
+        <w:t>中的</w:t>
       </w:r>
       <w:r>
         <w:t>stagger</w:t>
@@ -2248,11 +3404,47 @@
           <w:rFonts w:hint="eastAsia"/>
         </w:rPr>
       </w:pPr>
-      <w:r>
-        <w:rPr>
-          <w:rFonts w:hint="eastAsia"/>
-        </w:rPr>
-        <w:t>Gsap中的startAt：设置动画的开始值，eg：</w:t>
+      <w:proofErr w:type="spellStart"/>
+      <w:r>
+        <w:rPr>
+          <w:rFonts w:hint="eastAsia"/>
+        </w:rPr>
+        <w:t>Gsap</w:t>
+      </w:r>
+      <w:proofErr w:type="spellEnd"/>
+      <w:r>
+        <w:rPr>
+          <w:rFonts w:hint="eastAsia"/>
+        </w:rPr>
+        <w:t>中的</w:t>
+      </w:r>
+      <w:proofErr w:type="spellStart"/>
+      <w:r>
+        <w:rPr>
+          <w:rFonts w:hint="eastAsia"/>
+        </w:rPr>
+        <w:t>startAt</w:t>
+      </w:r>
+      <w:proofErr w:type="spellEnd"/>
+      <w:r>
+        <w:rPr>
+          <w:rFonts w:hint="eastAsia"/>
+        </w:rPr>
+        <w:t>：设置动画的开始值，</w:t>
+      </w:r>
+      <w:proofErr w:type="spellStart"/>
+      <w:r>
+        <w:rPr>
+          <w:rFonts w:hint="eastAsia"/>
+        </w:rPr>
+        <w:t>eg</w:t>
+      </w:r>
+      <w:proofErr w:type="spellEnd"/>
+      <w:r>
+        <w:rPr>
+          <w:rFonts w:hint="eastAsia"/>
+        </w:rPr>
+        <w:t>：</w:t>
       </w:r>
       <w:r>
         <w:t> {x: -100, opacity: 0}</w:t>
@@ -2263,12 +3455,14 @@
         </w:rPr>
         <w:t>。如果动画有delay值，那么动画最开始会渲染</w:t>
       </w:r>
+      <w:proofErr w:type="spellStart"/>
       <w:r>
         <w:rPr>
           <w:rFonts w:hint="eastAsia"/>
         </w:rPr>
         <w:t>dom</w:t>
       </w:r>
+      <w:proofErr w:type="spellEnd"/>
       <w:r>
         <w:rPr>
           <w:rFonts w:hint="eastAsia"/>
@@ -2289,11 +3483,19 @@
           <w:rFonts w:hint="eastAsia"/>
         </w:rPr>
       </w:pPr>
-      <w:r>
-        <w:rPr>
-          <w:rFonts w:hint="eastAsia"/>
-        </w:rPr>
-        <w:t>Gsap中的</w:t>
+      <w:proofErr w:type="spellStart"/>
+      <w:r>
+        <w:rPr>
+          <w:rFonts w:hint="eastAsia"/>
+        </w:rPr>
+        <w:t>Gsap</w:t>
+      </w:r>
+      <w:proofErr w:type="spellEnd"/>
+      <w:r>
+        <w:rPr>
+          <w:rFonts w:hint="eastAsia"/>
+        </w:rPr>
+        <w:t>中的</w:t>
       </w:r>
       <w:r>
         <w:t>invalidate</w:t>
@@ -2314,8 +3516,13 @@
         <w:t>和</w:t>
       </w:r>
       <w:r>
-        <w:t>结束值），这在某些情况下非常有用，例如，当您想重新开始一个补间动画而不恢复到任何先前记录的起始值时。当您对动画调用 invalidate()时，它将在下一次渲染时重新初始化，并且其 vars对象将被重新解析。动画的时间（持续时间、开始时间、延迟）不会受到影响。repeatRefresh</w:t>
-      </w:r>
+        <w:t>结束值），这在某些情况下非常有用，例如，当您想重新开始一个补间动画而不恢复到任何先前记录的起始值时。当您对动画调用 invalidate()时，它将在下一次渲染时重新初始化，并且其 vars对象将被重新解析。动画的时间（持续时间、开始时间、延迟）不会受到影响。</w:t>
+      </w:r>
+      <w:proofErr w:type="spellStart"/>
+      <w:r>
+        <w:t>repeatRefresh</w:t>
+      </w:r>
+      <w:proofErr w:type="spellEnd"/>
       <w:r>
         <w:rPr>
           <w:rFonts w:hint="eastAsia"/>
@@ -2337,9 +3544,11 @@
         </w:rPr>
         <w:t>重新计算。</w:t>
       </w:r>
+      <w:proofErr w:type="spellStart"/>
       <w:r>
         <w:t>repeatRefresh</w:t>
       </w:r>
+      <w:proofErr w:type="spellEnd"/>
       <w:r>
         <w:rPr>
           <w:rFonts w:hint="eastAsia"/>
@@ -2384,11 +3593,19 @@
           <w:rFonts w:hint="eastAsia"/>
         </w:rPr>
       </w:pPr>
-      <w:r>
-        <w:rPr>
-          <w:rFonts w:hint="eastAsia"/>
-        </w:rPr>
-        <w:t>Gsap的revert()方法：</w:t>
+      <w:proofErr w:type="spellStart"/>
+      <w:r>
+        <w:rPr>
+          <w:rFonts w:hint="eastAsia"/>
+        </w:rPr>
+        <w:t>Gsap</w:t>
+      </w:r>
+      <w:proofErr w:type="spellEnd"/>
+      <w:r>
+        <w:rPr>
+          <w:rFonts w:hint="eastAsia"/>
+        </w:rPr>
+        <w:t>的revert()方法：</w:t>
       </w:r>
       <w:r>
         <w:t>还原动画并终止它，使目标元素返回到动画前的状态</w:t>
@@ -2406,7 +3623,35 @@
         <w:rPr>
           <w:rFonts w:hint="eastAsia"/>
         </w:rPr>
-        <w:t>。和progress(0)的区别：progress(0)会继续播放，而且不会</w:t>
+        <w:t>。和progress</w:t>
+      </w:r>
+      <w:proofErr w:type="gramStart"/>
+      <w:r>
+        <w:rPr>
+          <w:rFonts w:hint="eastAsia"/>
+        </w:rPr>
+        <w:t>(0)</w:t>
+      </w:r>
+      <w:proofErr w:type="gramEnd"/>
+      <w:r>
+        <w:rPr>
+          <w:rFonts w:hint="eastAsia"/>
+        </w:rPr>
+        <w:t>的区别：progress</w:t>
+      </w:r>
+      <w:proofErr w:type="gramStart"/>
+      <w:r>
+        <w:rPr>
+          <w:rFonts w:hint="eastAsia"/>
+        </w:rPr>
+        <w:t>(0)</w:t>
+      </w:r>
+      <w:proofErr w:type="gramEnd"/>
+      <w:r>
+        <w:rPr>
+          <w:rFonts w:hint="eastAsia"/>
+        </w:rPr>
+        <w:t>会继续播放，而且不会</w:t>
       </w:r>
       <w:r>
         <w:t>移除由动画添加的内联样式</w:t>
@@ -2431,11 +3676,47 @@
           <w:rFonts w:hint="eastAsia"/>
         </w:rPr>
       </w:pPr>
-      <w:r>
-        <w:rPr>
-          <w:rFonts w:hint="eastAsia"/>
-        </w:rPr>
-        <w:t>Gsap的progress()和seak()的效果一样，区别是progress的参数为0到1的百分比，seak的参数为label或时间数值</w:t>
+      <w:proofErr w:type="spellStart"/>
+      <w:r>
+        <w:rPr>
+          <w:rFonts w:hint="eastAsia"/>
+        </w:rPr>
+        <w:t>Gsap</w:t>
+      </w:r>
+      <w:proofErr w:type="spellEnd"/>
+      <w:r>
+        <w:rPr>
+          <w:rFonts w:hint="eastAsia"/>
+        </w:rPr>
+        <w:t>的progress()和</w:t>
+      </w:r>
+      <w:proofErr w:type="spellStart"/>
+      <w:r>
+        <w:rPr>
+          <w:rFonts w:hint="eastAsia"/>
+        </w:rPr>
+        <w:t>seak</w:t>
+      </w:r>
+      <w:proofErr w:type="spellEnd"/>
+      <w:r>
+        <w:rPr>
+          <w:rFonts w:hint="eastAsia"/>
+        </w:rPr>
+        <w:t>()的效果一样，区别是progress的参数为0到1的百分比，</w:t>
+      </w:r>
+      <w:proofErr w:type="spellStart"/>
+      <w:r>
+        <w:rPr>
+          <w:rFonts w:hint="eastAsia"/>
+        </w:rPr>
+        <w:t>seak</w:t>
+      </w:r>
+      <w:proofErr w:type="spellEnd"/>
+      <w:r>
+        <w:rPr>
+          <w:rFonts w:hint="eastAsia"/>
+        </w:rPr>
+        <w:t>的参数为label或时间数值</w:t>
       </w:r>
       <w:r>
         <w:rPr>
@@ -2463,11 +3744,47 @@
           <w:rFonts w:hint="eastAsia"/>
         </w:rPr>
       </w:pPr>
-      <w:r>
-        <w:rPr>
-          <w:rFonts w:hint="eastAsia"/>
-        </w:rPr>
-        <w:t>Gsap的startTime()和endTime()方法：获取或重新设置动画的开始/结束时间</w:t>
+      <w:proofErr w:type="spellStart"/>
+      <w:r>
+        <w:rPr>
+          <w:rFonts w:hint="eastAsia"/>
+        </w:rPr>
+        <w:t>Gsap</w:t>
+      </w:r>
+      <w:proofErr w:type="spellEnd"/>
+      <w:r>
+        <w:rPr>
+          <w:rFonts w:hint="eastAsia"/>
+        </w:rPr>
+        <w:t>的</w:t>
+      </w:r>
+      <w:proofErr w:type="spellStart"/>
+      <w:r>
+        <w:rPr>
+          <w:rFonts w:hint="eastAsia"/>
+        </w:rPr>
+        <w:t>startTime</w:t>
+      </w:r>
+      <w:proofErr w:type="spellEnd"/>
+      <w:r>
+        <w:rPr>
+          <w:rFonts w:hint="eastAsia"/>
+        </w:rPr>
+        <w:t>()和</w:t>
+      </w:r>
+      <w:proofErr w:type="spellStart"/>
+      <w:r>
+        <w:rPr>
+          <w:rFonts w:hint="eastAsia"/>
+        </w:rPr>
+        <w:t>endTime</w:t>
+      </w:r>
+      <w:proofErr w:type="spellEnd"/>
+      <w:r>
+        <w:rPr>
+          <w:rFonts w:hint="eastAsia"/>
+        </w:rPr>
+        <w:t>()方法：获取或重新设置动画的开始/结束时间</w:t>
       </w:r>
       <w:r>
         <w:t>（此时间点已包含任何预设的延迟）</w:t>
@@ -2492,34 +3809,58 @@
           <w:rFonts w:hint="eastAsia"/>
         </w:rPr>
       </w:pPr>
-      <w:r>
-        <w:rPr>
-          <w:rFonts w:hint="eastAsia"/>
-        </w:rPr>
-        <w:t>Gsap中的tween实例有then方法，所以可以把它当作promise对象，所以可以使用await。</w:t>
-      </w:r>
-    </w:p>
-    <w:p>
-      <w:pPr>
-        <w:rPr>
-          <w:rFonts w:hint="eastAsia"/>
-        </w:rPr>
-      </w:pPr>
-    </w:p>
-    <w:p>
-      <w:pPr>
-        <w:rPr>
-          <w:rFonts w:hint="eastAsia"/>
-        </w:rPr>
-      </w:pPr>
-      <w:r>
-        <w:rPr>
-          <w:rFonts w:hint="eastAsia"/>
-        </w:rPr>
-        <w:t>Gsap的time()方法：</w:t>
-      </w:r>
-      <w:r>
-        <w:t>获取或设置播放头的本地位置（即当前时间），此数值不包含任何重复或重复延迟。若补间动画设有非零重复次数，即使总时间持续线性前进，其 time 值在每次重复时仍会归零（若 yoyo 为 true，则时间会在前进与后退间交替）。time 值永远不会超过动画的持续时间，而 totalTime 反映的是包含所有重复和重复延迟的整体时间。</w:t>
+      <w:proofErr w:type="spellStart"/>
+      <w:r>
+        <w:rPr>
+          <w:rFonts w:hint="eastAsia"/>
+        </w:rPr>
+        <w:t>Gsap</w:t>
+      </w:r>
+      <w:proofErr w:type="spellEnd"/>
+      <w:r>
+        <w:rPr>
+          <w:rFonts w:hint="eastAsia"/>
+        </w:rPr>
+        <w:t>中的tween实例有then方法，所以可以把它当作promise对象，所以可以使用await。</w:t>
+      </w:r>
+    </w:p>
+    <w:p>
+      <w:pPr>
+        <w:rPr>
+          <w:rFonts w:hint="eastAsia"/>
+        </w:rPr>
+      </w:pPr>
+    </w:p>
+    <w:p>
+      <w:pPr>
+        <w:rPr>
+          <w:rFonts w:hint="eastAsia"/>
+        </w:rPr>
+      </w:pPr>
+      <w:proofErr w:type="spellStart"/>
+      <w:r>
+        <w:rPr>
+          <w:rFonts w:hint="eastAsia"/>
+        </w:rPr>
+        <w:t>Gsap</w:t>
+      </w:r>
+      <w:proofErr w:type="spellEnd"/>
+      <w:r>
+        <w:rPr>
+          <w:rFonts w:hint="eastAsia"/>
+        </w:rPr>
+        <w:t>的time()方法：</w:t>
+      </w:r>
+      <w:r>
+        <w:t xml:space="preserve">获取或设置播放头的本地位置（即当前时间），此数值不包含任何重复或重复延迟。若补间动画设有非零重复次数，即使总时间持续线性前进，其 time 值在每次重复时仍会归零（若 yoyo 为 true，则时间会在前进与后退间交替）。time 值永远不会超过动画的持续时间，而 </w:t>
+      </w:r>
+      <w:proofErr w:type="spellStart"/>
+      <w:r>
+        <w:t>totalTime</w:t>
+      </w:r>
+      <w:proofErr w:type="spellEnd"/>
+      <w:r>
+        <w:t xml:space="preserve"> 反映的是包含所有重复和重复延迟的整体时间。</w:t>
       </w:r>
       <w:r>
         <w:rPr>
@@ -2627,7 +3968,35 @@
         <w:rPr>
           <w:color w:val="00B0F0"/>
         </w:rPr>
-        <w:t>时间不受其时间缩放（timeScale）影响，因此，例如如果您将 timeScale 从 1 改为 10，延迟时间并不会随之增加十倍。</w:t>
+        <w:t>时间不受其时间缩放（</w:t>
+      </w:r>
+      <w:proofErr w:type="spellStart"/>
+      <w:r>
+        <w:rPr>
+          <w:color w:val="00B0F0"/>
+        </w:rPr>
+        <w:t>timeScale</w:t>
+      </w:r>
+      <w:proofErr w:type="spellEnd"/>
+      <w:r>
+        <w:rPr>
+          <w:color w:val="00B0F0"/>
+        </w:rPr>
+        <w:t xml:space="preserve">）影响，因此，例如如果您将 </w:t>
+      </w:r>
+      <w:proofErr w:type="spellStart"/>
+      <w:r>
+        <w:rPr>
+          <w:color w:val="00B0F0"/>
+        </w:rPr>
+        <w:t>timeScale</w:t>
+      </w:r>
+      <w:proofErr w:type="spellEnd"/>
+      <w:r>
+        <w:rPr>
+          <w:color w:val="00B0F0"/>
+        </w:rPr>
+        <w:t xml:space="preserve"> 从 1 改为 10，延迟时间并不会随之增加十倍。</w:t>
       </w:r>
       <w:r>
         <w:rPr>
@@ -2648,50 +4017,116 @@
           <w:rFonts w:hint="eastAsia"/>
           <w:color w:val="00B0F0"/>
         </w:rPr>
-        <w:t>时间仍受timeScale影响。</w:t>
-      </w:r>
-    </w:p>
-    <w:p>
-      <w:pPr>
-        <w:rPr>
-          <w:rFonts w:hint="eastAsia"/>
-          <w:color w:val="00B0F0"/>
-        </w:rPr>
-      </w:pPr>
-    </w:p>
-    <w:p>
-      <w:pPr>
-        <w:rPr>
-          <w:rFonts w:hint="eastAsia"/>
-          <w:color w:val="00B0F0"/>
-        </w:rPr>
-      </w:pPr>
-      <w:r>
-        <w:rPr>
-          <w:color w:val="00B0F0"/>
-        </w:rPr>
-        <w:t xml:space="preserve">timeScale可以理解为 </w:t>
-      </w:r>
+        <w:t>时间仍受</w:t>
+      </w:r>
+      <w:proofErr w:type="spellStart"/>
+      <w:r>
+        <w:rPr>
+          <w:rFonts w:hint="eastAsia"/>
+          <w:color w:val="00B0F0"/>
+        </w:rPr>
+        <w:t>timeScale</w:t>
+      </w:r>
+      <w:proofErr w:type="spellEnd"/>
+      <w:r>
+        <w:rPr>
+          <w:rFonts w:hint="eastAsia"/>
+          <w:color w:val="00B0F0"/>
+        </w:rPr>
+        <w:t>影响。</w:t>
+      </w:r>
+    </w:p>
+    <w:p>
+      <w:pPr>
+        <w:rPr>
+          <w:rFonts w:hint="eastAsia"/>
+          <w:color w:val="00B0F0"/>
+        </w:rPr>
+      </w:pPr>
+    </w:p>
+    <w:p>
+      <w:pPr>
+        <w:rPr>
+          <w:rFonts w:hint="eastAsia"/>
+          <w:color w:val="00B0F0"/>
+        </w:rPr>
+      </w:pPr>
+      <w:proofErr w:type="spellStart"/>
+      <w:r>
+        <w:rPr>
+          <w:color w:val="00B0F0"/>
+        </w:rPr>
+        <w:t>timeScale</w:t>
+      </w:r>
+      <w:proofErr w:type="spellEnd"/>
+      <w:r>
+        <w:rPr>
+          <w:color w:val="00B0F0"/>
+        </w:rPr>
+        <w:t xml:space="preserve">可以理解为 </w:t>
+      </w:r>
+      <w:proofErr w:type="gramStart"/>
       <w:r>
         <w:rPr>
           <w:b/>
           <w:bCs/>
           <w:color w:val="00B0F0"/>
         </w:rPr>
-        <w:t>"时间流逝的倍率"</w:t>
-      </w:r>
-      <w:r>
-        <w:rPr>
-          <w:rFonts w:hint="eastAsia"/>
-          <w:color w:val="00B0F0"/>
-        </w:rPr>
-        <w:t>，所以t</w:t>
-      </w:r>
-      <w:r>
-        <w:rPr>
-          <w:color w:val="00B0F0"/>
-        </w:rPr>
-        <w:t>imeScale值越大，</w:t>
+        <w:t>"时间</w:t>
+      </w:r>
+      <w:proofErr w:type="gramEnd"/>
+      <w:r>
+        <w:rPr>
+          <w:b/>
+          <w:bCs/>
+          <w:color w:val="00B0F0"/>
+        </w:rPr>
+        <w:t>流逝的</w:t>
+      </w:r>
+      <w:proofErr w:type="gramStart"/>
+      <w:r>
+        <w:rPr>
+          <w:b/>
+          <w:bCs/>
+          <w:color w:val="00B0F0"/>
+        </w:rPr>
+        <w:t>倍率"</w:t>
+      </w:r>
+      <w:r>
+        <w:rPr>
+          <w:rFonts w:hint="eastAsia"/>
+          <w:color w:val="00B0F0"/>
+        </w:rPr>
+        <w:t>，</w:t>
+      </w:r>
+      <w:proofErr w:type="gramEnd"/>
+      <w:r>
+        <w:rPr>
+          <w:rFonts w:hint="eastAsia"/>
+          <w:color w:val="00B0F0"/>
+        </w:rPr>
+        <w:t>所以</w:t>
+      </w:r>
+      <w:proofErr w:type="spellStart"/>
+      <w:r>
+        <w:rPr>
+          <w:rFonts w:hint="eastAsia"/>
+          <w:color w:val="00B0F0"/>
+        </w:rPr>
+        <w:t>t</w:t>
+      </w:r>
+      <w:r>
+        <w:rPr>
+          <w:color w:val="00B0F0"/>
+        </w:rPr>
+        <w:t>imeScale</w:t>
+      </w:r>
+      <w:proofErr w:type="spellEnd"/>
+      <w:r>
+        <w:rPr>
+          <w:color w:val="00B0F0"/>
+        </w:rPr>
+        <w:t>值越大，</w:t>
       </w:r>
       <w:r>
         <w:rPr>
@@ -2721,7 +4156,23 @@
           <w:rFonts w:hint="eastAsia"/>
           <w:color w:val="00B0F0"/>
         </w:rPr>
-        <w:t>对于timeLine的duration，</w:t>
+        <w:t>对于</w:t>
+      </w:r>
+      <w:proofErr w:type="spellStart"/>
+      <w:r>
+        <w:rPr>
+          <w:rFonts w:hint="eastAsia"/>
+          <w:color w:val="00B0F0"/>
+        </w:rPr>
+        <w:t>timeLine</w:t>
+      </w:r>
+      <w:proofErr w:type="spellEnd"/>
+      <w:r>
+        <w:rPr>
+          <w:rFonts w:hint="eastAsia"/>
+          <w:color w:val="00B0F0"/>
+        </w:rPr>
+        <w:t>的duration，</w:t>
       </w:r>
       <w:r>
         <w:rPr>
@@ -2740,26 +4191,42 @@
         <w:rPr>
           <w:color w:val="00B0F0"/>
         </w:rPr>
-        <w:t>并不会改变其内容本身的实际时长，而只会通过调整 timeScale来使当前内容适配到指定的总时长。</w:t>
-      </w:r>
-    </w:p>
-    <w:p>
-      <w:pPr>
-        <w:rPr>
-          <w:rFonts w:hint="eastAsia"/>
-          <w:color w:val="00B0F0"/>
-        </w:rPr>
-      </w:pPr>
-    </w:p>
-    <w:p>
-      <w:pPr>
-        <w:rPr>
-          <w:rFonts w:hint="eastAsia"/>
-        </w:rPr>
-      </w:pPr>
+        <w:t xml:space="preserve">并不会改变其内容本身的实际时长，而只会通过调整 </w:t>
+      </w:r>
+      <w:proofErr w:type="spellStart"/>
+      <w:r>
+        <w:rPr>
+          <w:color w:val="00B0F0"/>
+        </w:rPr>
+        <w:t>timeScale</w:t>
+      </w:r>
+      <w:proofErr w:type="spellEnd"/>
+      <w:r>
+        <w:rPr>
+          <w:color w:val="00B0F0"/>
+        </w:rPr>
+        <w:t>来使当前内容适配到指定的总时长。</w:t>
+      </w:r>
+    </w:p>
+    <w:p>
+      <w:pPr>
+        <w:rPr>
+          <w:rFonts w:hint="eastAsia"/>
+          <w:color w:val="00B0F0"/>
+        </w:rPr>
+      </w:pPr>
+    </w:p>
+    <w:p>
+      <w:pPr>
+        <w:rPr>
+          <w:rFonts w:hint="eastAsia"/>
+        </w:rPr>
+      </w:pPr>
+      <w:proofErr w:type="spellStart"/>
       <w:r>
         <w:t>ScrollTrigger</w:t>
       </w:r>
+      <w:proofErr w:type="spellEnd"/>
       <w:r>
         <w:rPr>
           <w:rFonts w:hint="eastAsia"/>
@@ -2796,11 +4263,103 @@
         </w:rPr>
         <w:t>把</w:t>
       </w:r>
-      <w:r>
-        <w:rPr>
-          <w:rFonts w:hint="eastAsia"/>
-        </w:rPr>
-        <w:t>scollTrigger插件添加到timeLine后，scrollTrigger会接管timeLine的播放头，此时，若tineLine中有许多动画，那么每个动画都可以单独设置动画的duration，scrollTrigger会自动设置每个动画在timeLine中的开始位置。</w:t>
+      <w:proofErr w:type="spellStart"/>
+      <w:r>
+        <w:rPr>
+          <w:rFonts w:hint="eastAsia"/>
+        </w:rPr>
+        <w:t>scollTrigger</w:t>
+      </w:r>
+      <w:proofErr w:type="spellEnd"/>
+      <w:r>
+        <w:rPr>
+          <w:rFonts w:hint="eastAsia"/>
+        </w:rPr>
+        <w:t>插件添加到</w:t>
+      </w:r>
+      <w:proofErr w:type="spellStart"/>
+      <w:r>
+        <w:rPr>
+          <w:rFonts w:hint="eastAsia"/>
+        </w:rPr>
+        <w:t>timeLine</w:t>
+      </w:r>
+      <w:proofErr w:type="spellEnd"/>
+      <w:r>
+        <w:rPr>
+          <w:rFonts w:hint="eastAsia"/>
+        </w:rPr>
+        <w:t>后，</w:t>
+      </w:r>
+      <w:proofErr w:type="spellStart"/>
+      <w:r>
+        <w:rPr>
+          <w:rFonts w:hint="eastAsia"/>
+        </w:rPr>
+        <w:t>scrollTrigger</w:t>
+      </w:r>
+      <w:proofErr w:type="spellEnd"/>
+      <w:r>
+        <w:rPr>
+          <w:rFonts w:hint="eastAsia"/>
+        </w:rPr>
+        <w:t>会接管</w:t>
+      </w:r>
+      <w:proofErr w:type="spellStart"/>
+      <w:r>
+        <w:rPr>
+          <w:rFonts w:hint="eastAsia"/>
+        </w:rPr>
+        <w:t>timeLine</w:t>
+      </w:r>
+      <w:proofErr w:type="spellEnd"/>
+      <w:r>
+        <w:rPr>
+          <w:rFonts w:hint="eastAsia"/>
+        </w:rPr>
+        <w:t>的播放头，此时，若</w:t>
+      </w:r>
+      <w:proofErr w:type="spellStart"/>
+      <w:r>
+        <w:rPr>
+          <w:rFonts w:hint="eastAsia"/>
+        </w:rPr>
+        <w:t>tineLine</w:t>
+      </w:r>
+      <w:proofErr w:type="spellEnd"/>
+      <w:r>
+        <w:rPr>
+          <w:rFonts w:hint="eastAsia"/>
+        </w:rPr>
+        <w:t>中有许多动画，那么每个动画都可以单独设置动画的duration，</w:t>
+      </w:r>
+      <w:proofErr w:type="spellStart"/>
+      <w:r>
+        <w:rPr>
+          <w:rFonts w:hint="eastAsia"/>
+        </w:rPr>
+        <w:t>scrollTrigger</w:t>
+      </w:r>
+      <w:proofErr w:type="spellEnd"/>
+      <w:r>
+        <w:rPr>
+          <w:rFonts w:hint="eastAsia"/>
+        </w:rPr>
+        <w:t>会自动设置每个动画在</w:t>
+      </w:r>
+      <w:proofErr w:type="spellStart"/>
+      <w:r>
+        <w:rPr>
+          <w:rFonts w:hint="eastAsia"/>
+        </w:rPr>
+        <w:t>timeLine</w:t>
+      </w:r>
+      <w:proofErr w:type="spellEnd"/>
+      <w:r>
+        <w:rPr>
+          <w:rFonts w:hint="eastAsia"/>
+        </w:rPr>
+        <w:t>中的开始位置。</w:t>
       </w:r>
     </w:p>
     <w:p>
@@ -2818,7 +4377,21 @@
         <w:rPr>
           <w:rFonts w:hint="eastAsia"/>
         </w:rPr>
-        <w:t>：一个元素可以设置多个scrollTrigger监控：</w:t>
+        <w:t>：一个元素可以设置多个</w:t>
+      </w:r>
+      <w:proofErr w:type="spellStart"/>
+      <w:r>
+        <w:rPr>
+          <w:rFonts w:hint="eastAsia"/>
+        </w:rPr>
+        <w:t>scrollTrigger</w:t>
+      </w:r>
+      <w:proofErr w:type="spellEnd"/>
+      <w:r>
+        <w:rPr>
+          <w:rFonts w:hint="eastAsia"/>
+        </w:rPr>
+        <w:t>监控：</w:t>
       </w:r>
     </w:p>
     <w:p>
@@ -2882,7 +4455,35 @@
         <w:rPr>
           <w:rFonts w:hint="eastAsia"/>
         </w:rPr>
-        <w:t>一个scrollTrigger控制多个元素和多个scrollTrigger控制多个元素的区别：</w:t>
+        <w:t>一个</w:t>
+      </w:r>
+      <w:proofErr w:type="spellStart"/>
+      <w:r>
+        <w:rPr>
+          <w:rFonts w:hint="eastAsia"/>
+        </w:rPr>
+        <w:t>scrollTrigger</w:t>
+      </w:r>
+      <w:proofErr w:type="spellEnd"/>
+      <w:r>
+        <w:rPr>
+          <w:rFonts w:hint="eastAsia"/>
+        </w:rPr>
+        <w:t>控制多个元素和多个</w:t>
+      </w:r>
+      <w:proofErr w:type="spellStart"/>
+      <w:r>
+        <w:rPr>
+          <w:rFonts w:hint="eastAsia"/>
+        </w:rPr>
+        <w:t>scrollTrigger</w:t>
+      </w:r>
+      <w:proofErr w:type="spellEnd"/>
+      <w:r>
+        <w:rPr>
+          <w:rFonts w:hint="eastAsia"/>
+        </w:rPr>
+        <w:t>控制多个元素的区别：</w:t>
       </w:r>
     </w:p>
     <w:p>
@@ -2952,7 +4553,47 @@
         <w:t>：</w:t>
       </w:r>
       <w:r>
-        <w:t>如果您有任何设置了固定定位（pin）元素的 ScrollTrigger（且使用默认的 pinSpacing: true），那么创建 ScrollTrigger 的顺序就非常重要。这是因为在具有固定定位的 ScrollTrigger 之后创建的任何 ScrollTrigger，都需要补偿因固定定位而增加的额外滚动距离。</w:t>
+        <w:t xml:space="preserve">如果您有任何设置了固定定位（pin）元素的 </w:t>
+      </w:r>
+      <w:proofErr w:type="spellStart"/>
+      <w:r>
+        <w:t>ScrollTrigger</w:t>
+      </w:r>
+      <w:proofErr w:type="spellEnd"/>
+      <w:r>
+        <w:t xml:space="preserve">（且使用默认的 </w:t>
+      </w:r>
+      <w:proofErr w:type="spellStart"/>
+      <w:r>
+        <w:t>pinSpacing</w:t>
+      </w:r>
+      <w:proofErr w:type="spellEnd"/>
+      <w:r>
+        <w:t xml:space="preserve">: true），那么创建 </w:t>
+      </w:r>
+      <w:proofErr w:type="spellStart"/>
+      <w:r>
+        <w:t>ScrollTrigger</w:t>
+      </w:r>
+      <w:proofErr w:type="spellEnd"/>
+      <w:r>
+        <w:t xml:space="preserve"> 的顺序就非常重要。这是因为在具有固定定位的 </w:t>
+      </w:r>
+      <w:proofErr w:type="spellStart"/>
+      <w:r>
+        <w:t>ScrollTrigger</w:t>
+      </w:r>
+      <w:proofErr w:type="spellEnd"/>
+      <w:r>
+        <w:t xml:space="preserve"> 之后创建的任何 </w:t>
+      </w:r>
+      <w:proofErr w:type="spellStart"/>
+      <w:r>
+        <w:t>ScrollTrigger</w:t>
+      </w:r>
+      <w:proofErr w:type="spellEnd"/>
+      <w:r>
+        <w:t>，都需要补偿因固定定位而增加的额外滚动距离。</w:t>
       </w:r>
     </w:p>
     <w:p>
@@ -2987,7 +4628,21 @@
         <w:rPr>
           <w:rFonts w:hint="eastAsia"/>
         </w:rPr>
-        <w:t>的元素，scrollTrigger会在该元素外面包一层</w:t>
+        <w:t>的元素，</w:t>
+      </w:r>
+      <w:proofErr w:type="spellStart"/>
+      <w:r>
+        <w:rPr>
+          <w:rFonts w:hint="eastAsia"/>
+        </w:rPr>
+        <w:t>scrollTrigger</w:t>
+      </w:r>
+      <w:proofErr w:type="spellEnd"/>
+      <w:r>
+        <w:rPr>
+          <w:rFonts w:hint="eastAsia"/>
+        </w:rPr>
+        <w:t>会在该元素外面包一层</w:t>
       </w:r>
       <w:r>
         <w:rPr>
@@ -3001,8 +4656,13 @@
         </w:rPr>
         <w:t>可以通过设置</w:t>
       </w:r>
-      <w:r>
-        <w:t>pinSpacing: false</w:t>
+      <w:proofErr w:type="spellStart"/>
+      <w:r>
+        <w:t>pinSpacing</w:t>
+      </w:r>
+      <w:proofErr w:type="spellEnd"/>
+      <w:r>
+        <w:t>: false</w:t>
       </w:r>
       <w:r>
         <w:rPr>
@@ -3014,7 +4674,21 @@
         <w:rPr>
           <w:rFonts w:hint="eastAsia"/>
         </w:rPr>
-        <w:t>，也可以通过设置pinSpacing:margin修改padding为margin</w:t>
+        <w:t>，也可以通过设置</w:t>
+      </w:r>
+      <w:proofErr w:type="spellStart"/>
+      <w:r>
+        <w:rPr>
+          <w:rFonts w:hint="eastAsia"/>
+        </w:rPr>
+        <w:t>pinSpacing:margin</w:t>
+      </w:r>
+      <w:proofErr w:type="spellEnd"/>
+      <w:r>
+        <w:rPr>
+          <w:rFonts w:hint="eastAsia"/>
+        </w:rPr>
+        <w:t>修改padding为margin</w:t>
       </w:r>
       <w:r>
         <w:rPr>
@@ -3023,7 +4697,15 @@
         <w:t>。</w:t>
       </w:r>
       <w:r>
-        <w:t>重要提示：如果容器设置为 display: flex，pinSpacing会默认为 false，因为在这种布局上下文中，内边距的行为方式不同</w:t>
+        <w:t>重要提示：如果容器设置为 display: flex，</w:t>
+      </w:r>
+      <w:proofErr w:type="spellStart"/>
+      <w:r>
+        <w:t>pinSpacing</w:t>
+      </w:r>
+      <w:proofErr w:type="spellEnd"/>
+      <w:r>
+        <w:t>会默认为 false，因为在这种布局上下文中，内边距的行为方式不同</w:t>
       </w:r>
       <w:r>
         <w:rPr>
@@ -3074,7 +4756,47 @@
         </w:rPr>
       </w:pPr>
       <w:r>
-        <w:t>要解决此问题，您可以按照滚动时触发器的先后顺序来创建 ScrollTrigger，或者使用 ScrollTrigger 的 refreshPriority属性来让某些 ScrollTrigger 优先计算其位置（refreshPriority的值越高，位置计算得越早）</w:t>
+        <w:t xml:space="preserve">要解决此问题，您可以按照滚动时触发器的先后顺序来创建 </w:t>
+      </w:r>
+      <w:proofErr w:type="spellStart"/>
+      <w:r>
+        <w:t>ScrollTrigger</w:t>
+      </w:r>
+      <w:proofErr w:type="spellEnd"/>
+      <w:r>
+        <w:t xml:space="preserve">，或者使用 </w:t>
+      </w:r>
+      <w:proofErr w:type="spellStart"/>
+      <w:r>
+        <w:t>ScrollTrigger</w:t>
+      </w:r>
+      <w:proofErr w:type="spellEnd"/>
+      <w:r>
+        <w:t xml:space="preserve"> 的 </w:t>
+      </w:r>
+      <w:proofErr w:type="spellStart"/>
+      <w:r>
+        <w:t>refreshPriority</w:t>
+      </w:r>
+      <w:proofErr w:type="spellEnd"/>
+      <w:r>
+        <w:t xml:space="preserve">属性来让某些 </w:t>
+      </w:r>
+      <w:proofErr w:type="spellStart"/>
+      <w:r>
+        <w:t>ScrollTrigger</w:t>
+      </w:r>
+      <w:proofErr w:type="spellEnd"/>
+      <w:r>
+        <w:t xml:space="preserve"> 优先计算其位置（</w:t>
+      </w:r>
+      <w:proofErr w:type="spellStart"/>
+      <w:r>
+        <w:t>refreshPriority</w:t>
+      </w:r>
+      <w:proofErr w:type="spellEnd"/>
+      <w:r>
+        <w:t>的值越高，位置计算得越早）</w:t>
       </w:r>
       <w:r>
         <w:rPr>
@@ -3122,7 +4844,47 @@
         </w:rPr>
       </w:pPr>
       <w:r>
-        <w:t>"scrub" 动画的持续时间总是被强制设定为恰好适应 ScrollTrigger 的起始和结束位置之间的滚动距离，因此如果 ScrollTrigger 的 start和 end值保持不变，仅增加 duration值是无效的。要延长动画时间，只需将 end值设置得更远即可。例如，将 end: "+=300"改为 end: "+=600"，动画持续时间就会变为原来的两倍。</w:t>
+        <w:t xml:space="preserve">"scrub" 动画的持续时间总是被强制设定为恰好适应 </w:t>
+      </w:r>
+      <w:proofErr w:type="spellStart"/>
+      <w:r>
+        <w:t>ScrollTrigger</w:t>
+      </w:r>
+      <w:proofErr w:type="spellEnd"/>
+      <w:r>
+        <w:t xml:space="preserve"> 的起始和结束位置之间的滚动距离，因此如果 </w:t>
+      </w:r>
+      <w:proofErr w:type="spellStart"/>
+      <w:r>
+        <w:t>ScrollTrigger</w:t>
+      </w:r>
+      <w:proofErr w:type="spellEnd"/>
+      <w:r>
+        <w:t xml:space="preserve"> 的 start和 end值保持不变，仅增加 duration值是无效的。要延长动画时间，只需将 end值设置得更远即可。例如，将 end: </w:t>
+      </w:r>
+      <w:proofErr w:type="gramStart"/>
+      <w:r>
+        <w:t>"+</w:t>
+      </w:r>
+      <w:proofErr w:type="gramEnd"/>
+      <w:r>
+        <w:t xml:space="preserve">=300"改为 end: </w:t>
+      </w:r>
+      <w:proofErr w:type="gramStart"/>
+      <w:r>
+        <w:t>"+</w:t>
+      </w:r>
+      <w:proofErr w:type="gramEnd"/>
+      <w:r>
+        <w:t>=</w:t>
+      </w:r>
+      <w:proofErr w:type="gramStart"/>
+      <w:r>
+        <w:t>600"，</w:t>
+      </w:r>
+      <w:proofErr w:type="gramEnd"/>
+      <w:r>
+        <w:t>动画持续时间就会变为原来的两倍。</w:t>
       </w:r>
     </w:p>
     <w:p>
@@ -3152,7 +4914,15 @@
         <w:t>：</w:t>
       </w:r>
       <w:r>
-        <w:t>导航返回页面导致 ScrollTrigger 失效</w:t>
+        <w:t xml:space="preserve">导航返回页面导致 </w:t>
+      </w:r>
+      <w:proofErr w:type="spellStart"/>
+      <w:r>
+        <w:t>ScrollTrigger</w:t>
+      </w:r>
+      <w:proofErr w:type="spellEnd"/>
+      <w:r>
+        <w:t xml:space="preserve"> 失效</w:t>
       </w:r>
     </w:p>
     <w:p>
@@ -3164,7 +4934,31 @@
         </w:rPr>
       </w:pPr>
       <w:r>
-        <w:t>如果您正在开发单页应用程序（SPA；例如使用 React 或 Vue 等框架，或 Highway.js、Swup、Barba.js 等页面过渡库，或类似技术）并且使用了 ScrollTrigger，那么在导航回已经访问过的页面时可能会遇到问题。这通常是因为 SPA 不会自动销毁和重新创建您的 ScrollTrigger 实例，因此您需要在页面或组件之间导航时自行处理。</w:t>
+        <w:t>如果您正在开发单页应用程序（SPA；例如使用 React 或 Vue 等框架，或 Highway.js、</w:t>
+      </w:r>
+      <w:proofErr w:type="spellStart"/>
+      <w:r>
+        <w:t>Swup</w:t>
+      </w:r>
+      <w:proofErr w:type="spellEnd"/>
+      <w:r>
+        <w:t xml:space="preserve">、Barba.js 等页面过渡库，或类似技术）并且使用了 </w:t>
+      </w:r>
+      <w:proofErr w:type="spellStart"/>
+      <w:r>
+        <w:t>ScrollTrigger</w:t>
+      </w:r>
+      <w:proofErr w:type="spellEnd"/>
+      <w:r>
+        <w:t xml:space="preserve">，那么在导航回已经访问过的页面时可能会遇到问题。这通常是因为 SPA 不会自动销毁和重新创建您的 </w:t>
+      </w:r>
+      <w:proofErr w:type="spellStart"/>
+      <w:r>
+        <w:t>ScrollTrigger</w:t>
+      </w:r>
+      <w:proofErr w:type="spellEnd"/>
+      <w:r>
+        <w:t xml:space="preserve"> 实例，因此您需要在页面或组件之间导航时自行处理。</w:t>
       </w:r>
     </w:p>
     <w:p>
@@ -3176,7 +4970,31 @@
         </w:rPr>
       </w:pPr>
       <w:r>
-        <w:t>为此，您应该在使用框架的卸载（unmount）或等效生命周期回调中，销毁所有相关的 ScrollTrigger。然后，确保在新的组件/页面的挂载（mount）或等效回调中重新创建所需的 ScrollTrigger。在某些情况下，如果动画目标等仍然存在但测量值不正确，您可能只需要调用 ScrollTrigger.refresh()。</w:t>
+        <w:t xml:space="preserve">为此，您应该在使用框架的卸载（unmount）或等效生命周期回调中，销毁所有相关的 </w:t>
+      </w:r>
+      <w:proofErr w:type="spellStart"/>
+      <w:r>
+        <w:t>ScrollTrigger</w:t>
+      </w:r>
+      <w:proofErr w:type="spellEnd"/>
+      <w:r>
+        <w:t xml:space="preserve">。然后，确保在新的组件/页面的挂载（mount）或等效回调中重新创建所需的 </w:t>
+      </w:r>
+      <w:proofErr w:type="spellStart"/>
+      <w:r>
+        <w:t>ScrollTrigger</w:t>
+      </w:r>
+      <w:proofErr w:type="spellEnd"/>
+      <w:r>
+        <w:t xml:space="preserve">。在某些情况下，如果动画目标等仍然存在但测量值不正确，您可能只需要调用 </w:t>
+      </w:r>
+      <w:proofErr w:type="spellStart"/>
+      <w:r>
+        <w:t>ScrollTrigger.refresh</w:t>
+      </w:r>
+      <w:proofErr w:type="spellEnd"/>
+      <w:r>
+        <w:t>()。</w:t>
       </w:r>
     </w:p>
     <w:p>
@@ -3285,7 +5103,21 @@
         <w:rPr>
           <w:rFonts w:hint="eastAsia"/>
         </w:rPr>
-        <w:t>：可以直接创建滚动动画而不依赖于gsap，例如：</w:t>
+        <w:t>：可以直接创建滚动动画而不依赖于</w:t>
+      </w:r>
+      <w:proofErr w:type="spellStart"/>
+      <w:r>
+        <w:rPr>
+          <w:rFonts w:hint="eastAsia"/>
+        </w:rPr>
+        <w:t>gsap</w:t>
+      </w:r>
+      <w:proofErr w:type="spellEnd"/>
+      <w:r>
+        <w:rPr>
+          <w:rFonts w:hint="eastAsia"/>
+        </w:rPr>
+        <w:t>，例如：</w:t>
       </w:r>
     </w:p>
     <w:p>
@@ -3455,7 +5287,23 @@
         <w:t>位置。</w:t>
       </w:r>
       <w:r>
-        <w:t>如果您要固定的元素嵌套在另一个也被固定的元素内部，请确保定义一个 pinnedContainer，以便 ScrollTrigger 知道相应地调整 start/end位置的偏移量。</w:t>
+        <w:t xml:space="preserve">如果您要固定的元素嵌套在另一个也被固定的元素内部，请确保定义一个 </w:t>
+      </w:r>
+      <w:proofErr w:type="spellStart"/>
+      <w:r>
+        <w:t>pinnedContainer</w:t>
+      </w:r>
+      <w:proofErr w:type="spellEnd"/>
+      <w:r>
+        <w:t xml:space="preserve">，以便 </w:t>
+      </w:r>
+      <w:proofErr w:type="spellStart"/>
+      <w:r>
+        <w:t>ScrollTrigger</w:t>
+      </w:r>
+      <w:proofErr w:type="spellEnd"/>
+      <w:r>
+        <w:t xml:space="preserve"> 知道相应地调整 start/end位置的偏移量。</w:t>
       </w:r>
     </w:p>
     <w:p>
@@ -3473,7 +5321,35 @@
         <w:rPr>
           <w:rFonts w:hint="eastAsia"/>
         </w:rPr>
-        <w:t>：当固定的元素里面包含iframe时，需要给iframe指定一个单独的占位符：</w:t>
+        <w:t>：当固定的元素里面包含</w:t>
+      </w:r>
+      <w:proofErr w:type="spellStart"/>
+      <w:r>
+        <w:rPr>
+          <w:rFonts w:hint="eastAsia"/>
+        </w:rPr>
+        <w:t>iframe</w:t>
+      </w:r>
+      <w:proofErr w:type="spellEnd"/>
+      <w:r>
+        <w:rPr>
+          <w:rFonts w:hint="eastAsia"/>
+        </w:rPr>
+        <w:t>时，需要给</w:t>
+      </w:r>
+      <w:proofErr w:type="spellStart"/>
+      <w:r>
+        <w:rPr>
+          <w:rFonts w:hint="eastAsia"/>
+        </w:rPr>
+        <w:t>iframe</w:t>
+      </w:r>
+      <w:proofErr w:type="spellEnd"/>
+      <w:r>
+        <w:rPr>
+          <w:rFonts w:hint="eastAsia"/>
+        </w:rPr>
+        <w:t>指定一个单独的占位符：</w:t>
       </w:r>
     </w:p>
     <w:p>
@@ -3518,7 +5394,35 @@
         <w:rPr>
           <w:rFonts w:hint="eastAsia"/>
         </w:rPr>
-        <w:t xml:space="preserve">  &lt;div class="pin-spacer"&gt;&lt;/div&gt; &lt;!-- 专门的 pinSpacer 元素 --&gt;</w:t>
+        <w:t xml:space="preserve">  &lt;div class="pin-spacer"&gt;&lt;/div&gt; </w:t>
+      </w:r>
+      <w:proofErr w:type="gramStart"/>
+      <w:r>
+        <w:rPr>
+          <w:rFonts w:hint="eastAsia"/>
+        </w:rPr>
+        <w:t>&lt;!--</w:t>
+      </w:r>
+      <w:proofErr w:type="gramEnd"/>
+      <w:r>
+        <w:rPr>
+          <w:rFonts w:hint="eastAsia"/>
+        </w:rPr>
+        <w:t xml:space="preserve"> 专门的 </w:t>
+      </w:r>
+      <w:proofErr w:type="spellStart"/>
+      <w:r>
+        <w:rPr>
+          <w:rFonts w:hint="eastAsia"/>
+        </w:rPr>
+        <w:t>pinSpacer</w:t>
+      </w:r>
+      <w:proofErr w:type="spellEnd"/>
+      <w:r>
+        <w:rPr>
+          <w:rFonts w:hint="eastAsia"/>
+        </w:rPr>
+        <w:t xml:space="preserve"> 元素 --&gt;</w:t>
       </w:r>
     </w:p>
     <w:p>
@@ -3533,7 +5437,49 @@
         <w:rPr>
           <w:rFonts w:hint="eastAsia"/>
         </w:rPr>
-        <w:t xml:space="preserve">  &lt;iframe src="..."&gt;&lt;/iframe&gt;</w:t>
+        <w:t xml:space="preserve">  &lt;</w:t>
+      </w:r>
+      <w:proofErr w:type="spellStart"/>
+      <w:r>
+        <w:rPr>
+          <w:rFonts w:hint="eastAsia"/>
+        </w:rPr>
+        <w:t>iframe</w:t>
+      </w:r>
+      <w:proofErr w:type="spellEnd"/>
+      <w:r>
+        <w:rPr>
+          <w:rFonts w:hint="eastAsia"/>
+        </w:rPr>
+        <w:t xml:space="preserve"> </w:t>
+      </w:r>
+      <w:proofErr w:type="spellStart"/>
+      <w:r>
+        <w:rPr>
+          <w:rFonts w:hint="eastAsia"/>
+        </w:rPr>
+        <w:t>src</w:t>
+      </w:r>
+      <w:proofErr w:type="spellEnd"/>
+      <w:r>
+        <w:rPr>
+          <w:rFonts w:hint="eastAsia"/>
+        </w:rPr>
+        <w:t>="..."&gt;&lt;/</w:t>
+      </w:r>
+      <w:proofErr w:type="spellStart"/>
+      <w:r>
+        <w:rPr>
+          <w:rFonts w:hint="eastAsia"/>
+        </w:rPr>
+        <w:t>iframe</w:t>
+      </w:r>
+      <w:proofErr w:type="spellEnd"/>
+      <w:r>
+        <w:rPr>
+          <w:rFonts w:hint="eastAsia"/>
+        </w:rPr>
+        <w:t>&gt;</w:t>
       </w:r>
     </w:p>
     <w:p>
@@ -3563,8 +5509,30 @@
         <w:rPr>
           <w:rFonts w:hint="eastAsia"/>
         </w:rPr>
-        <w:t>// 在 ScrollTrigger 配置中引用这个 pinSpacer</w:t>
-      </w:r>
+        <w:t xml:space="preserve">// 在 </w:t>
+      </w:r>
+      <w:proofErr w:type="spellStart"/>
+      <w:r>
+        <w:rPr>
+          <w:rFonts w:hint="eastAsia"/>
+        </w:rPr>
+        <w:t>ScrollTrigger</w:t>
+      </w:r>
+      <w:proofErr w:type="spellEnd"/>
+      <w:r>
+        <w:rPr>
+          <w:rFonts w:hint="eastAsia"/>
+        </w:rPr>
+        <w:t xml:space="preserve"> 配置中引用这个 </w:t>
+      </w:r>
+      <w:proofErr w:type="spellStart"/>
+      <w:r>
+        <w:rPr>
+          <w:rFonts w:hint="eastAsia"/>
+        </w:rPr>
+        <w:t>pinSpacer</w:t>
+      </w:r>
+      <w:proofErr w:type="spellEnd"/>
     </w:p>
     <w:p>
       <w:pPr>
@@ -3574,11 +5542,19 @@
           <w:rFonts w:hint="eastAsia"/>
         </w:rPr>
       </w:pPr>
-      <w:r>
-        <w:rPr>
-          <w:rFonts w:hint="eastAsia"/>
-        </w:rPr>
-        <w:t>ScrollTrigger.create({</w:t>
+      <w:proofErr w:type="spellStart"/>
+      <w:r>
+        <w:rPr>
+          <w:rFonts w:hint="eastAsia"/>
+        </w:rPr>
+        <w:t>ScrollTrigger.create</w:t>
+      </w:r>
+      <w:proofErr w:type="spellEnd"/>
+      <w:r>
+        <w:rPr>
+          <w:rFonts w:hint="eastAsia"/>
+        </w:rPr>
+        <w:t>({</w:t>
       </w:r>
     </w:p>
     <w:p>
@@ -3593,7 +5569,21 @@
         <w:rPr>
           <w:rFonts w:hint="eastAsia"/>
         </w:rPr>
-        <w:t xml:space="preserve">  trigger: ".section-to-pin",</w:t>
+        <w:t xml:space="preserve">  trigger: </w:t>
+      </w:r>
+      <w:proofErr w:type="gramStart"/>
+      <w:r>
+        <w:rPr>
+          <w:rFonts w:hint="eastAsia"/>
+        </w:rPr>
+        <w:t>".section</w:t>
+      </w:r>
+      <w:proofErr w:type="gramEnd"/>
+      <w:r>
+        <w:rPr>
+          <w:rFonts w:hint="eastAsia"/>
+        </w:rPr>
+        <w:t>-to-pin",</w:t>
       </w:r>
     </w:p>
     <w:p>
@@ -3623,7 +5613,21 @@
         <w:rPr>
           <w:rFonts w:hint="eastAsia"/>
         </w:rPr>
-        <w:t xml:space="preserve">  pinSpacer: ".pin-spacer" // 明确指定使用这个元素作为占位符</w:t>
+        <w:t xml:space="preserve">  </w:t>
+      </w:r>
+      <w:proofErr w:type="spellStart"/>
+      <w:r>
+        <w:rPr>
+          <w:rFonts w:hint="eastAsia"/>
+        </w:rPr>
+        <w:t>pinSpacer</w:t>
+      </w:r>
+      <w:proofErr w:type="spellEnd"/>
+      <w:r>
+        <w:rPr>
+          <w:rFonts w:hint="eastAsia"/>
+        </w:rPr>
+        <w:t>: ".pin-spacer" // 明确指定使用这个元素作为占位符</w:t>
       </w:r>
     </w:p>
     <w:p>
@@ -3661,7 +5665,31 @@
         </w:rPr>
       </w:pPr>
       <w:r>
-        <w:t>GSAP 中的 globalTimeline和普通 timeline（通过 gsap.timeline()创建）在动画控制的范围和层级上有着根本的不同。简单来说，globalTimeline是 GSAP 动画系统的</w:t>
+        <w:t xml:space="preserve">GSAP 中的 </w:t>
+      </w:r>
+      <w:proofErr w:type="spellStart"/>
+      <w:r>
+        <w:t>globalTimeline</w:t>
+      </w:r>
+      <w:proofErr w:type="spellEnd"/>
+      <w:r>
+        <w:t xml:space="preserve">和普通 timeline（通过 </w:t>
+      </w:r>
+      <w:proofErr w:type="spellStart"/>
+      <w:r>
+        <w:t>gsap.timeline</w:t>
+      </w:r>
+      <w:proofErr w:type="spellEnd"/>
+      <w:r>
+        <w:t>()创建）在动画控制的范围和层级上有着根本的不同。简单来说，</w:t>
+      </w:r>
+      <w:proofErr w:type="spellStart"/>
+      <w:r>
+        <w:t>globalTimeline</w:t>
+      </w:r>
+      <w:proofErr w:type="spellEnd"/>
+      <w:r>
+        <w:t>是 GSAP 动画系统的</w:t>
       </w:r>
       <w:r>
         <w:rPr>
@@ -3783,13 +5811,31 @@
                 <w:bCs/>
               </w:rPr>
             </w:pPr>
+            <w:proofErr w:type="spellStart"/>
             <w:r>
               <w:rPr>
                 <w:b/>
                 <w:bCs/>
               </w:rPr>
-              <w:t>globalTimeline (全局时间轴)</w:t>
+              <w:t>globalTimeline</w:t>
             </w:r>
+            <w:proofErr w:type="spellEnd"/>
+            <w:r>
+              <w:rPr>
+                <w:b/>
+                <w:bCs/>
+              </w:rPr>
+              <w:t xml:space="preserve"> </w:t>
+            </w:r>
+            <w:proofErr w:type="gramStart"/>
+            <w:r>
+              <w:rPr>
+                <w:b/>
+                <w:bCs/>
+              </w:rPr>
+              <w:t>(全局时间轴)</w:t>
+            </w:r>
+            <w:proofErr w:type="gramEnd"/>
           </w:p>
         </w:tc>
         <w:tc>
@@ -3823,8 +5869,17 @@
                 <w:b/>
                 <w:bCs/>
               </w:rPr>
-              <w:t>普通 Timeline (局部时间轴)</w:t>
+              <w:t xml:space="preserve">普通 Timeline </w:t>
             </w:r>
+            <w:proofErr w:type="gramStart"/>
+            <w:r>
+              <w:rPr>
+                <w:b/>
+                <w:bCs/>
+              </w:rPr>
+              <w:t>(局部时间轴)</w:t>
+            </w:r>
+            <w:proofErr w:type="gramEnd"/>
           </w:p>
         </w:tc>
       </w:tr>
@@ -4024,7 +6079,15 @@
               </w:rPr>
             </w:pPr>
             <w:r>
-              <w:t>内置对象，通过 gsap.globalTimeline访问</w:t>
+              <w:t xml:space="preserve">内置对象，通过 </w:t>
+            </w:r>
+            <w:proofErr w:type="spellStart"/>
+            <w:r>
+              <w:t>gsap.globalTimeline</w:t>
+            </w:r>
+            <w:proofErr w:type="spellEnd"/>
+            <w:r>
+              <w:t>访问</w:t>
             </w:r>
           </w:p>
         </w:tc>
@@ -4053,7 +6116,15 @@
               </w:rPr>
             </w:pPr>
             <w:r>
-              <w:t>通过 gsap.timeline()显式创建</w:t>
+              <w:t xml:space="preserve">通过 </w:t>
+            </w:r>
+            <w:proofErr w:type="spellStart"/>
+            <w:r>
+              <w:t>gsap.timeline</w:t>
+            </w:r>
+            <w:proofErr w:type="spellEnd"/>
+            <w:r>
+              <w:t>()显式创建</w:t>
             </w:r>
           </w:p>
         </w:tc>
@@ -4389,8 +6460,34 @@
                 <w:rFonts w:hint="eastAsia"/>
               </w:rPr>
             </w:pPr>
+            <w:proofErr w:type="gramStart"/>
             <w:r>
-              <w:t>.pause(), .play(), .timeScale()</w:t>
+              <w:t>.pause</w:t>
+            </w:r>
+            <w:proofErr w:type="gramEnd"/>
+            <w:r>
+              <w:t>()</w:t>
+            </w:r>
+            <w:proofErr w:type="gramStart"/>
+            <w:r>
+              <w:t>, .play</w:t>
+            </w:r>
+            <w:proofErr w:type="gramEnd"/>
+            <w:r>
+              <w:t>()</w:t>
+            </w:r>
+            <w:proofErr w:type="gramStart"/>
+            <w:r>
+              <w:t>, .</w:t>
+            </w:r>
+            <w:proofErr w:type="spellStart"/>
+            <w:r>
+              <w:t>timeScale</w:t>
+            </w:r>
+            <w:proofErr w:type="spellEnd"/>
+            <w:proofErr w:type="gramEnd"/>
+            <w:r>
+              <w:t>()</w:t>
             </w:r>
           </w:p>
         </w:tc>
@@ -4419,7 +6516,47 @@
               </w:rPr>
             </w:pPr>
             <w:r>
-              <w:t>.to(), .from(), .add(), .pause(), .progress()</w:t>
+              <w:t>.</w:t>
+            </w:r>
+            <w:proofErr w:type="gramStart"/>
+            <w:r>
+              <w:t>to(</w:t>
+            </w:r>
+            <w:proofErr w:type="gramEnd"/>
+            <w:r>
+              <w:t>)</w:t>
+            </w:r>
+            <w:proofErr w:type="gramStart"/>
+            <w:r>
+              <w:t>, .from</w:t>
+            </w:r>
+            <w:proofErr w:type="gramEnd"/>
+            <w:r>
+              <w:t>()</w:t>
+            </w:r>
+            <w:proofErr w:type="gramStart"/>
+            <w:r>
+              <w:t>, .add</w:t>
+            </w:r>
+            <w:proofErr w:type="gramEnd"/>
+            <w:r>
+              <w:t>()</w:t>
+            </w:r>
+            <w:proofErr w:type="gramStart"/>
+            <w:r>
+              <w:t>, .pause</w:t>
+            </w:r>
+            <w:proofErr w:type="gramEnd"/>
+            <w:r>
+              <w:t>()</w:t>
+            </w:r>
+            <w:proofErr w:type="gramStart"/>
+            <w:r>
+              <w:t>, .progress</w:t>
+            </w:r>
+            <w:proofErr w:type="gramEnd"/>
+            <w:r>
+              <w:t>()</w:t>
             </w:r>
           </w:p>
         </w:tc>
@@ -4528,7 +6665,23 @@
           <w:rFonts w:hint="eastAsia"/>
           <w:color w:val="00B0F0"/>
         </w:rPr>
-        <w:t>执行gsap.timeline()后，也会创建一个轨道和一个动画组，然后把该组放在轨道最左侧。执行timeline.to()后，默认会在该组中依次排放tween。</w:t>
+        <w:t>执行</w:t>
+      </w:r>
+      <w:proofErr w:type="spellStart"/>
+      <w:r>
+        <w:rPr>
+          <w:rFonts w:hint="eastAsia"/>
+          <w:color w:val="00B0F0"/>
+        </w:rPr>
+        <w:t>gsap.timeline</w:t>
+      </w:r>
+      <w:proofErr w:type="spellEnd"/>
+      <w:r>
+        <w:rPr>
+          <w:rFonts w:hint="eastAsia"/>
+          <w:color w:val="00B0F0"/>
+        </w:rPr>
+        <w:t>()后，也会创建一个轨道和一个动画组，然后把该组放在轨道最左侧。执行timeline.to()后，默认会在该组中依次排放tween。</w:t>
       </w:r>
     </w:p>
     <w:p>
@@ -4570,17 +6723,30 @@
         </w:rPr>
         <w:t>和</w:t>
       </w:r>
-      <w:hyperlink r:id="rId20" w:history="1">
-        <w:r>
-          <w:rPr>
-            <w:rStyle w:val="af2"/>
-            <w:b/>
-            <w:bCs/>
-            <w:color w:val="00B0F0"/>
-          </w:rPr>
-          <w:t>时间轴</w:t>
-        </w:r>
-      </w:hyperlink>
+      <w:r>
+        <w:fldChar w:fldCharType="begin"/>
+      </w:r>
+      <w:r>
+        <w:instrText>HYPERLINK "https://www.wuzao.com/gsap/docs/v3/GSAP/Timeline/index.html"</w:instrText>
+      </w:r>
+      <w:r>
+        <w:rPr>
+          <w:rFonts w:hint="eastAsia"/>
+        </w:rPr>
+        <w:fldChar w:fldCharType="separate"/>
+      </w:r>
+      <w:r>
+        <w:rPr>
+          <w:rStyle w:val="af2"/>
+          <w:b/>
+          <w:bCs/>
+          <w:color w:val="00B0F0"/>
+        </w:rPr>
+        <w:t>时间轴</w:t>
+      </w:r>
+      <w:r>
+        <w:fldChar w:fldCharType="end"/>
+      </w:r>
       <w:r>
         <w:rPr>
           <w:color w:val="00B0F0"/>
@@ -4597,7 +6763,7 @@
           <w:rFonts w:hint="eastAsia"/>
         </w:rPr>
       </w:pPr>
-      <w:hyperlink r:id="rId21" w:tgtFrame="_blank" w:history="1">
+      <w:hyperlink r:id="rId20" w:tgtFrame="_blank" w:history="1">
         <w:r>
           <w:rPr>
             <w:rStyle w:val="af2"/>
@@ -4614,7 +6780,7 @@
       <w:r>
         <w:br/>
       </w:r>
-      <w:hyperlink r:id="rId22" w:tgtFrame="_blank" w:history="1">
+      <w:hyperlink r:id="rId21" w:tgtFrame="_blank" w:history="1">
         <w:r>
           <w:rPr>
             <w:rStyle w:val="af2"/>
@@ -4631,7 +6797,7 @@
       <w:r>
         <w:br/>
       </w:r>
-      <w:hyperlink r:id="rId23" w:tgtFrame="_blank" w:history="1">
+      <w:hyperlink r:id="rId22" w:tgtFrame="_blank" w:history="1">
         <w:r>
           <w:rPr>
             <w:rStyle w:val="af2"/>
@@ -4648,7 +6814,7 @@
       <w:r>
         <w:br/>
       </w:r>
-      <w:hyperlink r:id="rId24" w:tgtFrame="_blank" w:history="1">
+      <w:hyperlink r:id="rId23" w:tgtFrame="_blank" w:history="1">
         <w:r>
           <w:rPr>
             <w:rStyle w:val="af2"/>
@@ -4665,7 +6831,7 @@
       <w:r>
         <w:br/>
       </w:r>
-      <w:hyperlink r:id="rId25" w:tgtFrame="_blank" w:history="1">
+      <w:hyperlink r:id="rId24" w:tgtFrame="_blank" w:history="1">
         <w:r>
           <w:rPr>
             <w:rStyle w:val="af2"/>
@@ -4682,7 +6848,7 @@
       <w:r>
         <w:br/>
       </w:r>
-      <w:hyperlink r:id="rId26" w:tgtFrame="_blank" w:history="1">
+      <w:hyperlink r:id="rId25" w:tgtFrame="_blank" w:history="1">
         <w:r>
           <w:rPr>
             <w:rStyle w:val="af2"/>
@@ -4699,7 +6865,7 @@
       <w:r>
         <w:br/>
       </w:r>
-      <w:hyperlink r:id="rId27" w:tgtFrame="_blank" w:history="1">
+      <w:hyperlink r:id="rId26" w:tgtFrame="_blank" w:history="1">
         <w:r>
           <w:rPr>
             <w:rStyle w:val="af2"/>
@@ -4716,7 +6882,7 @@
       <w:r>
         <w:br/>
       </w:r>
-      <w:hyperlink r:id="rId28" w:tgtFrame="_blank" w:history="1">
+      <w:hyperlink r:id="rId27" w:tgtFrame="_blank" w:history="1">
         <w:r>
           <w:rPr>
             <w:rStyle w:val="af2"/>
@@ -4733,7 +6899,7 @@
       <w:r>
         <w:br/>
       </w:r>
-      <w:hyperlink r:id="rId29" w:tgtFrame="_blank" w:history="1">
+      <w:hyperlink r:id="rId28" w:tgtFrame="_blank" w:history="1">
         <w:r>
           <w:rPr>
             <w:rStyle w:val="af2"/>
@@ -4750,7 +6916,7 @@
       <w:r>
         <w:br/>
       </w:r>
-      <w:hyperlink r:id="rId30" w:tgtFrame="_blank" w:history="1">
+      <w:hyperlink r:id="rId29" w:tgtFrame="_blank" w:history="1">
         <w:r>
           <w:rPr>
             <w:rStyle w:val="af2"/>
@@ -4767,7 +6933,7 @@
       <w:r>
         <w:br/>
       </w:r>
-      <w:hyperlink r:id="rId31" w:tgtFrame="_blank" w:history="1">
+      <w:hyperlink r:id="rId30" w:tgtFrame="_blank" w:history="1">
         <w:r>
           <w:rPr>
             <w:rStyle w:val="af2"/>
@@ -4818,9 +6984,11 @@
           <w:rFonts w:hint="eastAsia"/>
         </w:rPr>
       </w:pPr>
+      <w:proofErr w:type="spellStart"/>
       <w:r>
         <w:t>immediateRender</w:t>
       </w:r>
+      <w:proofErr w:type="spellEnd"/>
       <w:r>
         <w:rPr>
           <w:rFonts w:hint="eastAsia"/>
@@ -4847,6 +7015,8 @@
           <w:rFonts w:hint="eastAsia"/>
         </w:rPr>
       </w:pPr>
+      <w:proofErr w:type="spellStart"/>
+      <w:proofErr w:type="gramStart"/>
       <w:r>
         <w:rPr>
           <w:i/>
@@ -4855,8 +7025,18 @@
         <w:t>gsap</w:t>
       </w:r>
       <w:r>
-        <w:t>.from('.box',{</w:t>
-      </w:r>
+        <w:t>.from</w:t>
+      </w:r>
+      <w:proofErr w:type="spellEnd"/>
+      <w:proofErr w:type="gramEnd"/>
+      <w:r>
+        <w:t>(</w:t>
+      </w:r>
+      <w:proofErr w:type="gramStart"/>
+      <w:r>
+        <w:t>'.box',{</w:t>
+      </w:r>
+      <w:proofErr w:type="gramEnd"/>
       <w:r>
         <w:br/>
         <w:t xml:space="preserve">    duration: 2,</w:t>
@@ -4867,12 +7047,29 @@
       </w:r>
       <w:r>
         <w:br/>
-        <w:t xml:space="preserve">    paused:true,</w:t>
+        <w:t xml:space="preserve">    </w:t>
+      </w:r>
+      <w:proofErr w:type="spellStart"/>
+      <w:proofErr w:type="gramStart"/>
+      <w:r>
+        <w:t>paused:true</w:t>
+      </w:r>
+      <w:proofErr w:type="spellEnd"/>
+      <w:proofErr w:type="gramEnd"/>
+      <w:r>
+        <w:t>,</w:t>
       </w:r>
       <w:r>
         <w:br/>
-        <w:t xml:space="preserve">    immediateRender:false</w:t>
-      </w:r>
+        <w:t xml:space="preserve">    </w:t>
+      </w:r>
+      <w:proofErr w:type="spellStart"/>
+      <w:proofErr w:type="gramStart"/>
+      <w:r>
+        <w:t>immediateRender:false</w:t>
+      </w:r>
+      <w:proofErr w:type="spellEnd"/>
+      <w:proofErr w:type="gramEnd"/>
       <w:r>
         <w:br/>
         <w:t>})</w:t>
@@ -5140,7 +7337,31 @@
         </w:rPr>
       </w:pPr>
       <w:r>
-        <w:t>对于回调函数（例如 onUpdate、onComplete、onStart）也是如此——将它们包含在 stagger对象内会使它们针对每个元素触发</w:t>
+        <w:t xml:space="preserve">对于回调函数（例如 </w:t>
+      </w:r>
+      <w:proofErr w:type="spellStart"/>
+      <w:r>
+        <w:t>onUpdate</w:t>
+      </w:r>
+      <w:proofErr w:type="spellEnd"/>
+      <w:r>
+        <w:t>、</w:t>
+      </w:r>
+      <w:proofErr w:type="spellStart"/>
+      <w:r>
+        <w:t>onComplete</w:t>
+      </w:r>
+      <w:proofErr w:type="spellEnd"/>
+      <w:r>
+        <w:t>、</w:t>
+      </w:r>
+      <w:proofErr w:type="spellStart"/>
+      <w:r>
+        <w:t>onStart</w:t>
+      </w:r>
+      <w:proofErr w:type="spellEnd"/>
+      <w:r>
+        <w:t>）也是如此——将它们包含在 stagger对象内会使它们针对每个元素触发</w:t>
       </w:r>
     </w:p>
     <w:p>
@@ -5290,7 +7511,35 @@
         <w:rPr>
           <w:color w:val="00B0F0"/>
         </w:rPr>
-        <w:t>默认情况下，from()补间动画的 immediateRender属性为 true，这意味着无论设置了何种延迟，它们都会立即渲染其初始状态。您可以通过在 vars参数中设置 immediateRender: false来覆盖此行为，使补间动画延迟到实际开始时才渲染（这通常是将动画插入时间线时期望的行为）</w:t>
+        <w:t xml:space="preserve">默认情况下，from()补间动画的 </w:t>
+      </w:r>
+      <w:proofErr w:type="spellStart"/>
+      <w:r>
+        <w:rPr>
+          <w:color w:val="00B0F0"/>
+        </w:rPr>
+        <w:t>immediateRender</w:t>
+      </w:r>
+      <w:proofErr w:type="spellEnd"/>
+      <w:r>
+        <w:rPr>
+          <w:color w:val="00B0F0"/>
+        </w:rPr>
+        <w:t xml:space="preserve">属性为 true，这意味着无论设置了何种延迟，它们都会立即渲染其初始状态。您可以通过在 vars参数中设置 </w:t>
+      </w:r>
+      <w:proofErr w:type="spellStart"/>
+      <w:r>
+        <w:rPr>
+          <w:color w:val="00B0F0"/>
+        </w:rPr>
+        <w:t>immediateRender</w:t>
+      </w:r>
+      <w:proofErr w:type="spellEnd"/>
+      <w:r>
+        <w:rPr>
+          <w:color w:val="00B0F0"/>
+        </w:rPr>
+        <w:t>: false来覆盖此行为，使补间动画延迟到实际开始时才渲染（这通常是将动画插入时间线时期望的行为）</w:t>
       </w:r>
     </w:p>
     <w:p>
@@ -5323,17 +7572,39 @@
         <w:rPr>
           <w:color w:val="00B0F0"/>
         </w:rPr>
-        <w:t>，因此getById()仅能查找到处于活动状态或尚未开始的动画</w:t>
-      </w:r>
-    </w:p>
-    <w:p>
-      <w:pPr>
-        <w:rPr>
-          <w:rFonts w:hint="eastAsia"/>
-        </w:rPr>
-      </w:pPr>
-      <w:r>
-        <w:t>。若系统仅为应对您可能调用getById()查找某个动画的情况而保留所有动画，则可能迅速导致系统阻塞并引发内存泄漏。如果您需要即使在动画完成后仍保持对其的引用，应使用变量来存储该动画实例</w:t>
+        <w:t>，因此</w:t>
+      </w:r>
+      <w:proofErr w:type="spellStart"/>
+      <w:r>
+        <w:rPr>
+          <w:color w:val="00B0F0"/>
+        </w:rPr>
+        <w:t>getById</w:t>
+      </w:r>
+      <w:proofErr w:type="spellEnd"/>
+      <w:r>
+        <w:rPr>
+          <w:color w:val="00B0F0"/>
+        </w:rPr>
+        <w:t>()仅能查找到处于活动状态或尚未开始的动画</w:t>
+      </w:r>
+    </w:p>
+    <w:p>
+      <w:pPr>
+        <w:rPr>
+          <w:rFonts w:hint="eastAsia"/>
+        </w:rPr>
+      </w:pPr>
+      <w:r>
+        <w:t>。若系统仅为应对您可能调用</w:t>
+      </w:r>
+      <w:proofErr w:type="spellStart"/>
+      <w:r>
+        <w:t>getById</w:t>
+      </w:r>
+      <w:proofErr w:type="spellEnd"/>
+      <w:r>
+        <w:t>()查找某个动画的情况而保留所有动画，则可能迅速导致系统阻塞并引发内存泄漏。如果您需要即使在动画完成后仍保持对其的引用，应使用变量来存储该动画实例</w:t>
       </w:r>
       <w:r>
         <w:rPr>
@@ -5355,8 +7626,21 @@
           <w:rFonts w:hint="eastAsia"/>
         </w:rPr>
       </w:pPr>
-      <w:r>
-        <w:t>gsap.getTweensOf(".myClass"</w:t>
+      <w:proofErr w:type="spellStart"/>
+      <w:r>
+        <w:t>gsap.getTweensOf</w:t>
+      </w:r>
+      <w:proofErr w:type="spellEnd"/>
+      <w:r>
+        <w:t>(".</w:t>
+      </w:r>
+      <w:proofErr w:type="spellStart"/>
+      <w:r>
+        <w:t>myClass</w:t>
+      </w:r>
+      <w:proofErr w:type="spellEnd"/>
+      <w:r>
+        <w:t>"</w:t>
       </w:r>
       <w:r>
         <w:rPr>
@@ -5365,7 +7649,15 @@
         <w:t>或者 object</w:t>
       </w:r>
       <w:r>
-        <w:t>)会返回一个数组，包含所有应用于具有 "myClass" 类</w:t>
+        <w:t>)会返回一个数组，包含所有应用于具有 "</w:t>
+      </w:r>
+      <w:proofErr w:type="spellStart"/>
+      <w:r>
+        <w:t>myClass</w:t>
+      </w:r>
+      <w:proofErr w:type="spellEnd"/>
+      <w:r>
+        <w:t>" 类</w:t>
       </w:r>
       <w:r>
         <w:rPr>
@@ -5400,8 +7692,21 @@
           <w:rFonts w:hint="eastAsia"/>
         </w:rPr>
       </w:pPr>
-      <w:r>
-        <w:t>gsap.killTweensOf(".myClass"</w:t>
+      <w:proofErr w:type="spellStart"/>
+      <w:r>
+        <w:t>gsap.killTweensOf</w:t>
+      </w:r>
+      <w:proofErr w:type="spellEnd"/>
+      <w:r>
+        <w:t>(".</w:t>
+      </w:r>
+      <w:proofErr w:type="spellStart"/>
+      <w:r>
+        <w:t>myClass</w:t>
+      </w:r>
+      <w:proofErr w:type="spellEnd"/>
+      <w:r>
+        <w:t>"</w:t>
       </w:r>
       <w:r>
         <w:rPr>
@@ -5446,28 +7751,68 @@
         <w:rPr>
           <w:rFonts w:hint="eastAsia"/>
         </w:rPr>
-        <w:t>，*代表以dom为参数的动画。</w:t>
-      </w:r>
+        <w:t>，*代表以</w:t>
+      </w:r>
+      <w:proofErr w:type="spellStart"/>
+      <w:r>
+        <w:rPr>
+          <w:rFonts w:hint="eastAsia"/>
+        </w:rPr>
+        <w:t>dom</w:t>
+      </w:r>
+      <w:proofErr w:type="spellEnd"/>
+      <w:r>
+        <w:rPr>
+          <w:rFonts w:hint="eastAsia"/>
+        </w:rPr>
+        <w:t>为参数的动画。</w:t>
+      </w:r>
+      <w:proofErr w:type="spellStart"/>
       <w:r>
         <w:t>killTweensOf</w:t>
       </w:r>
+      <w:proofErr w:type="spellEnd"/>
       <w:r>
         <w:rPr>
           <w:rFonts w:hint="eastAsia"/>
         </w:rPr>
         <w:t>（）会自己停止当前正在执行的动画（动画运动到哪里就停在哪里而不是把动画还原）。</w:t>
       </w:r>
+      <w:proofErr w:type="spellStart"/>
       <w:r>
         <w:t>gsap.killTweensOf</w:t>
       </w:r>
-      <w:r>
-        <w:rPr>
-          <w:rFonts w:hint="eastAsia"/>
-        </w:rPr>
-        <w:t>()的参数还可以是gsap.delaycall()方法的回调函数，</w:t>
-      </w:r>
-      <w:r>
-        <w:t>这是因为延迟调用本质上是一种将其目标对象和 onComplete回调设置为同一函数（当然还有延迟）的补间动画</w:t>
+      <w:proofErr w:type="spellEnd"/>
+      <w:r>
+        <w:rPr>
+          <w:rFonts w:hint="eastAsia"/>
+        </w:rPr>
+        <w:t>()的参数还可以是</w:t>
+      </w:r>
+      <w:proofErr w:type="spellStart"/>
+      <w:r>
+        <w:rPr>
+          <w:rFonts w:hint="eastAsia"/>
+        </w:rPr>
+        <w:t>gsap.delaycall</w:t>
+      </w:r>
+      <w:proofErr w:type="spellEnd"/>
+      <w:r>
+        <w:rPr>
+          <w:rFonts w:hint="eastAsia"/>
+        </w:rPr>
+        <w:t>()方法的回调函数，</w:t>
+      </w:r>
+      <w:r>
+        <w:t xml:space="preserve">这是因为延迟调用本质上是一种将其目标对象和 </w:t>
+      </w:r>
+      <w:proofErr w:type="spellStart"/>
+      <w:r>
+        <w:t>onComplete</w:t>
+      </w:r>
+      <w:proofErr w:type="spellEnd"/>
+      <w:r>
+        <w:t>回调设置为同一函数（当然还有延迟）的补间动画</w:t>
       </w:r>
       <w:r>
         <w:rPr>
@@ -5489,11 +7834,19 @@
           <w:rFonts w:hint="eastAsia"/>
         </w:rPr>
       </w:pPr>
-      <w:r>
-        <w:rPr>
-          <w:rFonts w:hint="eastAsia"/>
-        </w:rPr>
-        <w:t>gsap.matchMedia()</w:t>
+      <w:proofErr w:type="spellStart"/>
+      <w:r>
+        <w:rPr>
+          <w:rFonts w:hint="eastAsia"/>
+        </w:rPr>
+        <w:t>gsap.matchMedia</w:t>
+      </w:r>
+      <w:proofErr w:type="spellEnd"/>
+      <w:r>
+        <w:rPr>
+          <w:rFonts w:hint="eastAsia"/>
+        </w:rPr>
+        <w:t>()</w:t>
       </w:r>
       <w:r>
         <w:rPr>
@@ -5502,7 +7855,15 @@
         <w:t>方法会在匹配到窗口大小时执行回调函数，当窗口大小改变</w:t>
       </w:r>
       <w:r>
-        <w:t>匹配不再满足时，在此函数执行期间创建的所有GSAP动画和ScrollTrigger都会被自动还原</w:t>
+        <w:t>匹配不再满足时，在此函数执行期间创建的所有GSAP动画和</w:t>
+      </w:r>
+      <w:proofErr w:type="spellStart"/>
+      <w:r>
+        <w:t>ScrollTrigger</w:t>
+      </w:r>
+      <w:proofErr w:type="spellEnd"/>
+      <w:r>
+        <w:t>都会被自动还原</w:t>
       </w:r>
       <w:r>
         <w:rPr>
@@ -5656,7 +8017,35 @@
         <w:rPr>
           <w:color w:val="000000" w:themeColor="text1"/>
         </w:rPr>
-        <w:t>。因此，不应使用 "font-size"，而应使用 "fontSize"；不应使用 "background-color"，而应使用 "backgroundColor"。</w:t>
+        <w:t>。因此，不应使用 "font-size"，而应使用 "</w:t>
+      </w:r>
+      <w:proofErr w:type="spellStart"/>
+      <w:r>
+        <w:rPr>
+          <w:color w:val="000000" w:themeColor="text1"/>
+        </w:rPr>
+        <w:t>fontSize</w:t>
+      </w:r>
+      <w:proofErr w:type="spellEnd"/>
+      <w:r>
+        <w:rPr>
+          <w:color w:val="000000" w:themeColor="text1"/>
+        </w:rPr>
+        <w:t>"；不应使用 "background-color"，而应使用 "</w:t>
+      </w:r>
+      <w:proofErr w:type="spellStart"/>
+      <w:r>
+        <w:rPr>
+          <w:color w:val="000000" w:themeColor="text1"/>
+        </w:rPr>
+        <w:t>backgroundColor</w:t>
+      </w:r>
+      <w:proofErr w:type="spellEnd"/>
+      <w:r>
+        <w:rPr>
+          <w:color w:val="000000" w:themeColor="text1"/>
+        </w:rPr>
+        <w:t>"。</w:t>
       </w:r>
     </w:p>
     <w:p>
@@ -5714,7 +8103,21 @@
         <w:rPr>
           <w:color w:val="000000" w:themeColor="text1"/>
         </w:rPr>
-        <w:t>——例如 position: "absolute"或 borderStyle: "solid"——GSAP 会在补间动画开始时</w:t>
+        <w:t xml:space="preserve">——例如 position: "absolute"或 </w:t>
+      </w:r>
+      <w:proofErr w:type="spellStart"/>
+      <w:r>
+        <w:rPr>
+          <w:color w:val="000000" w:themeColor="text1"/>
+        </w:rPr>
+        <w:t>borderStyle</w:t>
+      </w:r>
+      <w:proofErr w:type="spellEnd"/>
+      <w:r>
+        <w:rPr>
+          <w:color w:val="000000" w:themeColor="text1"/>
+        </w:rPr>
+        <w:t>: "solid"——GSAP 会在补间动画开始时</w:t>
       </w:r>
       <w:r>
         <w:rPr>
@@ -5799,12 +8202,21 @@
           <w:color w:val="00B0F0"/>
         </w:rPr>
       </w:pPr>
-      <w:r>
-        <w:rPr>
-          <w:rFonts w:hint="eastAsia"/>
-          <w:color w:val="00B0F0"/>
-        </w:rPr>
-        <w:t>gsap可以对数值类型的属性进行auto动画：</w:t>
+      <w:proofErr w:type="spellStart"/>
+      <w:r>
+        <w:rPr>
+          <w:rFonts w:hint="eastAsia"/>
+          <w:color w:val="00B0F0"/>
+        </w:rPr>
+        <w:t>gsap</w:t>
+      </w:r>
+      <w:proofErr w:type="spellEnd"/>
+      <w:r>
+        <w:rPr>
+          <w:rFonts w:hint="eastAsia"/>
+          <w:color w:val="00B0F0"/>
+        </w:rPr>
+        <w:t>可以对数值类型的属性进行auto动画：</w:t>
       </w:r>
     </w:p>
     <w:p>
@@ -5829,18 +8241,40 @@
           <w:color w:val="000000" w:themeColor="text1"/>
         </w:rPr>
       </w:pPr>
+      <w:proofErr w:type="gramStart"/>
       <w:r>
         <w:rPr>
           <w:color w:val="000000" w:themeColor="text1"/>
         </w:rPr>
-        <w:t>gsap.to(element, {</w:t>
-      </w:r>
+        <w:t>gsap.to(</w:t>
+      </w:r>
+      <w:proofErr w:type="gramEnd"/>
       <w:r>
         <w:rPr>
           <w:color w:val="000000" w:themeColor="text1"/>
         </w:rPr>
+        <w:t>element, {</w:t>
+      </w:r>
+      <w:r>
+        <w:rPr>
+          <w:color w:val="000000" w:themeColor="text1"/>
+        </w:rPr>
         <w:br/>
-        <w:t xml:space="preserve">  backgroundColor: "red", </w:t>
+        <w:t xml:space="preserve">  </w:t>
+      </w:r>
+      <w:proofErr w:type="spellStart"/>
+      <w:r>
+        <w:rPr>
+          <w:color w:val="000000" w:themeColor="text1"/>
+        </w:rPr>
+        <w:t>backgroundColor</w:t>
+      </w:r>
+      <w:proofErr w:type="spellEnd"/>
+      <w:r>
+        <w:rPr>
+          <w:color w:val="000000" w:themeColor="text1"/>
+        </w:rPr>
+        <w:t xml:space="preserve">: "red", </w:t>
       </w:r>
       <w:r>
         <w:rPr>
@@ -5855,7 +8289,21 @@
           <w:color w:val="000000" w:themeColor="text1"/>
         </w:rPr>
         <w:br/>
-        <w:t xml:space="preserve">  fontSize: 12, </w:t>
+        <w:t xml:space="preserve">  </w:t>
+      </w:r>
+      <w:proofErr w:type="spellStart"/>
+      <w:r>
+        <w:rPr>
+          <w:color w:val="000000" w:themeColor="text1"/>
+        </w:rPr>
+        <w:t>fontSize</w:t>
+      </w:r>
+      <w:proofErr w:type="spellEnd"/>
+      <w:r>
+        <w:rPr>
+          <w:color w:val="000000" w:themeColor="text1"/>
+        </w:rPr>
+        <w:t xml:space="preserve">: 12, </w:t>
       </w:r>
       <w:r>
         <w:rPr>
@@ -5870,7 +8318,49 @@
           <w:color w:val="000000" w:themeColor="text1"/>
         </w:rPr>
         <w:br/>
-        <w:t xml:space="preserve">  boxShadow: "0px 0px 20px 20px red", </w:t>
+        <w:t xml:space="preserve">  </w:t>
+      </w:r>
+      <w:proofErr w:type="spellStart"/>
+      <w:r>
+        <w:rPr>
+          <w:color w:val="000000" w:themeColor="text1"/>
+        </w:rPr>
+        <w:t>boxShadow</w:t>
+      </w:r>
+      <w:proofErr w:type="spellEnd"/>
+      <w:r>
+        <w:rPr>
+          <w:color w:val="000000" w:themeColor="text1"/>
+        </w:rPr>
+        <w:t xml:space="preserve">: "0px </w:t>
+      </w:r>
+      <w:proofErr w:type="spellStart"/>
+      <w:r>
+        <w:rPr>
+          <w:color w:val="000000" w:themeColor="text1"/>
+        </w:rPr>
+        <w:t>0px</w:t>
+      </w:r>
+      <w:proofErr w:type="spellEnd"/>
+      <w:r>
+        <w:rPr>
+          <w:color w:val="000000" w:themeColor="text1"/>
+        </w:rPr>
+        <w:t xml:space="preserve"> 20px </w:t>
+      </w:r>
+      <w:proofErr w:type="spellStart"/>
+      <w:r>
+        <w:rPr>
+          <w:color w:val="000000" w:themeColor="text1"/>
+        </w:rPr>
+        <w:t>20px</w:t>
+      </w:r>
+      <w:proofErr w:type="spellEnd"/>
+      <w:r>
+        <w:rPr>
+          <w:color w:val="000000" w:themeColor="text1"/>
+        </w:rPr>
+        <w:t xml:space="preserve"> red", </w:t>
       </w:r>
       <w:r>
         <w:rPr>
@@ -5885,7 +8375,21 @@
           <w:color w:val="000000" w:themeColor="text1"/>
         </w:rPr>
         <w:br/>
-        <w:t xml:space="preserve">  borderRadius: "50% 50%",</w:t>
+        <w:t xml:space="preserve">  </w:t>
+      </w:r>
+      <w:proofErr w:type="spellStart"/>
+      <w:r>
+        <w:rPr>
+          <w:color w:val="000000" w:themeColor="text1"/>
+        </w:rPr>
+        <w:t>borderRadius</w:t>
+      </w:r>
+      <w:proofErr w:type="spellEnd"/>
+      <w:r>
+        <w:rPr>
+          <w:color w:val="000000" w:themeColor="text1"/>
+        </w:rPr>
+        <w:t>: "50% 50%",</w:t>
       </w:r>
       <w:r>
         <w:rPr>
@@ -5906,7 +8410,25 @@
           <w:iCs/>
           <w:color w:val="00B0F0"/>
         </w:rPr>
-        <w:t xml:space="preserve">// animate between auto and a px value </w:t>
+        <w:t xml:space="preserve">// animate between auto and a </w:t>
+      </w:r>
+      <w:proofErr w:type="spellStart"/>
+      <w:r>
+        <w:rPr>
+          <w:i/>
+          <w:iCs/>
+          <w:color w:val="00B0F0"/>
+        </w:rPr>
+        <w:t>px</w:t>
+      </w:r>
+      <w:proofErr w:type="spellEnd"/>
+      <w:r>
+        <w:rPr>
+          <w:i/>
+          <w:iCs/>
+          <w:color w:val="00B0F0"/>
+        </w:rPr>
+        <w:t xml:space="preserve"> value </w:t>
       </w:r>
       <w:r>
         <w:rPr>
@@ -5978,7 +8500,49 @@
         <w:rPr>
           <w:color w:val="00B0F0"/>
         </w:rPr>
-        <w:t>应用这些变换：首先是平移（x, y, z），然后是缩放（scale），接着是绕 X 轴旋转（rotationX）和绕 Y 轴旋转（rotationY），之后是倾斜（skew），最后是绕 Z 轴旋转（rotation，等同于 rotationZ）</w:t>
+        <w:t>应用这些变换：首先是平移（x, y, z），然后是缩放（scale），接着是绕 X 轴旋转（</w:t>
+      </w:r>
+      <w:proofErr w:type="spellStart"/>
+      <w:r>
+        <w:rPr>
+          <w:color w:val="00B0F0"/>
+        </w:rPr>
+        <w:t>rotationX</w:t>
+      </w:r>
+      <w:proofErr w:type="spellEnd"/>
+      <w:r>
+        <w:rPr>
+          <w:color w:val="00B0F0"/>
+        </w:rPr>
+        <w:t>）和绕 Y 轴旋转（</w:t>
+      </w:r>
+      <w:proofErr w:type="spellStart"/>
+      <w:r>
+        <w:rPr>
+          <w:color w:val="00B0F0"/>
+        </w:rPr>
+        <w:t>rotationY</w:t>
+      </w:r>
+      <w:proofErr w:type="spellEnd"/>
+      <w:r>
+        <w:rPr>
+          <w:color w:val="00B0F0"/>
+        </w:rPr>
+        <w:t xml:space="preserve">），之后是倾斜（skew），最后是绕 Z 轴旋转（rotation，等同于 </w:t>
+      </w:r>
+      <w:proofErr w:type="spellStart"/>
+      <w:r>
+        <w:rPr>
+          <w:color w:val="00B0F0"/>
+        </w:rPr>
+        <w:t>rotationZ</w:t>
+      </w:r>
+      <w:proofErr w:type="spellEnd"/>
+      <w:r>
+        <w:rPr>
+          <w:color w:val="00B0F0"/>
+        </w:rPr>
+        <w:t>）</w:t>
       </w:r>
     </w:p>
     <w:p>
@@ -6024,7 +8588,20 @@
         </w:rPr>
       </w:pPr>
       <w:r>
-        <w:t>当您将变换定义为一个字符串时（例如 "transform: translateX(50px)"），GSAP 会先将其应用到元素上，然后</w:t>
+        <w:t xml:space="preserve">当您将变换定义为一个字符串时（例如 "transform: </w:t>
+      </w:r>
+      <w:proofErr w:type="spellStart"/>
+      <w:r>
+        <w:t>translateX</w:t>
+      </w:r>
+      <w:proofErr w:type="spellEnd"/>
+      <w:proofErr w:type="gramStart"/>
+      <w:r>
+        <w:t>(50px)</w:t>
+      </w:r>
+      <w:proofErr w:type="gramEnd"/>
+      <w:r>
+        <w:t>"），GSAP 会先将其应用到元素上，然后</w:t>
       </w:r>
       <w:r>
         <w:rPr>
@@ -6063,7 +8640,57 @@
         </w:rPr>
       </w:pPr>
       <w:r>
-        <w:t>。这个过程是必要的，因为字符串可能包含任意数量和顺序的变换值，例如 "translateX(50px) rotate(40deg) scale(0.5,0.5) translateY(100px) rotate(30deg)"</w:t>
+        <w:t>。这个过程是必要的，因为字符串可能包含任意数量和顺序的变换值，例如 "</w:t>
+      </w:r>
+      <w:proofErr w:type="spellStart"/>
+      <w:r>
+        <w:t>translateX</w:t>
+      </w:r>
+      <w:proofErr w:type="spellEnd"/>
+      <w:proofErr w:type="gramStart"/>
+      <w:r>
+        <w:t>(50px)</w:t>
+      </w:r>
+      <w:proofErr w:type="gramEnd"/>
+      <w:r>
+        <w:t xml:space="preserve"> rotate</w:t>
+      </w:r>
+      <w:proofErr w:type="gramStart"/>
+      <w:r>
+        <w:t>(40deg)</w:t>
+      </w:r>
+      <w:proofErr w:type="gramEnd"/>
+      <w:r>
+        <w:t xml:space="preserve"> scale(0.5,</w:t>
+      </w:r>
+      <w:proofErr w:type="gramStart"/>
+      <w:r>
+        <w:t>0.5)</w:t>
+      </w:r>
+      <w:proofErr w:type="gramEnd"/>
+      <w:r>
+        <w:t xml:space="preserve"> </w:t>
+      </w:r>
+      <w:proofErr w:type="spellStart"/>
+      <w:r>
+        <w:t>translateY</w:t>
+      </w:r>
+      <w:proofErr w:type="spellEnd"/>
+      <w:proofErr w:type="gramStart"/>
+      <w:r>
+        <w:t>(100px)</w:t>
+      </w:r>
+      <w:proofErr w:type="gramEnd"/>
+      <w:r>
+        <w:t xml:space="preserve"> rotate</w:t>
+      </w:r>
+      <w:proofErr w:type="gramStart"/>
+      <w:r>
+        <w:t>(30deg)</w:t>
+      </w:r>
+      <w:proofErr w:type="gramEnd"/>
+      <w:r>
+        <w:t>"</w:t>
       </w:r>
     </w:p>
     <w:p>
@@ -6109,7 +8736,20 @@
         </w:rPr>
       </w:pPr>
       <w:r>
-        <w:t>当您使用像 x:50这样的简写属性，而不是 "transform: translateX(50px)"时，GSAP 可以直接处理该值，</w:t>
+        <w:t xml:space="preserve">当您使用像 x:50这样的简写属性，而不是 "transform: </w:t>
+      </w:r>
+      <w:proofErr w:type="spellStart"/>
+      <w:r>
+        <w:t>translateX</w:t>
+      </w:r>
+      <w:proofErr w:type="spellEnd"/>
+      <w:proofErr w:type="gramStart"/>
+      <w:r>
+        <w:t>(50px)</w:t>
+      </w:r>
+      <w:proofErr w:type="gramEnd"/>
+      <w:r>
+        <w:t>"时，GSAP 可以直接处理该值，</w:t>
       </w:r>
       <w:r>
         <w:rPr>
@@ -6208,7 +8848,63 @@
         </w:rPr>
       </w:pPr>
       <w:r>
-        <w:t>GSAP 可以为复杂值设置动画，例如 boxShadow: "0px 0px 20px 20px red"、borderRadius: "50% 50%"和 border: "5px solid rgb(0,255,0)"</w:t>
+        <w:t xml:space="preserve">GSAP 可以为复杂值设置动画，例如 </w:t>
+      </w:r>
+      <w:proofErr w:type="spellStart"/>
+      <w:r>
+        <w:t>boxShadow</w:t>
+      </w:r>
+      <w:proofErr w:type="spellEnd"/>
+      <w:r>
+        <w:t xml:space="preserve">: "0px </w:t>
+      </w:r>
+      <w:proofErr w:type="spellStart"/>
+      <w:r>
+        <w:t>0px</w:t>
+      </w:r>
+      <w:proofErr w:type="spellEnd"/>
+      <w:r>
+        <w:t xml:space="preserve"> 20px </w:t>
+      </w:r>
+      <w:proofErr w:type="spellStart"/>
+      <w:r>
+        <w:t>20px</w:t>
+      </w:r>
+      <w:proofErr w:type="spellEnd"/>
+      <w:r>
+        <w:t xml:space="preserve"> red"、</w:t>
+      </w:r>
+      <w:proofErr w:type="spellStart"/>
+      <w:r>
+        <w:t>borderRadius</w:t>
+      </w:r>
+      <w:proofErr w:type="spellEnd"/>
+      <w:r>
+        <w:t xml:space="preserve">: </w:t>
+      </w:r>
+      <w:proofErr w:type="gramStart"/>
+      <w:r>
+        <w:t>"50%</w:t>
+      </w:r>
+      <w:proofErr w:type="gramEnd"/>
+      <w:r>
+        <w:t xml:space="preserve"> 50%"和 border: "5px solid </w:t>
+      </w:r>
+      <w:proofErr w:type="spellStart"/>
+      <w:r>
+        <w:t>rgb</w:t>
+      </w:r>
+      <w:proofErr w:type="spellEnd"/>
+      <w:r>
+        <w:t>(0,255,</w:t>
+      </w:r>
+      <w:proofErr w:type="gramStart"/>
+      <w:r>
+        <w:t>0)</w:t>
+      </w:r>
+      <w:proofErr w:type="gramEnd"/>
+      <w:r>
+        <w:t>"</w:t>
       </w:r>
     </w:p>
     <w:p>
@@ -6300,8 +8996,18 @@
           <w:rFonts w:hint="eastAsia"/>
         </w:rPr>
       </w:pPr>
-      <w:r>
-        <w:t>gsap.to(HTMLelement, {</w:t>
+      <w:proofErr w:type="gramStart"/>
+      <w:r>
+        <w:t>gsap.to(</w:t>
+      </w:r>
+      <w:proofErr w:type="spellStart"/>
+      <w:proofErr w:type="gramEnd"/>
+      <w:r>
+        <w:t>HTMLelement</w:t>
+      </w:r>
+      <w:proofErr w:type="spellEnd"/>
+      <w:r>
+        <w:t>, {</w:t>
       </w:r>
       <w:r>
         <w:br/>
@@ -6334,8 +9040,17 @@
           <w:i/>
           <w:iCs/>
         </w:rPr>
-        <w:t>// using px</w:t>
-      </w:r>
+        <w:t xml:space="preserve">// using </w:t>
+      </w:r>
+      <w:proofErr w:type="spellStart"/>
+      <w:r>
+        <w:rPr>
+          <w:i/>
+          <w:iCs/>
+        </w:rPr>
+        <w:t>px</w:t>
+      </w:r>
+      <w:proofErr w:type="spellEnd"/>
       <w:r>
         <w:br/>
         <w:t xml:space="preserve">  x: "20vw" </w:t>
@@ -6379,7 +9094,15 @@
         <w:t>为您进行转换</w:t>
       </w:r>
       <w:r>
-        <w:t>，例如，将元素的宽度从 "50%"补间到 "200px"</w:t>
+        <w:t xml:space="preserve">，例如，将元素的宽度从 </w:t>
+      </w:r>
+      <w:proofErr w:type="gramStart"/>
+      <w:r>
+        <w:t>"50%"</w:t>
+      </w:r>
+      <w:proofErr w:type="gramEnd"/>
+      <w:r>
+        <w:t>补间到 "200px"</w:t>
       </w:r>
     </w:p>
     <w:p>
@@ -6421,7 +9144,35 @@
         <w:rPr>
           <w:color w:val="00B0F0"/>
         </w:rPr>
-        <w:t>如果您想清除这些值（包括应用于元素内联样式的变换），可以使用 clearProps: "transform"。如果您希望强制GSAP从CSS重新解析变换数据（而不是使用它从先前补间动画中记录的数据），可以将 parseTransform: true传入配置对象。</w:t>
+        <w:t xml:space="preserve">如果您想清除这些值（包括应用于元素内联样式的变换），可以使用 </w:t>
+      </w:r>
+      <w:proofErr w:type="spellStart"/>
+      <w:r>
+        <w:rPr>
+          <w:color w:val="00B0F0"/>
+        </w:rPr>
+        <w:t>clearProps</w:t>
+      </w:r>
+      <w:proofErr w:type="spellEnd"/>
+      <w:r>
+        <w:rPr>
+          <w:color w:val="00B0F0"/>
+        </w:rPr>
+        <w:t xml:space="preserve">: "transform"。如果您希望强制GSAP从CSS重新解析变换数据（而不是使用它从先前补间动画中记录的数据），可以将 </w:t>
+      </w:r>
+      <w:proofErr w:type="spellStart"/>
+      <w:r>
+        <w:rPr>
+          <w:color w:val="00B0F0"/>
+        </w:rPr>
+        <w:t>parseTransform</w:t>
+      </w:r>
+      <w:proofErr w:type="spellEnd"/>
+      <w:r>
+        <w:rPr>
+          <w:color w:val="00B0F0"/>
+        </w:rPr>
+        <w:t>: true传入配置对象。</w:t>
       </w:r>
     </w:p>
     <w:p>
@@ -6496,6 +9247,7 @@
         </w:rPr>
         <w:t>​</w:t>
       </w:r>
+      <w:proofErr w:type="spellStart"/>
       <w:r>
         <w:rPr>
           <w:b/>
@@ -6503,6 +9255,7 @@
         </w:rPr>
         <w:t>transformOrigin</w:t>
       </w:r>
+      <w:proofErr w:type="spellEnd"/>
       <w:r>
         <w:rPr>
           <w:rFonts w:ascii="Times New Roman" w:hAnsi="Times New Roman" w:cs="Times New Roman"/>
@@ -6527,7 +9280,39 @@
         <w:t>原点</w:t>
       </w:r>
       <w:r>
-        <w:t>。默认情况下，原点位于元素的中心（"50% 50%"）。您可以使用关键字 "top"、"left"、"right" 或 "bottom" 来定义值，也可以使用百分比（右下角为 "100% 100%"）或像素</w:t>
+        <w:t>。默认情况下，原点位于元素的中心（</w:t>
+      </w:r>
+      <w:proofErr w:type="gramStart"/>
+      <w:r>
+        <w:t>"50%</w:t>
+      </w:r>
+      <w:proofErr w:type="gramEnd"/>
+      <w:r>
+        <w:t xml:space="preserve"> </w:t>
+      </w:r>
+      <w:proofErr w:type="gramStart"/>
+      <w:r>
+        <w:t>50%"）</w:t>
+      </w:r>
+      <w:proofErr w:type="gramEnd"/>
+      <w:r>
+        <w:t xml:space="preserve">。您可以使用关键字 "top"、"left"、"right" 或 "bottom" 来定义值，也可以使用百分比（右下角为 </w:t>
+      </w:r>
+      <w:proofErr w:type="gramStart"/>
+      <w:r>
+        <w:t>"100%</w:t>
+      </w:r>
+      <w:proofErr w:type="gramEnd"/>
+      <w:r>
+        <w:t xml:space="preserve"> </w:t>
+      </w:r>
+      <w:proofErr w:type="gramStart"/>
+      <w:r>
+        <w:t>100%"）</w:t>
+      </w:r>
+      <w:proofErr w:type="gramEnd"/>
+      <w:r>
+        <w:t>或像素</w:t>
       </w:r>
     </w:p>
     <w:p>
@@ -6564,37 +9349,66 @@
         </w:rPr>
       </w:pPr>
       <w:r>
-        <w:t>您甚至可以通过添加第三个数字将 transformOrigin定义为3D值，例如，要围绕一个在远处偏移400像素的点进行y轴旋转，您可以这样做</w:t>
-      </w:r>
-    </w:p>
-    <w:p>
-      <w:pPr>
-        <w:rPr>
-          <w:rFonts w:hint="eastAsia"/>
-        </w:rPr>
-      </w:pPr>
-      <w:r>
-        <w:t>gsap.to("#element", {</w:t>
-      </w:r>
-    </w:p>
-    <w:p>
-      <w:pPr>
-        <w:rPr>
-          <w:rFonts w:hint="eastAsia"/>
-        </w:rPr>
-      </w:pPr>
-      <w:r>
-        <w:t xml:space="preserve">  rotationY: 180,</w:t>
-      </w:r>
-    </w:p>
-    <w:p>
-      <w:pPr>
-        <w:rPr>
-          <w:rFonts w:hint="eastAsia"/>
-        </w:rPr>
-      </w:pPr>
-      <w:r>
-        <w:t xml:space="preserve">  transformOrigin: "50% 50% -400px"</w:t>
+        <w:t xml:space="preserve">您甚至可以通过添加第三个数字将 </w:t>
+      </w:r>
+      <w:proofErr w:type="spellStart"/>
+      <w:r>
+        <w:t>transformOrigin</w:t>
+      </w:r>
+      <w:proofErr w:type="spellEnd"/>
+      <w:r>
+        <w:t>定义为3D值，例如，要围绕一个在远处偏移400像素的点进行y轴旋转，您可以这样做</w:t>
+      </w:r>
+    </w:p>
+    <w:p>
+      <w:pPr>
+        <w:rPr>
+          <w:rFonts w:hint="eastAsia"/>
+        </w:rPr>
+      </w:pPr>
+      <w:proofErr w:type="gramStart"/>
+      <w:r>
+        <w:t>gsap.to(</w:t>
+      </w:r>
+      <w:proofErr w:type="gramEnd"/>
+      <w:r>
+        <w:t>"#element", {</w:t>
+      </w:r>
+    </w:p>
+    <w:p>
+      <w:pPr>
+        <w:rPr>
+          <w:rFonts w:hint="eastAsia"/>
+        </w:rPr>
+      </w:pPr>
+      <w:r>
+        <w:t xml:space="preserve">  </w:t>
+      </w:r>
+      <w:proofErr w:type="spellStart"/>
+      <w:r>
+        <w:t>rotationY</w:t>
+      </w:r>
+      <w:proofErr w:type="spellEnd"/>
+      <w:r>
+        <w:t>: 180,</w:t>
+      </w:r>
+    </w:p>
+    <w:p>
+      <w:pPr>
+        <w:rPr>
+          <w:rFonts w:hint="eastAsia"/>
+        </w:rPr>
+      </w:pPr>
+      <w:r>
+        <w:t xml:space="preserve">  </w:t>
+      </w:r>
+      <w:proofErr w:type="spellStart"/>
+      <w:r>
+        <w:t>transformOrigin</w:t>
+      </w:r>
+      <w:proofErr w:type="spellEnd"/>
+      <w:r>
+        <w:t>: "50% 50% -400px"</w:t>
       </w:r>
     </w:p>
     <w:p>
@@ -6620,6 +9434,7 @@
           <w:rFonts w:hint="eastAsia"/>
         </w:rPr>
       </w:pPr>
+      <w:proofErr w:type="spellStart"/>
       <w:r>
         <w:rPr>
           <w:b/>
@@ -6627,6 +9442,7 @@
         </w:rPr>
         <w:t>directionalRotation</w:t>
       </w:r>
+      <w:proofErr w:type="spellEnd"/>
       <w:r>
         <w:rPr>
           <w:rFonts w:ascii="Times New Roman" w:hAnsi="Times New Roman" w:cs="Times New Roman"/>
@@ -6641,7 +9457,23 @@
         </w:rPr>
       </w:pPr>
       <w:r>
-        <w:t>以特定方向为 CSS 属性补间旋转，方向可以是顺时针（使用 "_cw"后缀）、逆时针（使用 "_ccw"后缀）或最短方向（使用 "_short"后缀），在后一种情况下，插件会根据最短路径为您选择方向。例如，如果元素当前的旋转角度是 170 度，而您想将其补间到 -170 度，正常的旋转补间会沿逆时针方向总共旋转 340 度，但如果您使用 "_short"后缀，它则会沿顺时针方向旋转 20 度。</w:t>
+        <w:t>以特定方向为 CSS 属性补间旋转，方向可以是顺时针（使用 "_</w:t>
+      </w:r>
+      <w:proofErr w:type="spellStart"/>
+      <w:r>
+        <w:t>cw</w:t>
+      </w:r>
+      <w:proofErr w:type="spellEnd"/>
+      <w:r>
+        <w:t>"后缀）、逆时针（使用 "_</w:t>
+      </w:r>
+      <w:proofErr w:type="spellStart"/>
+      <w:r>
+        <w:t>ccw</w:t>
+      </w:r>
+      <w:proofErr w:type="spellEnd"/>
+      <w:r>
+        <w:t>"后缀）或最短方向（使用 "_short"后缀），在后一种情况下，插件会根据最短路径为您选择方向。例如，如果元素当前的旋转角度是 170 度，而您想将其补间到 -170 度，正常的旋转补间会沿逆时针方向总共旋转 340 度，但如果您使用 "_short"后缀，它则会沿顺时针方向旋转 20 度。</w:t>
       </w:r>
     </w:p>
     <w:p>
@@ -6656,6 +9488,7 @@
         </w:rPr>
         <w:t>​</w:t>
       </w:r>
+      <w:proofErr w:type="spellStart"/>
       <w:r>
         <w:rPr>
           <w:b/>
@@ -6663,6 +9496,7 @@
         </w:rPr>
         <w:t>autoAlpha</w:t>
       </w:r>
+      <w:proofErr w:type="spellEnd"/>
       <w:r>
         <w:rPr>
           <w:rFonts w:ascii="Times New Roman" w:hAnsi="Times New Roman" w:cs="Times New Roman"/>
@@ -6723,7 +9557,23 @@
           <w:rFonts w:hint="eastAsia"/>
           <w:color w:val="00B0F0"/>
         </w:rPr>
-        <w:t>也可以使css变量发生动画。</w:t>
+        <w:t>也可以使</w:t>
+      </w:r>
+      <w:proofErr w:type="spellStart"/>
+      <w:r>
+        <w:rPr>
+          <w:rFonts w:hint="eastAsia"/>
+          <w:color w:val="00B0F0"/>
+        </w:rPr>
+        <w:t>css</w:t>
+      </w:r>
+      <w:proofErr w:type="spellEnd"/>
+      <w:r>
+        <w:rPr>
+          <w:rFonts w:hint="eastAsia"/>
+          <w:color w:val="00B0F0"/>
+        </w:rPr>
+        <w:t>变量发生动画。</w:t>
       </w:r>
     </w:p>
     <w:p>
@@ -6766,7 +9616,21 @@
         <w:rPr>
           <w:color w:val="00B0F0"/>
         </w:rPr>
-        <w:t xml:space="preserve">  --myColor: #00bae2;</w:t>
+        <w:t xml:space="preserve">  --</w:t>
+      </w:r>
+      <w:proofErr w:type="spellStart"/>
+      <w:r>
+        <w:rPr>
+          <w:color w:val="00B0F0"/>
+        </w:rPr>
+        <w:t>myColor</w:t>
+      </w:r>
+      <w:proofErr w:type="spellEnd"/>
+      <w:r>
+        <w:rPr>
+          <w:color w:val="00B0F0"/>
+        </w:rPr>
+        <w:t>: #00bae2;</w:t>
       </w:r>
     </w:p>
     <w:p>
@@ -6790,25 +9654,61 @@
           <w:color w:val="00B0F0"/>
         </w:rPr>
       </w:pPr>
-      <w:r>
-        <w:rPr>
-          <w:color w:val="00B0F0"/>
-        </w:rPr>
-        <w:t>.wrapper {</w:t>
-      </w:r>
-    </w:p>
-    <w:p>
-      <w:pPr>
-        <w:rPr>
-          <w:rFonts w:hint="eastAsia"/>
-          <w:color w:val="00B0F0"/>
-        </w:rPr>
-      </w:pPr>
-      <w:r>
-        <w:rPr>
-          <w:color w:val="00B0F0"/>
-        </w:rPr>
-        <w:t xml:space="preserve">  border: 3px solid var(--myColor);</w:t>
+      <w:proofErr w:type="gramStart"/>
+      <w:r>
+        <w:rPr>
+          <w:color w:val="00B0F0"/>
+        </w:rPr>
+        <w:t>.wrapper</w:t>
+      </w:r>
+      <w:proofErr w:type="gramEnd"/>
+      <w:r>
+        <w:rPr>
+          <w:color w:val="00B0F0"/>
+        </w:rPr>
+        <w:t xml:space="preserve"> {</w:t>
+      </w:r>
+    </w:p>
+    <w:p>
+      <w:pPr>
+        <w:rPr>
+          <w:rFonts w:hint="eastAsia"/>
+          <w:color w:val="00B0F0"/>
+        </w:rPr>
+      </w:pPr>
+      <w:r>
+        <w:rPr>
+          <w:color w:val="00B0F0"/>
+        </w:rPr>
+        <w:t xml:space="preserve">  border: 3px solid </w:t>
+      </w:r>
+      <w:proofErr w:type="gramStart"/>
+      <w:r>
+        <w:rPr>
+          <w:color w:val="00B0F0"/>
+        </w:rPr>
+        <w:t>var(</w:t>
+      </w:r>
+      <w:proofErr w:type="gramEnd"/>
+      <w:r>
+        <w:rPr>
+          <w:color w:val="00B0F0"/>
+        </w:rPr>
+        <w:t>--</w:t>
+      </w:r>
+      <w:proofErr w:type="spellStart"/>
+      <w:r>
+        <w:rPr>
+          <w:color w:val="00B0F0"/>
+        </w:rPr>
+        <w:t>myColor</w:t>
+      </w:r>
+      <w:proofErr w:type="spellEnd"/>
+      <w:r>
+        <w:rPr>
+          <w:color w:val="00B0F0"/>
+        </w:rPr>
+        <w:t>);</w:t>
       </w:r>
     </w:p>
     <w:p>
@@ -6882,27 +9782,66 @@
           <w:color w:val="00B0F0"/>
         </w:rPr>
       </w:pPr>
-      <w:r>
-        <w:rPr>
-          <w:color w:val="00B0F0"/>
-        </w:rPr>
-        <w:t>gsap.to("html", {"--myColor":"#0ae448", yoyo:true, repeat:20, duration: 1});</w:t>
-      </w:r>
-    </w:p>
-    <w:p>
-      <w:pPr>
-        <w:rPr>
-          <w:rFonts w:hint="eastAsia"/>
-          <w:color w:val="00B0F0"/>
-        </w:rPr>
-      </w:pPr>
-    </w:p>
-    <w:p>
-      <w:pPr>
-        <w:rPr>
-          <w:rFonts w:hint="eastAsia"/>
-        </w:rPr>
-      </w:pPr>
+      <w:proofErr w:type="gramStart"/>
+      <w:r>
+        <w:rPr>
+          <w:color w:val="00B0F0"/>
+        </w:rPr>
+        <w:t>gsap.to(</w:t>
+      </w:r>
+      <w:proofErr w:type="gramEnd"/>
+      <w:r>
+        <w:rPr>
+          <w:color w:val="00B0F0"/>
+        </w:rPr>
+        <w:t>"html", {"--</w:t>
+      </w:r>
+      <w:proofErr w:type="spellStart"/>
+      <w:r>
+        <w:rPr>
+          <w:color w:val="00B0F0"/>
+        </w:rPr>
+        <w:t>myColor</w:t>
+      </w:r>
+      <w:proofErr w:type="spellEnd"/>
+      <w:r>
+        <w:rPr>
+          <w:color w:val="00B0F0"/>
+        </w:rPr>
+        <w:t xml:space="preserve">":"#0ae448", </w:t>
+      </w:r>
+      <w:proofErr w:type="spellStart"/>
+      <w:proofErr w:type="gramStart"/>
+      <w:r>
+        <w:rPr>
+          <w:color w:val="00B0F0"/>
+        </w:rPr>
+        <w:t>yoyo:true</w:t>
+      </w:r>
+      <w:proofErr w:type="spellEnd"/>
+      <w:proofErr w:type="gramEnd"/>
+      <w:r>
+        <w:rPr>
+          <w:color w:val="00B0F0"/>
+        </w:rPr>
+        <w:t>, repeat:20, duration: 1});</w:t>
+      </w:r>
+    </w:p>
+    <w:p>
+      <w:pPr>
+        <w:rPr>
+          <w:rFonts w:hint="eastAsia"/>
+          <w:color w:val="00B0F0"/>
+        </w:rPr>
+      </w:pPr>
+    </w:p>
+    <w:p>
+      <w:pPr>
+        <w:rPr>
+          <w:rFonts w:hint="eastAsia"/>
+        </w:rPr>
+      </w:pPr>
+      <w:proofErr w:type="spellStart"/>
       <w:r>
         <w:rPr>
           <w:b/>
@@ -6910,6 +9849,7 @@
         </w:rPr>
         <w:t>clearProps</w:t>
       </w:r>
+      <w:proofErr w:type="spellEnd"/>
       <w:r>
         <w:rPr>
           <w:rFonts w:ascii="Times New Roman" w:hAnsi="Times New Roman" w:cs="Times New Roman"/>
@@ -6924,22 +9864,63 @@
         </w:rPr>
       </w:pPr>
       <w:r>
-        <w:t>您可以在 clearProps中输入一个以逗号分隔的属性名称列表，这些属性将在补间动画完成时从元素的 style属性中清除（或者使用 "all"或 true来清除所有属性）。例如，当补间动画结束后，您可能希望某个类（或其他选择器）能够将特定样式应用于元素，而这些样式可能会被补间动画期间应用的 element.style特定数据所覆盖，此时 clearProps就非常有用。通常您不需要包含供应商前缀。clearProps还会清除受 GSAP 影响的 SVG 元素的 "transform"属性，因为 GSAP 始终通过 transform属性来应用变换（如 x, y, rotation, scale 等），以避免浏览器的错误/怪异行为。清除任何与变换相关的属性（如 x, y, scale, rotation 等）都会清除整个变换，因为这些属性都被合并到一个 "transform"CSS 属性中。</w:t>
-      </w:r>
-    </w:p>
-    <w:p>
-      <w:pPr>
-        <w:rPr>
-          <w:rFonts w:hint="eastAsia"/>
-        </w:rPr>
-      </w:pPr>
-    </w:p>
-    <w:p>
-      <w:pPr>
-        <w:rPr>
-          <w:rFonts w:hint="eastAsia"/>
-        </w:rPr>
-      </w:pPr>
+        <w:t xml:space="preserve">您可以在 </w:t>
+      </w:r>
+      <w:proofErr w:type="spellStart"/>
+      <w:r>
+        <w:t>clearProps</w:t>
+      </w:r>
+      <w:proofErr w:type="spellEnd"/>
+      <w:r>
+        <w:t xml:space="preserve">中输入一个以逗号分隔的属性名称列表，这些属性将在补间动画完成时从元素的 style属性中清除（或者使用 "all"或 true来清除所有属性）。例如，当补间动画结束后，您可能希望某个类（或其他选择器）能够将特定样式应用于元素，而这些样式可能会被补间动画期间应用的 </w:t>
+      </w:r>
+      <w:proofErr w:type="spellStart"/>
+      <w:r>
+        <w:t>element.style</w:t>
+      </w:r>
+      <w:proofErr w:type="spellEnd"/>
+      <w:r>
+        <w:t xml:space="preserve">特定数据所覆盖，此时 </w:t>
+      </w:r>
+      <w:proofErr w:type="spellStart"/>
+      <w:r>
+        <w:t>clearProps</w:t>
+      </w:r>
+      <w:proofErr w:type="spellEnd"/>
+      <w:r>
+        <w:t>就非常有用。通常您不需要包含供应商前缀。</w:t>
+      </w:r>
+      <w:proofErr w:type="spellStart"/>
+      <w:r>
+        <w:t>clearProps</w:t>
+      </w:r>
+      <w:proofErr w:type="spellEnd"/>
+      <w:r>
+        <w:t>还会清除受 GSAP 影响的 SVG 元素的 "transform"属性，因为 GSAP 始终通过 transform属性来应用变换（如 x, y, rotation, scale 等），以避免浏览器的错误/怪异行为。清除任何与变换相关的属性（如 x, y, scale, rotation 等）都会清除整个变换，因为这些属性都被合并到一个 "</w:t>
+      </w:r>
+      <w:proofErr w:type="spellStart"/>
+      <w:r>
+        <w:t>transform"CSS</w:t>
+      </w:r>
+      <w:proofErr w:type="spellEnd"/>
+      <w:r>
+        <w:t xml:space="preserve"> 属性中。</w:t>
+      </w:r>
+    </w:p>
+    <w:p>
+      <w:pPr>
+        <w:rPr>
+          <w:rFonts w:hint="eastAsia"/>
+        </w:rPr>
+      </w:pPr>
+    </w:p>
+    <w:p>
+      <w:pPr>
+        <w:rPr>
+          <w:rFonts w:hint="eastAsia"/>
+        </w:rPr>
+      </w:pPr>
+      <w:proofErr w:type="spellStart"/>
       <w:r>
         <w:rPr>
           <w:b/>
@@ -6947,6 +9928,7 @@
         </w:rPr>
         <w:t>autoRound</w:t>
       </w:r>
+      <w:proofErr w:type="spellEnd"/>
       <w:r>
         <w:rPr>
           <w:rFonts w:ascii="Times New Roman" w:hAnsi="Times New Roman" w:cs="Times New Roman"/>
@@ -6961,17 +9943,65 @@
         </w:rPr>
       </w:pPr>
       <w:r>
-        <w:t>默认情况下，CSSPlugin 会在补间动画过程中（即中间值）将像素值和 zIndex四舍五入为最接近的整数，因为这可以提高浏览器性能。但如果您希望禁用此行为，可以在 CSS 对象中传入 autoRound: false。您仍然可以使用 SnapPlugin 来手动定义需要四舍五入的属性。</w:t>
-      </w:r>
-    </w:p>
-    <w:p>
-      <w:pPr>
-        <w:rPr>
-          <w:rFonts w:hint="eastAsia"/>
-        </w:rPr>
-      </w:pPr>
-      <w:r>
-        <w:t>如果您需要为数字属性（而非 CSS 相关属性）设置动画，可以使用 AttrPlugin。要替换 DOM 元素中的文本，请使用 TextPlugin。</w:t>
+        <w:t>默认情况下，</w:t>
+      </w:r>
+      <w:proofErr w:type="spellStart"/>
+      <w:r>
+        <w:t>CSSPlugin</w:t>
+      </w:r>
+      <w:proofErr w:type="spellEnd"/>
+      <w:r>
+        <w:t xml:space="preserve"> 会在补间动画过程中（即中间值）将像素值和 </w:t>
+      </w:r>
+      <w:proofErr w:type="spellStart"/>
+      <w:r>
+        <w:t>zIndex</w:t>
+      </w:r>
+      <w:proofErr w:type="spellEnd"/>
+      <w:r>
+        <w:t xml:space="preserve">四舍五入为最接近的整数，因为这可以提高浏览器性能。但如果您希望禁用此行为，可以在 CSS 对象中传入 </w:t>
+      </w:r>
+      <w:proofErr w:type="spellStart"/>
+      <w:r>
+        <w:t>autoRound</w:t>
+      </w:r>
+      <w:proofErr w:type="spellEnd"/>
+      <w:r>
+        <w:t xml:space="preserve">: false。您仍然可以使用 </w:t>
+      </w:r>
+      <w:proofErr w:type="spellStart"/>
+      <w:r>
+        <w:t>SnapPlugin</w:t>
+      </w:r>
+      <w:proofErr w:type="spellEnd"/>
+      <w:r>
+        <w:t xml:space="preserve"> 来手动定义需要四舍五入的属性。</w:t>
+      </w:r>
+    </w:p>
+    <w:p>
+      <w:pPr>
+        <w:rPr>
+          <w:rFonts w:hint="eastAsia"/>
+        </w:rPr>
+      </w:pPr>
+      <w:r>
+        <w:t xml:space="preserve">如果您需要为数字属性（而非 CSS 相关属性）设置动画，可以使用 </w:t>
+      </w:r>
+      <w:proofErr w:type="spellStart"/>
+      <w:r>
+        <w:t>AttrPlugin</w:t>
+      </w:r>
+      <w:proofErr w:type="spellEnd"/>
+      <w:r>
+        <w:t xml:space="preserve">。要替换 DOM 元素中的文本，请使用 </w:t>
+      </w:r>
+      <w:proofErr w:type="spellStart"/>
+      <w:r>
+        <w:t>TextPlugin</w:t>
+      </w:r>
+      <w:proofErr w:type="spellEnd"/>
+      <w:r>
+        <w:t>。</w:t>
       </w:r>
     </w:p>
     <w:p>
@@ -7013,8 +10043,17 @@
           <w:rFonts w:hint="eastAsia"/>
           <w:color w:val="00B0F0"/>
         </w:rPr>
-        <w:t>的值可以是true或数值或函数。当为数值的时候，每次滚动都会以该数值作为动画时长进行动画。在配置scrub的情况下，timeline的druation</w:t>
-      </w:r>
+        <w:t>的值可以是true或数值或函数。当为数值的时候，每次滚动都会以该数值作为动画时长进行动画。在配置scrub的情况下，timeline的</w:t>
+      </w:r>
+      <w:proofErr w:type="spellStart"/>
+      <w:r>
+        <w:rPr>
+          <w:rFonts w:hint="eastAsia"/>
+          <w:color w:val="00B0F0"/>
+        </w:rPr>
+        <w:t>druation</w:t>
+      </w:r>
+      <w:proofErr w:type="spellEnd"/>
       <w:r>
         <w:rPr>
           <w:color w:val="00B0F0"/>
